--- a/ТЗ_Сайт_КамФас_v2.0.docx
+++ b/ТЗ_Сайт_КамФас_v2.0.docx
@@ -4093,7 +4093,7 @@
               <w:rPr>
                 <w:sz w:val="20"/>
               </w:rPr>
-              <w:t>Готовые решения</w:t>
+              <w:t>Подобрать по виду работ (хаб)</w:t>
             </w:r>
           </w:p>
         </w:tc>
@@ -4107,7 +4107,7 @@
               <w:rPr>
                 <w:sz w:val="20"/>
               </w:rPr>
-              <w:t>/solutions/</w:t>
+              <w:t>/by-work/</w:t>
             </w:r>
           </w:p>
         </w:tc>
@@ -4123,7 +4123,7 @@
               <w:rPr>
                 <w:sz w:val="20"/>
               </w:rPr>
-              <w:t xml:space="preserve">  → Частный дом</w:t>
+              <w:t xml:space="preserve">  → Фундамент</w:t>
             </w:r>
           </w:p>
         </w:tc>
@@ -4137,7 +4137,7 @@
               <w:rPr>
                 <w:sz w:val="20"/>
               </w:rPr>
-              <w:t>/solutions/chastniy-dom/</w:t>
+              <w:t>/by-work/fundament/</w:t>
             </w:r>
           </w:p>
         </w:tc>
@@ -4153,7 +4153,7 @@
               <w:rPr>
                 <w:sz w:val="20"/>
               </w:rPr>
-              <w:t xml:space="preserve">  → Забор и ограждение</w:t>
+              <w:t xml:space="preserve">  → Стены и кладка</w:t>
             </w:r>
           </w:p>
         </w:tc>
@@ -4167,7 +4167,7 @@
               <w:rPr>
                 <w:sz w:val="20"/>
               </w:rPr>
-              <w:t>/solutions/zabor/</w:t>
+              <w:t>/by-work/steny/</w:t>
             </w:r>
           </w:p>
         </w:tc>
@@ -4183,7 +4183,7 @@
               <w:rPr>
                 <w:sz w:val="20"/>
               </w:rPr>
-              <w:t xml:space="preserve">  → Дорожки и площадки</w:t>
+              <w:t xml:space="preserve">  → Перекрытия</w:t>
             </w:r>
           </w:p>
         </w:tc>
@@ -4197,7 +4197,7 @@
               <w:rPr>
                 <w:sz w:val="20"/>
               </w:rPr>
-              <w:t>/solutions/dorozhki/</w:t>
+              <w:t>/by-work/perekrytiya/</w:t>
             </w:r>
           </w:p>
         </w:tc>
@@ -4213,7 +4213,7 @@
               <w:rPr>
                 <w:sz w:val="20"/>
               </w:rPr>
-              <w:t xml:space="preserve">  → Коммерческий объект</w:t>
+              <w:t xml:space="preserve">  → Кровля</w:t>
             </w:r>
           </w:p>
         </w:tc>
@@ -4227,7 +4227,7 @@
               <w:rPr>
                 <w:sz w:val="20"/>
               </w:rPr>
-              <w:t>/solutions/kommercheskiy/</w:t>
+              <w:t>/by-work/krovlya/</w:t>
             </w:r>
           </w:p>
         </w:tc>
@@ -4243,7 +4243,7 @@
               <w:rPr>
                 <w:sz w:val="20"/>
               </w:rPr>
-              <w:t>Наши объекты (Портфолио)</w:t>
+              <w:t xml:space="preserve">  → Фасад</w:t>
             </w:r>
           </w:p>
         </w:tc>
@@ -4257,7 +4257,7 @@
               <w:rPr>
                 <w:sz w:val="20"/>
               </w:rPr>
-              <w:t>/portfolio/</w:t>
+              <w:t>/by-work/fasad/</w:t>
             </w:r>
           </w:p>
         </w:tc>
@@ -4273,7 +4273,7 @@
               <w:rPr>
                 <w:sz w:val="20"/>
               </w:rPr>
-              <w:t>Для прорабов</w:t>
+              <w:t xml:space="preserve">  → Благоустройство и дорожки</w:t>
             </w:r>
           </w:p>
         </w:tc>
@@ -4287,7 +4287,7 @@
               <w:rPr>
                 <w:sz w:val="20"/>
               </w:rPr>
-              <w:t>/prorab/</w:t>
+              <w:t>/by-work/blagoustrojstvo/</w:t>
             </w:r>
           </w:p>
         </w:tc>
@@ -4303,7 +4303,7 @@
               <w:rPr>
                 <w:sz w:val="20"/>
               </w:rPr>
-              <w:t>Тендеры / Запрос КП</w:t>
+              <w:t xml:space="preserve">  → Забор и ограждение</w:t>
             </w:r>
           </w:p>
         </w:tc>
@@ -4317,7 +4317,7 @@
               <w:rPr>
                 <w:sz w:val="20"/>
               </w:rPr>
-              <w:t>/tender/</w:t>
+              <w:t>/by-work/zabor/</w:t>
             </w:r>
           </w:p>
         </w:tc>
@@ -4333,7 +4333,7 @@
               <w:rPr>
                 <w:sz w:val="20"/>
               </w:rPr>
-              <w:t>Услуги укладки</w:t>
+              <w:t xml:space="preserve">  → Отмостка</w:t>
             </w:r>
           </w:p>
         </w:tc>
@@ -4347,7 +4347,7 @@
               <w:rPr>
                 <w:sz w:val="20"/>
               </w:rPr>
-              <w:t>/ukladka/</w:t>
+              <w:t>/by-work/otmostka/</w:t>
             </w:r>
           </w:p>
         </w:tc>
@@ -4363,7 +4363,7 @@
               <w:rPr>
                 <w:sz w:val="20"/>
               </w:rPr>
-              <w:t>О компании</w:t>
+              <w:t xml:space="preserve">  → Гараж и хозпостройка</w:t>
             </w:r>
           </w:p>
         </w:tc>
@@ -4377,7 +4377,7 @@
               <w:rPr>
                 <w:sz w:val="20"/>
               </w:rPr>
-              <w:t>/about/</w:t>
+              <w:t>/by-work/garazh/</w:t>
             </w:r>
           </w:p>
         </w:tc>
@@ -4393,7 +4393,7 @@
               <w:rPr>
                 <w:sz w:val="20"/>
               </w:rPr>
-              <w:t>Доставка и оплата</w:t>
+              <w:t xml:space="preserve">  → Канализация и дренаж</w:t>
             </w:r>
           </w:p>
         </w:tc>
@@ -4407,7 +4407,7 @@
               <w:rPr>
                 <w:sz w:val="20"/>
               </w:rPr>
-              <w:t>/delivery/</w:t>
+              <w:t>/by-work/kanalizaciya/</w:t>
             </w:r>
           </w:p>
         </w:tc>
@@ -4423,7 +4423,7 @@
               <w:rPr>
                 <w:sz w:val="20"/>
               </w:rPr>
-              <w:t>Гарантии</w:t>
+              <w:t>Готовые решения</w:t>
             </w:r>
           </w:p>
         </w:tc>
@@ -4437,7 +4437,7 @@
               <w:rPr>
                 <w:sz w:val="20"/>
               </w:rPr>
-              <w:t>/garantii/</w:t>
+              <w:t>/solutions/</w:t>
             </w:r>
           </w:p>
         </w:tc>
@@ -4453,7 +4453,7 @@
               <w:rPr>
                 <w:sz w:val="20"/>
               </w:rPr>
-              <w:t>Вопросы и ответы</w:t>
+              <w:t xml:space="preserve">  → Частный дом</w:t>
             </w:r>
           </w:p>
         </w:tc>
@@ -4467,7 +4467,7 @@
               <w:rPr>
                 <w:sz w:val="20"/>
               </w:rPr>
-              <w:t>/faq/</w:t>
+              <w:t>/solutions/chastniy-dom/</w:t>
             </w:r>
           </w:p>
         </w:tc>
@@ -4483,7 +4483,7 @@
               <w:rPr>
                 <w:sz w:val="20"/>
               </w:rPr>
-              <w:t>Сотрудничество (Дилерам)</w:t>
+              <w:t xml:space="preserve">  → Забор и ограждение</w:t>
             </w:r>
           </w:p>
         </w:tc>
@@ -4497,7 +4497,7 @@
               <w:rPr>
                 <w:sz w:val="20"/>
               </w:rPr>
-              <w:t>/cooperation/</w:t>
+              <w:t>/solutions/zabor/</w:t>
             </w:r>
           </w:p>
         </w:tc>
@@ -4513,7 +4513,7 @@
               <w:rPr>
                 <w:sz w:val="20"/>
               </w:rPr>
-              <w:t>Блог / Статьи</w:t>
+              <w:t xml:space="preserve">  → Дорожки и площадки</w:t>
             </w:r>
           </w:p>
         </w:tc>
@@ -4527,7 +4527,7 @@
               <w:rPr>
                 <w:sz w:val="20"/>
               </w:rPr>
-              <w:t>/blog/</w:t>
+              <w:t>/solutions/dorozhki/</w:t>
             </w:r>
           </w:p>
         </w:tc>
@@ -4543,7 +4543,7 @@
               <w:rPr>
                 <w:sz w:val="20"/>
               </w:rPr>
-              <w:t>Акции</w:t>
+              <w:t xml:space="preserve">  → Коммерческий объект</w:t>
             </w:r>
           </w:p>
         </w:tc>
@@ -4557,7 +4557,7 @@
               <w:rPr>
                 <w:sz w:val="20"/>
               </w:rPr>
-              <w:t>/sales/</w:t>
+              <w:t>/solutions/kommercheskiy/</w:t>
             </w:r>
           </w:p>
         </w:tc>
@@ -4573,7 +4573,7 @@
               <w:rPr>
                 <w:sz w:val="20"/>
               </w:rPr>
-              <w:t>Контакты</w:t>
+              <w:t>Наши объекты (Портфолио)</w:t>
             </w:r>
           </w:p>
         </w:tc>
@@ -4587,7 +4587,7 @@
               <w:rPr>
                 <w:sz w:val="20"/>
               </w:rPr>
-              <w:t>/contacts/</w:t>
+              <w:t>/portfolio/</w:t>
             </w:r>
           </w:p>
         </w:tc>
@@ -4603,7 +4603,7 @@
               <w:rPr>
                 <w:sz w:val="20"/>
               </w:rPr>
-              <w:t>Личный кабинет</w:t>
+              <w:t>Для прорабов</w:t>
             </w:r>
           </w:p>
         </w:tc>
@@ -4617,7 +4617,7 @@
               <w:rPr>
                 <w:sz w:val="20"/>
               </w:rPr>
-              <w:t>/account/</w:t>
+              <w:t>/prorab/</w:t>
             </w:r>
           </w:p>
         </w:tc>
@@ -4633,7 +4633,7 @@
               <w:rPr>
                 <w:sz w:val="20"/>
               </w:rPr>
-              <w:t xml:space="preserve">  → Мои заказы</w:t>
+              <w:t>Тендеры / Запрос КП</w:t>
             </w:r>
           </w:p>
         </w:tc>
@@ -4647,7 +4647,7 @@
               <w:rPr>
                 <w:sz w:val="20"/>
               </w:rPr>
-              <w:t>/account/orders/</w:t>
+              <w:t>/tender/</w:t>
             </w:r>
           </w:p>
         </w:tc>
@@ -4663,7 +4663,7 @@
               <w:rPr>
                 <w:sz w:val="20"/>
               </w:rPr>
-              <w:t xml:space="preserve">  → Мои расчёты</w:t>
+              <w:t>Услуги укладки</w:t>
             </w:r>
           </w:p>
         </w:tc>
@@ -4677,7 +4677,7 @@
               <w:rPr>
                 <w:sz w:val="20"/>
               </w:rPr>
-              <w:t>/account/calculations/</w:t>
+              <w:t>/ukladka/</w:t>
             </w:r>
           </w:p>
         </w:tc>
@@ -4693,7 +4693,7 @@
               <w:rPr>
                 <w:sz w:val="20"/>
               </w:rPr>
-              <w:t xml:space="preserve">  → Мои объекты</w:t>
+              <w:t>О компании</w:t>
             </w:r>
           </w:p>
         </w:tc>
@@ -4707,7 +4707,7 @@
               <w:rPr>
                 <w:sz w:val="20"/>
               </w:rPr>
-              <w:t>/account/projects/</w:t>
+              <w:t>/about/</w:t>
             </w:r>
           </w:p>
         </w:tc>
@@ -4723,7 +4723,7 @@
               <w:rPr>
                 <w:sz w:val="20"/>
               </w:rPr>
-              <w:t xml:space="preserve">  → Избранное</w:t>
+              <w:t>Доставка и оплата</w:t>
             </w:r>
           </w:p>
         </w:tc>
@@ -4737,7 +4737,7 @@
               <w:rPr>
                 <w:sz w:val="20"/>
               </w:rPr>
-              <w:t>/account/favorites/</w:t>
+              <w:t>/delivery/</w:t>
             </w:r>
           </w:p>
         </w:tc>
@@ -4753,7 +4753,7 @@
               <w:rPr>
                 <w:sz w:val="20"/>
               </w:rPr>
-              <w:t xml:space="preserve">  → Профиль</w:t>
+              <w:t>Гарантии</w:t>
             </w:r>
           </w:p>
         </w:tc>
@@ -4767,7 +4767,7 @@
               <w:rPr>
                 <w:sz w:val="20"/>
               </w:rPr>
-              <w:t>/account/profile/</w:t>
+              <w:t>/garantii/</w:t>
             </w:r>
           </w:p>
         </w:tc>
@@ -4783,7 +4783,7 @@
               <w:rPr>
                 <w:sz w:val="20"/>
               </w:rPr>
-              <w:t xml:space="preserve">  → Документы</w:t>
+              <w:t>Вопросы и ответы</w:t>
             </w:r>
           </w:p>
         </w:tc>
@@ -4797,7 +4797,7 @@
               <w:rPr>
                 <w:sz w:val="20"/>
               </w:rPr>
-              <w:t>/account/documents/</w:t>
+              <w:t>/faq/</w:t>
             </w:r>
           </w:p>
         </w:tc>
@@ -4813,7 +4813,7 @@
               <w:rPr>
                 <w:sz w:val="20"/>
               </w:rPr>
-              <w:t>Корзина</w:t>
+              <w:t>Сотрудничество (Дилерам)</w:t>
             </w:r>
           </w:p>
         </w:tc>
@@ -4827,7 +4827,7 @@
               <w:rPr>
                 <w:sz w:val="20"/>
               </w:rPr>
-              <w:t>/cart/</w:t>
+              <w:t>/cooperation/</w:t>
             </w:r>
           </w:p>
         </w:tc>
@@ -4843,7 +4843,7 @@
               <w:rPr>
                 <w:sz w:val="20"/>
               </w:rPr>
-              <w:t>Оформление заказа</w:t>
+              <w:t>Блог / Статьи</w:t>
             </w:r>
           </w:p>
         </w:tc>
@@ -4857,7 +4857,7 @@
               <w:rPr>
                 <w:sz w:val="20"/>
               </w:rPr>
-              <w:t>/checkout/</w:t>
+              <w:t>/blog/</w:t>
             </w:r>
           </w:p>
         </w:tc>
@@ -4873,7 +4873,7 @@
               <w:rPr>
                 <w:sz w:val="20"/>
               </w:rPr>
-              <w:t>Поиск</w:t>
+              <w:t>Акции</w:t>
             </w:r>
           </w:p>
         </w:tc>
@@ -4887,7 +4887,7 @@
               <w:rPr>
                 <w:sz w:val="20"/>
               </w:rPr>
-              <w:t>/search/</w:t>
+              <w:t>/sales/</w:t>
             </w:r>
           </w:p>
         </w:tc>
@@ -4903,7 +4903,7 @@
               <w:rPr>
                 <w:sz w:val="20"/>
               </w:rPr>
-              <w:t>Сравнение товаров</w:t>
+              <w:t>Контакты</w:t>
             </w:r>
           </w:p>
         </w:tc>
@@ -4917,7 +4917,7 @@
               <w:rPr>
                 <w:sz w:val="20"/>
               </w:rPr>
-              <w:t>/compare/</w:t>
+              <w:t>/contacts/</w:t>
             </w:r>
           </w:p>
         </w:tc>
@@ -4933,7 +4933,7 @@
               <w:rPr>
                 <w:sz w:val="20"/>
               </w:rPr>
-              <w:t>Статус заказа (без входа)</w:t>
+              <w:t>Личный кабинет</w:t>
             </w:r>
           </w:p>
         </w:tc>
@@ -4947,7 +4947,7 @@
               <w:rPr>
                 <w:sz w:val="20"/>
               </w:rPr>
-              <w:t>/order-status/</w:t>
+              <w:t>/account/</w:t>
             </w:r>
           </w:p>
         </w:tc>
@@ -4963,7 +4963,7 @@
               <w:rPr>
                 <w:sz w:val="20"/>
               </w:rPr>
-              <w:t>Запрос образца</w:t>
+              <w:t xml:space="preserve">  → Мои заказы</w:t>
             </w:r>
           </w:p>
         </w:tc>
@@ -4977,7 +4977,7 @@
               <w:rPr>
                 <w:sz w:val="20"/>
               </w:rPr>
-              <w:t>/sample/</w:t>
+              <w:t>/account/orders/</w:t>
             </w:r>
           </w:p>
         </w:tc>
@@ -4993,7 +4993,7 @@
               <w:rPr>
                 <w:sz w:val="20"/>
               </w:rPr>
-              <w:t>404 страница</w:t>
+              <w:t xml:space="preserve">  → Мои расчёты</w:t>
             </w:r>
           </w:p>
         </w:tc>
@@ -5007,7 +5007,7 @@
               <w:rPr>
                 <w:sz w:val="20"/>
               </w:rPr>
-              <w:t>/404/</w:t>
+              <w:t>/account/calculations/</w:t>
             </w:r>
           </w:p>
         </w:tc>
@@ -5023,7 +5023,7 @@
               <w:rPr>
                 <w:sz w:val="20"/>
               </w:rPr>
-              <w:t>500 страница</w:t>
+              <w:t xml:space="preserve">  → Мои объекты</w:t>
             </w:r>
           </w:p>
         </w:tc>
@@ -5037,7 +5037,7 @@
               <w:rPr>
                 <w:sz w:val="20"/>
               </w:rPr>
-              <w:t>/500/</w:t>
+              <w:t>/account/projects/</w:t>
             </w:r>
           </w:p>
         </w:tc>
@@ -5053,6 +5053,336 @@
               <w:rPr>
                 <w:sz w:val="20"/>
               </w:rPr>
+              <w:t xml:space="preserve">  → Избранное</w:t>
+            </w:r>
+          </w:p>
+        </w:tc>
+        <w:tc>
+          <w:tcPr>
+            <w:tcW w:type="dxa" w:w="4819"/>
+            <w:shd w:val="clear" w:color="auto" w:fill="EEF2F7"/>
+          </w:tcPr>
+          <w:p>
+            <w:r>
+              <w:rPr>
+                <w:sz w:val="20"/>
+              </w:rPr>
+              <w:t>/account/favorites/</w:t>
+            </w:r>
+          </w:p>
+        </w:tc>
+      </w:tr>
+      <w:tr>
+        <w:tc>
+          <w:tcPr>
+            <w:tcW w:type="dxa" w:w="3969"/>
+            <w:shd w:val="clear" w:color="auto" w:fill="FFFFFF"/>
+          </w:tcPr>
+          <w:p>
+            <w:r>
+              <w:rPr>
+                <w:sz w:val="20"/>
+              </w:rPr>
+              <w:t xml:space="preserve">  → Профиль</w:t>
+            </w:r>
+          </w:p>
+        </w:tc>
+        <w:tc>
+          <w:tcPr>
+            <w:tcW w:type="dxa" w:w="4819"/>
+            <w:shd w:val="clear" w:color="auto" w:fill="FFFFFF"/>
+          </w:tcPr>
+          <w:p>
+            <w:r>
+              <w:rPr>
+                <w:sz w:val="20"/>
+              </w:rPr>
+              <w:t>/account/profile/</w:t>
+            </w:r>
+          </w:p>
+        </w:tc>
+      </w:tr>
+      <w:tr>
+        <w:tc>
+          <w:tcPr>
+            <w:tcW w:type="dxa" w:w="3969"/>
+            <w:shd w:val="clear" w:color="auto" w:fill="EEF2F7"/>
+          </w:tcPr>
+          <w:p>
+            <w:r>
+              <w:rPr>
+                <w:sz w:val="20"/>
+              </w:rPr>
+              <w:t xml:space="preserve">  → Документы</w:t>
+            </w:r>
+          </w:p>
+        </w:tc>
+        <w:tc>
+          <w:tcPr>
+            <w:tcW w:type="dxa" w:w="4819"/>
+            <w:shd w:val="clear" w:color="auto" w:fill="EEF2F7"/>
+          </w:tcPr>
+          <w:p>
+            <w:r>
+              <w:rPr>
+                <w:sz w:val="20"/>
+              </w:rPr>
+              <w:t>/account/documents/</w:t>
+            </w:r>
+          </w:p>
+        </w:tc>
+      </w:tr>
+      <w:tr>
+        <w:tc>
+          <w:tcPr>
+            <w:tcW w:type="dxa" w:w="3969"/>
+            <w:shd w:val="clear" w:color="auto" w:fill="FFFFFF"/>
+          </w:tcPr>
+          <w:p>
+            <w:r>
+              <w:rPr>
+                <w:sz w:val="20"/>
+              </w:rPr>
+              <w:t>Корзина</w:t>
+            </w:r>
+          </w:p>
+        </w:tc>
+        <w:tc>
+          <w:tcPr>
+            <w:tcW w:type="dxa" w:w="4819"/>
+            <w:shd w:val="clear" w:color="auto" w:fill="FFFFFF"/>
+          </w:tcPr>
+          <w:p>
+            <w:r>
+              <w:rPr>
+                <w:sz w:val="20"/>
+              </w:rPr>
+              <w:t>/cart/</w:t>
+            </w:r>
+          </w:p>
+        </w:tc>
+      </w:tr>
+      <w:tr>
+        <w:tc>
+          <w:tcPr>
+            <w:tcW w:type="dxa" w:w="3969"/>
+            <w:shd w:val="clear" w:color="auto" w:fill="EEF2F7"/>
+          </w:tcPr>
+          <w:p>
+            <w:r>
+              <w:rPr>
+                <w:sz w:val="20"/>
+              </w:rPr>
+              <w:t>Оформление заказа</w:t>
+            </w:r>
+          </w:p>
+        </w:tc>
+        <w:tc>
+          <w:tcPr>
+            <w:tcW w:type="dxa" w:w="4819"/>
+            <w:shd w:val="clear" w:color="auto" w:fill="EEF2F7"/>
+          </w:tcPr>
+          <w:p>
+            <w:r>
+              <w:rPr>
+                <w:sz w:val="20"/>
+              </w:rPr>
+              <w:t>/checkout/</w:t>
+            </w:r>
+          </w:p>
+        </w:tc>
+      </w:tr>
+      <w:tr>
+        <w:tc>
+          <w:tcPr>
+            <w:tcW w:type="dxa" w:w="3969"/>
+            <w:shd w:val="clear" w:color="auto" w:fill="FFFFFF"/>
+          </w:tcPr>
+          <w:p>
+            <w:r>
+              <w:rPr>
+                <w:sz w:val="20"/>
+              </w:rPr>
+              <w:t>Поиск</w:t>
+            </w:r>
+          </w:p>
+        </w:tc>
+        <w:tc>
+          <w:tcPr>
+            <w:tcW w:type="dxa" w:w="4819"/>
+            <w:shd w:val="clear" w:color="auto" w:fill="FFFFFF"/>
+          </w:tcPr>
+          <w:p>
+            <w:r>
+              <w:rPr>
+                <w:sz w:val="20"/>
+              </w:rPr>
+              <w:t>/search/</w:t>
+            </w:r>
+          </w:p>
+        </w:tc>
+      </w:tr>
+      <w:tr>
+        <w:tc>
+          <w:tcPr>
+            <w:tcW w:type="dxa" w:w="3969"/>
+            <w:shd w:val="clear" w:color="auto" w:fill="EEF2F7"/>
+          </w:tcPr>
+          <w:p>
+            <w:r>
+              <w:rPr>
+                <w:sz w:val="20"/>
+              </w:rPr>
+              <w:t>Сравнение товаров</w:t>
+            </w:r>
+          </w:p>
+        </w:tc>
+        <w:tc>
+          <w:tcPr>
+            <w:tcW w:type="dxa" w:w="4819"/>
+            <w:shd w:val="clear" w:color="auto" w:fill="EEF2F7"/>
+          </w:tcPr>
+          <w:p>
+            <w:r>
+              <w:rPr>
+                <w:sz w:val="20"/>
+              </w:rPr>
+              <w:t>/compare/</w:t>
+            </w:r>
+          </w:p>
+        </w:tc>
+      </w:tr>
+      <w:tr>
+        <w:tc>
+          <w:tcPr>
+            <w:tcW w:type="dxa" w:w="3969"/>
+            <w:shd w:val="clear" w:color="auto" w:fill="FFFFFF"/>
+          </w:tcPr>
+          <w:p>
+            <w:r>
+              <w:rPr>
+                <w:sz w:val="20"/>
+              </w:rPr>
+              <w:t>Статус заказа (без входа)</w:t>
+            </w:r>
+          </w:p>
+        </w:tc>
+        <w:tc>
+          <w:tcPr>
+            <w:tcW w:type="dxa" w:w="4819"/>
+            <w:shd w:val="clear" w:color="auto" w:fill="FFFFFF"/>
+          </w:tcPr>
+          <w:p>
+            <w:r>
+              <w:rPr>
+                <w:sz w:val="20"/>
+              </w:rPr>
+              <w:t>/order-status/</w:t>
+            </w:r>
+          </w:p>
+        </w:tc>
+      </w:tr>
+      <w:tr>
+        <w:tc>
+          <w:tcPr>
+            <w:tcW w:type="dxa" w:w="3969"/>
+            <w:shd w:val="clear" w:color="auto" w:fill="EEF2F7"/>
+          </w:tcPr>
+          <w:p>
+            <w:r>
+              <w:rPr>
+                <w:sz w:val="20"/>
+              </w:rPr>
+              <w:t>Запрос образца</w:t>
+            </w:r>
+          </w:p>
+        </w:tc>
+        <w:tc>
+          <w:tcPr>
+            <w:tcW w:type="dxa" w:w="4819"/>
+            <w:shd w:val="clear" w:color="auto" w:fill="EEF2F7"/>
+          </w:tcPr>
+          <w:p>
+            <w:r>
+              <w:rPr>
+                <w:sz w:val="20"/>
+              </w:rPr>
+              <w:t>/sample/</w:t>
+            </w:r>
+          </w:p>
+        </w:tc>
+      </w:tr>
+      <w:tr>
+        <w:tc>
+          <w:tcPr>
+            <w:tcW w:type="dxa" w:w="3969"/>
+            <w:shd w:val="clear" w:color="auto" w:fill="FFFFFF"/>
+          </w:tcPr>
+          <w:p>
+            <w:r>
+              <w:rPr>
+                <w:sz w:val="20"/>
+              </w:rPr>
+              <w:t>404 страница</w:t>
+            </w:r>
+          </w:p>
+        </w:tc>
+        <w:tc>
+          <w:tcPr>
+            <w:tcW w:type="dxa" w:w="4819"/>
+            <w:shd w:val="clear" w:color="auto" w:fill="FFFFFF"/>
+          </w:tcPr>
+          <w:p>
+            <w:r>
+              <w:rPr>
+                <w:sz w:val="20"/>
+              </w:rPr>
+              <w:t>/404/</w:t>
+            </w:r>
+          </w:p>
+        </w:tc>
+      </w:tr>
+      <w:tr>
+        <w:tc>
+          <w:tcPr>
+            <w:tcW w:type="dxa" w:w="3969"/>
+            <w:shd w:val="clear" w:color="auto" w:fill="EEF2F7"/>
+          </w:tcPr>
+          <w:p>
+            <w:r>
+              <w:rPr>
+                <w:sz w:val="20"/>
+              </w:rPr>
+              <w:t>500 страница</w:t>
+            </w:r>
+          </w:p>
+        </w:tc>
+        <w:tc>
+          <w:tcPr>
+            <w:tcW w:type="dxa" w:w="4819"/>
+            <w:shd w:val="clear" w:color="auto" w:fill="EEF2F7"/>
+          </w:tcPr>
+          <w:p>
+            <w:r>
+              <w:rPr>
+                <w:sz w:val="20"/>
+              </w:rPr>
+              <w:t>/500/</w:t>
+            </w:r>
+          </w:p>
+        </w:tc>
+      </w:tr>
+      <w:tr>
+        <w:tc>
+          <w:tcPr>
+            <w:tcW w:type="dxa" w:w="3969"/>
+            <w:shd w:val="clear" w:color="auto" w:fill="FFFFFF"/>
+          </w:tcPr>
+          <w:p>
+            <w:r>
+              <w:rPr>
+                <w:sz w:val="20"/>
+              </w:rPr>
               <w:t>Страница обслуживания (maintenance)</w:t>
             </w:r>
           </w:p>
@@ -5060,7 +5390,7 @@
         <w:tc>
           <w:tcPr>
             <w:tcW w:type="dxa" w:w="4819"/>
-            <w:shd w:val="clear" w:color="auto" w:fill="EEF2F7"/>
+            <w:shd w:val="clear" w:color="auto" w:fill="FFFFFF"/>
           </w:tcPr>
           <w:p>
             <w:r>
@@ -5235,7 +5565,7 @@
               <w:rPr>
                 <w:sz w:val="20"/>
               </w:rPr>
-              <w:t>Преимущества</w:t>
+              <w:t>Подбор по виду работ</w:t>
             </w:r>
           </w:p>
         </w:tc>
@@ -5249,7 +5579,7 @@
               <w:rPr>
                 <w:sz w:val="20"/>
               </w:rPr>
-              <w:t>Иконки: производитель с 2002, ГОСТ, доставка, гарантия 20 лет</w:t>
+              <w:t>Блок «Что вы строите?» — иконки видов работ (Фундамент, Стены, Кровля и др.), переход на страницу комплектации</w:t>
             </w:r>
           </w:p>
         </w:tc>
@@ -5265,7 +5595,7 @@
               <w:rPr>
                 <w:sz w:val="20"/>
               </w:rPr>
-              <w:t>Хиты продаж / Новинки</w:t>
+              <w:t>Преимущества</w:t>
             </w:r>
           </w:p>
         </w:tc>
@@ -5279,7 +5609,7 @@
               <w:rPr>
                 <w:sz w:val="20"/>
               </w:rPr>
-              <w:t>Карусель товаров с ценами</w:t>
+              <w:t>Иконки: производитель с 2002, ГОСТ, доставка, гарантия 20 лет</w:t>
             </w:r>
           </w:p>
         </w:tc>
@@ -5295,7 +5625,7 @@
               <w:rPr>
                 <w:sz w:val="20"/>
               </w:rPr>
-              <w:t>Калькулятор (мини)</w:t>
+              <w:t>Хиты продаж / Новинки</w:t>
             </w:r>
           </w:p>
         </w:tc>
@@ -5309,7 +5639,7 @@
               <w:rPr>
                 <w:sz w:val="20"/>
               </w:rPr>
-              <w:t>Блок-приглашение с переходом на страницу калькулятора</w:t>
+              <w:t>Карусель товаров с ценами</w:t>
             </w:r>
           </w:p>
         </w:tc>
@@ -5325,7 +5655,7 @@
               <w:rPr>
                 <w:sz w:val="20"/>
               </w:rPr>
-              <w:t>Наши работы</w:t>
+              <w:t>Калькулятор (мини)</w:t>
             </w:r>
           </w:p>
         </w:tc>
@@ -5339,7 +5669,7 @@
               <w:rPr>
                 <w:sz w:val="20"/>
               </w:rPr>
-              <w:t>Галерея 6–9 фото выполненных объектов</w:t>
+              <w:t>Блок-приглашение с переходом на страницу калькулятора</w:t>
             </w:r>
           </w:p>
         </w:tc>
@@ -5355,7 +5685,7 @@
               <w:rPr>
                 <w:sz w:val="20"/>
               </w:rPr>
-              <w:t>Цифры компании</w:t>
+              <w:t>Наши работы</w:t>
             </w:r>
           </w:p>
         </w:tc>
@@ -5369,7 +5699,7 @@
               <w:rPr>
                 <w:sz w:val="20"/>
               </w:rPr>
-              <w:t>Анимированные счётчики: 22 года, 5000+ объектов, 10 точек продаж</w:t>
+              <w:t>Галерея 6–9 фото выполненных объектов</w:t>
             </w:r>
           </w:p>
         </w:tc>
@@ -5385,7 +5715,7 @@
               <w:rPr>
                 <w:sz w:val="20"/>
               </w:rPr>
-              <w:t>Отзывы клиентов</w:t>
+              <w:t>Цифры компании</w:t>
             </w:r>
           </w:p>
         </w:tc>
@@ -5399,7 +5729,7 @@
               <w:rPr>
                 <w:sz w:val="20"/>
               </w:rPr>
-              <w:t>Карусель отзывов с фото и рейтингом</w:t>
+              <w:t>Анимированные счётчики: 22 года, 5000+ объектов, 10 точек продаж</w:t>
             </w:r>
           </w:p>
         </w:tc>
@@ -5415,7 +5745,7 @@
               <w:rPr>
                 <w:sz w:val="20"/>
               </w:rPr>
-              <w:t>Статьи / Блог</w:t>
+              <w:t>Отзывы клиентов</w:t>
             </w:r>
           </w:p>
         </w:tc>
@@ -5429,7 +5759,7 @@
               <w:rPr>
                 <w:sz w:val="20"/>
               </w:rPr>
-              <w:t>Последние 3 статьи</w:t>
+              <w:t>Карусель отзывов с фото и рейтингом</w:t>
             </w:r>
           </w:p>
         </w:tc>
@@ -5445,7 +5775,7 @@
               <w:rPr>
                 <w:sz w:val="20"/>
               </w:rPr>
-              <w:t>Акции</w:t>
+              <w:t>Статьи / Блог</w:t>
             </w:r>
           </w:p>
         </w:tc>
@@ -5459,7 +5789,7 @@
               <w:rPr>
                 <w:sz w:val="20"/>
               </w:rPr>
-              <w:t>Текущие акции и спецпредложения</w:t>
+              <w:t>Последние 3 статьи</w:t>
             </w:r>
           </w:p>
         </w:tc>
@@ -5475,7 +5805,7 @@
               <w:rPr>
                 <w:sz w:val="20"/>
               </w:rPr>
-              <w:t>ИИ-агент / Чат</w:t>
+              <w:t>Акции</w:t>
             </w:r>
           </w:p>
         </w:tc>
@@ -5489,7 +5819,7 @@
               <w:rPr>
                 <w:sz w:val="20"/>
               </w:rPr>
-              <w:t>Виджет чата — всплывает через 30 сек или при скролле 50%</w:t>
+              <w:t>Текущие акции и спецпредложения</w:t>
             </w:r>
           </w:p>
         </w:tc>
@@ -5505,6 +5835,36 @@
               <w:rPr>
                 <w:sz w:val="20"/>
               </w:rPr>
+              <w:t>ИИ-агент / Чат</w:t>
+            </w:r>
+          </w:p>
+        </w:tc>
+        <w:tc>
+          <w:tcPr>
+            <w:tcW w:type="dxa" w:w="6236"/>
+            <w:shd w:val="clear" w:color="auto" w:fill="EEF2F7"/>
+          </w:tcPr>
+          <w:p>
+            <w:r>
+              <w:rPr>
+                <w:sz w:val="20"/>
+              </w:rPr>
+              <w:t>Виджет чата — всплывает через 30 сек или при скролле 50%</w:t>
+            </w:r>
+          </w:p>
+        </w:tc>
+      </w:tr>
+      <w:tr>
+        <w:tc>
+          <w:tcPr>
+            <w:tcW w:type="dxa" w:w="2551"/>
+            <w:shd w:val="clear" w:color="auto" w:fill="FFFFFF"/>
+          </w:tcPr>
+          <w:p>
+            <w:r>
+              <w:rPr>
+                <w:sz w:val="20"/>
+              </w:rPr>
               <w:t>Footer</w:t>
             </w:r>
           </w:p>
@@ -5512,7 +5872,7 @@
         <w:tc>
           <w:tcPr>
             <w:tcW w:type="dxa" w:w="6236"/>
-            <w:shd w:val="clear" w:color="auto" w:fill="EEF2F7"/>
+            <w:shd w:val="clear" w:color="auto" w:fill="FFFFFF"/>
           </w:tcPr>
           <w:p>
             <w:r>
@@ -5525,6 +5885,692 @@
         </w:tc>
       </w:tr>
     </w:tbl>
+    <w:p>
+      <w:pPr>
+        <w:pStyle w:val="Heading2"/>
+      </w:pPr>
+      <w:r>
+        <w:rPr>
+          <w:color w:val="1F3864"/>
+        </w:rPr>
+        <w:t>3.3 Раздел «Подобрать по виду работ»</w:t>
+      </w:r>
+    </w:p>
+    <w:p>
+      <w:r>
+        <w:rPr>
+          <w:b w:val="0"/>
+          <w:i w:val="0"/>
+          <w:sz w:val="22"/>
+        </w:rPr>
+        <w:t>Люди ищут не «газобетонный блок D500», а «что нужно для строительства стен». Раздел /by-work/ закрывает эту потребность: клиент выбирает вид работ и получает готовый список всех необходимых материалов из каталога КамФас. Это одновременно инструмент навигации, SEO-точка входа и инструмент роста среднего чека.</w:t>
+      </w:r>
+    </w:p>
+    <w:p>
+      <w:pPr>
+        <w:pStyle w:val="Heading3"/>
+      </w:pPr>
+      <w:r>
+        <w:rPr>
+          <w:color w:val="1F3864"/>
+        </w:rPr>
+        <w:t>3.3.1 Хаб-страница /by-work/</w:t>
+      </w:r>
+    </w:p>
+    <w:p>
+      <w:pPr>
+        <w:pStyle w:val="ListBullet"/>
+        <w:spacing w:after="40"/>
+        <w:ind w:left="0"/>
+      </w:pPr>
+      <w:r>
+        <w:rPr>
+          <w:sz w:val="21"/>
+        </w:rPr>
+        <w:t>Крупные иконки-карточки с названием вида работ и иллюстрацией (Фундамент, Стены, Кровля, Благоустройство и т.д.)</w:t>
+      </w:r>
+    </w:p>
+    <w:p>
+      <w:pPr>
+        <w:pStyle w:val="ListBullet"/>
+        <w:spacing w:after="40"/>
+        <w:ind w:left="0"/>
+      </w:pPr>
+      <w:r>
+        <w:rPr>
+          <w:sz w:val="21"/>
+        </w:rPr>
+        <w:t>Краткое описание под каждой карточкой: «Всё для заливки фундамента: цемент, щебень, арматура, опалубка»</w:t>
+      </w:r>
+    </w:p>
+    <w:p>
+      <w:pPr>
+        <w:pStyle w:val="ListBullet"/>
+        <w:spacing w:after="40"/>
+        <w:ind w:left="0"/>
+      </w:pPr>
+      <w:r>
+        <w:rPr>
+          <w:sz w:val="21"/>
+        </w:rPr>
+        <w:t>CTA-кнопка на каждой карточке: «Подобрать материалы»</w:t>
+      </w:r>
+    </w:p>
+    <w:p>
+      <w:pPr>
+        <w:pStyle w:val="ListBullet"/>
+        <w:spacing w:after="40"/>
+        <w:ind w:left="0"/>
+      </w:pPr>
+      <w:r>
+        <w:rPr>
+          <w:sz w:val="21"/>
+        </w:rPr>
+        <w:t>Блок «Не знаете с чего начать?» — переход к ИИ-агенту или форма запроса консультации</w:t>
+      </w:r>
+    </w:p>
+    <w:p>
+      <w:pPr>
+        <w:pStyle w:val="Heading3"/>
+      </w:pPr>
+      <w:r>
+        <w:rPr>
+          <w:color w:val="1F3864"/>
+        </w:rPr>
+        <w:t>3.3.2 Страница вида работ (пример: /by-work/fundament/)</w:t>
+      </w:r>
+    </w:p>
+    <w:p>
+      <w:r>
+        <w:rPr>
+          <w:b w:val="0"/>
+          <w:i w:val="0"/>
+          <w:sz w:val="22"/>
+        </w:rPr>
+        <w:t>Каждая страница вида работ — это самостоятельная посадочная страница оптимизированная под конкретные поисковые запросы.</w:t>
+      </w:r>
+    </w:p>
+    <w:p>
+      <w:pPr>
+        <w:pStyle w:val="ListBullet"/>
+        <w:spacing w:after="40"/>
+        <w:ind w:left="0"/>
+      </w:pPr>
+      <w:r>
+        <w:rPr>
+          <w:sz w:val="21"/>
+        </w:rPr>
+        <w:t>H1: «Материалы для фундамента — купить в Перми»</w:t>
+      </w:r>
+    </w:p>
+    <w:p>
+      <w:pPr>
+        <w:pStyle w:val="ListBullet"/>
+        <w:spacing w:after="40"/>
+        <w:ind w:left="0"/>
+      </w:pPr>
+      <w:r>
+        <w:rPr>
+          <w:sz w:val="21"/>
+        </w:rPr>
+        <w:t>Краткое введение: зачем нужны эти материалы, на что обратить внимание</w:t>
+      </w:r>
+    </w:p>
+    <w:p>
+      <w:pPr>
+        <w:pStyle w:val="ListBullet"/>
+        <w:spacing w:after="40"/>
+        <w:ind w:left="0"/>
+      </w:pPr>
+      <w:r>
+        <w:rPr>
+          <w:sz w:val="21"/>
+        </w:rPr>
+        <w:t>Список материалов из каталога с фото, ценой, единицей измерения и полем ввода количества</w:t>
+      </w:r>
+    </w:p>
+    <w:p>
+      <w:pPr>
+        <w:pStyle w:val="ListBullet"/>
+        <w:spacing w:after="40"/>
+        <w:ind w:left="0"/>
+      </w:pPr>
+      <w:r>
+        <w:rPr>
+          <w:sz w:val="21"/>
+        </w:rPr>
+        <w:t>Кнопка «Добавить всё в корзину» — одним кликом добавляет весь набор</w:t>
+      </w:r>
+    </w:p>
+    <w:p>
+      <w:pPr>
+        <w:pStyle w:val="ListBullet"/>
+        <w:spacing w:after="40"/>
+        <w:ind w:left="0"/>
+      </w:pPr>
+      <w:r>
+        <w:rPr>
+          <w:sz w:val="21"/>
+        </w:rPr>
+        <w:t>Мини-калькулятор: ввести объём фундамента (м³) → система рассчитает количество каждого материала</w:t>
+      </w:r>
+    </w:p>
+    <w:p>
+      <w:pPr>
+        <w:pStyle w:val="ListBullet"/>
+        <w:spacing w:after="40"/>
+        <w:ind w:left="0"/>
+      </w:pPr>
+      <w:r>
+        <w:rPr>
+          <w:sz w:val="21"/>
+        </w:rPr>
+        <w:t>Совет от эксперта: короткий текст или видео о правильном выборе материалов</w:t>
+      </w:r>
+    </w:p>
+    <w:p>
+      <w:pPr>
+        <w:pStyle w:val="ListBullet"/>
+        <w:spacing w:after="40"/>
+        <w:ind w:left="0"/>
+      </w:pPr>
+      <w:r>
+        <w:rPr>
+          <w:sz w:val="21"/>
+        </w:rPr>
+        <w:t>Блок «Часто берут вместе» — cross-sell смежных товаров</w:t>
+      </w:r>
+    </w:p>
+    <w:p>
+      <w:pPr>
+        <w:pStyle w:val="ListBullet"/>
+        <w:spacing w:after="40"/>
+        <w:ind w:left="0"/>
+      </w:pPr>
+      <w:r>
+        <w:rPr>
+          <w:sz w:val="21"/>
+        </w:rPr>
+        <w:t>SEO-текст внизу страницы (сворачиваемый)</w:t>
+      </w:r>
+    </w:p>
+    <w:p>
+      <w:pPr>
+        <w:pStyle w:val="ListBullet"/>
+        <w:spacing w:after="40"/>
+        <w:ind w:left="0"/>
+      </w:pPr>
+      <w:r>
+        <w:rPr>
+          <w:sz w:val="21"/>
+        </w:rPr>
+        <w:t>Ссылки на статьи блога по данному виду работ</w:t>
+      </w:r>
+    </w:p>
+    <w:p>
+      <w:pPr>
+        <w:pStyle w:val="Heading3"/>
+      </w:pPr>
+      <w:r>
+        <w:rPr>
+          <w:color w:val="1F3864"/>
+        </w:rPr>
+        <w:t>3.3.3 Карта видов работ и материалов</w:t>
+      </w:r>
+    </w:p>
+    <w:tbl>
+      <w:tblPr>
+        <w:tblStyle w:val="TableGrid"/>
+        <w:tblW w:type="auto" w:w="0"/>
+        <w:tblLook w:firstColumn="1" w:firstRow="1" w:lastColumn="0" w:lastRow="0" w:noHBand="0" w:noVBand="1" w:val="04A0"/>
+      </w:tblPr>
+      <w:tblGrid>
+        <w:gridCol w:w="4844"/>
+        <w:gridCol w:w="4844"/>
+      </w:tblGrid>
+      <w:tr>
+        <w:tc>
+          <w:tcPr>
+            <w:tcW w:type="dxa" w:w="2551"/>
+            <w:shd w:val="clear" w:color="auto" w:fill="1F3864"/>
+          </w:tcPr>
+          <w:p>
+            <w:pPr>
+              <w:jc w:val="center"/>
+            </w:pPr>
+            <w:r>
+              <w:rPr>
+                <w:b/>
+                <w:color w:val="FFFFFF"/>
+                <w:sz w:val="20"/>
+              </w:rPr>
+              <w:t>Вид работ</w:t>
+            </w:r>
+          </w:p>
+        </w:tc>
+        <w:tc>
+          <w:tcPr>
+            <w:tcW w:type="dxa" w:w="6236"/>
+            <w:shd w:val="clear" w:color="auto" w:fill="1F3864"/>
+          </w:tcPr>
+          <w:p>
+            <w:pPr>
+              <w:jc w:val="center"/>
+            </w:pPr>
+            <w:r>
+              <w:rPr>
+                <w:b/>
+                <w:color w:val="FFFFFF"/>
+                <w:sz w:val="20"/>
+              </w:rPr>
+              <w:t>Материалы из каталога КамФас</w:t>
+            </w:r>
+          </w:p>
+        </w:tc>
+      </w:tr>
+      <w:tr>
+        <w:tc>
+          <w:tcPr>
+            <w:tcW w:type="dxa" w:w="2551"/>
+            <w:shd w:val="clear" w:color="auto" w:fill="EEF2F7"/>
+          </w:tcPr>
+          <w:p>
+            <w:r>
+              <w:rPr>
+                <w:sz w:val="20"/>
+              </w:rPr>
+              <w:t>Фундамент</w:t>
+            </w:r>
+          </w:p>
+        </w:tc>
+        <w:tc>
+          <w:tcPr>
+            <w:tcW w:type="dxa" w:w="6236"/>
+            <w:shd w:val="clear" w:color="auto" w:fill="EEF2F7"/>
+          </w:tcPr>
+          <w:p>
+            <w:r>
+              <w:rPr>
+                <w:sz w:val="20"/>
+              </w:rPr>
+              <w:t>ФБС блоки, кольца колодезные, щебень, песок, цемент, арматура, гидроизоляция, опалубка</w:t>
+            </w:r>
+          </w:p>
+        </w:tc>
+      </w:tr>
+      <w:tr>
+        <w:tc>
+          <w:tcPr>
+            <w:tcW w:type="dxa" w:w="2551"/>
+            <w:shd w:val="clear" w:color="auto" w:fill="FFFFFF"/>
+          </w:tcPr>
+          <w:p>
+            <w:r>
+              <w:rPr>
+                <w:sz w:val="20"/>
+              </w:rPr>
+              <w:t>Стены и кладка</w:t>
+            </w:r>
+          </w:p>
+        </w:tc>
+        <w:tc>
+          <w:tcPr>
+            <w:tcW w:type="dxa" w:w="6236"/>
+            <w:shd w:val="clear" w:color="auto" w:fill="FFFFFF"/>
+          </w:tcPr>
+          <w:p>
+            <w:r>
+              <w:rPr>
+                <w:sz w:val="20"/>
+              </w:rPr>
+              <w:t>Газобетонные блоки, керамзитобетонные блоки, кирпич, пенобетон, кладочная смесь, сетка кладочная</w:t>
+            </w:r>
+          </w:p>
+        </w:tc>
+      </w:tr>
+      <w:tr>
+        <w:tc>
+          <w:tcPr>
+            <w:tcW w:type="dxa" w:w="2551"/>
+            <w:shd w:val="clear" w:color="auto" w:fill="EEF2F7"/>
+          </w:tcPr>
+          <w:p>
+            <w:r>
+              <w:rPr>
+                <w:sz w:val="20"/>
+              </w:rPr>
+              <w:t>Перекрытия</w:t>
+            </w:r>
+          </w:p>
+        </w:tc>
+        <w:tc>
+          <w:tcPr>
+            <w:tcW w:type="dxa" w:w="6236"/>
+            <w:shd w:val="clear" w:color="auto" w:fill="EEF2F7"/>
+          </w:tcPr>
+          <w:p>
+            <w:r>
+              <w:rPr>
+                <w:sz w:val="20"/>
+              </w:rPr>
+              <w:t>Плиты перекрытия ПК/ПБ, балки, доборные элементы, утеплитель</w:t>
+            </w:r>
+          </w:p>
+        </w:tc>
+      </w:tr>
+      <w:tr>
+        <w:tc>
+          <w:tcPr>
+            <w:tcW w:type="dxa" w:w="2551"/>
+            <w:shd w:val="clear" w:color="auto" w:fill="FFFFFF"/>
+          </w:tcPr>
+          <w:p>
+            <w:r>
+              <w:rPr>
+                <w:sz w:val="20"/>
+              </w:rPr>
+              <w:t>Кровля</w:t>
+            </w:r>
+          </w:p>
+        </w:tc>
+        <w:tc>
+          <w:tcPr>
+            <w:tcW w:type="dxa" w:w="6236"/>
+            <w:shd w:val="clear" w:color="auto" w:fill="FFFFFF"/>
+          </w:tcPr>
+          <w:p>
+            <w:r>
+              <w:rPr>
+                <w:sz w:val="20"/>
+              </w:rPr>
+              <w:t>Металлочерепица, профнастил, мягкая кровля, доборные элементы, утеплитель кровельный, водосток</w:t>
+            </w:r>
+          </w:p>
+        </w:tc>
+      </w:tr>
+      <w:tr>
+        <w:tc>
+          <w:tcPr>
+            <w:tcW w:type="dxa" w:w="2551"/>
+            <w:shd w:val="clear" w:color="auto" w:fill="EEF2F7"/>
+          </w:tcPr>
+          <w:p>
+            <w:r>
+              <w:rPr>
+                <w:sz w:val="20"/>
+              </w:rPr>
+              <w:t>Фасад</w:t>
+            </w:r>
+          </w:p>
+        </w:tc>
+        <w:tc>
+          <w:tcPr>
+            <w:tcW w:type="dxa" w:w="6236"/>
+            <w:shd w:val="clear" w:color="auto" w:fill="EEF2F7"/>
+          </w:tcPr>
+          <w:p>
+            <w:r>
+              <w:rPr>
+                <w:sz w:val="20"/>
+              </w:rPr>
+              <w:t>Облицовочный камень, сайдинг, штукатурные смеси, утеплитель фасадный, крепёж</w:t>
+            </w:r>
+          </w:p>
+        </w:tc>
+      </w:tr>
+      <w:tr>
+        <w:tc>
+          <w:tcPr>
+            <w:tcW w:type="dxa" w:w="2551"/>
+            <w:shd w:val="clear" w:color="auto" w:fill="FFFFFF"/>
+          </w:tcPr>
+          <w:p>
+            <w:r>
+              <w:rPr>
+                <w:sz w:val="20"/>
+              </w:rPr>
+              <w:t>Благоустройство и дорожки</w:t>
+            </w:r>
+          </w:p>
+        </w:tc>
+        <w:tc>
+          <w:tcPr>
+            <w:tcW w:type="dxa" w:w="6236"/>
+            <w:shd w:val="clear" w:color="auto" w:fill="FFFFFF"/>
+          </w:tcPr>
+          <w:p>
+            <w:r>
+              <w:rPr>
+                <w:sz w:val="20"/>
+              </w:rPr>
+              <w:t>Тротуарная плитка, брусчатка, бордюрный камень, щебень, песок, геотекстиль, водоотводные лотки</w:t>
+            </w:r>
+          </w:p>
+        </w:tc>
+      </w:tr>
+      <w:tr>
+        <w:tc>
+          <w:tcPr>
+            <w:tcW w:type="dxa" w:w="2551"/>
+            <w:shd w:val="clear" w:color="auto" w:fill="EEF2F7"/>
+          </w:tcPr>
+          <w:p>
+            <w:r>
+              <w:rPr>
+                <w:sz w:val="20"/>
+              </w:rPr>
+              <w:t>Забор и ограждение</w:t>
+            </w:r>
+          </w:p>
+        </w:tc>
+        <w:tc>
+          <w:tcPr>
+            <w:tcW w:type="dxa" w:w="6236"/>
+            <w:shd w:val="clear" w:color="auto" w:fill="EEF2F7"/>
+          </w:tcPr>
+          <w:p>
+            <w:r>
+              <w:rPr>
+                <w:sz w:val="20"/>
+              </w:rPr>
+              <w:t>Профнастил, столбы, лаги, облицовочный камень для столбов, крепёж, бетон для основания</w:t>
+            </w:r>
+          </w:p>
+        </w:tc>
+      </w:tr>
+      <w:tr>
+        <w:tc>
+          <w:tcPr>
+            <w:tcW w:type="dxa" w:w="2551"/>
+            <w:shd w:val="clear" w:color="auto" w:fill="FFFFFF"/>
+          </w:tcPr>
+          <w:p>
+            <w:r>
+              <w:rPr>
+                <w:sz w:val="20"/>
+              </w:rPr>
+              <w:t>Отмостка</w:t>
+            </w:r>
+          </w:p>
+        </w:tc>
+        <w:tc>
+          <w:tcPr>
+            <w:tcW w:type="dxa" w:w="6236"/>
+            <w:shd w:val="clear" w:color="auto" w:fill="FFFFFF"/>
+          </w:tcPr>
+          <w:p>
+            <w:r>
+              <w:rPr>
+                <w:sz w:val="20"/>
+              </w:rPr>
+              <w:t>Тротуарная плитка или бетон, щебень, песок, геотекстиль, водоотводные лотки</w:t>
+            </w:r>
+          </w:p>
+        </w:tc>
+      </w:tr>
+      <w:tr>
+        <w:tc>
+          <w:tcPr>
+            <w:tcW w:type="dxa" w:w="2551"/>
+            <w:shd w:val="clear" w:color="auto" w:fill="EEF2F7"/>
+          </w:tcPr>
+          <w:p>
+            <w:r>
+              <w:rPr>
+                <w:sz w:val="20"/>
+              </w:rPr>
+              <w:t>Гараж и хозпостройка</w:t>
+            </w:r>
+          </w:p>
+        </w:tc>
+        <w:tc>
+          <w:tcPr>
+            <w:tcW w:type="dxa" w:w="6236"/>
+            <w:shd w:val="clear" w:color="auto" w:fill="EEF2F7"/>
+          </w:tcPr>
+          <w:p>
+            <w:r>
+              <w:rPr>
+                <w:sz w:val="20"/>
+              </w:rPr>
+              <w:t>ФБС (фундамент), блоки стеновые, профнастил (кровля), двери гаражные, утеплитель</w:t>
+            </w:r>
+          </w:p>
+        </w:tc>
+      </w:tr>
+      <w:tr>
+        <w:tc>
+          <w:tcPr>
+            <w:tcW w:type="dxa" w:w="2551"/>
+            <w:shd w:val="clear" w:color="auto" w:fill="FFFFFF"/>
+          </w:tcPr>
+          <w:p>
+            <w:r>
+              <w:rPr>
+                <w:sz w:val="20"/>
+              </w:rPr>
+              <w:t>Канализация и дренаж</w:t>
+            </w:r>
+          </w:p>
+        </w:tc>
+        <w:tc>
+          <w:tcPr>
+            <w:tcW w:type="dxa" w:w="6236"/>
+            <w:shd w:val="clear" w:color="auto" w:fill="FFFFFF"/>
+          </w:tcPr>
+          <w:p>
+            <w:r>
+              <w:rPr>
+                <w:sz w:val="20"/>
+              </w:rPr>
+              <w:t>Кольца колодезные, лотки бетонные, трубы, геотекстиль, щебень (дренаж)</w:t>
+            </w:r>
+          </w:p>
+        </w:tc>
+      </w:tr>
+    </w:tbl>
+    <w:p>
+      <w:pPr>
+        <w:pStyle w:val="Heading3"/>
+      </w:pPr>
+      <w:r>
+        <w:rPr>
+          <w:color w:val="1F3864"/>
+        </w:rPr>
+        <w:t>3.3.4 Технические требования</w:t>
+      </w:r>
+    </w:p>
+    <w:p>
+      <w:pPr>
+        <w:pStyle w:val="ListBullet"/>
+        <w:spacing w:after="40"/>
+        <w:ind w:left="0"/>
+      </w:pPr>
+      <w:r>
+        <w:rPr>
+          <w:sz w:val="21"/>
+        </w:rPr>
+        <w:t>Материалы на страницах вида работ подтягиваются из каталога автоматически — при изменении цены или наличия обновляются везде</w:t>
+      </w:r>
+    </w:p>
+    <w:p>
+      <w:pPr>
+        <w:pStyle w:val="ListBullet"/>
+        <w:spacing w:after="40"/>
+        <w:ind w:left="0"/>
+      </w:pPr>
+      <w:r>
+        <w:rPr>
+          <w:sz w:val="21"/>
+        </w:rPr>
+        <w:t>Администратор может редактировать состав набора для каждого вида работ через CMS</w:t>
+      </w:r>
+    </w:p>
+    <w:p>
+      <w:pPr>
+        <w:pStyle w:val="ListBullet"/>
+        <w:spacing w:after="40"/>
+        <w:ind w:left="0"/>
+      </w:pPr>
+      <w:r>
+        <w:rPr>
+          <w:sz w:val="21"/>
+        </w:rPr>
+        <w:t>Количество в мини-калькуляторе рассчитывается по формулам с запасом 10% (настраивается)</w:t>
+      </w:r>
+    </w:p>
+    <w:p>
+      <w:pPr>
+        <w:pStyle w:val="ListBullet"/>
+        <w:spacing w:after="40"/>
+        <w:ind w:left="0"/>
+      </w:pPr>
+      <w:r>
+        <w:rPr>
+          <w:sz w:val="21"/>
+        </w:rPr>
+        <w:t>Каждая страница /by-work/{slug}/ оптимизирована под семантику: «материалы для {вид работ} купить»</w:t>
+      </w:r>
+    </w:p>
+    <w:p>
+      <w:pPr>
+        <w:pStyle w:val="ListBullet"/>
+        <w:spacing w:after="40"/>
+        <w:ind w:left="0"/>
+      </w:pPr>
+      <w:r>
+        <w:rPr>
+          <w:sz w:val="21"/>
+        </w:rPr>
+        <w:t>Страницы индексируются поисковиками, добавлены в sitemap.xml</w:t>
+      </w:r>
+    </w:p>
+    <w:p>
+      <w:pPr>
+        <w:pStyle w:val="ListBullet"/>
+        <w:spacing w:after="40"/>
+        <w:ind w:left="0"/>
+      </w:pPr>
+      <w:r>
+        <w:rPr>
+          <w:sz w:val="21"/>
+        </w:rPr>
+        <w:t>Реализовано как отдельный тип страниц в CMS (не подраздел каталога)</w:t>
+      </w:r>
+    </w:p>
+    <w:p>
+      <w:pPr>
+        <w:pStyle w:val="ListBullet"/>
+        <w:spacing w:after="40"/>
+        <w:ind w:left="0"/>
+      </w:pPr>
+      <w:r>
+        <w:rPr>
+          <w:sz w:val="21"/>
+        </w:rPr>
+        <w:t>Аналитика: отслеживать клики «Добавить всё в корзину» как отдельное событие в Яндекс.Метрике</w:t>
+      </w:r>
+    </w:p>
     <w:p>
       <w:r>
         <w:br w:type="page"/>

--- a/ТЗ_Сайт_КамФас_v2.0.docx
+++ b/ТЗ_Сайт_КамФас_v2.0.docx
@@ -3913,6 +3913,186 @@
               <w:rPr>
                 <w:sz w:val="20"/>
               </w:rPr>
+              <w:t xml:space="preserve">  → Коммуникации</w:t>
+            </w:r>
+          </w:p>
+        </w:tc>
+        <w:tc>
+          <w:tcPr>
+            <w:tcW w:type="dxa" w:w="4819"/>
+            <w:shd w:val="clear" w:color="auto" w:fill="EEF2F7"/>
+          </w:tcPr>
+          <w:p>
+            <w:r>
+              <w:rPr>
+                <w:sz w:val="20"/>
+              </w:rPr>
+              <w:t>/catalog/kommunikacii/</w:t>
+            </w:r>
+          </w:p>
+        </w:tc>
+      </w:tr>
+      <w:tr>
+        <w:tc>
+          <w:tcPr>
+            <w:tcW w:type="dxa" w:w="3969"/>
+            <w:shd w:val="clear" w:color="auto" w:fill="FFFFFF"/>
+          </w:tcPr>
+          <w:p>
+            <w:r>
+              <w:rPr>
+                <w:sz w:val="20"/>
+              </w:rPr>
+              <w:t xml:space="preserve">    → → Водопровод</w:t>
+            </w:r>
+          </w:p>
+        </w:tc>
+        <w:tc>
+          <w:tcPr>
+            <w:tcW w:type="dxa" w:w="4819"/>
+            <w:shd w:val="clear" w:color="auto" w:fill="FFFFFF"/>
+          </w:tcPr>
+          <w:p>
+            <w:r>
+              <w:rPr>
+                <w:sz w:val="20"/>
+              </w:rPr>
+              <w:t>/catalog/kommunikacii/vodoprovod/</w:t>
+            </w:r>
+          </w:p>
+        </w:tc>
+      </w:tr>
+      <w:tr>
+        <w:tc>
+          <w:tcPr>
+            <w:tcW w:type="dxa" w:w="3969"/>
+            <w:shd w:val="clear" w:color="auto" w:fill="EEF2F7"/>
+          </w:tcPr>
+          <w:p>
+            <w:r>
+              <w:rPr>
+                <w:sz w:val="20"/>
+              </w:rPr>
+              <w:t xml:space="preserve">    → → Канализация</w:t>
+            </w:r>
+          </w:p>
+        </w:tc>
+        <w:tc>
+          <w:tcPr>
+            <w:tcW w:type="dxa" w:w="4819"/>
+            <w:shd w:val="clear" w:color="auto" w:fill="EEF2F7"/>
+          </w:tcPr>
+          <w:p>
+            <w:r>
+              <w:rPr>
+                <w:sz w:val="20"/>
+              </w:rPr>
+              <w:t>/catalog/kommunikacii/kanalizaciya/</w:t>
+            </w:r>
+          </w:p>
+        </w:tc>
+      </w:tr>
+      <w:tr>
+        <w:tc>
+          <w:tcPr>
+            <w:tcW w:type="dxa" w:w="3969"/>
+            <w:shd w:val="clear" w:color="auto" w:fill="FFFFFF"/>
+          </w:tcPr>
+          <w:p>
+            <w:r>
+              <w:rPr>
+                <w:sz w:val="20"/>
+              </w:rPr>
+              <w:t xml:space="preserve">    → → Электроснабжение</w:t>
+            </w:r>
+          </w:p>
+        </w:tc>
+        <w:tc>
+          <w:tcPr>
+            <w:tcW w:type="dxa" w:w="4819"/>
+            <w:shd w:val="clear" w:color="auto" w:fill="FFFFFF"/>
+          </w:tcPr>
+          <w:p>
+            <w:r>
+              <w:rPr>
+                <w:sz w:val="20"/>
+              </w:rPr>
+              <w:t>/catalog/kommunikacii/elektrosnabzhenie/</w:t>
+            </w:r>
+          </w:p>
+        </w:tc>
+      </w:tr>
+      <w:tr>
+        <w:tc>
+          <w:tcPr>
+            <w:tcW w:type="dxa" w:w="3969"/>
+            <w:shd w:val="clear" w:color="auto" w:fill="EEF2F7"/>
+          </w:tcPr>
+          <w:p>
+            <w:r>
+              <w:rPr>
+                <w:sz w:val="20"/>
+              </w:rPr>
+              <w:t xml:space="preserve">    → → Теплоснабжение</w:t>
+            </w:r>
+          </w:p>
+        </w:tc>
+        <w:tc>
+          <w:tcPr>
+            <w:tcW w:type="dxa" w:w="4819"/>
+            <w:shd w:val="clear" w:color="auto" w:fill="EEF2F7"/>
+          </w:tcPr>
+          <w:p>
+            <w:r>
+              <w:rPr>
+                <w:sz w:val="20"/>
+              </w:rPr>
+              <w:t>/catalog/kommunikacii/teplosnabzhenie/</w:t>
+            </w:r>
+          </w:p>
+        </w:tc>
+      </w:tr>
+      <w:tr>
+        <w:tc>
+          <w:tcPr>
+            <w:tcW w:type="dxa" w:w="3969"/>
+            <w:shd w:val="clear" w:color="auto" w:fill="FFFFFF"/>
+          </w:tcPr>
+          <w:p>
+            <w:r>
+              <w:rPr>
+                <w:sz w:val="20"/>
+              </w:rPr>
+              <w:t xml:space="preserve">    → → Газоснабжение</w:t>
+            </w:r>
+          </w:p>
+        </w:tc>
+        <w:tc>
+          <w:tcPr>
+            <w:tcW w:type="dxa" w:w="4819"/>
+            <w:shd w:val="clear" w:color="auto" w:fill="FFFFFF"/>
+          </w:tcPr>
+          <w:p>
+            <w:r>
+              <w:rPr>
+                <w:sz w:val="20"/>
+              </w:rPr>
+              <w:t>/catalog/kommunikacii/gazosnabzhenie/</w:t>
+            </w:r>
+          </w:p>
+        </w:tc>
+      </w:tr>
+      <w:tr>
+        <w:tc>
+          <w:tcPr>
+            <w:tcW w:type="dxa" w:w="3969"/>
+            <w:shd w:val="clear" w:color="auto" w:fill="EEF2F7"/>
+          </w:tcPr>
+          <w:p>
+            <w:r>
+              <w:rPr>
+                <w:sz w:val="20"/>
+              </w:rPr>
               <w:t>Карточка товара</w:t>
             </w:r>
           </w:p>
@@ -6463,7 +6643,127 @@
               <w:rPr>
                 <w:sz w:val="20"/>
               </w:rPr>
-              <w:t>Кольца колодезные, лотки бетонные, трубы, геотекстиль, щебень (дренаж)</w:t>
+              <w:t>Кольца колодезные, лотки бетонные, трубы ПВХ, геотекстиль, щебень (дренаж), ревизионные колодцы</w:t>
+            </w:r>
+          </w:p>
+        </w:tc>
+      </w:tr>
+      <w:tr>
+        <w:tc>
+          <w:tcPr>
+            <w:tcW w:type="dxa" w:w="2551"/>
+            <w:shd w:val="clear" w:color="auto" w:fill="EEF2F7"/>
+          </w:tcPr>
+          <w:p>
+            <w:r>
+              <w:rPr>
+                <w:sz w:val="20"/>
+              </w:rPr>
+              <w:t>Водопровод</w:t>
+            </w:r>
+          </w:p>
+        </w:tc>
+        <w:tc>
+          <w:tcPr>
+            <w:tcW w:type="dxa" w:w="6236"/>
+            <w:shd w:val="clear" w:color="auto" w:fill="EEF2F7"/>
+          </w:tcPr>
+          <w:p>
+            <w:r>
+              <w:rPr>
+                <w:sz w:val="20"/>
+              </w:rPr>
+              <w:t>Трубы ПП/ПЭ, фитинги, запорная арматура, утеплитель для труб, колодезные кольца (питьевой колодец)</w:t>
+            </w:r>
+          </w:p>
+        </w:tc>
+      </w:tr>
+      <w:tr>
+        <w:tc>
+          <w:tcPr>
+            <w:tcW w:type="dxa" w:w="2551"/>
+            <w:shd w:val="clear" w:color="auto" w:fill="FFFFFF"/>
+          </w:tcPr>
+          <w:p>
+            <w:r>
+              <w:rPr>
+                <w:sz w:val="20"/>
+              </w:rPr>
+              <w:t>Электроснабжение</w:t>
+            </w:r>
+          </w:p>
+        </w:tc>
+        <w:tc>
+          <w:tcPr>
+            <w:tcW w:type="dxa" w:w="6236"/>
+            <w:shd w:val="clear" w:color="auto" w:fill="FFFFFF"/>
+          </w:tcPr>
+          <w:p>
+            <w:r>
+              <w:rPr>
+                <w:sz w:val="20"/>
+              </w:rPr>
+              <w:t>Кабельные лотки бетонные, кабельные колодцы, трубы защитные гофрированные, щебень (подсыпка)</w:t>
+            </w:r>
+          </w:p>
+        </w:tc>
+      </w:tr>
+      <w:tr>
+        <w:tc>
+          <w:tcPr>
+            <w:tcW w:type="dxa" w:w="2551"/>
+            <w:shd w:val="clear" w:color="auto" w:fill="EEF2F7"/>
+          </w:tcPr>
+          <w:p>
+            <w:r>
+              <w:rPr>
+                <w:sz w:val="20"/>
+              </w:rPr>
+              <w:t>Теплоснабжение</w:t>
+            </w:r>
+          </w:p>
+        </w:tc>
+        <w:tc>
+          <w:tcPr>
+            <w:tcW w:type="dxa" w:w="6236"/>
+            <w:shd w:val="clear" w:color="auto" w:fill="EEF2F7"/>
+          </w:tcPr>
+          <w:p>
+            <w:r>
+              <w:rPr>
+                <w:sz w:val="20"/>
+              </w:rPr>
+              <w:t>Лотки бетонные для теплотрасс, колодцы тепловые, теплоизоляция труб, крепёж</w:t>
+            </w:r>
+          </w:p>
+        </w:tc>
+      </w:tr>
+      <w:tr>
+        <w:tc>
+          <w:tcPr>
+            <w:tcW w:type="dxa" w:w="2551"/>
+            <w:shd w:val="clear" w:color="auto" w:fill="FFFFFF"/>
+          </w:tcPr>
+          <w:p>
+            <w:r>
+              <w:rPr>
+                <w:sz w:val="20"/>
+              </w:rPr>
+              <w:t>Газоснабжение</w:t>
+            </w:r>
+          </w:p>
+        </w:tc>
+        <w:tc>
+          <w:tcPr>
+            <w:tcW w:type="dxa" w:w="6236"/>
+            <w:shd w:val="clear" w:color="auto" w:fill="FFFFFF"/>
+          </w:tcPr>
+          <w:p>
+            <w:r>
+              <w:rPr>
+                <w:sz w:val="20"/>
+              </w:rPr>
+              <w:t>Лотки и колодцы бетонные, щебень (обсыпка), геотекстиль — справочная информация, монтаж только лицензированными организациями</w:t>
             </w:r>
           </w:p>
         </w:tc>
@@ -7317,6 +7617,306 @@
           </w:p>
         </w:tc>
       </w:tr>
+      <w:tr>
+        <w:tc>
+          <w:tcPr>
+            <w:tcW w:type="dxa" w:w="1417"/>
+            <w:shd w:val="clear" w:color="auto" w:fill="EEF2F7"/>
+          </w:tcPr>
+          <w:p>
+            <w:r>
+              <w:rPr>
+                <w:sz w:val="20"/>
+              </w:rPr>
+              <w:t>Коммуникации — Водопровод</w:t>
+            </w:r>
+          </w:p>
+        </w:tc>
+        <w:tc>
+          <w:tcPr>
+            <w:tcW w:type="dxa" w:w="1417"/>
+            <w:shd w:val="clear" w:color="auto" w:fill="EEF2F7"/>
+          </w:tcPr>
+          <w:p>
+            <w:r>
+              <w:rPr>
+                <w:sz w:val="20"/>
+              </w:rPr>
+              <w:t>п.м. / шт / бухта</w:t>
+            </w:r>
+          </w:p>
+        </w:tc>
+        <w:tc>
+          <w:tcPr>
+            <w:tcW w:type="dxa" w:w="3118"/>
+            <w:shd w:val="clear" w:color="auto" w:fill="EEF2F7"/>
+          </w:tcPr>
+          <w:p>
+            <w:r>
+              <w:rPr>
+                <w:sz w:val="20"/>
+              </w:rPr>
+              <w:t>Диаметр, материал (ПП/ПЭ/ПВХ), рабочее давление, назначение (холодная/горячая вода)</w:t>
+            </w:r>
+          </w:p>
+        </w:tc>
+        <w:tc>
+          <w:tcPr>
+            <w:tcW w:type="dxa" w:w="2835"/>
+            <w:shd w:val="clear" w:color="auto" w:fill="EEF2F7"/>
+          </w:tcPr>
+          <w:p>
+            <w:r>
+              <w:rPr>
+                <w:sz w:val="20"/>
+              </w:rPr>
+              <w:t>«Подобрать фитинги» (переход в совместимые товары)</w:t>
+              <w:br/>
+              <w:t>«Скачать технические характеристики»</w:t>
+            </w:r>
+          </w:p>
+        </w:tc>
+      </w:tr>
+      <w:tr>
+        <w:tc>
+          <w:tcPr>
+            <w:tcW w:type="dxa" w:w="1417"/>
+            <w:shd w:val="clear" w:color="auto" w:fill="FFFFFF"/>
+          </w:tcPr>
+          <w:p>
+            <w:r>
+              <w:rPr>
+                <w:sz w:val="20"/>
+              </w:rPr>
+              <w:t>Коммуникации — Канализация</w:t>
+            </w:r>
+          </w:p>
+        </w:tc>
+        <w:tc>
+          <w:tcPr>
+            <w:tcW w:type="dxa" w:w="1417"/>
+            <w:shd w:val="clear" w:color="auto" w:fill="FFFFFF"/>
+          </w:tcPr>
+          <w:p>
+            <w:r>
+              <w:rPr>
+                <w:sz w:val="20"/>
+              </w:rPr>
+              <w:t>п.м. / шт</w:t>
+            </w:r>
+          </w:p>
+        </w:tc>
+        <w:tc>
+          <w:tcPr>
+            <w:tcW w:type="dxa" w:w="3118"/>
+            <w:shd w:val="clear" w:color="auto" w:fill="FFFFFF"/>
+          </w:tcPr>
+          <w:p>
+            <w:r>
+              <w:rPr>
+                <w:sz w:val="20"/>
+              </w:rPr>
+              <w:t>Диаметр, тип (напорная/самотёчная), кольца: внутр./внеш. диаметр, высота, класс нагрузки</w:t>
+            </w:r>
+          </w:p>
+        </w:tc>
+        <w:tc>
+          <w:tcPr>
+            <w:tcW w:type="dxa" w:w="2835"/>
+            <w:shd w:val="clear" w:color="auto" w:fill="FFFFFF"/>
+          </w:tcPr>
+          <w:p>
+            <w:r>
+              <w:rPr>
+                <w:sz w:val="20"/>
+              </w:rPr>
+              <w:t>«Рассчитать глубину колодца» (калькулятор)</w:t>
+              <w:br/>
+              <w:t>«Скачать ГОСТ»</w:t>
+            </w:r>
+          </w:p>
+        </w:tc>
+      </w:tr>
+      <w:tr>
+        <w:tc>
+          <w:tcPr>
+            <w:tcW w:type="dxa" w:w="1417"/>
+            <w:shd w:val="clear" w:color="auto" w:fill="EEF2F7"/>
+          </w:tcPr>
+          <w:p>
+            <w:r>
+              <w:rPr>
+                <w:sz w:val="20"/>
+              </w:rPr>
+              <w:t>Коммуникации — Электроснабжение</w:t>
+            </w:r>
+          </w:p>
+        </w:tc>
+        <w:tc>
+          <w:tcPr>
+            <w:tcW w:type="dxa" w:w="1417"/>
+            <w:shd w:val="clear" w:color="auto" w:fill="EEF2F7"/>
+          </w:tcPr>
+          <w:p>
+            <w:r>
+              <w:rPr>
+                <w:sz w:val="20"/>
+              </w:rPr>
+              <w:t>п.м. / шт</w:t>
+            </w:r>
+          </w:p>
+        </w:tc>
+        <w:tc>
+          <w:tcPr>
+            <w:tcW w:type="dxa" w:w="3118"/>
+            <w:shd w:val="clear" w:color="auto" w:fill="EEF2F7"/>
+          </w:tcPr>
+          <w:p>
+            <w:r>
+              <w:rPr>
+                <w:sz w:val="20"/>
+              </w:rPr>
+              <w:t>Тип лотка, нагрузка, сечение кабеля (справочно), класс бетона</w:t>
+            </w:r>
+          </w:p>
+        </w:tc>
+        <w:tc>
+          <w:tcPr>
+            <w:tcW w:type="dxa" w:w="2835"/>
+            <w:shd w:val="clear" w:color="auto" w:fill="EEF2F7"/>
+          </w:tcPr>
+          <w:p>
+            <w:r>
+              <w:rPr>
+                <w:sz w:val="20"/>
+              </w:rPr>
+              <w:t>«Скачать схему монтажа»</w:t>
+              <w:br/>
+              <w:t>«Запросить КП на партию»</w:t>
+            </w:r>
+          </w:p>
+        </w:tc>
+      </w:tr>
+      <w:tr>
+        <w:tc>
+          <w:tcPr>
+            <w:tcW w:type="dxa" w:w="1417"/>
+            <w:shd w:val="clear" w:color="auto" w:fill="FFFFFF"/>
+          </w:tcPr>
+          <w:p>
+            <w:r>
+              <w:rPr>
+                <w:sz w:val="20"/>
+              </w:rPr>
+              <w:t>Коммуникации — Теплоснабжение</w:t>
+            </w:r>
+          </w:p>
+        </w:tc>
+        <w:tc>
+          <w:tcPr>
+            <w:tcW w:type="dxa" w:w="1417"/>
+            <w:shd w:val="clear" w:color="auto" w:fill="FFFFFF"/>
+          </w:tcPr>
+          <w:p>
+            <w:r>
+              <w:rPr>
+                <w:sz w:val="20"/>
+              </w:rPr>
+              <w:t>п.м. / шт</w:t>
+            </w:r>
+          </w:p>
+        </w:tc>
+        <w:tc>
+          <w:tcPr>
+            <w:tcW w:type="dxa" w:w="3118"/>
+            <w:shd w:val="clear" w:color="auto" w:fill="FFFFFF"/>
+          </w:tcPr>
+          <w:p>
+            <w:r>
+              <w:rPr>
+                <w:sz w:val="20"/>
+              </w:rPr>
+              <w:t>Тип конструкции, допустимое давление, температура теплоносителя, материал теплоизоляции</w:t>
+            </w:r>
+          </w:p>
+        </w:tc>
+        <w:tc>
+          <w:tcPr>
+            <w:tcW w:type="dxa" w:w="2835"/>
+            <w:shd w:val="clear" w:color="auto" w:fill="FFFFFF"/>
+          </w:tcPr>
+          <w:p>
+            <w:r>
+              <w:rPr>
+                <w:sz w:val="20"/>
+              </w:rPr>
+              <w:t>«Запросить расчёт теплопотерь» (форма заявки)</w:t>
+              <w:br/>
+              <w:t>«Скачать паспорт»</w:t>
+            </w:r>
+          </w:p>
+        </w:tc>
+      </w:tr>
+      <w:tr>
+        <w:tc>
+          <w:tcPr>
+            <w:tcW w:type="dxa" w:w="1417"/>
+            <w:shd w:val="clear" w:color="auto" w:fill="EEF2F7"/>
+          </w:tcPr>
+          <w:p>
+            <w:r>
+              <w:rPr>
+                <w:sz w:val="20"/>
+              </w:rPr>
+              <w:t>Коммуникации — Газоснабжение</w:t>
+            </w:r>
+          </w:p>
+        </w:tc>
+        <w:tc>
+          <w:tcPr>
+            <w:tcW w:type="dxa" w:w="1417"/>
+            <w:shd w:val="clear" w:color="auto" w:fill="EEF2F7"/>
+          </w:tcPr>
+          <w:p>
+            <w:r>
+              <w:rPr>
+                <w:sz w:val="20"/>
+              </w:rPr>
+              <w:t>шт / п.м.</w:t>
+            </w:r>
+          </w:p>
+        </w:tc>
+        <w:tc>
+          <w:tcPr>
+            <w:tcW w:type="dxa" w:w="3118"/>
+            <w:shd w:val="clear" w:color="auto" w:fill="EEF2F7"/>
+          </w:tcPr>
+          <w:p>
+            <w:r>
+              <w:rPr>
+                <w:sz w:val="20"/>
+              </w:rPr>
+              <w:t>Тип изделия, ГОСТ, класс нагрузки — товары только вспомогательные (лотки, колодцы, обсыпка)</w:t>
+            </w:r>
+          </w:p>
+        </w:tc>
+        <w:tc>
+          <w:tcPr>
+            <w:tcW w:type="dxa" w:w="2835"/>
+            <w:shd w:val="clear" w:color="auto" w:fill="EEF2F7"/>
+          </w:tcPr>
+          <w:p>
+            <w:r>
+              <w:rPr>
+                <w:sz w:val="20"/>
+              </w:rPr>
+              <w:t>Предупреждение: «Монтаж выполняется только лицензированными организациями»</w:t>
+              <w:br/>
+              <w:t>«Запросить КП»</w:t>
+            </w:r>
+          </w:p>
+        </w:tc>
+      </w:tr>
     </w:tbl>
     <w:p>
       <w:pPr>
@@ -7717,6 +8317,94 @@
           </w:p>
         </w:tc>
       </w:tr>
+      <w:tr>
+        <w:tc>
+          <w:tcPr>
+            <w:tcW w:type="dxa" w:w="1134"/>
+            <w:shd w:val="clear" w:color="auto" w:fill="FFFFFF"/>
+          </w:tcPr>
+          <w:p>
+            <w:r>
+              <w:rPr>
+                <w:sz w:val="20"/>
+              </w:rPr>
+              <w:t>п.м.</w:t>
+            </w:r>
+          </w:p>
+        </w:tc>
+        <w:tc>
+          <w:tcPr>
+            <w:tcW w:type="dxa" w:w="2268"/>
+            <w:shd w:val="clear" w:color="auto" w:fill="FFFFFF"/>
+          </w:tcPr>
+          <w:p>
+            <w:r>
+              <w:rPr>
+                <w:sz w:val="20"/>
+              </w:rPr>
+              <w:t>Трубы, лотки, кабельные каналы</w:t>
+            </w:r>
+          </w:p>
+        </w:tc>
+        <w:tc>
+          <w:tcPr>
+            <w:tcW w:type="dxa" w:w="5386"/>
+            <w:shd w:val="clear" w:color="auto" w:fill="FFFFFF"/>
+          </w:tcPr>
+          <w:p>
+            <w:r>
+              <w:rPr>
+                <w:sz w:val="20"/>
+              </w:rPr>
+              <w:t>п.м. × цена/п.м. = сумма; п.м. ÷ длину отрезка = штук</w:t>
+            </w:r>
+          </w:p>
+        </w:tc>
+      </w:tr>
+      <w:tr>
+        <w:tc>
+          <w:tcPr>
+            <w:tcW w:type="dxa" w:w="1134"/>
+            <w:shd w:val="clear" w:color="auto" w:fill="EEF2F7"/>
+          </w:tcPr>
+          <w:p>
+            <w:r>
+              <w:rPr>
+                <w:sz w:val="20"/>
+              </w:rPr>
+              <w:t>бухта</w:t>
+            </w:r>
+          </w:p>
+        </w:tc>
+        <w:tc>
+          <w:tcPr>
+            <w:tcW w:type="dxa" w:w="2268"/>
+            <w:shd w:val="clear" w:color="auto" w:fill="EEF2F7"/>
+          </w:tcPr>
+          <w:p>
+            <w:r>
+              <w:rPr>
+                <w:sz w:val="20"/>
+              </w:rPr>
+              <w:t>Трубы ПЭ (водопровод)</w:t>
+            </w:r>
+          </w:p>
+        </w:tc>
+        <w:tc>
+          <w:tcPr>
+            <w:tcW w:type="dxa" w:w="5386"/>
+            <w:shd w:val="clear" w:color="auto" w:fill="EEF2F7"/>
+          </w:tcPr>
+          <w:p>
+            <w:r>
+              <w:rPr>
+                <w:sz w:val="20"/>
+              </w:rPr>
+              <w:t>бухт × длина бухты = п.м.</w:t>
+            </w:r>
+          </w:p>
+        </w:tc>
+      </w:tr>
     </w:tbl>
     <w:p>
       <w:pPr>
@@ -7935,6 +8623,126 @@
                 <w:sz w:val="20"/>
               </w:rPr>
               <w:t>Тротуарная плитка, парапеты, облицовочный камень</w:t>
+            </w:r>
+          </w:p>
+        </w:tc>
+      </w:tr>
+      <w:tr>
+        <w:tc>
+          <w:tcPr>
+            <w:tcW w:type="dxa" w:w="2835"/>
+            <w:shd w:val="clear" w:color="auto" w:fill="FFFFFF"/>
+          </w:tcPr>
+          <w:p>
+            <w:r>
+              <w:rPr>
+                <w:sz w:val="20"/>
+              </w:rPr>
+              <w:t>Кольца колодезные (ЖБИ)</w:t>
+            </w:r>
+          </w:p>
+        </w:tc>
+        <w:tc>
+          <w:tcPr>
+            <w:tcW w:type="dxa" w:w="5953"/>
+            <w:shd w:val="clear" w:color="auto" w:fill="FFFFFF"/>
+          </w:tcPr>
+          <w:p>
+            <w:r>
+              <w:rPr>
+                <w:sz w:val="20"/>
+              </w:rPr>
+              <w:t>Трубы ПВХ, геотекстиль, щебень, люки чугунные — всё для колодца</w:t>
+            </w:r>
+          </w:p>
+        </w:tc>
+      </w:tr>
+      <w:tr>
+        <w:tc>
+          <w:tcPr>
+            <w:tcW w:type="dxa" w:w="2835"/>
+            <w:shd w:val="clear" w:color="auto" w:fill="EEF2F7"/>
+          </w:tcPr>
+          <w:p>
+            <w:r>
+              <w:rPr>
+                <w:sz w:val="20"/>
+              </w:rPr>
+              <w:t>Лотки бетонные (ЖБИ)</w:t>
+            </w:r>
+          </w:p>
+        </w:tc>
+        <w:tc>
+          <w:tcPr>
+            <w:tcW w:type="dxa" w:w="5953"/>
+            <w:shd w:val="clear" w:color="auto" w:fill="EEF2F7"/>
+          </w:tcPr>
+          <w:p>
+            <w:r>
+              <w:rPr>
+                <w:sz w:val="20"/>
+              </w:rPr>
+              <w:t>Трубы канализационные, геотекстиль, щебень (обсыпка)</w:t>
+            </w:r>
+          </w:p>
+        </w:tc>
+      </w:tr>
+      <w:tr>
+        <w:tc>
+          <w:tcPr>
+            <w:tcW w:type="dxa" w:w="2835"/>
+            <w:shd w:val="clear" w:color="auto" w:fill="FFFFFF"/>
+          </w:tcPr>
+          <w:p>
+            <w:r>
+              <w:rPr>
+                <w:sz w:val="20"/>
+              </w:rPr>
+              <w:t>Трубы водопроводные</w:t>
+            </w:r>
+          </w:p>
+        </w:tc>
+        <w:tc>
+          <w:tcPr>
+            <w:tcW w:type="dxa" w:w="5953"/>
+            <w:shd w:val="clear" w:color="auto" w:fill="FFFFFF"/>
+          </w:tcPr>
+          <w:p>
+            <w:r>
+              <w:rPr>
+                <w:sz w:val="20"/>
+              </w:rPr>
+              <w:t>Фитинги, запорная арматура, утеплитель для труб, кольца колодезные</w:t>
+            </w:r>
+          </w:p>
+        </w:tc>
+      </w:tr>
+      <w:tr>
+        <w:tc>
+          <w:tcPr>
+            <w:tcW w:type="dxa" w:w="2835"/>
+            <w:shd w:val="clear" w:color="auto" w:fill="EEF2F7"/>
+          </w:tcPr>
+          <w:p>
+            <w:r>
+              <w:rPr>
+                <w:sz w:val="20"/>
+              </w:rPr>
+              <w:t>Кабельные лотки бетонные</w:t>
+            </w:r>
+          </w:p>
+        </w:tc>
+        <w:tc>
+          <w:tcPr>
+            <w:tcW w:type="dxa" w:w="5953"/>
+            <w:shd w:val="clear" w:color="auto" w:fill="EEF2F7"/>
+          </w:tcPr>
+          <w:p>
+            <w:r>
+              <w:rPr>
+                <w:sz w:val="20"/>
+              </w:rPr>
+              <w:t>Крышки лотков, колодцы кабельные, трубы гофрированные защитные</w:t>
             </w:r>
           </w:p>
         </w:tc>

--- a/ТЗ_Сайт_КамФас_v2.0.docx
+++ b/ТЗ_Сайт_КамФас_v2.0.docx
@@ -4543,7 +4543,7 @@
               <w:rPr>
                 <w:sz w:val="20"/>
               </w:rPr>
-              <w:t xml:space="preserve">  → Гараж и хозпостройка</w:t>
+              <w:t xml:space="preserve">  → Гараж</w:t>
             </w:r>
           </w:p>
         </w:tc>
@@ -4558,6 +4558,126 @@
                 <w:sz w:val="20"/>
               </w:rPr>
               <w:t>/by-work/garazh/</w:t>
+            </w:r>
+          </w:p>
+        </w:tc>
+      </w:tr>
+      <w:tr>
+        <w:tc>
+          <w:tcPr>
+            <w:tcW w:type="dxa" w:w="3969"/>
+            <w:shd w:val="clear" w:color="auto" w:fill="EEF2F7"/>
+          </w:tcPr>
+          <w:p>
+            <w:r>
+              <w:rPr>
+                <w:sz w:val="20"/>
+              </w:rPr>
+              <w:t xml:space="preserve">  → Баня</w:t>
+            </w:r>
+          </w:p>
+        </w:tc>
+        <w:tc>
+          <w:tcPr>
+            <w:tcW w:type="dxa" w:w="4819"/>
+            <w:shd w:val="clear" w:color="auto" w:fill="EEF2F7"/>
+          </w:tcPr>
+          <w:p>
+            <w:r>
+              <w:rPr>
+                <w:sz w:val="20"/>
+              </w:rPr>
+              <w:t>/by-work/banya/</w:t>
+            </w:r>
+          </w:p>
+        </w:tc>
+      </w:tr>
+      <w:tr>
+        <w:tc>
+          <w:tcPr>
+            <w:tcW w:type="dxa" w:w="3969"/>
+            <w:shd w:val="clear" w:color="auto" w:fill="FFFFFF"/>
+          </w:tcPr>
+          <w:p>
+            <w:r>
+              <w:rPr>
+                <w:sz w:val="20"/>
+              </w:rPr>
+              <w:t xml:space="preserve">  → Веранда и терраса</w:t>
+            </w:r>
+          </w:p>
+        </w:tc>
+        <w:tc>
+          <w:tcPr>
+            <w:tcW w:type="dxa" w:w="4819"/>
+            <w:shd w:val="clear" w:color="auto" w:fill="FFFFFF"/>
+          </w:tcPr>
+          <w:p>
+            <w:r>
+              <w:rPr>
+                <w:sz w:val="20"/>
+              </w:rPr>
+              <w:t>/by-work/veranda/</w:t>
+            </w:r>
+          </w:p>
+        </w:tc>
+      </w:tr>
+      <w:tr>
+        <w:tc>
+          <w:tcPr>
+            <w:tcW w:type="dxa" w:w="3969"/>
+            <w:shd w:val="clear" w:color="auto" w:fill="EEF2F7"/>
+          </w:tcPr>
+          <w:p>
+            <w:r>
+              <w:rPr>
+                <w:sz w:val="20"/>
+              </w:rPr>
+              <w:t xml:space="preserve">  → Навес и козырёк</w:t>
+            </w:r>
+          </w:p>
+        </w:tc>
+        <w:tc>
+          <w:tcPr>
+            <w:tcW w:type="dxa" w:w="4819"/>
+            <w:shd w:val="clear" w:color="auto" w:fill="EEF2F7"/>
+          </w:tcPr>
+          <w:p>
+            <w:r>
+              <w:rPr>
+                <w:sz w:val="20"/>
+              </w:rPr>
+              <w:t>/by-work/naves/</w:t>
+            </w:r>
+          </w:p>
+        </w:tc>
+      </w:tr>
+      <w:tr>
+        <w:tc>
+          <w:tcPr>
+            <w:tcW w:type="dxa" w:w="3969"/>
+            <w:shd w:val="clear" w:color="auto" w:fill="FFFFFF"/>
+          </w:tcPr>
+          <w:p>
+            <w:r>
+              <w:rPr>
+                <w:sz w:val="20"/>
+              </w:rPr>
+              <w:t xml:space="preserve">  → Хозпостройка (сарай, склад)</w:t>
+            </w:r>
+          </w:p>
+        </w:tc>
+        <w:tc>
+          <w:tcPr>
+            <w:tcW w:type="dxa" w:w="4819"/>
+            <w:shd w:val="clear" w:color="auto" w:fill="FFFFFF"/>
+          </w:tcPr>
+          <w:p>
+            <w:r>
+              <w:rPr>
+                <w:sz w:val="20"/>
+              </w:rPr>
+              <w:t>/by-work/khozpostrojka/</w:t>
             </w:r>
           </w:p>
         </w:tc>
@@ -6599,7 +6719,7 @@
               <w:rPr>
                 <w:sz w:val="20"/>
               </w:rPr>
-              <w:t>Гараж и хозпостройка</w:t>
+              <w:t>Гараж</w:t>
             </w:r>
           </w:p>
         </w:tc>
@@ -6613,7 +6733,127 @@
               <w:rPr>
                 <w:sz w:val="20"/>
               </w:rPr>
-              <w:t>ФБС (фундамент), блоки стеновые, профнастил (кровля), двери гаражные, утеплитель</w:t>
+              <w:t>ФБС (фундамент), блоки стеновые (керамзитобетон/газобетон), профнастил или металлочерепица (кровля), утеплитель, ворота гаражные</w:t>
+            </w:r>
+          </w:p>
+        </w:tc>
+      </w:tr>
+      <w:tr>
+        <w:tc>
+          <w:tcPr>
+            <w:tcW w:type="dxa" w:w="2551"/>
+            <w:shd w:val="clear" w:color="auto" w:fill="FFFFFF"/>
+          </w:tcPr>
+          <w:p>
+            <w:r>
+              <w:rPr>
+                <w:sz w:val="20"/>
+              </w:rPr>
+              <w:t>Баня</w:t>
+            </w:r>
+          </w:p>
+        </w:tc>
+        <w:tc>
+          <w:tcPr>
+            <w:tcW w:type="dxa" w:w="6236"/>
+            <w:shd w:val="clear" w:color="auto" w:fill="FFFFFF"/>
+          </w:tcPr>
+          <w:p>
+            <w:r>
+              <w:rPr>
+                <w:sz w:val="20"/>
+              </w:rPr>
+              <w:t>ФБС или кольца колодезные (фундамент), блоки или кирпич (стены), металлочерепица или мягкая кровля, вагонка, утеплитель (минвата), гидроизоляция, трубы (водоснабжение), кольца колодезные (септик)</w:t>
+            </w:r>
+          </w:p>
+        </w:tc>
+      </w:tr>
+      <w:tr>
+        <w:tc>
+          <w:tcPr>
+            <w:tcW w:type="dxa" w:w="2551"/>
+            <w:shd w:val="clear" w:color="auto" w:fill="EEF2F7"/>
+          </w:tcPr>
+          <w:p>
+            <w:r>
+              <w:rPr>
+                <w:sz w:val="20"/>
+              </w:rPr>
+              <w:t>Веранда и терраса</w:t>
+            </w:r>
+          </w:p>
+        </w:tc>
+        <w:tc>
+          <w:tcPr>
+            <w:tcW w:type="dxa" w:w="6236"/>
+            <w:shd w:val="clear" w:color="auto" w:fill="EEF2F7"/>
+          </w:tcPr>
+          <w:p>
+            <w:r>
+              <w:rPr>
+                <w:sz w:val="20"/>
+              </w:rPr>
+              <w:t>Блоки или кирпич (столбчатый фундамент), брус (каркас), профнастил или поликарбонат (кровля), тротуарная плитка или террасная доска (пол), облицовочный камень (цоколь)</w:t>
+            </w:r>
+          </w:p>
+        </w:tc>
+      </w:tr>
+      <w:tr>
+        <w:tc>
+          <w:tcPr>
+            <w:tcW w:type="dxa" w:w="2551"/>
+            <w:shd w:val="clear" w:color="auto" w:fill="FFFFFF"/>
+          </w:tcPr>
+          <w:p>
+            <w:r>
+              <w:rPr>
+                <w:sz w:val="20"/>
+              </w:rPr>
+              <w:t>Навес и козырёк</w:t>
+            </w:r>
+          </w:p>
+        </w:tc>
+        <w:tc>
+          <w:tcPr>
+            <w:tcW w:type="dxa" w:w="6236"/>
+            <w:shd w:val="clear" w:color="auto" w:fill="FFFFFF"/>
+          </w:tcPr>
+          <w:p>
+            <w:r>
+              <w:rPr>
+                <w:sz w:val="20"/>
+              </w:rPr>
+              <w:t>Столбы металлические или блоки (опоры), профнастил или поликарбонат (кровля), крепёж, бетон (основание столбов), тротуарная плитка (площадка под навесом)</w:t>
+            </w:r>
+          </w:p>
+        </w:tc>
+      </w:tr>
+      <w:tr>
+        <w:tc>
+          <w:tcPr>
+            <w:tcW w:type="dxa" w:w="2551"/>
+            <w:shd w:val="clear" w:color="auto" w:fill="EEF2F7"/>
+          </w:tcPr>
+          <w:p>
+            <w:r>
+              <w:rPr>
+                <w:sz w:val="20"/>
+              </w:rPr>
+              <w:t>Хозпостройка (сарай, склад)</w:t>
+            </w:r>
+          </w:p>
+        </w:tc>
+        <w:tc>
+          <w:tcPr>
+            <w:tcW w:type="dxa" w:w="6236"/>
+            <w:shd w:val="clear" w:color="auto" w:fill="EEF2F7"/>
+          </w:tcPr>
+          <w:p>
+            <w:r>
+              <w:rPr>
+                <w:sz w:val="20"/>
+              </w:rPr>
+              <w:t>ФБС или блоки (фундамент), блоки стеновые или профнастил (стены), профнастил (кровля), двери металлические, крепёж</w:t>
             </w:r>
           </w:p>
         </w:tc>

--- a/ТЗ_Сайт_КамФас_v2.0.docx
+++ b/ТЗ_Сайт_КамФас_v2.0.docx
@@ -4663,7 +4663,7 @@
               <w:rPr>
                 <w:sz w:val="20"/>
               </w:rPr>
-              <w:t xml:space="preserve">  → Хозпостройка (сарай, склад)</w:t>
+              <w:t xml:space="preserve">  → Pergola и арка</w:t>
             </w:r>
           </w:p>
         </w:tc>
@@ -4677,7 +4677,7 @@
               <w:rPr>
                 <w:sz w:val="20"/>
               </w:rPr>
-              <w:t>/by-work/khozpostrojka/</w:t>
+              <w:t>/by-work/pergola/</w:t>
             </w:r>
           </w:p>
         </w:tc>
@@ -4693,7 +4693,7 @@
               <w:rPr>
                 <w:sz w:val="20"/>
               </w:rPr>
-              <w:t xml:space="preserve">  → Канализация и дренаж</w:t>
+              <w:t xml:space="preserve">  → Хозпостройка (сарай, склад)</w:t>
             </w:r>
           </w:p>
         </w:tc>
@@ -4707,7 +4707,7 @@
               <w:rPr>
                 <w:sz w:val="20"/>
               </w:rPr>
-              <w:t>/by-work/kanalizaciya/</w:t>
+              <w:t>/by-work/khozpostrojka/</w:t>
             </w:r>
           </w:p>
         </w:tc>
@@ -4723,7 +4723,7 @@
               <w:rPr>
                 <w:sz w:val="20"/>
               </w:rPr>
-              <w:t>Готовые решения</w:t>
+              <w:t xml:space="preserve">  → Канализация и дренаж</w:t>
             </w:r>
           </w:p>
         </w:tc>
@@ -4737,7 +4737,7 @@
               <w:rPr>
                 <w:sz w:val="20"/>
               </w:rPr>
-              <w:t>/solutions/</w:t>
+              <w:t>/by-work/kanalizaciya/</w:t>
             </w:r>
           </w:p>
         </w:tc>
@@ -4753,7 +4753,7 @@
               <w:rPr>
                 <w:sz w:val="20"/>
               </w:rPr>
-              <w:t xml:space="preserve">  → Частный дом</w:t>
+              <w:t>Готовые решения</w:t>
             </w:r>
           </w:p>
         </w:tc>
@@ -4767,7 +4767,7 @@
               <w:rPr>
                 <w:sz w:val="20"/>
               </w:rPr>
-              <w:t>/solutions/chastniy-dom/</w:t>
+              <w:t>/solutions/</w:t>
             </w:r>
           </w:p>
         </w:tc>
@@ -4783,7 +4783,7 @@
               <w:rPr>
                 <w:sz w:val="20"/>
               </w:rPr>
-              <w:t xml:space="preserve">  → Забор и ограждение</w:t>
+              <w:t xml:space="preserve">  → Частный дом</w:t>
             </w:r>
           </w:p>
         </w:tc>
@@ -4797,7 +4797,7 @@
               <w:rPr>
                 <w:sz w:val="20"/>
               </w:rPr>
-              <w:t>/solutions/zabor/</w:t>
+              <w:t>/solutions/chastniy-dom/</w:t>
             </w:r>
           </w:p>
         </w:tc>
@@ -4813,7 +4813,7 @@
               <w:rPr>
                 <w:sz w:val="20"/>
               </w:rPr>
-              <w:t xml:space="preserve">  → Дорожки и площадки</w:t>
+              <w:t xml:space="preserve">  → Забор и ограждение</w:t>
             </w:r>
           </w:p>
         </w:tc>
@@ -4827,7 +4827,7 @@
               <w:rPr>
                 <w:sz w:val="20"/>
               </w:rPr>
-              <w:t>/solutions/dorozhki/</w:t>
+              <w:t>/solutions/zabor/</w:t>
             </w:r>
           </w:p>
         </w:tc>
@@ -4843,7 +4843,7 @@
               <w:rPr>
                 <w:sz w:val="20"/>
               </w:rPr>
-              <w:t xml:space="preserve">  → Коммерческий объект</w:t>
+              <w:t xml:space="preserve">  → Дорожки и площадки</w:t>
             </w:r>
           </w:p>
         </w:tc>
@@ -4857,7 +4857,7 @@
               <w:rPr>
                 <w:sz w:val="20"/>
               </w:rPr>
-              <w:t>/solutions/kommercheskiy/</w:t>
+              <w:t>/solutions/dorozhki/</w:t>
             </w:r>
           </w:p>
         </w:tc>
@@ -4873,7 +4873,7 @@
               <w:rPr>
                 <w:sz w:val="20"/>
               </w:rPr>
-              <w:t>Наши объекты (Портфолио)</w:t>
+              <w:t xml:space="preserve">  → Коммерческий объект</w:t>
             </w:r>
           </w:p>
         </w:tc>
@@ -4887,7 +4887,7 @@
               <w:rPr>
                 <w:sz w:val="20"/>
               </w:rPr>
-              <w:t>/portfolio/</w:t>
+              <w:t>/solutions/kommercheskiy/</w:t>
             </w:r>
           </w:p>
         </w:tc>
@@ -4903,7 +4903,7 @@
               <w:rPr>
                 <w:sz w:val="20"/>
               </w:rPr>
-              <w:t>Для прорабов</w:t>
+              <w:t>Наши объекты (Портфолио)</w:t>
             </w:r>
           </w:p>
         </w:tc>
@@ -4917,7 +4917,7 @@
               <w:rPr>
                 <w:sz w:val="20"/>
               </w:rPr>
-              <w:t>/prorab/</w:t>
+              <w:t>/portfolio/</w:t>
             </w:r>
           </w:p>
         </w:tc>
@@ -4933,7 +4933,7 @@
               <w:rPr>
                 <w:sz w:val="20"/>
               </w:rPr>
-              <w:t>Тендеры / Запрос КП</w:t>
+              <w:t>Для прорабов</w:t>
             </w:r>
           </w:p>
         </w:tc>
@@ -4947,7 +4947,7 @@
               <w:rPr>
                 <w:sz w:val="20"/>
               </w:rPr>
-              <w:t>/tender/</w:t>
+              <w:t>/prorab/</w:t>
             </w:r>
           </w:p>
         </w:tc>
@@ -4963,7 +4963,7 @@
               <w:rPr>
                 <w:sz w:val="20"/>
               </w:rPr>
-              <w:t>Услуги укладки</w:t>
+              <w:t>Тендеры / Запрос КП</w:t>
             </w:r>
           </w:p>
         </w:tc>
@@ -4977,7 +4977,7 @@
               <w:rPr>
                 <w:sz w:val="20"/>
               </w:rPr>
-              <w:t>/ukladka/</w:t>
+              <w:t>/tender/</w:t>
             </w:r>
           </w:p>
         </w:tc>
@@ -4993,7 +4993,7 @@
               <w:rPr>
                 <w:sz w:val="20"/>
               </w:rPr>
-              <w:t>О компании</w:t>
+              <w:t>Услуги укладки</w:t>
             </w:r>
           </w:p>
         </w:tc>
@@ -5007,7 +5007,7 @@
               <w:rPr>
                 <w:sz w:val="20"/>
               </w:rPr>
-              <w:t>/about/</w:t>
+              <w:t>/ukladka/</w:t>
             </w:r>
           </w:p>
         </w:tc>
@@ -5023,7 +5023,7 @@
               <w:rPr>
                 <w:sz w:val="20"/>
               </w:rPr>
-              <w:t>Доставка и оплата</w:t>
+              <w:t>О компании</w:t>
             </w:r>
           </w:p>
         </w:tc>
@@ -5037,7 +5037,7 @@
               <w:rPr>
                 <w:sz w:val="20"/>
               </w:rPr>
-              <w:t>/delivery/</w:t>
+              <w:t>/about/</w:t>
             </w:r>
           </w:p>
         </w:tc>
@@ -5053,7 +5053,7 @@
               <w:rPr>
                 <w:sz w:val="20"/>
               </w:rPr>
-              <w:t>Гарантии</w:t>
+              <w:t>Доставка и оплата</w:t>
             </w:r>
           </w:p>
         </w:tc>
@@ -5067,7 +5067,7 @@
               <w:rPr>
                 <w:sz w:val="20"/>
               </w:rPr>
-              <w:t>/garantii/</w:t>
+              <w:t>/delivery/</w:t>
             </w:r>
           </w:p>
         </w:tc>
@@ -5083,7 +5083,7 @@
               <w:rPr>
                 <w:sz w:val="20"/>
               </w:rPr>
-              <w:t>Вопросы и ответы</w:t>
+              <w:t>Гарантии</w:t>
             </w:r>
           </w:p>
         </w:tc>
@@ -5097,7 +5097,7 @@
               <w:rPr>
                 <w:sz w:val="20"/>
               </w:rPr>
-              <w:t>/faq/</w:t>
+              <w:t>/garantii/</w:t>
             </w:r>
           </w:p>
         </w:tc>
@@ -5113,7 +5113,7 @@
               <w:rPr>
                 <w:sz w:val="20"/>
               </w:rPr>
-              <w:t>Сотрудничество (Дилерам)</w:t>
+              <w:t>Вопросы и ответы</w:t>
             </w:r>
           </w:p>
         </w:tc>
@@ -5127,7 +5127,7 @@
               <w:rPr>
                 <w:sz w:val="20"/>
               </w:rPr>
-              <w:t>/cooperation/</w:t>
+              <w:t>/faq/</w:t>
             </w:r>
           </w:p>
         </w:tc>
@@ -5143,7 +5143,7 @@
               <w:rPr>
                 <w:sz w:val="20"/>
               </w:rPr>
-              <w:t>Блог / Статьи</w:t>
+              <w:t>Сотрудничество (Дилерам)</w:t>
             </w:r>
           </w:p>
         </w:tc>
@@ -5157,7 +5157,7 @@
               <w:rPr>
                 <w:sz w:val="20"/>
               </w:rPr>
-              <w:t>/blog/</w:t>
+              <w:t>/cooperation/</w:t>
             </w:r>
           </w:p>
         </w:tc>
@@ -5173,7 +5173,7 @@
               <w:rPr>
                 <w:sz w:val="20"/>
               </w:rPr>
-              <w:t>Акции</w:t>
+              <w:t>Блог / Статьи</w:t>
             </w:r>
           </w:p>
         </w:tc>
@@ -5187,7 +5187,7 @@
               <w:rPr>
                 <w:sz w:val="20"/>
               </w:rPr>
-              <w:t>/sales/</w:t>
+              <w:t>/blog/</w:t>
             </w:r>
           </w:p>
         </w:tc>
@@ -5203,7 +5203,7 @@
               <w:rPr>
                 <w:sz w:val="20"/>
               </w:rPr>
-              <w:t>Контакты</w:t>
+              <w:t>Акции</w:t>
             </w:r>
           </w:p>
         </w:tc>
@@ -5217,7 +5217,7 @@
               <w:rPr>
                 <w:sz w:val="20"/>
               </w:rPr>
-              <w:t>/contacts/</w:t>
+              <w:t>/sales/</w:t>
             </w:r>
           </w:p>
         </w:tc>
@@ -5233,7 +5233,7 @@
               <w:rPr>
                 <w:sz w:val="20"/>
               </w:rPr>
-              <w:t>Личный кабинет</w:t>
+              <w:t>Контакты</w:t>
             </w:r>
           </w:p>
         </w:tc>
@@ -5247,7 +5247,7 @@
               <w:rPr>
                 <w:sz w:val="20"/>
               </w:rPr>
-              <w:t>/account/</w:t>
+              <w:t>/contacts/</w:t>
             </w:r>
           </w:p>
         </w:tc>
@@ -5263,7 +5263,7 @@
               <w:rPr>
                 <w:sz w:val="20"/>
               </w:rPr>
-              <w:t xml:space="preserve">  → Мои заказы</w:t>
+              <w:t>Личный кабинет</w:t>
             </w:r>
           </w:p>
         </w:tc>
@@ -5277,7 +5277,7 @@
               <w:rPr>
                 <w:sz w:val="20"/>
               </w:rPr>
-              <w:t>/account/orders/</w:t>
+              <w:t>/account/</w:t>
             </w:r>
           </w:p>
         </w:tc>
@@ -5293,7 +5293,7 @@
               <w:rPr>
                 <w:sz w:val="20"/>
               </w:rPr>
-              <w:t xml:space="preserve">  → Мои расчёты</w:t>
+              <w:t xml:space="preserve">  → Мои заказы</w:t>
             </w:r>
           </w:p>
         </w:tc>
@@ -5307,7 +5307,7 @@
               <w:rPr>
                 <w:sz w:val="20"/>
               </w:rPr>
-              <w:t>/account/calculations/</w:t>
+              <w:t>/account/orders/</w:t>
             </w:r>
           </w:p>
         </w:tc>
@@ -5323,7 +5323,7 @@
               <w:rPr>
                 <w:sz w:val="20"/>
               </w:rPr>
-              <w:t xml:space="preserve">  → Мои объекты</w:t>
+              <w:t xml:space="preserve">  → Мои расчёты</w:t>
             </w:r>
           </w:p>
         </w:tc>
@@ -5337,7 +5337,7 @@
               <w:rPr>
                 <w:sz w:val="20"/>
               </w:rPr>
-              <w:t>/account/projects/</w:t>
+              <w:t>/account/calculations/</w:t>
             </w:r>
           </w:p>
         </w:tc>
@@ -5353,7 +5353,7 @@
               <w:rPr>
                 <w:sz w:val="20"/>
               </w:rPr>
-              <w:t xml:space="preserve">  → Избранное</w:t>
+              <w:t xml:space="preserve">  → Мои объекты</w:t>
             </w:r>
           </w:p>
         </w:tc>
@@ -5367,7 +5367,7 @@
               <w:rPr>
                 <w:sz w:val="20"/>
               </w:rPr>
-              <w:t>/account/favorites/</w:t>
+              <w:t>/account/projects/</w:t>
             </w:r>
           </w:p>
         </w:tc>
@@ -5383,7 +5383,7 @@
               <w:rPr>
                 <w:sz w:val="20"/>
               </w:rPr>
-              <w:t xml:space="preserve">  → Профиль</w:t>
+              <w:t xml:space="preserve">  → Избранное</w:t>
             </w:r>
           </w:p>
         </w:tc>
@@ -5397,7 +5397,7 @@
               <w:rPr>
                 <w:sz w:val="20"/>
               </w:rPr>
-              <w:t>/account/profile/</w:t>
+              <w:t>/account/favorites/</w:t>
             </w:r>
           </w:p>
         </w:tc>
@@ -5413,7 +5413,7 @@
               <w:rPr>
                 <w:sz w:val="20"/>
               </w:rPr>
-              <w:t xml:space="preserve">  → Документы</w:t>
+              <w:t xml:space="preserve">  → Профиль</w:t>
             </w:r>
           </w:p>
         </w:tc>
@@ -5427,7 +5427,7 @@
               <w:rPr>
                 <w:sz w:val="20"/>
               </w:rPr>
-              <w:t>/account/documents/</w:t>
+              <w:t>/account/profile/</w:t>
             </w:r>
           </w:p>
         </w:tc>
@@ -5443,7 +5443,7 @@
               <w:rPr>
                 <w:sz w:val="20"/>
               </w:rPr>
-              <w:t>Корзина</w:t>
+              <w:t xml:space="preserve">  → Документы</w:t>
             </w:r>
           </w:p>
         </w:tc>
@@ -5457,7 +5457,7 @@
               <w:rPr>
                 <w:sz w:val="20"/>
               </w:rPr>
-              <w:t>/cart/</w:t>
+              <w:t>/account/documents/</w:t>
             </w:r>
           </w:p>
         </w:tc>
@@ -5473,7 +5473,7 @@
               <w:rPr>
                 <w:sz w:val="20"/>
               </w:rPr>
-              <w:t>Оформление заказа</w:t>
+              <w:t>Корзина</w:t>
             </w:r>
           </w:p>
         </w:tc>
@@ -5487,7 +5487,7 @@
               <w:rPr>
                 <w:sz w:val="20"/>
               </w:rPr>
-              <w:t>/checkout/</w:t>
+              <w:t>/cart/</w:t>
             </w:r>
           </w:p>
         </w:tc>
@@ -5503,7 +5503,7 @@
               <w:rPr>
                 <w:sz w:val="20"/>
               </w:rPr>
-              <w:t>Поиск</w:t>
+              <w:t>Оформление заказа</w:t>
             </w:r>
           </w:p>
         </w:tc>
@@ -5517,7 +5517,7 @@
               <w:rPr>
                 <w:sz w:val="20"/>
               </w:rPr>
-              <w:t>/search/</w:t>
+              <w:t>/checkout/</w:t>
             </w:r>
           </w:p>
         </w:tc>
@@ -5533,7 +5533,7 @@
               <w:rPr>
                 <w:sz w:val="20"/>
               </w:rPr>
-              <w:t>Сравнение товаров</w:t>
+              <w:t>Поиск</w:t>
             </w:r>
           </w:p>
         </w:tc>
@@ -5547,7 +5547,7 @@
               <w:rPr>
                 <w:sz w:val="20"/>
               </w:rPr>
-              <w:t>/compare/</w:t>
+              <w:t>/search/</w:t>
             </w:r>
           </w:p>
         </w:tc>
@@ -5563,7 +5563,7 @@
               <w:rPr>
                 <w:sz w:val="20"/>
               </w:rPr>
-              <w:t>Статус заказа (без входа)</w:t>
+              <w:t>Сравнение товаров</w:t>
             </w:r>
           </w:p>
         </w:tc>
@@ -5577,7 +5577,7 @@
               <w:rPr>
                 <w:sz w:val="20"/>
               </w:rPr>
-              <w:t>/order-status/</w:t>
+              <w:t>/compare/</w:t>
             </w:r>
           </w:p>
         </w:tc>
@@ -5593,7 +5593,7 @@
               <w:rPr>
                 <w:sz w:val="20"/>
               </w:rPr>
-              <w:t>Запрос образца</w:t>
+              <w:t>Статус заказа (без входа)</w:t>
             </w:r>
           </w:p>
         </w:tc>
@@ -5607,7 +5607,7 @@
               <w:rPr>
                 <w:sz w:val="20"/>
               </w:rPr>
-              <w:t>/sample/</w:t>
+              <w:t>/order-status/</w:t>
             </w:r>
           </w:p>
         </w:tc>
@@ -5623,7 +5623,7 @@
               <w:rPr>
                 <w:sz w:val="20"/>
               </w:rPr>
-              <w:t>404 страница</w:t>
+              <w:t>Запрос образца</w:t>
             </w:r>
           </w:p>
         </w:tc>
@@ -5637,7 +5637,7 @@
               <w:rPr>
                 <w:sz w:val="20"/>
               </w:rPr>
-              <w:t>/404/</w:t>
+              <w:t>/sample/</w:t>
             </w:r>
           </w:p>
         </w:tc>
@@ -5653,7 +5653,7 @@
               <w:rPr>
                 <w:sz w:val="20"/>
               </w:rPr>
-              <w:t>500 страница</w:t>
+              <w:t>404 страница</w:t>
             </w:r>
           </w:p>
         </w:tc>
@@ -5667,7 +5667,7 @@
               <w:rPr>
                 <w:sz w:val="20"/>
               </w:rPr>
-              <w:t>/500/</w:t>
+              <w:t>/404/</w:t>
             </w:r>
           </w:p>
         </w:tc>
@@ -5683,7 +5683,7 @@
               <w:rPr>
                 <w:sz w:val="20"/>
               </w:rPr>
-              <w:t>Страница обслуживания (maintenance)</w:t>
+              <w:t>500 страница</w:t>
             </w:r>
           </w:p>
         </w:tc>
@@ -5691,6 +5691,36 @@
           <w:tcPr>
             <w:tcW w:type="dxa" w:w="4819"/>
             <w:shd w:val="clear" w:color="auto" w:fill="FFFFFF"/>
+          </w:tcPr>
+          <w:p>
+            <w:r>
+              <w:rPr>
+                <w:sz w:val="20"/>
+              </w:rPr>
+              <w:t>/500/</w:t>
+            </w:r>
+          </w:p>
+        </w:tc>
+      </w:tr>
+      <w:tr>
+        <w:tc>
+          <w:tcPr>
+            <w:tcW w:type="dxa" w:w="3969"/>
+            <w:shd w:val="clear" w:color="auto" w:fill="EEF2F7"/>
+          </w:tcPr>
+          <w:p>
+            <w:r>
+              <w:rPr>
+                <w:sz w:val="20"/>
+              </w:rPr>
+              <w:t>Страница обслуживания (maintenance)</w:t>
+            </w:r>
+          </w:p>
+        </w:tc>
+        <w:tc>
+          <w:tcPr>
+            <w:tcW w:type="dxa" w:w="4819"/>
+            <w:shd w:val="clear" w:color="auto" w:fill="EEF2F7"/>
           </w:tcPr>
           <w:p>
             <w:r>
@@ -6839,7 +6869,7 @@
               <w:rPr>
                 <w:sz w:val="20"/>
               </w:rPr>
-              <w:t>Хозпостройка (сарай, склад)</w:t>
+              <w:t>Pergola и арка</w:t>
             </w:r>
           </w:p>
         </w:tc>
@@ -6853,7 +6883,7 @@
               <w:rPr>
                 <w:sz w:val="20"/>
               </w:rPr>
-              <w:t>ФБС или блоки (фундамент), блоки стеновые или профнастил (стены), профнастил (кровля), двери металлические, крепёж</w:t>
+              <w:t>Брус (стойки и балки), столбы металлические или блоки (основание), крепёж (болты, уголки, хомуты), бетон (фундамент под стойки), тротуарная плитка (площадка вокруг)</w:t>
             </w:r>
           </w:p>
         </w:tc>
@@ -6869,7 +6899,7 @@
               <w:rPr>
                 <w:sz w:val="20"/>
               </w:rPr>
-              <w:t>Канализация и дренаж</w:t>
+              <w:t>Хозпостройка (сарай, склад)</w:t>
             </w:r>
           </w:p>
         </w:tc>
@@ -6883,7 +6913,7 @@
               <w:rPr>
                 <w:sz w:val="20"/>
               </w:rPr>
-              <w:t>Кольца колодезные, лотки бетонные, трубы ПВХ, геотекстиль, щебень (дренаж), ревизионные колодцы</w:t>
+              <w:t>ФБС или блоки (фундамент), блоки стеновые или профнастил (стены), профнастил (кровля), двери металлические, крепёж</w:t>
             </w:r>
           </w:p>
         </w:tc>
@@ -6899,7 +6929,7 @@
               <w:rPr>
                 <w:sz w:val="20"/>
               </w:rPr>
-              <w:t>Водопровод</w:t>
+              <w:t>Канализация и дренаж</w:t>
             </w:r>
           </w:p>
         </w:tc>
@@ -6913,7 +6943,7 @@
               <w:rPr>
                 <w:sz w:val="20"/>
               </w:rPr>
-              <w:t>Трубы ПП/ПЭ, фитинги, запорная арматура, утеплитель для труб, колодезные кольца (питьевой колодец)</w:t>
+              <w:t>Кольца колодезные, лотки бетонные, трубы ПВХ, геотекстиль, щебень (дренаж), ревизионные колодцы</w:t>
             </w:r>
           </w:p>
         </w:tc>
@@ -6929,7 +6959,7 @@
               <w:rPr>
                 <w:sz w:val="20"/>
               </w:rPr>
-              <w:t>Электроснабжение</w:t>
+              <w:t>Водопровод</w:t>
             </w:r>
           </w:p>
         </w:tc>
@@ -6943,7 +6973,7 @@
               <w:rPr>
                 <w:sz w:val="20"/>
               </w:rPr>
-              <w:t>Кабельные лотки бетонные, кабельные колодцы, трубы защитные гофрированные, щебень (подсыпка)</w:t>
+              <w:t>Трубы ПП/ПЭ, фитинги, запорная арматура, утеплитель для труб, колодезные кольца (питьевой колодец)</w:t>
             </w:r>
           </w:p>
         </w:tc>
@@ -6959,7 +6989,7 @@
               <w:rPr>
                 <w:sz w:val="20"/>
               </w:rPr>
-              <w:t>Теплоснабжение</w:t>
+              <w:t>Электроснабжение</w:t>
             </w:r>
           </w:p>
         </w:tc>
@@ -6973,7 +7003,7 @@
               <w:rPr>
                 <w:sz w:val="20"/>
               </w:rPr>
-              <w:t>Лотки бетонные для теплотрасс, колодцы тепловые, теплоизоляция труб, крепёж</w:t>
+              <w:t>Кабельные лотки бетонные, кабельные колодцы, трубы защитные гофрированные, щебень (подсыпка)</w:t>
             </w:r>
           </w:p>
         </w:tc>
@@ -6989,7 +7019,7 @@
               <w:rPr>
                 <w:sz w:val="20"/>
               </w:rPr>
-              <w:t>Газоснабжение</w:t>
+              <w:t>Теплоснабжение</w:t>
             </w:r>
           </w:p>
         </w:tc>
@@ -6997,6 +7027,36 @@
           <w:tcPr>
             <w:tcW w:type="dxa" w:w="6236"/>
             <w:shd w:val="clear" w:color="auto" w:fill="FFFFFF"/>
+          </w:tcPr>
+          <w:p>
+            <w:r>
+              <w:rPr>
+                <w:sz w:val="20"/>
+              </w:rPr>
+              <w:t>Лотки бетонные для теплотрасс, колодцы тепловые, теплоизоляция труб, крепёж</w:t>
+            </w:r>
+          </w:p>
+        </w:tc>
+      </w:tr>
+      <w:tr>
+        <w:tc>
+          <w:tcPr>
+            <w:tcW w:type="dxa" w:w="2551"/>
+            <w:shd w:val="clear" w:color="auto" w:fill="EEF2F7"/>
+          </w:tcPr>
+          <w:p>
+            <w:r>
+              <w:rPr>
+                <w:sz w:val="20"/>
+              </w:rPr>
+              <w:t>Газоснабжение</w:t>
+            </w:r>
+          </w:p>
+        </w:tc>
+        <w:tc>
+          <w:tcPr>
+            <w:tcW w:type="dxa" w:w="6236"/>
+            <w:shd w:val="clear" w:color="auto" w:fill="EEF2F7"/>
           </w:tcPr>
           <w:p>
             <w:r>

--- a/ТЗ_Сайт_КамФас_v2.0.docx
+++ b/ТЗ_Сайт_КамФас_v2.0.docx
@@ -3523,7 +3523,7 @@
               <w:rPr>
                 <w:sz w:val="20"/>
               </w:rPr>
-              <w:t xml:space="preserve">    → → Доборные элементы</w:t>
+              <w:t xml:space="preserve">    → → Шифер асбестоцементный</w:t>
             </w:r>
           </w:p>
         </w:tc>
@@ -3537,7 +3537,7 @@
               <w:rPr>
                 <w:sz w:val="20"/>
               </w:rPr>
-              <w:t>/catalog/krovlya/dobory/</w:t>
+              <w:t>/catalog/krovlya/shifer/</w:t>
             </w:r>
           </w:p>
         </w:tc>
@@ -3553,7 +3553,7 @@
               <w:rPr>
                 <w:sz w:val="20"/>
               </w:rPr>
-              <w:t xml:space="preserve">    → → Утеплитель кровельный</w:t>
+              <w:t xml:space="preserve">    → → Еврошифер (Ондулин)</w:t>
             </w:r>
           </w:p>
         </w:tc>
@@ -3567,7 +3567,7 @@
               <w:rPr>
                 <w:sz w:val="20"/>
               </w:rPr>
-              <w:t>/catalog/krovlya/uteplitel/</w:t>
+              <w:t>/catalog/krovlya/ondulin/</w:t>
             </w:r>
           </w:p>
         </w:tc>
@@ -3583,7 +3583,7 @@
               <w:rPr>
                 <w:sz w:val="20"/>
               </w:rPr>
-              <w:t xml:space="preserve">  → Стены</w:t>
+              <w:t xml:space="preserve">    → → Водосточные системы</w:t>
             </w:r>
           </w:p>
         </w:tc>
@@ -3597,7 +3597,7 @@
               <w:rPr>
                 <w:sz w:val="20"/>
               </w:rPr>
-              <w:t>/catalog/steny/</w:t>
+              <w:t>/catalog/krovlya/vodostok/</w:t>
             </w:r>
           </w:p>
         </w:tc>
@@ -3613,7 +3613,7 @@
               <w:rPr>
                 <w:sz w:val="20"/>
               </w:rPr>
-              <w:t xml:space="preserve">    → → Газобетонные блоки</w:t>
+              <w:t xml:space="preserve">    → → Доборные элементы</w:t>
             </w:r>
           </w:p>
         </w:tc>
@@ -3627,7 +3627,7 @@
               <w:rPr>
                 <w:sz w:val="20"/>
               </w:rPr>
-              <w:t>/catalog/steny/gazobeton/</w:t>
+              <w:t>/catalog/krovlya/dobory/</w:t>
             </w:r>
           </w:p>
         </w:tc>
@@ -3643,7 +3643,7 @@
               <w:rPr>
                 <w:sz w:val="20"/>
               </w:rPr>
-              <w:t xml:space="preserve">    → → Керамзитобетонные блоки</w:t>
+              <w:t xml:space="preserve">  → Стены</w:t>
             </w:r>
           </w:p>
         </w:tc>
@@ -3657,7 +3657,7 @@
               <w:rPr>
                 <w:sz w:val="20"/>
               </w:rPr>
-              <w:t>/catalog/steny/keramzitobeton/</w:t>
+              <w:t>/catalog/steny/</w:t>
             </w:r>
           </w:p>
         </w:tc>
@@ -3673,7 +3673,7 @@
               <w:rPr>
                 <w:sz w:val="20"/>
               </w:rPr>
-              <w:t xml:space="preserve">    → → Кирпич</w:t>
+              <w:t xml:space="preserve">    → → Газобетонные блоки</w:t>
             </w:r>
           </w:p>
         </w:tc>
@@ -3687,7 +3687,7 @@
               <w:rPr>
                 <w:sz w:val="20"/>
               </w:rPr>
-              <w:t>/catalog/steny/kirpich/</w:t>
+              <w:t>/catalog/steny/gazobeton/</w:t>
             </w:r>
           </w:p>
         </w:tc>
@@ -3703,7 +3703,7 @@
               <w:rPr>
                 <w:sz w:val="20"/>
               </w:rPr>
-              <w:t xml:space="preserve">    → → Пенобетон</w:t>
+              <w:t xml:space="preserve">    → → Керамзитобетонные блоки</w:t>
             </w:r>
           </w:p>
         </w:tc>
@@ -3717,7 +3717,7 @@
               <w:rPr>
                 <w:sz w:val="20"/>
               </w:rPr>
-              <w:t>/catalog/steny/penobeton/</w:t>
+              <w:t>/catalog/steny/keramzitobeton/</w:t>
             </w:r>
           </w:p>
         </w:tc>
@@ -3733,7 +3733,7 @@
               <w:rPr>
                 <w:sz w:val="20"/>
               </w:rPr>
-              <w:t xml:space="preserve">  → Тротуарная плитка и благоустройство</w:t>
+              <w:t xml:space="preserve">    → → Кирпич</w:t>
             </w:r>
           </w:p>
         </w:tc>
@@ -3747,7 +3747,7 @@
               <w:rPr>
                 <w:sz w:val="20"/>
               </w:rPr>
-              <w:t>/catalog/blagoustrojstvo/</w:t>
+              <w:t>/catalog/steny/kirpich/</w:t>
             </w:r>
           </w:p>
         </w:tc>
@@ -3763,7 +3763,7 @@
               <w:rPr>
                 <w:sz w:val="20"/>
               </w:rPr>
-              <w:t xml:space="preserve">    → → Тротуарная плитка</w:t>
+              <w:t xml:space="preserve">    → → Пенобетон</w:t>
             </w:r>
           </w:p>
         </w:tc>
@@ -3777,7 +3777,7 @@
               <w:rPr>
                 <w:sz w:val="20"/>
               </w:rPr>
-              <w:t>/catalog/blagoustrojstvo/trotuarnaya-plitka/</w:t>
+              <w:t>/catalog/steny/penobeton/</w:t>
             </w:r>
           </w:p>
         </w:tc>
@@ -3793,7 +3793,7 @@
               <w:rPr>
                 <w:sz w:val="20"/>
               </w:rPr>
-              <w:t xml:space="preserve">    → → Брусчатка</w:t>
+              <w:t xml:space="preserve">  → Тротуарная плитка и благоустройство</w:t>
             </w:r>
           </w:p>
         </w:tc>
@@ -3807,7 +3807,7 @@
               <w:rPr>
                 <w:sz w:val="20"/>
               </w:rPr>
-              <w:t>/catalog/blagoustrojstvo/bruschatka/</w:t>
+              <w:t>/catalog/blagoustrojstvo/</w:t>
             </w:r>
           </w:p>
         </w:tc>
@@ -3823,7 +3823,7 @@
               <w:rPr>
                 <w:sz w:val="20"/>
               </w:rPr>
-              <w:t xml:space="preserve">    → → Бордюрный камень</w:t>
+              <w:t xml:space="preserve">    → → Тротуарная плитка</w:t>
             </w:r>
           </w:p>
         </w:tc>
@@ -3837,7 +3837,7 @@
               <w:rPr>
                 <w:sz w:val="20"/>
               </w:rPr>
-              <w:t>/catalog/blagoustrojstvo/bordyur/</w:t>
+              <w:t>/catalog/blagoustrojstvo/trotuarnaya-plitka/</w:t>
             </w:r>
           </w:p>
         </w:tc>
@@ -3853,7 +3853,7 @@
               <w:rPr>
                 <w:sz w:val="20"/>
               </w:rPr>
-              <w:t xml:space="preserve">    → → Облицовочный камень</w:t>
+              <w:t xml:space="preserve">    → → Брусчатка</w:t>
             </w:r>
           </w:p>
         </w:tc>
@@ -3867,7 +3867,7 @@
               <w:rPr>
                 <w:sz w:val="20"/>
               </w:rPr>
-              <w:t>/catalog/blagoustrojstvo/oblitsovochnyy/</w:t>
+              <w:t>/catalog/blagoustrojstvo/bruschatka/</w:t>
             </w:r>
           </w:p>
         </w:tc>
@@ -3883,7 +3883,7 @@
               <w:rPr>
                 <w:sz w:val="20"/>
               </w:rPr>
-              <w:t xml:space="preserve">    → → Декоративные элементы</w:t>
+              <w:t xml:space="preserve">    → → Бордюрный камень</w:t>
             </w:r>
           </w:p>
         </w:tc>
@@ -3897,7 +3897,7 @@
               <w:rPr>
                 <w:sz w:val="20"/>
               </w:rPr>
-              <w:t>/catalog/blagoustrojstvo/dekor/</w:t>
+              <w:t>/catalog/blagoustrojstvo/bordyur/</w:t>
             </w:r>
           </w:p>
         </w:tc>
@@ -3913,7 +3913,7 @@
               <w:rPr>
                 <w:sz w:val="20"/>
               </w:rPr>
-              <w:t xml:space="preserve">  → Коммуникации</w:t>
+              <w:t xml:space="preserve">    → → Облицовочный камень</w:t>
             </w:r>
           </w:p>
         </w:tc>
@@ -3927,7 +3927,7 @@
               <w:rPr>
                 <w:sz w:val="20"/>
               </w:rPr>
-              <w:t>/catalog/kommunikacii/</w:t>
+              <w:t>/catalog/blagoustrojstvo/oblitsovochnyy/</w:t>
             </w:r>
           </w:p>
         </w:tc>
@@ -3943,7 +3943,7 @@
               <w:rPr>
                 <w:sz w:val="20"/>
               </w:rPr>
-              <w:t xml:space="preserve">    → → Водопровод</w:t>
+              <w:t xml:space="preserve">    → → Декоративные элементы и ступени</w:t>
             </w:r>
           </w:p>
         </w:tc>
@@ -3957,7 +3957,7 @@
               <w:rPr>
                 <w:sz w:val="20"/>
               </w:rPr>
-              <w:t>/catalog/kommunikacii/vodoprovod/</w:t>
+              <w:t>/catalog/blagoustrojstvo/dekor/</w:t>
             </w:r>
           </w:p>
         </w:tc>
@@ -3973,7 +3973,7 @@
               <w:rPr>
                 <w:sz w:val="20"/>
               </w:rPr>
-              <w:t xml:space="preserve">    → → Канализация</w:t>
+              <w:t xml:space="preserve">  → Утеплители и изоляция</w:t>
             </w:r>
           </w:p>
         </w:tc>
@@ -3987,7 +3987,7 @@
               <w:rPr>
                 <w:sz w:val="20"/>
               </w:rPr>
-              <w:t>/catalog/kommunikacii/kanalizaciya/</w:t>
+              <w:t>/catalog/izolyaciya/</w:t>
             </w:r>
           </w:p>
         </w:tc>
@@ -4003,7 +4003,7 @@
               <w:rPr>
                 <w:sz w:val="20"/>
               </w:rPr>
-              <w:t xml:space="preserve">    → → Электроснабжение</w:t>
+              <w:t xml:space="preserve">    → → Минеральная вата</w:t>
             </w:r>
           </w:p>
         </w:tc>
@@ -4017,7 +4017,7 @@
               <w:rPr>
                 <w:sz w:val="20"/>
               </w:rPr>
-              <w:t>/catalog/kommunikacii/elektrosnabzhenie/</w:t>
+              <w:t>/catalog/izolyaciya/minvata/</w:t>
             </w:r>
           </w:p>
         </w:tc>
@@ -4033,7 +4033,7 @@
               <w:rPr>
                 <w:sz w:val="20"/>
               </w:rPr>
-              <w:t xml:space="preserve">    → → Теплоснабжение</w:t>
+              <w:t xml:space="preserve">    → → Пенопласт (ПСБ)</w:t>
             </w:r>
           </w:p>
         </w:tc>
@@ -4047,7 +4047,7 @@
               <w:rPr>
                 <w:sz w:val="20"/>
               </w:rPr>
-              <w:t>/catalog/kommunikacii/teplosnabzhenie/</w:t>
+              <w:t>/catalog/izolyaciya/penoplast/</w:t>
             </w:r>
           </w:p>
         </w:tc>
@@ -4063,7 +4063,7 @@
               <w:rPr>
                 <w:sz w:val="20"/>
               </w:rPr>
-              <w:t xml:space="preserve">    → → Газоснабжение</w:t>
+              <w:t xml:space="preserve">    → → ЭППС / Пеноплекс</w:t>
             </w:r>
           </w:p>
         </w:tc>
@@ -4077,7 +4077,7 @@
               <w:rPr>
                 <w:sz w:val="20"/>
               </w:rPr>
-              <w:t>/catalog/kommunikacii/gazosnabzhenie/</w:t>
+              <w:t>/catalog/izolyaciya/epps/</w:t>
             </w:r>
           </w:p>
         </w:tc>
@@ -4093,7 +4093,7 @@
               <w:rPr>
                 <w:sz w:val="20"/>
               </w:rPr>
-              <w:t>Карточка товара</w:t>
+              <w:t xml:space="preserve">    → → Пароизоляция</w:t>
             </w:r>
           </w:p>
         </w:tc>
@@ -4107,7 +4107,7 @@
               <w:rPr>
                 <w:sz w:val="20"/>
               </w:rPr>
-              <w:t>/catalog/{category}/{subcategory}/{slug}/</w:t>
+              <w:t>/catalog/izolyaciya/paroizolyaciya/</w:t>
             </w:r>
           </w:p>
         </w:tc>
@@ -4123,7 +4123,7 @@
               <w:rPr>
                 <w:sz w:val="20"/>
               </w:rPr>
-              <w:t>Калькуляторы (хаб)</w:t>
+              <w:t xml:space="preserve">    → → Гидроизоляция (плёнки, мембраны)</w:t>
             </w:r>
           </w:p>
         </w:tc>
@@ -4137,7 +4137,7 @@
               <w:rPr>
                 <w:sz w:val="20"/>
               </w:rPr>
-              <w:t>/calculators/</w:t>
+              <w:t>/catalog/izolyaciya/gidroizolyaciya/</w:t>
             </w:r>
           </w:p>
         </w:tc>
@@ -4153,7 +4153,7 @@
               <w:rPr>
                 <w:sz w:val="20"/>
               </w:rPr>
-              <w:t xml:space="preserve">  → Калькулятор плитки</w:t>
+              <w:t xml:space="preserve">    → → Ветрозащита</w:t>
             </w:r>
           </w:p>
         </w:tc>
@@ -4167,7 +4167,7 @@
               <w:rPr>
                 <w:sz w:val="20"/>
               </w:rPr>
-              <w:t>/calculators/plitka/</w:t>
+              <w:t>/catalog/izolyaciya/vetrozashita/</w:t>
             </w:r>
           </w:p>
         </w:tc>
@@ -4183,7 +4183,7 @@
               <w:rPr>
                 <w:sz w:val="20"/>
               </w:rPr>
-              <w:t xml:space="preserve">  → Калькулятор кровли</w:t>
+              <w:t xml:space="preserve">    → → Звукоизоляция</w:t>
             </w:r>
           </w:p>
         </w:tc>
@@ -4197,7 +4197,7 @@
               <w:rPr>
                 <w:sz w:val="20"/>
               </w:rPr>
-              <w:t>/calculators/krovlya/</w:t>
+              <w:t>/catalog/izolyaciya/zvukoizolyaciya/</w:t>
             </w:r>
           </w:p>
         </w:tc>
@@ -4213,7 +4213,7 @@
               <w:rPr>
                 <w:sz w:val="20"/>
               </w:rPr>
-              <w:t xml:space="preserve">  → Калькулятор стен</w:t>
+              <w:t xml:space="preserve">    → → Рулонная гидроизоляция (рубероид)</w:t>
             </w:r>
           </w:p>
         </w:tc>
@@ -4227,7 +4227,7 @@
               <w:rPr>
                 <w:sz w:val="20"/>
               </w:rPr>
-              <w:t>/calculators/steny/</w:t>
+              <w:t>/catalog/izolyaciya/ruberoid/</w:t>
             </w:r>
           </w:p>
         </w:tc>
@@ -4243,7 +4243,7 @@
               <w:rPr>
                 <w:sz w:val="20"/>
               </w:rPr>
-              <w:t xml:space="preserve">  → Калькулятор ЖБИ</w:t>
+              <w:t xml:space="preserve">  → Листовые материалы</w:t>
             </w:r>
           </w:p>
         </w:tc>
@@ -4257,7 +4257,7 @@
               <w:rPr>
                 <w:sz w:val="20"/>
               </w:rPr>
-              <w:t>/calculators/zhbi/</w:t>
+              <w:t>/catalog/listovye/</w:t>
             </w:r>
           </w:p>
         </w:tc>
@@ -4273,7 +4273,7 @@
               <w:rPr>
                 <w:sz w:val="20"/>
               </w:rPr>
-              <w:t>Подобрать по виду работ (хаб)</w:t>
+              <w:t xml:space="preserve">    → → Фанера</w:t>
             </w:r>
           </w:p>
         </w:tc>
@@ -4287,7 +4287,7 @@
               <w:rPr>
                 <w:sz w:val="20"/>
               </w:rPr>
-              <w:t>/by-work/</w:t>
+              <w:t>/catalog/listovye/fanera/</w:t>
             </w:r>
           </w:p>
         </w:tc>
@@ -4303,7 +4303,7 @@
               <w:rPr>
                 <w:sz w:val="20"/>
               </w:rPr>
-              <w:t xml:space="preserve">  → Фундамент</w:t>
+              <w:t xml:space="preserve">    → → ОСБ (OSB)</w:t>
             </w:r>
           </w:p>
         </w:tc>
@@ -4317,7 +4317,7 @@
               <w:rPr>
                 <w:sz w:val="20"/>
               </w:rPr>
-              <w:t>/by-work/fundament/</w:t>
+              <w:t>/catalog/listovye/osb/</w:t>
             </w:r>
           </w:p>
         </w:tc>
@@ -4333,7 +4333,7 @@
               <w:rPr>
                 <w:sz w:val="20"/>
               </w:rPr>
-              <w:t xml:space="preserve">  → Стены и кладка</w:t>
+              <w:t xml:space="preserve">    → → Гипсокартон (ГКЛ)</w:t>
             </w:r>
           </w:p>
         </w:tc>
@@ -4347,7 +4347,7 @@
               <w:rPr>
                 <w:sz w:val="20"/>
               </w:rPr>
-              <w:t>/by-work/steny/</w:t>
+              <w:t>/catalog/listovye/gkl/</w:t>
             </w:r>
           </w:p>
         </w:tc>
@@ -4363,7 +4363,7 @@
               <w:rPr>
                 <w:sz w:val="20"/>
               </w:rPr>
-              <w:t xml:space="preserve">  → Перекрытия</w:t>
+              <w:t xml:space="preserve">    → → ЦСП (цементно-стружечная плита)</w:t>
             </w:r>
           </w:p>
         </w:tc>
@@ -4377,7 +4377,7 @@
               <w:rPr>
                 <w:sz w:val="20"/>
               </w:rPr>
-              <w:t>/by-work/perekrytiya/</w:t>
+              <w:t>/catalog/listovye/csp/</w:t>
             </w:r>
           </w:p>
         </w:tc>
@@ -4393,7 +4393,7 @@
               <w:rPr>
                 <w:sz w:val="20"/>
               </w:rPr>
-              <w:t xml:space="preserve">  → Кровля</w:t>
+              <w:t xml:space="preserve">    → → ДСП / МДФ</w:t>
             </w:r>
           </w:p>
         </w:tc>
@@ -4407,7 +4407,7 @@
               <w:rPr>
                 <w:sz w:val="20"/>
               </w:rPr>
-              <w:t>/by-work/krovlya/</w:t>
+              <w:t>/catalog/listovye/dsp/</w:t>
             </w:r>
           </w:p>
         </w:tc>
@@ -4423,7 +4423,7 @@
               <w:rPr>
                 <w:sz w:val="20"/>
               </w:rPr>
-              <w:t xml:space="preserve">  → Фасад</w:t>
+              <w:t xml:space="preserve">    → → СМЛ (стекломагнезит)</w:t>
             </w:r>
           </w:p>
         </w:tc>
@@ -4437,7 +4437,7 @@
               <w:rPr>
                 <w:sz w:val="20"/>
               </w:rPr>
-              <w:t>/by-work/fasad/</w:t>
+              <w:t>/catalog/listovye/sml/</w:t>
             </w:r>
           </w:p>
         </w:tc>
@@ -4453,7 +4453,7 @@
               <w:rPr>
                 <w:sz w:val="20"/>
               </w:rPr>
-              <w:t xml:space="preserve">  → Благоустройство и дорожки</w:t>
+              <w:t xml:space="preserve">  → Пиломатериалы</w:t>
             </w:r>
           </w:p>
         </w:tc>
@@ -4467,7 +4467,7 @@
               <w:rPr>
                 <w:sz w:val="20"/>
               </w:rPr>
-              <w:t>/by-work/blagoustrojstvo/</w:t>
+              <w:t>/catalog/pilomaterialy/</w:t>
             </w:r>
           </w:p>
         </w:tc>
@@ -4483,7 +4483,7 @@
               <w:rPr>
                 <w:sz w:val="20"/>
               </w:rPr>
-              <w:t xml:space="preserve">  → Забор и ограждение</w:t>
+              <w:t xml:space="preserve">    → → Доска обрезная</w:t>
             </w:r>
           </w:p>
         </w:tc>
@@ -4497,7 +4497,7 @@
               <w:rPr>
                 <w:sz w:val="20"/>
               </w:rPr>
-              <w:t>/by-work/zabor/</w:t>
+              <w:t>/catalog/pilomaterialy/doska/</w:t>
             </w:r>
           </w:p>
         </w:tc>
@@ -4513,7 +4513,7 @@
               <w:rPr>
                 <w:sz w:val="20"/>
               </w:rPr>
-              <w:t xml:space="preserve">  → Отмостка</w:t>
+              <w:t xml:space="preserve">    → → Брус строительный</w:t>
             </w:r>
           </w:p>
         </w:tc>
@@ -4527,7 +4527,7 @@
               <w:rPr>
                 <w:sz w:val="20"/>
               </w:rPr>
-              <w:t>/by-work/otmostka/</w:t>
+              <w:t>/catalog/pilomaterialy/brus/</w:t>
             </w:r>
           </w:p>
         </w:tc>
@@ -4543,7 +4543,7 @@
               <w:rPr>
                 <w:sz w:val="20"/>
               </w:rPr>
-              <w:t xml:space="preserve">  → Гараж</w:t>
+              <w:t xml:space="preserve">    → → Брус клееный</w:t>
             </w:r>
           </w:p>
         </w:tc>
@@ -4557,7 +4557,7 @@
               <w:rPr>
                 <w:sz w:val="20"/>
               </w:rPr>
-              <w:t>/by-work/garazh/</w:t>
+              <w:t>/catalog/pilomaterialy/brus-kleenyy/</w:t>
             </w:r>
           </w:p>
         </w:tc>
@@ -4573,7 +4573,7 @@
               <w:rPr>
                 <w:sz w:val="20"/>
               </w:rPr>
-              <w:t xml:space="preserve">  → Баня</w:t>
+              <w:t xml:space="preserve">    → → Вагонка</w:t>
             </w:r>
           </w:p>
         </w:tc>
@@ -4587,7 +4587,7 @@
               <w:rPr>
                 <w:sz w:val="20"/>
               </w:rPr>
-              <w:t>/by-work/banya/</w:t>
+              <w:t>/catalog/pilomaterialy/vagonka/</w:t>
             </w:r>
           </w:p>
         </w:tc>
@@ -4603,7 +4603,7 @@
               <w:rPr>
                 <w:sz w:val="20"/>
               </w:rPr>
-              <w:t xml:space="preserve">  → Веранда и терраса</w:t>
+              <w:t xml:space="preserve">    → → Блок-хаус / Имитация бруса</w:t>
             </w:r>
           </w:p>
         </w:tc>
@@ -4617,7 +4617,7 @@
               <w:rPr>
                 <w:sz w:val="20"/>
               </w:rPr>
-              <w:t>/by-work/veranda/</w:t>
+              <w:t>/catalog/pilomaterialy/blokhaus/</w:t>
             </w:r>
           </w:p>
         </w:tc>
@@ -4633,7 +4633,7 @@
               <w:rPr>
                 <w:sz w:val="20"/>
               </w:rPr>
-              <w:t xml:space="preserve">  → Навес и козырёк</w:t>
+              <w:t xml:space="preserve">    → → Планкен / Террасная доска</w:t>
             </w:r>
           </w:p>
         </w:tc>
@@ -4647,7 +4647,7 @@
               <w:rPr>
                 <w:sz w:val="20"/>
               </w:rPr>
-              <w:t>/by-work/naves/</w:t>
+              <w:t>/catalog/pilomaterialy/planken/</w:t>
             </w:r>
           </w:p>
         </w:tc>
@@ -4663,7 +4663,7 @@
               <w:rPr>
                 <w:sz w:val="20"/>
               </w:rPr>
-              <w:t xml:space="preserve">  → Pergola и арка</w:t>
+              <w:t xml:space="preserve">  → Сухие смеси</w:t>
             </w:r>
           </w:p>
         </w:tc>
@@ -4677,7 +4677,7 @@
               <w:rPr>
                 <w:sz w:val="20"/>
               </w:rPr>
-              <w:t>/by-work/pergola/</w:t>
+              <w:t>/catalog/smesi/</w:t>
             </w:r>
           </w:p>
         </w:tc>
@@ -4693,7 +4693,7 @@
               <w:rPr>
                 <w:sz w:val="20"/>
               </w:rPr>
-              <w:t xml:space="preserve">  → Хозпостройка (сарай, склад)</w:t>
+              <w:t xml:space="preserve">    → → Цемент</w:t>
             </w:r>
           </w:p>
         </w:tc>
@@ -4707,7 +4707,7 @@
               <w:rPr>
                 <w:sz w:val="20"/>
               </w:rPr>
-              <w:t>/by-work/khozpostrojka/</w:t>
+              <w:t>/catalog/smesi/cement/</w:t>
             </w:r>
           </w:p>
         </w:tc>
@@ -4723,7 +4723,7 @@
               <w:rPr>
                 <w:sz w:val="20"/>
               </w:rPr>
-              <w:t xml:space="preserve">  → Канализация и дренаж</w:t>
+              <w:t xml:space="preserve">    → → Пескобетон и бетонные смеси</w:t>
             </w:r>
           </w:p>
         </w:tc>
@@ -4737,7 +4737,7 @@
               <w:rPr>
                 <w:sz w:val="20"/>
               </w:rPr>
-              <w:t>/by-work/kanalizaciya/</w:t>
+              <w:t>/catalog/smesi/peskobetion/</w:t>
             </w:r>
           </w:p>
         </w:tc>
@@ -4753,7 +4753,7 @@
               <w:rPr>
                 <w:sz w:val="20"/>
               </w:rPr>
-              <w:t>Готовые решения</w:t>
+              <w:t xml:space="preserve">    → → Кладочные смеси</w:t>
             </w:r>
           </w:p>
         </w:tc>
@@ -4767,7 +4767,7 @@
               <w:rPr>
                 <w:sz w:val="20"/>
               </w:rPr>
-              <w:t>/solutions/</w:t>
+              <w:t>/catalog/smesi/kladochnye/</w:t>
             </w:r>
           </w:p>
         </w:tc>
@@ -4783,7 +4783,7 @@
               <w:rPr>
                 <w:sz w:val="20"/>
               </w:rPr>
-              <w:t xml:space="preserve">  → Частный дом</w:t>
+              <w:t xml:space="preserve">    → → Штукатурные смеси</w:t>
             </w:r>
           </w:p>
         </w:tc>
@@ -4797,7 +4797,7 @@
               <w:rPr>
                 <w:sz w:val="20"/>
               </w:rPr>
-              <w:t>/solutions/chastniy-dom/</w:t>
+              <w:t>/catalog/smesi/shtukaturka/</w:t>
             </w:r>
           </w:p>
         </w:tc>
@@ -4813,7 +4813,7 @@
               <w:rPr>
                 <w:sz w:val="20"/>
               </w:rPr>
-              <w:t xml:space="preserve">  → Забор и ограждение</w:t>
+              <w:t xml:space="preserve">    → → Шпаклёвки</w:t>
             </w:r>
           </w:p>
         </w:tc>
@@ -4827,7 +4827,7 @@
               <w:rPr>
                 <w:sz w:val="20"/>
               </w:rPr>
-              <w:t>/solutions/zabor/</w:t>
+              <w:t>/catalog/smesi/shpaklevki/</w:t>
             </w:r>
           </w:p>
         </w:tc>
@@ -4843,7 +4843,7 @@
               <w:rPr>
                 <w:sz w:val="20"/>
               </w:rPr>
-              <w:t xml:space="preserve">  → Дорожки и площадки</w:t>
+              <w:t xml:space="preserve">    → → Клей для плитки</w:t>
             </w:r>
           </w:p>
         </w:tc>
@@ -4857,7 +4857,7 @@
               <w:rPr>
                 <w:sz w:val="20"/>
               </w:rPr>
-              <w:t>/solutions/dorozhki/</w:t>
+              <w:t>/catalog/smesi/klej-plitka/</w:t>
             </w:r>
           </w:p>
         </w:tc>
@@ -4873,7 +4873,7 @@
               <w:rPr>
                 <w:sz w:val="20"/>
               </w:rPr>
-              <w:t xml:space="preserve">  → Коммерческий объект</w:t>
+              <w:t xml:space="preserve">    → → Наливные полы</w:t>
             </w:r>
           </w:p>
         </w:tc>
@@ -4887,7 +4887,7 @@
               <w:rPr>
                 <w:sz w:val="20"/>
               </w:rPr>
-              <w:t>/solutions/kommercheskiy/</w:t>
+              <w:t>/catalog/smesi/nalivnye-poly/</w:t>
             </w:r>
           </w:p>
         </w:tc>
@@ -4903,7 +4903,7 @@
               <w:rPr>
                 <w:sz w:val="20"/>
               </w:rPr>
-              <w:t>Наши объекты (Портфолио)</w:t>
+              <w:t xml:space="preserve">    → → Гипс строительный</w:t>
             </w:r>
           </w:p>
         </w:tc>
@@ -4917,7 +4917,7 @@
               <w:rPr>
                 <w:sz w:val="20"/>
               </w:rPr>
-              <w:t>/portfolio/</w:t>
+              <w:t>/catalog/smesi/gips/</w:t>
             </w:r>
           </w:p>
         </w:tc>
@@ -4933,7 +4933,7 @@
               <w:rPr>
                 <w:sz w:val="20"/>
               </w:rPr>
-              <w:t>Для прорабов</w:t>
+              <w:t xml:space="preserve">  → Металлопрокат</w:t>
             </w:r>
           </w:p>
         </w:tc>
@@ -4947,7 +4947,7 @@
               <w:rPr>
                 <w:sz w:val="20"/>
               </w:rPr>
-              <w:t>/prorab/</w:t>
+              <w:t>/catalog/metalloprokat/</w:t>
             </w:r>
           </w:p>
         </w:tc>
@@ -4963,7 +4963,7 @@
               <w:rPr>
                 <w:sz w:val="20"/>
               </w:rPr>
-              <w:t>Тендеры / Запрос КП</w:t>
+              <w:t xml:space="preserve">    → → Арматура</w:t>
             </w:r>
           </w:p>
         </w:tc>
@@ -4977,7 +4977,7 @@
               <w:rPr>
                 <w:sz w:val="20"/>
               </w:rPr>
-              <w:t>/tender/</w:t>
+              <w:t>/catalog/metalloprokat/armatura/</w:t>
             </w:r>
           </w:p>
         </w:tc>
@@ -4993,7 +4993,7 @@
               <w:rPr>
                 <w:sz w:val="20"/>
               </w:rPr>
-              <w:t>Услуги укладки</w:t>
+              <w:t xml:space="preserve">    → → Профильная труба</w:t>
             </w:r>
           </w:p>
         </w:tc>
@@ -5007,7 +5007,7 @@
               <w:rPr>
                 <w:sz w:val="20"/>
               </w:rPr>
-              <w:t>/ukladka/</w:t>
+              <w:t>/catalog/metalloprokat/proftruba/</w:t>
             </w:r>
           </w:p>
         </w:tc>
@@ -5023,7 +5023,7 @@
               <w:rPr>
                 <w:sz w:val="20"/>
               </w:rPr>
-              <w:t>О компании</w:t>
+              <w:t xml:space="preserve">    → → Уголок металлический</w:t>
             </w:r>
           </w:p>
         </w:tc>
@@ -5037,7 +5037,7 @@
               <w:rPr>
                 <w:sz w:val="20"/>
               </w:rPr>
-              <w:t>/about/</w:t>
+              <w:t>/catalog/metalloprokat/ugolok/</w:t>
             </w:r>
           </w:p>
         </w:tc>
@@ -5053,7 +5053,7 @@
               <w:rPr>
                 <w:sz w:val="20"/>
               </w:rPr>
-              <w:t>Доставка и оплата</w:t>
+              <w:t xml:space="preserve">    → → Швеллер / Балка</w:t>
             </w:r>
           </w:p>
         </w:tc>
@@ -5067,7 +5067,7 @@
               <w:rPr>
                 <w:sz w:val="20"/>
               </w:rPr>
-              <w:t>/delivery/</w:t>
+              <w:t>/catalog/metalloprokat/shveller/</w:t>
             </w:r>
           </w:p>
         </w:tc>
@@ -5083,7 +5083,7 @@
               <w:rPr>
                 <w:sz w:val="20"/>
               </w:rPr>
-              <w:t>Гарантии</w:t>
+              <w:t xml:space="preserve">    → → Лист металлический</w:t>
             </w:r>
           </w:p>
         </w:tc>
@@ -5097,7 +5097,7 @@
               <w:rPr>
                 <w:sz w:val="20"/>
               </w:rPr>
-              <w:t>/garantii/</w:t>
+              <w:t>/catalog/metalloprokat/list/</w:t>
             </w:r>
           </w:p>
         </w:tc>
@@ -5113,7 +5113,7 @@
               <w:rPr>
                 <w:sz w:val="20"/>
               </w:rPr>
-              <w:t>Вопросы и ответы</w:t>
+              <w:t xml:space="preserve">    → → Сетка сварная и кладочная</w:t>
             </w:r>
           </w:p>
         </w:tc>
@@ -5127,7 +5127,7 @@
               <w:rPr>
                 <w:sz w:val="20"/>
               </w:rPr>
-              <w:t>/faq/</w:t>
+              <w:t>/catalog/metalloprokat/setka/</w:t>
             </w:r>
           </w:p>
         </w:tc>
@@ -5143,7 +5143,7 @@
               <w:rPr>
                 <w:sz w:val="20"/>
               </w:rPr>
-              <w:t>Сотрудничество (Дилерам)</w:t>
+              <w:t xml:space="preserve">    → → Проволока</w:t>
             </w:r>
           </w:p>
         </w:tc>
@@ -5157,7 +5157,7 @@
               <w:rPr>
                 <w:sz w:val="20"/>
               </w:rPr>
-              <w:t>/cooperation/</w:t>
+              <w:t>/catalog/metalloprokat/provoloka/</w:t>
             </w:r>
           </w:p>
         </w:tc>
@@ -5173,7 +5173,7 @@
               <w:rPr>
                 <w:sz w:val="20"/>
               </w:rPr>
-              <w:t>Блог / Статьи</w:t>
+              <w:t xml:space="preserve">  → Крепёж и метизы</w:t>
             </w:r>
           </w:p>
         </w:tc>
@@ -5187,7 +5187,7 @@
               <w:rPr>
                 <w:sz w:val="20"/>
               </w:rPr>
-              <w:t>/blog/</w:t>
+              <w:t>/catalog/krepezh/</w:t>
             </w:r>
           </w:p>
         </w:tc>
@@ -5203,7 +5203,7 @@
               <w:rPr>
                 <w:sz w:val="20"/>
               </w:rPr>
-              <w:t>Акции</w:t>
+              <w:t xml:space="preserve">    → → Саморезы</w:t>
             </w:r>
           </w:p>
         </w:tc>
@@ -5217,7 +5217,7 @@
               <w:rPr>
                 <w:sz w:val="20"/>
               </w:rPr>
-              <w:t>/sales/</w:t>
+              <w:t>/catalog/krepezh/samorezv/</w:t>
             </w:r>
           </w:p>
         </w:tc>
@@ -5233,7 +5233,7 @@
               <w:rPr>
                 <w:sz w:val="20"/>
               </w:rPr>
-              <w:t>Контакты</w:t>
+              <w:t xml:space="preserve">    → → Гвозди</w:t>
             </w:r>
           </w:p>
         </w:tc>
@@ -5247,7 +5247,7 @@
               <w:rPr>
                 <w:sz w:val="20"/>
               </w:rPr>
-              <w:t>/contacts/</w:t>
+              <w:t>/catalog/krepezh/gvozdi/</w:t>
             </w:r>
           </w:p>
         </w:tc>
@@ -5263,7 +5263,7 @@
               <w:rPr>
                 <w:sz w:val="20"/>
               </w:rPr>
-              <w:t>Личный кабинет</w:t>
+              <w:t xml:space="preserve">    → → Анкеры и дюбели</w:t>
             </w:r>
           </w:p>
         </w:tc>
@@ -5277,7 +5277,7 @@
               <w:rPr>
                 <w:sz w:val="20"/>
               </w:rPr>
-              <w:t>/account/</w:t>
+              <w:t>/catalog/krepezh/ankery/</w:t>
             </w:r>
           </w:p>
         </w:tc>
@@ -5293,7 +5293,7 @@
               <w:rPr>
                 <w:sz w:val="20"/>
               </w:rPr>
-              <w:t xml:space="preserve">  → Мои заказы</w:t>
+              <w:t xml:space="preserve">    → → Болты, гайки, шайбы</w:t>
             </w:r>
           </w:p>
         </w:tc>
@@ -5307,7 +5307,7 @@
               <w:rPr>
                 <w:sz w:val="20"/>
               </w:rPr>
-              <w:t>/account/orders/</w:t>
+              <w:t>/catalog/krepezh/bolty/</w:t>
             </w:r>
           </w:p>
         </w:tc>
@@ -5323,7 +5323,7 @@
               <w:rPr>
                 <w:sz w:val="20"/>
               </w:rPr>
-              <w:t xml:space="preserve">  → Мои расчёты</w:t>
+              <w:t xml:space="preserve">    → → Уголки, пластины, перфолента</w:t>
             </w:r>
           </w:p>
         </w:tc>
@@ -5337,7 +5337,7 @@
               <w:rPr>
                 <w:sz w:val="20"/>
               </w:rPr>
-              <w:t>/account/calculations/</w:t>
+              <w:t>/catalog/krepezh/ugolki/</w:t>
             </w:r>
           </w:p>
         </w:tc>
@@ -5353,7 +5353,7 @@
               <w:rPr>
                 <w:sz w:val="20"/>
               </w:rPr>
-              <w:t xml:space="preserve">  → Мои объекты</w:t>
+              <w:t xml:space="preserve">  → Фасад и наружная отделка</w:t>
             </w:r>
           </w:p>
         </w:tc>
@@ -5367,7 +5367,7 @@
               <w:rPr>
                 <w:sz w:val="20"/>
               </w:rPr>
-              <w:t>/account/projects/</w:t>
+              <w:t>/catalog/fasad/</w:t>
             </w:r>
           </w:p>
         </w:tc>
@@ -5383,7 +5383,7 @@
               <w:rPr>
                 <w:sz w:val="20"/>
               </w:rPr>
-              <w:t xml:space="preserve">  → Избранное</w:t>
+              <w:t xml:space="preserve">    → → Сайдинг виниловый</w:t>
             </w:r>
           </w:p>
         </w:tc>
@@ -5397,7 +5397,7 @@
               <w:rPr>
                 <w:sz w:val="20"/>
               </w:rPr>
-              <w:t>/account/favorites/</w:t>
+              <w:t>/catalog/fasad/sajding-vinyl/</w:t>
             </w:r>
           </w:p>
         </w:tc>
@@ -5413,7 +5413,7 @@
               <w:rPr>
                 <w:sz w:val="20"/>
               </w:rPr>
-              <w:t xml:space="preserve">  → Профиль</w:t>
+              <w:t xml:space="preserve">    → → Сайдинг металлический</w:t>
             </w:r>
           </w:p>
         </w:tc>
@@ -5427,7 +5427,7 @@
               <w:rPr>
                 <w:sz w:val="20"/>
               </w:rPr>
-              <w:t>/account/profile/</w:t>
+              <w:t>/catalog/fasad/sajding-metal/</w:t>
             </w:r>
           </w:p>
         </w:tc>
@@ -5443,7 +5443,7 @@
               <w:rPr>
                 <w:sz w:val="20"/>
               </w:rPr>
-              <w:t xml:space="preserve">  → Документы</w:t>
+              <w:t xml:space="preserve">    → → Фиброцементные плиты</w:t>
             </w:r>
           </w:p>
         </w:tc>
@@ -5457,7 +5457,7 @@
               <w:rPr>
                 <w:sz w:val="20"/>
               </w:rPr>
-              <w:t>/account/documents/</w:t>
+              <w:t>/catalog/fasad/fibrociment/</w:t>
             </w:r>
           </w:p>
         </w:tc>
@@ -5473,7 +5473,7 @@
               <w:rPr>
                 <w:sz w:val="20"/>
               </w:rPr>
-              <w:t>Корзина</w:t>
+              <w:t xml:space="preserve">    → → Термопанели</w:t>
             </w:r>
           </w:p>
         </w:tc>
@@ -5487,7 +5487,7 @@
               <w:rPr>
                 <w:sz w:val="20"/>
               </w:rPr>
-              <w:t>/cart/</w:t>
+              <w:t>/catalog/fasad/termopaneli/</w:t>
             </w:r>
           </w:p>
         </w:tc>
@@ -5503,7 +5503,7 @@
               <w:rPr>
                 <w:sz w:val="20"/>
               </w:rPr>
-              <w:t>Оформление заказа</w:t>
+              <w:t xml:space="preserve">    → → Клинкерная плитка</w:t>
             </w:r>
           </w:p>
         </w:tc>
@@ -5517,7 +5517,7 @@
               <w:rPr>
                 <w:sz w:val="20"/>
               </w:rPr>
-              <w:t>/checkout/</w:t>
+              <w:t>/catalog/fasad/klinker/</w:t>
             </w:r>
           </w:p>
         </w:tc>
@@ -5533,7 +5533,7 @@
               <w:rPr>
                 <w:sz w:val="20"/>
               </w:rPr>
-              <w:t>Поиск</w:t>
+              <w:t xml:space="preserve">    → → Штукатурные фасадные системы</w:t>
             </w:r>
           </w:p>
         </w:tc>
@@ -5547,7 +5547,7 @@
               <w:rPr>
                 <w:sz w:val="20"/>
               </w:rPr>
-              <w:t>/search/</w:t>
+              <w:t>/catalog/fasad/shtukaturka/</w:t>
             </w:r>
           </w:p>
         </w:tc>
@@ -5563,7 +5563,7 @@
               <w:rPr>
                 <w:sz w:val="20"/>
               </w:rPr>
-              <w:t>Сравнение товаров</w:t>
+              <w:t xml:space="preserve">  → Коммуникации</w:t>
             </w:r>
           </w:p>
         </w:tc>
@@ -5577,7 +5577,7 @@
               <w:rPr>
                 <w:sz w:val="20"/>
               </w:rPr>
-              <w:t>/compare/</w:t>
+              <w:t>/catalog/kommunikacii/</w:t>
             </w:r>
           </w:p>
         </w:tc>
@@ -5593,7 +5593,7 @@
               <w:rPr>
                 <w:sz w:val="20"/>
               </w:rPr>
-              <w:t>Статус заказа (без входа)</w:t>
+              <w:t xml:space="preserve">    → → Водопровод</w:t>
             </w:r>
           </w:p>
         </w:tc>
@@ -5607,7 +5607,7 @@
               <w:rPr>
                 <w:sz w:val="20"/>
               </w:rPr>
-              <w:t>/order-status/</w:t>
+              <w:t>/catalog/kommunikacii/vodoprovod/</w:t>
             </w:r>
           </w:p>
         </w:tc>
@@ -5623,7 +5623,7 @@
               <w:rPr>
                 <w:sz w:val="20"/>
               </w:rPr>
-              <w:t>Запрос образца</w:t>
+              <w:t xml:space="preserve">    → → Канализация</w:t>
             </w:r>
           </w:p>
         </w:tc>
@@ -5637,7 +5637,7 @@
               <w:rPr>
                 <w:sz w:val="20"/>
               </w:rPr>
-              <w:t>/sample/</w:t>
+              <w:t>/catalog/kommunikacii/kanalizaciya/</w:t>
             </w:r>
           </w:p>
         </w:tc>
@@ -5653,7 +5653,7 @@
               <w:rPr>
                 <w:sz w:val="20"/>
               </w:rPr>
-              <w:t>404 страница</w:t>
+              <w:t xml:space="preserve">    → → Электроснабжение</w:t>
             </w:r>
           </w:p>
         </w:tc>
@@ -5667,7 +5667,7 @@
               <w:rPr>
                 <w:sz w:val="20"/>
               </w:rPr>
-              <w:t>/404/</w:t>
+              <w:t>/catalog/kommunikacii/elektrosnabzhenie/</w:t>
             </w:r>
           </w:p>
         </w:tc>
@@ -5683,7 +5683,7 @@
               <w:rPr>
                 <w:sz w:val="20"/>
               </w:rPr>
-              <w:t>500 страница</w:t>
+              <w:t xml:space="preserve">    → → Теплоснабжение</w:t>
             </w:r>
           </w:p>
         </w:tc>
@@ -5697,7 +5697,7 @@
               <w:rPr>
                 <w:sz w:val="20"/>
               </w:rPr>
-              <w:t>/500/</w:t>
+              <w:t>/catalog/kommunikacii/teplosnabzhenie/</w:t>
             </w:r>
           </w:p>
         </w:tc>
@@ -5713,6 +5713,1656 @@
               <w:rPr>
                 <w:sz w:val="20"/>
               </w:rPr>
+              <w:t xml:space="preserve">    → → Газоснабжение</w:t>
+            </w:r>
+          </w:p>
+        </w:tc>
+        <w:tc>
+          <w:tcPr>
+            <w:tcW w:type="dxa" w:w="4819"/>
+            <w:shd w:val="clear" w:color="auto" w:fill="EEF2F7"/>
+          </w:tcPr>
+          <w:p>
+            <w:r>
+              <w:rPr>
+                <w:sz w:val="20"/>
+              </w:rPr>
+              <w:t>/catalog/kommunikacii/gazosnabzhenie/</w:t>
+            </w:r>
+          </w:p>
+        </w:tc>
+      </w:tr>
+      <w:tr>
+        <w:tc>
+          <w:tcPr>
+            <w:tcW w:type="dxa" w:w="3969"/>
+            <w:shd w:val="clear" w:color="auto" w:fill="FFFFFF"/>
+          </w:tcPr>
+          <w:p>
+            <w:r>
+              <w:rPr>
+                <w:sz w:val="20"/>
+              </w:rPr>
+              <w:t>Карточка товара</w:t>
+            </w:r>
+          </w:p>
+        </w:tc>
+        <w:tc>
+          <w:tcPr>
+            <w:tcW w:type="dxa" w:w="4819"/>
+            <w:shd w:val="clear" w:color="auto" w:fill="FFFFFF"/>
+          </w:tcPr>
+          <w:p>
+            <w:r>
+              <w:rPr>
+                <w:sz w:val="20"/>
+              </w:rPr>
+              <w:t>/catalog/{category}/{subcategory}/{slug}/</w:t>
+            </w:r>
+          </w:p>
+        </w:tc>
+      </w:tr>
+      <w:tr>
+        <w:tc>
+          <w:tcPr>
+            <w:tcW w:type="dxa" w:w="3969"/>
+            <w:shd w:val="clear" w:color="auto" w:fill="EEF2F7"/>
+          </w:tcPr>
+          <w:p>
+            <w:r>
+              <w:rPr>
+                <w:sz w:val="20"/>
+              </w:rPr>
+              <w:t>Калькуляторы (хаб)</w:t>
+            </w:r>
+          </w:p>
+        </w:tc>
+        <w:tc>
+          <w:tcPr>
+            <w:tcW w:type="dxa" w:w="4819"/>
+            <w:shd w:val="clear" w:color="auto" w:fill="EEF2F7"/>
+          </w:tcPr>
+          <w:p>
+            <w:r>
+              <w:rPr>
+                <w:sz w:val="20"/>
+              </w:rPr>
+              <w:t>/calculators/</w:t>
+            </w:r>
+          </w:p>
+        </w:tc>
+      </w:tr>
+      <w:tr>
+        <w:tc>
+          <w:tcPr>
+            <w:tcW w:type="dxa" w:w="3969"/>
+            <w:shd w:val="clear" w:color="auto" w:fill="FFFFFF"/>
+          </w:tcPr>
+          <w:p>
+            <w:r>
+              <w:rPr>
+                <w:sz w:val="20"/>
+              </w:rPr>
+              <w:t xml:space="preserve">  → Калькулятор плитки</w:t>
+            </w:r>
+          </w:p>
+        </w:tc>
+        <w:tc>
+          <w:tcPr>
+            <w:tcW w:type="dxa" w:w="4819"/>
+            <w:shd w:val="clear" w:color="auto" w:fill="FFFFFF"/>
+          </w:tcPr>
+          <w:p>
+            <w:r>
+              <w:rPr>
+                <w:sz w:val="20"/>
+              </w:rPr>
+              <w:t>/calculators/plitka/</w:t>
+            </w:r>
+          </w:p>
+        </w:tc>
+      </w:tr>
+      <w:tr>
+        <w:tc>
+          <w:tcPr>
+            <w:tcW w:type="dxa" w:w="3969"/>
+            <w:shd w:val="clear" w:color="auto" w:fill="EEF2F7"/>
+          </w:tcPr>
+          <w:p>
+            <w:r>
+              <w:rPr>
+                <w:sz w:val="20"/>
+              </w:rPr>
+              <w:t xml:space="preserve">  → Калькулятор кровли</w:t>
+            </w:r>
+          </w:p>
+        </w:tc>
+        <w:tc>
+          <w:tcPr>
+            <w:tcW w:type="dxa" w:w="4819"/>
+            <w:shd w:val="clear" w:color="auto" w:fill="EEF2F7"/>
+          </w:tcPr>
+          <w:p>
+            <w:r>
+              <w:rPr>
+                <w:sz w:val="20"/>
+              </w:rPr>
+              <w:t>/calculators/krovlya/</w:t>
+            </w:r>
+          </w:p>
+        </w:tc>
+      </w:tr>
+      <w:tr>
+        <w:tc>
+          <w:tcPr>
+            <w:tcW w:type="dxa" w:w="3969"/>
+            <w:shd w:val="clear" w:color="auto" w:fill="FFFFFF"/>
+          </w:tcPr>
+          <w:p>
+            <w:r>
+              <w:rPr>
+                <w:sz w:val="20"/>
+              </w:rPr>
+              <w:t xml:space="preserve">  → Калькулятор стен</w:t>
+            </w:r>
+          </w:p>
+        </w:tc>
+        <w:tc>
+          <w:tcPr>
+            <w:tcW w:type="dxa" w:w="4819"/>
+            <w:shd w:val="clear" w:color="auto" w:fill="FFFFFF"/>
+          </w:tcPr>
+          <w:p>
+            <w:r>
+              <w:rPr>
+                <w:sz w:val="20"/>
+              </w:rPr>
+              <w:t>/calculators/steny/</w:t>
+            </w:r>
+          </w:p>
+        </w:tc>
+      </w:tr>
+      <w:tr>
+        <w:tc>
+          <w:tcPr>
+            <w:tcW w:type="dxa" w:w="3969"/>
+            <w:shd w:val="clear" w:color="auto" w:fill="EEF2F7"/>
+          </w:tcPr>
+          <w:p>
+            <w:r>
+              <w:rPr>
+                <w:sz w:val="20"/>
+              </w:rPr>
+              <w:t xml:space="preserve">  → Калькулятор ЖБИ</w:t>
+            </w:r>
+          </w:p>
+        </w:tc>
+        <w:tc>
+          <w:tcPr>
+            <w:tcW w:type="dxa" w:w="4819"/>
+            <w:shd w:val="clear" w:color="auto" w:fill="EEF2F7"/>
+          </w:tcPr>
+          <w:p>
+            <w:r>
+              <w:rPr>
+                <w:sz w:val="20"/>
+              </w:rPr>
+              <w:t>/calculators/zhbi/</w:t>
+            </w:r>
+          </w:p>
+        </w:tc>
+      </w:tr>
+      <w:tr>
+        <w:tc>
+          <w:tcPr>
+            <w:tcW w:type="dxa" w:w="3969"/>
+            <w:shd w:val="clear" w:color="auto" w:fill="FFFFFF"/>
+          </w:tcPr>
+          <w:p>
+            <w:r>
+              <w:rPr>
+                <w:sz w:val="20"/>
+              </w:rPr>
+              <w:t>Подобрать по виду работ (хаб)</w:t>
+            </w:r>
+          </w:p>
+        </w:tc>
+        <w:tc>
+          <w:tcPr>
+            <w:tcW w:type="dxa" w:w="4819"/>
+            <w:shd w:val="clear" w:color="auto" w:fill="FFFFFF"/>
+          </w:tcPr>
+          <w:p>
+            <w:r>
+              <w:rPr>
+                <w:sz w:val="20"/>
+              </w:rPr>
+              <w:t>/by-work/</w:t>
+            </w:r>
+          </w:p>
+        </w:tc>
+      </w:tr>
+      <w:tr>
+        <w:tc>
+          <w:tcPr>
+            <w:tcW w:type="dxa" w:w="3969"/>
+            <w:shd w:val="clear" w:color="auto" w:fill="EEF2F7"/>
+          </w:tcPr>
+          <w:p>
+            <w:r>
+              <w:rPr>
+                <w:sz w:val="20"/>
+              </w:rPr>
+              <w:t xml:space="preserve">  → Фундамент</w:t>
+            </w:r>
+          </w:p>
+        </w:tc>
+        <w:tc>
+          <w:tcPr>
+            <w:tcW w:type="dxa" w:w="4819"/>
+            <w:shd w:val="clear" w:color="auto" w:fill="EEF2F7"/>
+          </w:tcPr>
+          <w:p>
+            <w:r>
+              <w:rPr>
+                <w:sz w:val="20"/>
+              </w:rPr>
+              <w:t>/by-work/fundament/</w:t>
+            </w:r>
+          </w:p>
+        </w:tc>
+      </w:tr>
+      <w:tr>
+        <w:tc>
+          <w:tcPr>
+            <w:tcW w:type="dxa" w:w="3969"/>
+            <w:shd w:val="clear" w:color="auto" w:fill="FFFFFF"/>
+          </w:tcPr>
+          <w:p>
+            <w:r>
+              <w:rPr>
+                <w:sz w:val="20"/>
+              </w:rPr>
+              <w:t xml:space="preserve">  → Стены и кладка</w:t>
+            </w:r>
+          </w:p>
+        </w:tc>
+        <w:tc>
+          <w:tcPr>
+            <w:tcW w:type="dxa" w:w="4819"/>
+            <w:shd w:val="clear" w:color="auto" w:fill="FFFFFF"/>
+          </w:tcPr>
+          <w:p>
+            <w:r>
+              <w:rPr>
+                <w:sz w:val="20"/>
+              </w:rPr>
+              <w:t>/by-work/steny/</w:t>
+            </w:r>
+          </w:p>
+        </w:tc>
+      </w:tr>
+      <w:tr>
+        <w:tc>
+          <w:tcPr>
+            <w:tcW w:type="dxa" w:w="3969"/>
+            <w:shd w:val="clear" w:color="auto" w:fill="EEF2F7"/>
+          </w:tcPr>
+          <w:p>
+            <w:r>
+              <w:rPr>
+                <w:sz w:val="20"/>
+              </w:rPr>
+              <w:t xml:space="preserve">  → Перекрытия</w:t>
+            </w:r>
+          </w:p>
+        </w:tc>
+        <w:tc>
+          <w:tcPr>
+            <w:tcW w:type="dxa" w:w="4819"/>
+            <w:shd w:val="clear" w:color="auto" w:fill="EEF2F7"/>
+          </w:tcPr>
+          <w:p>
+            <w:r>
+              <w:rPr>
+                <w:sz w:val="20"/>
+              </w:rPr>
+              <w:t>/by-work/perekrytiya/</w:t>
+            </w:r>
+          </w:p>
+        </w:tc>
+      </w:tr>
+      <w:tr>
+        <w:tc>
+          <w:tcPr>
+            <w:tcW w:type="dxa" w:w="3969"/>
+            <w:shd w:val="clear" w:color="auto" w:fill="FFFFFF"/>
+          </w:tcPr>
+          <w:p>
+            <w:r>
+              <w:rPr>
+                <w:sz w:val="20"/>
+              </w:rPr>
+              <w:t xml:space="preserve">  → Кровля</w:t>
+            </w:r>
+          </w:p>
+        </w:tc>
+        <w:tc>
+          <w:tcPr>
+            <w:tcW w:type="dxa" w:w="4819"/>
+            <w:shd w:val="clear" w:color="auto" w:fill="FFFFFF"/>
+          </w:tcPr>
+          <w:p>
+            <w:r>
+              <w:rPr>
+                <w:sz w:val="20"/>
+              </w:rPr>
+              <w:t>/by-work/krovlya/</w:t>
+            </w:r>
+          </w:p>
+        </w:tc>
+      </w:tr>
+      <w:tr>
+        <w:tc>
+          <w:tcPr>
+            <w:tcW w:type="dxa" w:w="3969"/>
+            <w:shd w:val="clear" w:color="auto" w:fill="EEF2F7"/>
+          </w:tcPr>
+          <w:p>
+            <w:r>
+              <w:rPr>
+                <w:sz w:val="20"/>
+              </w:rPr>
+              <w:t xml:space="preserve">  → Фасад</w:t>
+            </w:r>
+          </w:p>
+        </w:tc>
+        <w:tc>
+          <w:tcPr>
+            <w:tcW w:type="dxa" w:w="4819"/>
+            <w:shd w:val="clear" w:color="auto" w:fill="EEF2F7"/>
+          </w:tcPr>
+          <w:p>
+            <w:r>
+              <w:rPr>
+                <w:sz w:val="20"/>
+              </w:rPr>
+              <w:t>/by-work/fasad/</w:t>
+            </w:r>
+          </w:p>
+        </w:tc>
+      </w:tr>
+      <w:tr>
+        <w:tc>
+          <w:tcPr>
+            <w:tcW w:type="dxa" w:w="3969"/>
+            <w:shd w:val="clear" w:color="auto" w:fill="FFFFFF"/>
+          </w:tcPr>
+          <w:p>
+            <w:r>
+              <w:rPr>
+                <w:sz w:val="20"/>
+              </w:rPr>
+              <w:t xml:space="preserve">  → Благоустройство и дорожки</w:t>
+            </w:r>
+          </w:p>
+        </w:tc>
+        <w:tc>
+          <w:tcPr>
+            <w:tcW w:type="dxa" w:w="4819"/>
+            <w:shd w:val="clear" w:color="auto" w:fill="FFFFFF"/>
+          </w:tcPr>
+          <w:p>
+            <w:r>
+              <w:rPr>
+                <w:sz w:val="20"/>
+              </w:rPr>
+              <w:t>/by-work/blagoustrojstvo/</w:t>
+            </w:r>
+          </w:p>
+        </w:tc>
+      </w:tr>
+      <w:tr>
+        <w:tc>
+          <w:tcPr>
+            <w:tcW w:type="dxa" w:w="3969"/>
+            <w:shd w:val="clear" w:color="auto" w:fill="EEF2F7"/>
+          </w:tcPr>
+          <w:p>
+            <w:r>
+              <w:rPr>
+                <w:sz w:val="20"/>
+              </w:rPr>
+              <w:t xml:space="preserve">  → Забор и ограждение</w:t>
+            </w:r>
+          </w:p>
+        </w:tc>
+        <w:tc>
+          <w:tcPr>
+            <w:tcW w:type="dxa" w:w="4819"/>
+            <w:shd w:val="clear" w:color="auto" w:fill="EEF2F7"/>
+          </w:tcPr>
+          <w:p>
+            <w:r>
+              <w:rPr>
+                <w:sz w:val="20"/>
+              </w:rPr>
+              <w:t>/by-work/zabor/</w:t>
+            </w:r>
+          </w:p>
+        </w:tc>
+      </w:tr>
+      <w:tr>
+        <w:tc>
+          <w:tcPr>
+            <w:tcW w:type="dxa" w:w="3969"/>
+            <w:shd w:val="clear" w:color="auto" w:fill="FFFFFF"/>
+          </w:tcPr>
+          <w:p>
+            <w:r>
+              <w:rPr>
+                <w:sz w:val="20"/>
+              </w:rPr>
+              <w:t xml:space="preserve">  → Отмостка</w:t>
+            </w:r>
+          </w:p>
+        </w:tc>
+        <w:tc>
+          <w:tcPr>
+            <w:tcW w:type="dxa" w:w="4819"/>
+            <w:shd w:val="clear" w:color="auto" w:fill="FFFFFF"/>
+          </w:tcPr>
+          <w:p>
+            <w:r>
+              <w:rPr>
+                <w:sz w:val="20"/>
+              </w:rPr>
+              <w:t>/by-work/otmostka/</w:t>
+            </w:r>
+          </w:p>
+        </w:tc>
+      </w:tr>
+      <w:tr>
+        <w:tc>
+          <w:tcPr>
+            <w:tcW w:type="dxa" w:w="3969"/>
+            <w:shd w:val="clear" w:color="auto" w:fill="EEF2F7"/>
+          </w:tcPr>
+          <w:p>
+            <w:r>
+              <w:rPr>
+                <w:sz w:val="20"/>
+              </w:rPr>
+              <w:t xml:space="preserve">  → Гараж</w:t>
+            </w:r>
+          </w:p>
+        </w:tc>
+        <w:tc>
+          <w:tcPr>
+            <w:tcW w:type="dxa" w:w="4819"/>
+            <w:shd w:val="clear" w:color="auto" w:fill="EEF2F7"/>
+          </w:tcPr>
+          <w:p>
+            <w:r>
+              <w:rPr>
+                <w:sz w:val="20"/>
+              </w:rPr>
+              <w:t>/by-work/garazh/</w:t>
+            </w:r>
+          </w:p>
+        </w:tc>
+      </w:tr>
+      <w:tr>
+        <w:tc>
+          <w:tcPr>
+            <w:tcW w:type="dxa" w:w="3969"/>
+            <w:shd w:val="clear" w:color="auto" w:fill="FFFFFF"/>
+          </w:tcPr>
+          <w:p>
+            <w:r>
+              <w:rPr>
+                <w:sz w:val="20"/>
+              </w:rPr>
+              <w:t xml:space="preserve">  → Баня</w:t>
+            </w:r>
+          </w:p>
+        </w:tc>
+        <w:tc>
+          <w:tcPr>
+            <w:tcW w:type="dxa" w:w="4819"/>
+            <w:shd w:val="clear" w:color="auto" w:fill="FFFFFF"/>
+          </w:tcPr>
+          <w:p>
+            <w:r>
+              <w:rPr>
+                <w:sz w:val="20"/>
+              </w:rPr>
+              <w:t>/by-work/banya/</w:t>
+            </w:r>
+          </w:p>
+        </w:tc>
+      </w:tr>
+      <w:tr>
+        <w:tc>
+          <w:tcPr>
+            <w:tcW w:type="dxa" w:w="3969"/>
+            <w:shd w:val="clear" w:color="auto" w:fill="EEF2F7"/>
+          </w:tcPr>
+          <w:p>
+            <w:r>
+              <w:rPr>
+                <w:sz w:val="20"/>
+              </w:rPr>
+              <w:t xml:space="preserve">  → Веранда и терраса</w:t>
+            </w:r>
+          </w:p>
+        </w:tc>
+        <w:tc>
+          <w:tcPr>
+            <w:tcW w:type="dxa" w:w="4819"/>
+            <w:shd w:val="clear" w:color="auto" w:fill="EEF2F7"/>
+          </w:tcPr>
+          <w:p>
+            <w:r>
+              <w:rPr>
+                <w:sz w:val="20"/>
+              </w:rPr>
+              <w:t>/by-work/veranda/</w:t>
+            </w:r>
+          </w:p>
+        </w:tc>
+      </w:tr>
+      <w:tr>
+        <w:tc>
+          <w:tcPr>
+            <w:tcW w:type="dxa" w:w="3969"/>
+            <w:shd w:val="clear" w:color="auto" w:fill="FFFFFF"/>
+          </w:tcPr>
+          <w:p>
+            <w:r>
+              <w:rPr>
+                <w:sz w:val="20"/>
+              </w:rPr>
+              <w:t xml:space="preserve">  → Навес и козырёк</w:t>
+            </w:r>
+          </w:p>
+        </w:tc>
+        <w:tc>
+          <w:tcPr>
+            <w:tcW w:type="dxa" w:w="4819"/>
+            <w:shd w:val="clear" w:color="auto" w:fill="FFFFFF"/>
+          </w:tcPr>
+          <w:p>
+            <w:r>
+              <w:rPr>
+                <w:sz w:val="20"/>
+              </w:rPr>
+              <w:t>/by-work/naves/</w:t>
+            </w:r>
+          </w:p>
+        </w:tc>
+      </w:tr>
+      <w:tr>
+        <w:tc>
+          <w:tcPr>
+            <w:tcW w:type="dxa" w:w="3969"/>
+            <w:shd w:val="clear" w:color="auto" w:fill="EEF2F7"/>
+          </w:tcPr>
+          <w:p>
+            <w:r>
+              <w:rPr>
+                <w:sz w:val="20"/>
+              </w:rPr>
+              <w:t xml:space="preserve">  → Pergola и арка</w:t>
+            </w:r>
+          </w:p>
+        </w:tc>
+        <w:tc>
+          <w:tcPr>
+            <w:tcW w:type="dxa" w:w="4819"/>
+            <w:shd w:val="clear" w:color="auto" w:fill="EEF2F7"/>
+          </w:tcPr>
+          <w:p>
+            <w:r>
+              <w:rPr>
+                <w:sz w:val="20"/>
+              </w:rPr>
+              <w:t>/by-work/pergola/</w:t>
+            </w:r>
+          </w:p>
+        </w:tc>
+      </w:tr>
+      <w:tr>
+        <w:tc>
+          <w:tcPr>
+            <w:tcW w:type="dxa" w:w="3969"/>
+            <w:shd w:val="clear" w:color="auto" w:fill="FFFFFF"/>
+          </w:tcPr>
+          <w:p>
+            <w:r>
+              <w:rPr>
+                <w:sz w:val="20"/>
+              </w:rPr>
+              <w:t xml:space="preserve">  → Хозпостройка (сарай, склад)</w:t>
+            </w:r>
+          </w:p>
+        </w:tc>
+        <w:tc>
+          <w:tcPr>
+            <w:tcW w:type="dxa" w:w="4819"/>
+            <w:shd w:val="clear" w:color="auto" w:fill="FFFFFF"/>
+          </w:tcPr>
+          <w:p>
+            <w:r>
+              <w:rPr>
+                <w:sz w:val="20"/>
+              </w:rPr>
+              <w:t>/by-work/khozpostrojka/</w:t>
+            </w:r>
+          </w:p>
+        </w:tc>
+      </w:tr>
+      <w:tr>
+        <w:tc>
+          <w:tcPr>
+            <w:tcW w:type="dxa" w:w="3969"/>
+            <w:shd w:val="clear" w:color="auto" w:fill="EEF2F7"/>
+          </w:tcPr>
+          <w:p>
+            <w:r>
+              <w:rPr>
+                <w:sz w:val="20"/>
+              </w:rPr>
+              <w:t xml:space="preserve">  → Канализация и дренаж</w:t>
+            </w:r>
+          </w:p>
+        </w:tc>
+        <w:tc>
+          <w:tcPr>
+            <w:tcW w:type="dxa" w:w="4819"/>
+            <w:shd w:val="clear" w:color="auto" w:fill="EEF2F7"/>
+          </w:tcPr>
+          <w:p>
+            <w:r>
+              <w:rPr>
+                <w:sz w:val="20"/>
+              </w:rPr>
+              <w:t>/by-work/kanalizaciya/</w:t>
+            </w:r>
+          </w:p>
+        </w:tc>
+      </w:tr>
+      <w:tr>
+        <w:tc>
+          <w:tcPr>
+            <w:tcW w:type="dxa" w:w="3969"/>
+            <w:shd w:val="clear" w:color="auto" w:fill="FFFFFF"/>
+          </w:tcPr>
+          <w:p>
+            <w:r>
+              <w:rPr>
+                <w:sz w:val="20"/>
+              </w:rPr>
+              <w:t>Готовые решения</w:t>
+            </w:r>
+          </w:p>
+        </w:tc>
+        <w:tc>
+          <w:tcPr>
+            <w:tcW w:type="dxa" w:w="4819"/>
+            <w:shd w:val="clear" w:color="auto" w:fill="FFFFFF"/>
+          </w:tcPr>
+          <w:p>
+            <w:r>
+              <w:rPr>
+                <w:sz w:val="20"/>
+              </w:rPr>
+              <w:t>/solutions/</w:t>
+            </w:r>
+          </w:p>
+        </w:tc>
+      </w:tr>
+      <w:tr>
+        <w:tc>
+          <w:tcPr>
+            <w:tcW w:type="dxa" w:w="3969"/>
+            <w:shd w:val="clear" w:color="auto" w:fill="EEF2F7"/>
+          </w:tcPr>
+          <w:p>
+            <w:r>
+              <w:rPr>
+                <w:sz w:val="20"/>
+              </w:rPr>
+              <w:t xml:space="preserve">  → Частный дом</w:t>
+            </w:r>
+          </w:p>
+        </w:tc>
+        <w:tc>
+          <w:tcPr>
+            <w:tcW w:type="dxa" w:w="4819"/>
+            <w:shd w:val="clear" w:color="auto" w:fill="EEF2F7"/>
+          </w:tcPr>
+          <w:p>
+            <w:r>
+              <w:rPr>
+                <w:sz w:val="20"/>
+              </w:rPr>
+              <w:t>/solutions/chastniy-dom/</w:t>
+            </w:r>
+          </w:p>
+        </w:tc>
+      </w:tr>
+      <w:tr>
+        <w:tc>
+          <w:tcPr>
+            <w:tcW w:type="dxa" w:w="3969"/>
+            <w:shd w:val="clear" w:color="auto" w:fill="FFFFFF"/>
+          </w:tcPr>
+          <w:p>
+            <w:r>
+              <w:rPr>
+                <w:sz w:val="20"/>
+              </w:rPr>
+              <w:t xml:space="preserve">  → Забор и ограждение</w:t>
+            </w:r>
+          </w:p>
+        </w:tc>
+        <w:tc>
+          <w:tcPr>
+            <w:tcW w:type="dxa" w:w="4819"/>
+            <w:shd w:val="clear" w:color="auto" w:fill="FFFFFF"/>
+          </w:tcPr>
+          <w:p>
+            <w:r>
+              <w:rPr>
+                <w:sz w:val="20"/>
+              </w:rPr>
+              <w:t>/solutions/zabor/</w:t>
+            </w:r>
+          </w:p>
+        </w:tc>
+      </w:tr>
+      <w:tr>
+        <w:tc>
+          <w:tcPr>
+            <w:tcW w:type="dxa" w:w="3969"/>
+            <w:shd w:val="clear" w:color="auto" w:fill="EEF2F7"/>
+          </w:tcPr>
+          <w:p>
+            <w:r>
+              <w:rPr>
+                <w:sz w:val="20"/>
+              </w:rPr>
+              <w:t xml:space="preserve">  → Дорожки и площадки</w:t>
+            </w:r>
+          </w:p>
+        </w:tc>
+        <w:tc>
+          <w:tcPr>
+            <w:tcW w:type="dxa" w:w="4819"/>
+            <w:shd w:val="clear" w:color="auto" w:fill="EEF2F7"/>
+          </w:tcPr>
+          <w:p>
+            <w:r>
+              <w:rPr>
+                <w:sz w:val="20"/>
+              </w:rPr>
+              <w:t>/solutions/dorozhki/</w:t>
+            </w:r>
+          </w:p>
+        </w:tc>
+      </w:tr>
+      <w:tr>
+        <w:tc>
+          <w:tcPr>
+            <w:tcW w:type="dxa" w:w="3969"/>
+            <w:shd w:val="clear" w:color="auto" w:fill="FFFFFF"/>
+          </w:tcPr>
+          <w:p>
+            <w:r>
+              <w:rPr>
+                <w:sz w:val="20"/>
+              </w:rPr>
+              <w:t xml:space="preserve">  → Коммерческий объект</w:t>
+            </w:r>
+          </w:p>
+        </w:tc>
+        <w:tc>
+          <w:tcPr>
+            <w:tcW w:type="dxa" w:w="4819"/>
+            <w:shd w:val="clear" w:color="auto" w:fill="FFFFFF"/>
+          </w:tcPr>
+          <w:p>
+            <w:r>
+              <w:rPr>
+                <w:sz w:val="20"/>
+              </w:rPr>
+              <w:t>/solutions/kommercheskiy/</w:t>
+            </w:r>
+          </w:p>
+        </w:tc>
+      </w:tr>
+      <w:tr>
+        <w:tc>
+          <w:tcPr>
+            <w:tcW w:type="dxa" w:w="3969"/>
+            <w:shd w:val="clear" w:color="auto" w:fill="EEF2F7"/>
+          </w:tcPr>
+          <w:p>
+            <w:r>
+              <w:rPr>
+                <w:sz w:val="20"/>
+              </w:rPr>
+              <w:t>Наши объекты (Портфолио)</w:t>
+            </w:r>
+          </w:p>
+        </w:tc>
+        <w:tc>
+          <w:tcPr>
+            <w:tcW w:type="dxa" w:w="4819"/>
+            <w:shd w:val="clear" w:color="auto" w:fill="EEF2F7"/>
+          </w:tcPr>
+          <w:p>
+            <w:r>
+              <w:rPr>
+                <w:sz w:val="20"/>
+              </w:rPr>
+              <w:t>/portfolio/</w:t>
+            </w:r>
+          </w:p>
+        </w:tc>
+      </w:tr>
+      <w:tr>
+        <w:tc>
+          <w:tcPr>
+            <w:tcW w:type="dxa" w:w="3969"/>
+            <w:shd w:val="clear" w:color="auto" w:fill="FFFFFF"/>
+          </w:tcPr>
+          <w:p>
+            <w:r>
+              <w:rPr>
+                <w:sz w:val="20"/>
+              </w:rPr>
+              <w:t>Для прорабов</w:t>
+            </w:r>
+          </w:p>
+        </w:tc>
+        <w:tc>
+          <w:tcPr>
+            <w:tcW w:type="dxa" w:w="4819"/>
+            <w:shd w:val="clear" w:color="auto" w:fill="FFFFFF"/>
+          </w:tcPr>
+          <w:p>
+            <w:r>
+              <w:rPr>
+                <w:sz w:val="20"/>
+              </w:rPr>
+              <w:t>/prorab/</w:t>
+            </w:r>
+          </w:p>
+        </w:tc>
+      </w:tr>
+      <w:tr>
+        <w:tc>
+          <w:tcPr>
+            <w:tcW w:type="dxa" w:w="3969"/>
+            <w:shd w:val="clear" w:color="auto" w:fill="EEF2F7"/>
+          </w:tcPr>
+          <w:p>
+            <w:r>
+              <w:rPr>
+                <w:sz w:val="20"/>
+              </w:rPr>
+              <w:t>Тендеры / Запрос КП</w:t>
+            </w:r>
+          </w:p>
+        </w:tc>
+        <w:tc>
+          <w:tcPr>
+            <w:tcW w:type="dxa" w:w="4819"/>
+            <w:shd w:val="clear" w:color="auto" w:fill="EEF2F7"/>
+          </w:tcPr>
+          <w:p>
+            <w:r>
+              <w:rPr>
+                <w:sz w:val="20"/>
+              </w:rPr>
+              <w:t>/tender/</w:t>
+            </w:r>
+          </w:p>
+        </w:tc>
+      </w:tr>
+      <w:tr>
+        <w:tc>
+          <w:tcPr>
+            <w:tcW w:type="dxa" w:w="3969"/>
+            <w:shd w:val="clear" w:color="auto" w:fill="FFFFFF"/>
+          </w:tcPr>
+          <w:p>
+            <w:r>
+              <w:rPr>
+                <w:sz w:val="20"/>
+              </w:rPr>
+              <w:t>Услуги укладки</w:t>
+            </w:r>
+          </w:p>
+        </w:tc>
+        <w:tc>
+          <w:tcPr>
+            <w:tcW w:type="dxa" w:w="4819"/>
+            <w:shd w:val="clear" w:color="auto" w:fill="FFFFFF"/>
+          </w:tcPr>
+          <w:p>
+            <w:r>
+              <w:rPr>
+                <w:sz w:val="20"/>
+              </w:rPr>
+              <w:t>/ukladka/</w:t>
+            </w:r>
+          </w:p>
+        </w:tc>
+      </w:tr>
+      <w:tr>
+        <w:tc>
+          <w:tcPr>
+            <w:tcW w:type="dxa" w:w="3969"/>
+            <w:shd w:val="clear" w:color="auto" w:fill="EEF2F7"/>
+          </w:tcPr>
+          <w:p>
+            <w:r>
+              <w:rPr>
+                <w:sz w:val="20"/>
+              </w:rPr>
+              <w:t>О компании</w:t>
+            </w:r>
+          </w:p>
+        </w:tc>
+        <w:tc>
+          <w:tcPr>
+            <w:tcW w:type="dxa" w:w="4819"/>
+            <w:shd w:val="clear" w:color="auto" w:fill="EEF2F7"/>
+          </w:tcPr>
+          <w:p>
+            <w:r>
+              <w:rPr>
+                <w:sz w:val="20"/>
+              </w:rPr>
+              <w:t>/about/</w:t>
+            </w:r>
+          </w:p>
+        </w:tc>
+      </w:tr>
+      <w:tr>
+        <w:tc>
+          <w:tcPr>
+            <w:tcW w:type="dxa" w:w="3969"/>
+            <w:shd w:val="clear" w:color="auto" w:fill="FFFFFF"/>
+          </w:tcPr>
+          <w:p>
+            <w:r>
+              <w:rPr>
+                <w:sz w:val="20"/>
+              </w:rPr>
+              <w:t>Доставка и оплата</w:t>
+            </w:r>
+          </w:p>
+        </w:tc>
+        <w:tc>
+          <w:tcPr>
+            <w:tcW w:type="dxa" w:w="4819"/>
+            <w:shd w:val="clear" w:color="auto" w:fill="FFFFFF"/>
+          </w:tcPr>
+          <w:p>
+            <w:r>
+              <w:rPr>
+                <w:sz w:val="20"/>
+              </w:rPr>
+              <w:t>/delivery/</w:t>
+            </w:r>
+          </w:p>
+        </w:tc>
+      </w:tr>
+      <w:tr>
+        <w:tc>
+          <w:tcPr>
+            <w:tcW w:type="dxa" w:w="3969"/>
+            <w:shd w:val="clear" w:color="auto" w:fill="EEF2F7"/>
+          </w:tcPr>
+          <w:p>
+            <w:r>
+              <w:rPr>
+                <w:sz w:val="20"/>
+              </w:rPr>
+              <w:t>Гарантии</w:t>
+            </w:r>
+          </w:p>
+        </w:tc>
+        <w:tc>
+          <w:tcPr>
+            <w:tcW w:type="dxa" w:w="4819"/>
+            <w:shd w:val="clear" w:color="auto" w:fill="EEF2F7"/>
+          </w:tcPr>
+          <w:p>
+            <w:r>
+              <w:rPr>
+                <w:sz w:val="20"/>
+              </w:rPr>
+              <w:t>/garantii/</w:t>
+            </w:r>
+          </w:p>
+        </w:tc>
+      </w:tr>
+      <w:tr>
+        <w:tc>
+          <w:tcPr>
+            <w:tcW w:type="dxa" w:w="3969"/>
+            <w:shd w:val="clear" w:color="auto" w:fill="FFFFFF"/>
+          </w:tcPr>
+          <w:p>
+            <w:r>
+              <w:rPr>
+                <w:sz w:val="20"/>
+              </w:rPr>
+              <w:t>Вопросы и ответы</w:t>
+            </w:r>
+          </w:p>
+        </w:tc>
+        <w:tc>
+          <w:tcPr>
+            <w:tcW w:type="dxa" w:w="4819"/>
+            <w:shd w:val="clear" w:color="auto" w:fill="FFFFFF"/>
+          </w:tcPr>
+          <w:p>
+            <w:r>
+              <w:rPr>
+                <w:sz w:val="20"/>
+              </w:rPr>
+              <w:t>/faq/</w:t>
+            </w:r>
+          </w:p>
+        </w:tc>
+      </w:tr>
+      <w:tr>
+        <w:tc>
+          <w:tcPr>
+            <w:tcW w:type="dxa" w:w="3969"/>
+            <w:shd w:val="clear" w:color="auto" w:fill="EEF2F7"/>
+          </w:tcPr>
+          <w:p>
+            <w:r>
+              <w:rPr>
+                <w:sz w:val="20"/>
+              </w:rPr>
+              <w:t>Сотрудничество (Дилерам)</w:t>
+            </w:r>
+          </w:p>
+        </w:tc>
+        <w:tc>
+          <w:tcPr>
+            <w:tcW w:type="dxa" w:w="4819"/>
+            <w:shd w:val="clear" w:color="auto" w:fill="EEF2F7"/>
+          </w:tcPr>
+          <w:p>
+            <w:r>
+              <w:rPr>
+                <w:sz w:val="20"/>
+              </w:rPr>
+              <w:t>/cooperation/</w:t>
+            </w:r>
+          </w:p>
+        </w:tc>
+      </w:tr>
+      <w:tr>
+        <w:tc>
+          <w:tcPr>
+            <w:tcW w:type="dxa" w:w="3969"/>
+            <w:shd w:val="clear" w:color="auto" w:fill="FFFFFF"/>
+          </w:tcPr>
+          <w:p>
+            <w:r>
+              <w:rPr>
+                <w:sz w:val="20"/>
+              </w:rPr>
+              <w:t>Блог / Статьи</w:t>
+            </w:r>
+          </w:p>
+        </w:tc>
+        <w:tc>
+          <w:tcPr>
+            <w:tcW w:type="dxa" w:w="4819"/>
+            <w:shd w:val="clear" w:color="auto" w:fill="FFFFFF"/>
+          </w:tcPr>
+          <w:p>
+            <w:r>
+              <w:rPr>
+                <w:sz w:val="20"/>
+              </w:rPr>
+              <w:t>/blog/</w:t>
+            </w:r>
+          </w:p>
+        </w:tc>
+      </w:tr>
+      <w:tr>
+        <w:tc>
+          <w:tcPr>
+            <w:tcW w:type="dxa" w:w="3969"/>
+            <w:shd w:val="clear" w:color="auto" w:fill="EEF2F7"/>
+          </w:tcPr>
+          <w:p>
+            <w:r>
+              <w:rPr>
+                <w:sz w:val="20"/>
+              </w:rPr>
+              <w:t>Акции</w:t>
+            </w:r>
+          </w:p>
+        </w:tc>
+        <w:tc>
+          <w:tcPr>
+            <w:tcW w:type="dxa" w:w="4819"/>
+            <w:shd w:val="clear" w:color="auto" w:fill="EEF2F7"/>
+          </w:tcPr>
+          <w:p>
+            <w:r>
+              <w:rPr>
+                <w:sz w:val="20"/>
+              </w:rPr>
+              <w:t>/sales/</w:t>
+            </w:r>
+          </w:p>
+        </w:tc>
+      </w:tr>
+      <w:tr>
+        <w:tc>
+          <w:tcPr>
+            <w:tcW w:type="dxa" w:w="3969"/>
+            <w:shd w:val="clear" w:color="auto" w:fill="FFFFFF"/>
+          </w:tcPr>
+          <w:p>
+            <w:r>
+              <w:rPr>
+                <w:sz w:val="20"/>
+              </w:rPr>
+              <w:t>Контакты</w:t>
+            </w:r>
+          </w:p>
+        </w:tc>
+        <w:tc>
+          <w:tcPr>
+            <w:tcW w:type="dxa" w:w="4819"/>
+            <w:shd w:val="clear" w:color="auto" w:fill="FFFFFF"/>
+          </w:tcPr>
+          <w:p>
+            <w:r>
+              <w:rPr>
+                <w:sz w:val="20"/>
+              </w:rPr>
+              <w:t>/contacts/</w:t>
+            </w:r>
+          </w:p>
+        </w:tc>
+      </w:tr>
+      <w:tr>
+        <w:tc>
+          <w:tcPr>
+            <w:tcW w:type="dxa" w:w="3969"/>
+            <w:shd w:val="clear" w:color="auto" w:fill="EEF2F7"/>
+          </w:tcPr>
+          <w:p>
+            <w:r>
+              <w:rPr>
+                <w:sz w:val="20"/>
+              </w:rPr>
+              <w:t>Личный кабинет</w:t>
+            </w:r>
+          </w:p>
+        </w:tc>
+        <w:tc>
+          <w:tcPr>
+            <w:tcW w:type="dxa" w:w="4819"/>
+            <w:shd w:val="clear" w:color="auto" w:fill="EEF2F7"/>
+          </w:tcPr>
+          <w:p>
+            <w:r>
+              <w:rPr>
+                <w:sz w:val="20"/>
+              </w:rPr>
+              <w:t>/account/</w:t>
+            </w:r>
+          </w:p>
+        </w:tc>
+      </w:tr>
+      <w:tr>
+        <w:tc>
+          <w:tcPr>
+            <w:tcW w:type="dxa" w:w="3969"/>
+            <w:shd w:val="clear" w:color="auto" w:fill="FFFFFF"/>
+          </w:tcPr>
+          <w:p>
+            <w:r>
+              <w:rPr>
+                <w:sz w:val="20"/>
+              </w:rPr>
+              <w:t xml:space="preserve">  → Мои заказы</w:t>
+            </w:r>
+          </w:p>
+        </w:tc>
+        <w:tc>
+          <w:tcPr>
+            <w:tcW w:type="dxa" w:w="4819"/>
+            <w:shd w:val="clear" w:color="auto" w:fill="FFFFFF"/>
+          </w:tcPr>
+          <w:p>
+            <w:r>
+              <w:rPr>
+                <w:sz w:val="20"/>
+              </w:rPr>
+              <w:t>/account/orders/</w:t>
+            </w:r>
+          </w:p>
+        </w:tc>
+      </w:tr>
+      <w:tr>
+        <w:tc>
+          <w:tcPr>
+            <w:tcW w:type="dxa" w:w="3969"/>
+            <w:shd w:val="clear" w:color="auto" w:fill="EEF2F7"/>
+          </w:tcPr>
+          <w:p>
+            <w:r>
+              <w:rPr>
+                <w:sz w:val="20"/>
+              </w:rPr>
+              <w:t xml:space="preserve">  → Мои расчёты</w:t>
+            </w:r>
+          </w:p>
+        </w:tc>
+        <w:tc>
+          <w:tcPr>
+            <w:tcW w:type="dxa" w:w="4819"/>
+            <w:shd w:val="clear" w:color="auto" w:fill="EEF2F7"/>
+          </w:tcPr>
+          <w:p>
+            <w:r>
+              <w:rPr>
+                <w:sz w:val="20"/>
+              </w:rPr>
+              <w:t>/account/calculations/</w:t>
+            </w:r>
+          </w:p>
+        </w:tc>
+      </w:tr>
+      <w:tr>
+        <w:tc>
+          <w:tcPr>
+            <w:tcW w:type="dxa" w:w="3969"/>
+            <w:shd w:val="clear" w:color="auto" w:fill="FFFFFF"/>
+          </w:tcPr>
+          <w:p>
+            <w:r>
+              <w:rPr>
+                <w:sz w:val="20"/>
+              </w:rPr>
+              <w:t xml:space="preserve">  → Мои объекты</w:t>
+            </w:r>
+          </w:p>
+        </w:tc>
+        <w:tc>
+          <w:tcPr>
+            <w:tcW w:type="dxa" w:w="4819"/>
+            <w:shd w:val="clear" w:color="auto" w:fill="FFFFFF"/>
+          </w:tcPr>
+          <w:p>
+            <w:r>
+              <w:rPr>
+                <w:sz w:val="20"/>
+              </w:rPr>
+              <w:t>/account/projects/</w:t>
+            </w:r>
+          </w:p>
+        </w:tc>
+      </w:tr>
+      <w:tr>
+        <w:tc>
+          <w:tcPr>
+            <w:tcW w:type="dxa" w:w="3969"/>
+            <w:shd w:val="clear" w:color="auto" w:fill="EEF2F7"/>
+          </w:tcPr>
+          <w:p>
+            <w:r>
+              <w:rPr>
+                <w:sz w:val="20"/>
+              </w:rPr>
+              <w:t xml:space="preserve">  → Избранное</w:t>
+            </w:r>
+          </w:p>
+        </w:tc>
+        <w:tc>
+          <w:tcPr>
+            <w:tcW w:type="dxa" w:w="4819"/>
+            <w:shd w:val="clear" w:color="auto" w:fill="EEF2F7"/>
+          </w:tcPr>
+          <w:p>
+            <w:r>
+              <w:rPr>
+                <w:sz w:val="20"/>
+              </w:rPr>
+              <w:t>/account/favorites/</w:t>
+            </w:r>
+          </w:p>
+        </w:tc>
+      </w:tr>
+      <w:tr>
+        <w:tc>
+          <w:tcPr>
+            <w:tcW w:type="dxa" w:w="3969"/>
+            <w:shd w:val="clear" w:color="auto" w:fill="FFFFFF"/>
+          </w:tcPr>
+          <w:p>
+            <w:r>
+              <w:rPr>
+                <w:sz w:val="20"/>
+              </w:rPr>
+              <w:t xml:space="preserve">  → Профиль</w:t>
+            </w:r>
+          </w:p>
+        </w:tc>
+        <w:tc>
+          <w:tcPr>
+            <w:tcW w:type="dxa" w:w="4819"/>
+            <w:shd w:val="clear" w:color="auto" w:fill="FFFFFF"/>
+          </w:tcPr>
+          <w:p>
+            <w:r>
+              <w:rPr>
+                <w:sz w:val="20"/>
+              </w:rPr>
+              <w:t>/account/profile/</w:t>
+            </w:r>
+          </w:p>
+        </w:tc>
+      </w:tr>
+      <w:tr>
+        <w:tc>
+          <w:tcPr>
+            <w:tcW w:type="dxa" w:w="3969"/>
+            <w:shd w:val="clear" w:color="auto" w:fill="EEF2F7"/>
+          </w:tcPr>
+          <w:p>
+            <w:r>
+              <w:rPr>
+                <w:sz w:val="20"/>
+              </w:rPr>
+              <w:t xml:space="preserve">  → Документы</w:t>
+            </w:r>
+          </w:p>
+        </w:tc>
+        <w:tc>
+          <w:tcPr>
+            <w:tcW w:type="dxa" w:w="4819"/>
+            <w:shd w:val="clear" w:color="auto" w:fill="EEF2F7"/>
+          </w:tcPr>
+          <w:p>
+            <w:r>
+              <w:rPr>
+                <w:sz w:val="20"/>
+              </w:rPr>
+              <w:t>/account/documents/</w:t>
+            </w:r>
+          </w:p>
+        </w:tc>
+      </w:tr>
+      <w:tr>
+        <w:tc>
+          <w:tcPr>
+            <w:tcW w:type="dxa" w:w="3969"/>
+            <w:shd w:val="clear" w:color="auto" w:fill="FFFFFF"/>
+          </w:tcPr>
+          <w:p>
+            <w:r>
+              <w:rPr>
+                <w:sz w:val="20"/>
+              </w:rPr>
+              <w:t>Корзина</w:t>
+            </w:r>
+          </w:p>
+        </w:tc>
+        <w:tc>
+          <w:tcPr>
+            <w:tcW w:type="dxa" w:w="4819"/>
+            <w:shd w:val="clear" w:color="auto" w:fill="FFFFFF"/>
+          </w:tcPr>
+          <w:p>
+            <w:r>
+              <w:rPr>
+                <w:sz w:val="20"/>
+              </w:rPr>
+              <w:t>/cart/</w:t>
+            </w:r>
+          </w:p>
+        </w:tc>
+      </w:tr>
+      <w:tr>
+        <w:tc>
+          <w:tcPr>
+            <w:tcW w:type="dxa" w:w="3969"/>
+            <w:shd w:val="clear" w:color="auto" w:fill="EEF2F7"/>
+          </w:tcPr>
+          <w:p>
+            <w:r>
+              <w:rPr>
+                <w:sz w:val="20"/>
+              </w:rPr>
+              <w:t>Оформление заказа</w:t>
+            </w:r>
+          </w:p>
+        </w:tc>
+        <w:tc>
+          <w:tcPr>
+            <w:tcW w:type="dxa" w:w="4819"/>
+            <w:shd w:val="clear" w:color="auto" w:fill="EEF2F7"/>
+          </w:tcPr>
+          <w:p>
+            <w:r>
+              <w:rPr>
+                <w:sz w:val="20"/>
+              </w:rPr>
+              <w:t>/checkout/</w:t>
+            </w:r>
+          </w:p>
+        </w:tc>
+      </w:tr>
+      <w:tr>
+        <w:tc>
+          <w:tcPr>
+            <w:tcW w:type="dxa" w:w="3969"/>
+            <w:shd w:val="clear" w:color="auto" w:fill="FFFFFF"/>
+          </w:tcPr>
+          <w:p>
+            <w:r>
+              <w:rPr>
+                <w:sz w:val="20"/>
+              </w:rPr>
+              <w:t>Поиск</w:t>
+            </w:r>
+          </w:p>
+        </w:tc>
+        <w:tc>
+          <w:tcPr>
+            <w:tcW w:type="dxa" w:w="4819"/>
+            <w:shd w:val="clear" w:color="auto" w:fill="FFFFFF"/>
+          </w:tcPr>
+          <w:p>
+            <w:r>
+              <w:rPr>
+                <w:sz w:val="20"/>
+              </w:rPr>
+              <w:t>/search/</w:t>
+            </w:r>
+          </w:p>
+        </w:tc>
+      </w:tr>
+      <w:tr>
+        <w:tc>
+          <w:tcPr>
+            <w:tcW w:type="dxa" w:w="3969"/>
+            <w:shd w:val="clear" w:color="auto" w:fill="EEF2F7"/>
+          </w:tcPr>
+          <w:p>
+            <w:r>
+              <w:rPr>
+                <w:sz w:val="20"/>
+              </w:rPr>
+              <w:t>Сравнение товаров</w:t>
+            </w:r>
+          </w:p>
+        </w:tc>
+        <w:tc>
+          <w:tcPr>
+            <w:tcW w:type="dxa" w:w="4819"/>
+            <w:shd w:val="clear" w:color="auto" w:fill="EEF2F7"/>
+          </w:tcPr>
+          <w:p>
+            <w:r>
+              <w:rPr>
+                <w:sz w:val="20"/>
+              </w:rPr>
+              <w:t>/compare/</w:t>
+            </w:r>
+          </w:p>
+        </w:tc>
+      </w:tr>
+      <w:tr>
+        <w:tc>
+          <w:tcPr>
+            <w:tcW w:type="dxa" w:w="3969"/>
+            <w:shd w:val="clear" w:color="auto" w:fill="FFFFFF"/>
+          </w:tcPr>
+          <w:p>
+            <w:r>
+              <w:rPr>
+                <w:sz w:val="20"/>
+              </w:rPr>
+              <w:t>Статус заказа (без входа)</w:t>
+            </w:r>
+          </w:p>
+        </w:tc>
+        <w:tc>
+          <w:tcPr>
+            <w:tcW w:type="dxa" w:w="4819"/>
+            <w:shd w:val="clear" w:color="auto" w:fill="FFFFFF"/>
+          </w:tcPr>
+          <w:p>
+            <w:r>
+              <w:rPr>
+                <w:sz w:val="20"/>
+              </w:rPr>
+              <w:t>/order-status/</w:t>
+            </w:r>
+          </w:p>
+        </w:tc>
+      </w:tr>
+      <w:tr>
+        <w:tc>
+          <w:tcPr>
+            <w:tcW w:type="dxa" w:w="3969"/>
+            <w:shd w:val="clear" w:color="auto" w:fill="EEF2F7"/>
+          </w:tcPr>
+          <w:p>
+            <w:r>
+              <w:rPr>
+                <w:sz w:val="20"/>
+              </w:rPr>
+              <w:t>Запрос образца</w:t>
+            </w:r>
+          </w:p>
+        </w:tc>
+        <w:tc>
+          <w:tcPr>
+            <w:tcW w:type="dxa" w:w="4819"/>
+            <w:shd w:val="clear" w:color="auto" w:fill="EEF2F7"/>
+          </w:tcPr>
+          <w:p>
+            <w:r>
+              <w:rPr>
+                <w:sz w:val="20"/>
+              </w:rPr>
+              <w:t>/sample/</w:t>
+            </w:r>
+          </w:p>
+        </w:tc>
+      </w:tr>
+      <w:tr>
+        <w:tc>
+          <w:tcPr>
+            <w:tcW w:type="dxa" w:w="3969"/>
+            <w:shd w:val="clear" w:color="auto" w:fill="FFFFFF"/>
+          </w:tcPr>
+          <w:p>
+            <w:r>
+              <w:rPr>
+                <w:sz w:val="20"/>
+              </w:rPr>
+              <w:t>404 страница</w:t>
+            </w:r>
+          </w:p>
+        </w:tc>
+        <w:tc>
+          <w:tcPr>
+            <w:tcW w:type="dxa" w:w="4819"/>
+            <w:shd w:val="clear" w:color="auto" w:fill="FFFFFF"/>
+          </w:tcPr>
+          <w:p>
+            <w:r>
+              <w:rPr>
+                <w:sz w:val="20"/>
+              </w:rPr>
+              <w:t>/404/</w:t>
+            </w:r>
+          </w:p>
+        </w:tc>
+      </w:tr>
+      <w:tr>
+        <w:tc>
+          <w:tcPr>
+            <w:tcW w:type="dxa" w:w="3969"/>
+            <w:shd w:val="clear" w:color="auto" w:fill="EEF2F7"/>
+          </w:tcPr>
+          <w:p>
+            <w:r>
+              <w:rPr>
+                <w:sz w:val="20"/>
+              </w:rPr>
+              <w:t>500 страница</w:t>
+            </w:r>
+          </w:p>
+        </w:tc>
+        <w:tc>
+          <w:tcPr>
+            <w:tcW w:type="dxa" w:w="4819"/>
+            <w:shd w:val="clear" w:color="auto" w:fill="EEF2F7"/>
+          </w:tcPr>
+          <w:p>
+            <w:r>
+              <w:rPr>
+                <w:sz w:val="20"/>
+              </w:rPr>
+              <w:t>/500/</w:t>
+            </w:r>
+          </w:p>
+        </w:tc>
+      </w:tr>
+      <w:tr>
+        <w:tc>
+          <w:tcPr>
+            <w:tcW w:type="dxa" w:w="3969"/>
+            <w:shd w:val="clear" w:color="auto" w:fill="FFFFFF"/>
+          </w:tcPr>
+          <w:p>
+            <w:r>
+              <w:rPr>
+                <w:sz w:val="20"/>
+              </w:rPr>
               <w:t>Страница обслуживания (maintenance)</w:t>
             </w:r>
           </w:p>
@@ -5720,7 +7370,7 @@
         <w:tc>
           <w:tcPr>
             <w:tcW w:type="dxa" w:w="4819"/>
-            <w:shd w:val="clear" w:color="auto" w:fill="EEF2F7"/>
+            <w:shd w:val="clear" w:color="auto" w:fill="FFFFFF"/>
           </w:tcPr>
           <w:p>
             <w:r>
@@ -6523,7 +8173,7 @@
               <w:rPr>
                 <w:sz w:val="20"/>
               </w:rPr>
-              <w:t>ФБС блоки, кольца колодезные, щебень, песок, цемент, арматура, гидроизоляция, опалубка</w:t>
+              <w:t>ФБС, арматура, сетка сварная, цемент, пескобетон, щебень, песок, доска обрезная (опалубка), гидроизоляция (рубероид/мембрана), ЭППС (утепление), геотекстиль</w:t>
             </w:r>
           </w:p>
         </w:tc>
@@ -6553,7 +8203,7 @@
               <w:rPr>
                 <w:sz w:val="20"/>
               </w:rPr>
-              <w:t>Газобетонные блоки, керамзитобетонные блоки, кирпич, пенобетон, кладочная смесь, сетка кладочная</w:t>
+              <w:t>Газобетон, керамзитобетон, кирпич, пенобетон, кладочная смесь, сетка кладочная, уголок металлический (перемычки), анкеры</w:t>
             </w:r>
           </w:p>
         </w:tc>
@@ -6583,7 +8233,7 @@
               <w:rPr>
                 <w:sz w:val="20"/>
               </w:rPr>
-              <w:t>Плиты перекрытия ПК/ПБ, балки, доборные элементы, утеплитель</w:t>
+              <w:t>Плиты ПК/ПБ, доска обрезная (балки), ОСБ/фанера (черновой пол), минвата, пароизоляция, гвозди, саморезы</w:t>
             </w:r>
           </w:p>
         </w:tc>
@@ -6613,7 +8263,7 @@
               <w:rPr>
                 <w:sz w:val="20"/>
               </w:rPr>
-              <w:t>Металлочерепица, профнастил, мягкая кровля, доборные элементы, утеплитель кровельный, водосток</w:t>
+              <w:t>Металлочерепица / профнастил / шифер / еврошифер / мягкая кровля, доборные элементы, брус (стропила), доска (обрешётка), ветрозащита, пароизоляция, минвата, водосточная система, саморезы кровельные</w:t>
             </w:r>
           </w:p>
         </w:tc>
@@ -6643,7 +8293,7 @@
               <w:rPr>
                 <w:sz w:val="20"/>
               </w:rPr>
-              <w:t>Облицовочный камень, сайдинг, штукатурные смеси, утеплитель фасадный, крепёж</w:t>
+              <w:t>Сайдинг / термопанели / клинкер / фиброцемент, утеплитель (минвата/ЭППС), ветрозащита, профили, дюбели, штукатурные смеси</w:t>
             </w:r>
           </w:p>
         </w:tc>
@@ -6673,7 +8323,7 @@
               <w:rPr>
                 <w:sz w:val="20"/>
               </w:rPr>
-              <w:t>Тротуарная плитка, брусчатка, бордюрный камень, щебень, песок, геотекстиль, водоотводные лотки</w:t>
+              <w:t>Тротуарная плитка, брусчатка, бордюрный камень, геотекстиль, щебень, отсев, пескобетон, водоотводные лотки</w:t>
             </w:r>
           </w:p>
         </w:tc>
@@ -6703,7 +8353,7 @@
               <w:rPr>
                 <w:sz w:val="20"/>
               </w:rPr>
-              <w:t>Профнастил, столбы, лаги, облицовочный камень для столбов, крепёж, бетон для основания</w:t>
+              <w:t>Профнастил, сетка сварная, профтруба (столбы/лаги), облицовочный камень (столбы), уголок, болты, анкеры, цемент/ФБС (фундамент)</w:t>
             </w:r>
           </w:p>
         </w:tc>
@@ -6733,7 +8383,7 @@
               <w:rPr>
                 <w:sz w:val="20"/>
               </w:rPr>
-              <w:t>Тротуарная плитка или бетон, щебень, песок, геотекстиль, водоотводные лотки</w:t>
+              <w:t>Тротуарная плитка / пескобетон, ЭППС (утепление), геотекстиль, щебень, песок, водоотводные лотки</w:t>
             </w:r>
           </w:p>
         </w:tc>
@@ -6763,7 +8413,7 @@
               <w:rPr>
                 <w:sz w:val="20"/>
               </w:rPr>
-              <w:t>ФБС (фундамент), блоки стеновые (керамзитобетон/газобетон), профнастил или металлочерепица (кровля), утеплитель, ворота гаражные</w:t>
+              <w:t>ФБС, блоки стеновые, профнастил (стены и кровля), брус (перемычки), минвата, листовой металл, саморезы, анкеры</w:t>
             </w:r>
           </w:p>
         </w:tc>
@@ -6793,7 +8443,7 @@
               <w:rPr>
                 <w:sz w:val="20"/>
               </w:rPr>
-              <w:t>ФБС или кольца колодезные (фундамент), блоки или кирпич (стены), металлочерепица или мягкая кровля, вагонка, утеплитель (минвата), гидроизоляция, трубы (водоснабжение), кольца колодезные (септик)</w:t>
+              <w:t>ФБС / кольца (фундамент), кирпич / блоки (стены), металлочерепица / мягкая кровля, вагонка, минвата, фольгированная пароизоляция, рубероид, трубы ПП (водоснабжение), кольца (септик)</w:t>
             </w:r>
           </w:p>
         </w:tc>
@@ -6823,7 +8473,7 @@
               <w:rPr>
                 <w:sz w:val="20"/>
               </w:rPr>
-              <w:t>Блоки или кирпич (столбчатый фундамент), брус (каркас), профнастил или поликарбонат (кровля), тротуарная плитка или террасная доска (пол), облицовочный камень (цоколь)</w:t>
+              <w:t>Блоки / кирпич (столбы), брус клееный (каркас), планкен / террасная доска (пол), профнастил (кровля), облицовочный камень (цоколь), болты, уголки</w:t>
             </w:r>
           </w:p>
         </w:tc>
@@ -6853,7 +8503,7 @@
               <w:rPr>
                 <w:sz w:val="20"/>
               </w:rPr>
-              <w:t>Столбы металлические или блоки (опоры), профнастил или поликарбонат (кровля), крепёж, бетон (основание столбов), тротуарная плитка (площадка под навесом)</w:t>
+              <w:t>Профтруба (стойки), профнастил (кровля), бетон (основание стоек), тротуарная плитка (площадка), болты, уголки</w:t>
             </w:r>
           </w:p>
         </w:tc>
@@ -6883,7 +8533,7 @@
               <w:rPr>
                 <w:sz w:val="20"/>
               </w:rPr>
-              <w:t>Брус (стойки и балки), столбы металлические или блоки (основание), крепёж (болты, уголки, хомуты), бетон (фундамент под стойки), тротуарная плитка (площадка вокруг)</w:t>
+              <w:t>Брус клееный (стойки и балки), профтруба (основание), болты, уголки, хомуты, бетон (фундамент), тротуарная плитка (площадка)</w:t>
             </w:r>
           </w:p>
         </w:tc>
@@ -6913,7 +8563,7 @@
               <w:rPr>
                 <w:sz w:val="20"/>
               </w:rPr>
-              <w:t>ФБС или блоки (фундамент), блоки стеновые или профнастил (стены), профнастил (кровля), двери металлические, крепёж</w:t>
+              <w:t>ФБС / блоки (фундамент), блоки / профнастил (стены), профнастил (кровля), ОСБ / фанера (обшивка), крепёж</w:t>
             </w:r>
           </w:p>
         </w:tc>
@@ -6943,7 +8593,7 @@
               <w:rPr>
                 <w:sz w:val="20"/>
               </w:rPr>
-              <w:t>Кольца колодезные, лотки бетонные, трубы ПВХ, геотекстиль, щебень (дренаж), ревизионные колодцы</w:t>
+              <w:t>Кольца колодезные, лотки бетонные, трубы ПВХ, геотекстиль, щебень, ревизионные колодцы, люки</w:t>
             </w:r>
           </w:p>
         </w:tc>
@@ -6973,7 +8623,7 @@
               <w:rPr>
                 <w:sz w:val="20"/>
               </w:rPr>
-              <w:t>Трубы ПП/ПЭ, фитинги, запорная арматура, утеплитель для труб, колодезные кольца (питьевой колодец)</w:t>
+              <w:t>Трубы ПП/ПЭ, фитинги, запорная арматура, утеплитель для труб, кольца (питьевой колодец)</w:t>
             </w:r>
           </w:p>
         </w:tc>
@@ -7003,7 +8653,7 @@
               <w:rPr>
                 <w:sz w:val="20"/>
               </w:rPr>
-              <w:t>Кабельные лотки бетонные, кабельные колодцы, трубы защитные гофрированные, щебень (подсыпка)</w:t>
+              <w:t>Кабельные лотки бетонные, колодцы кабельные, трубы гофрированные, щебень (подсыпка), ОСБ/фанера (щитовая)</w:t>
             </w:r>
           </w:p>
         </w:tc>
@@ -7033,7 +8683,7 @@
               <w:rPr>
                 <w:sz w:val="20"/>
               </w:rPr>
-              <w:t>Лотки бетонные для теплотрасс, колодцы тепловые, теплоизоляция труб, крепёж</w:t>
+              <w:t>Лотки бетонные, колодцы тепловые, теплоизоляция труб (скорлупа), крепёж</w:t>
             </w:r>
           </w:p>
         </w:tc>
@@ -7063,7 +8713,7 @@
               <w:rPr>
                 <w:sz w:val="20"/>
               </w:rPr>
-              <w:t>Лотки и колодцы бетонные, щебень (обсыпка), геотекстиль — справочная информация, монтаж только лицензированными организациями</w:t>
+              <w:t>Лотки и колодцы бетонные, щебень (обсыпка), геотекстиль — только вспомогательные конструкции; монтаж только лицензированными организациями</w:t>
             </w:r>
           </w:p>
         </w:tc>

--- a/ТЗ_Сайт_КамФас_v2.0.docx
+++ b/ТЗ_Сайт_КамФас_v2.0.docx
@@ -25432,6 +25432,9786 @@
         </w:tc>
       </w:tr>
     </w:tbl>
+    <w:p>
+      <w:r>
+        <w:br w:type="page"/>
+      </w:r>
+    </w:p>
+    <w:p>
+      <w:pPr>
+        <w:pStyle w:val="Heading1"/>
+      </w:pPr>
+      <w:r>
+        <w:rPr>
+          <w:color w:val="1F3864"/>
+        </w:rPr>
+        <w:t>17. ВАРИАНТЫ ТЕХНИЧЕСКОЙ РЕАЛИЗАЦИИ ПРОЕКТА</w:t>
+      </w:r>
+    </w:p>
+    <w:p>
+      <w:pPr>
+        <w:spacing w:before="80" w:after="80"/>
+      </w:pPr>
+      <w:r>
+        <w:rPr>
+          <w:color w:val="B4B4B4"/>
+          <w:sz w:val="14"/>
+        </w:rPr>
+        <w:t>──────────────────────────────────────────────────────────────────────────────────────────</w:t>
+      </w:r>
+    </w:p>
+    <w:p>
+      <w:r>
+        <w:rPr>
+          <w:b w:val="0"/>
+          <w:i w:val="0"/>
+          <w:sz w:val="22"/>
+        </w:rPr>
+        <w:t>Данный раздел описывает три варианта технической реализации проекта с учётом затрат времени, квалификации команды и бюджета. Основной приоритет — удобство клиента и максимальная автономность работы платформы без участия менеджера.</w:t>
+      </w:r>
+    </w:p>
+    <w:p>
+      <w:r>
+        <w:rPr>
+          <w:b w:val="0"/>
+          <w:i w:val="0"/>
+          <w:sz w:val="22"/>
+        </w:rPr>
+        <w:t>Ключевая задача архитектуры: клиент формирует запрос → система автоматически запрашивает поставщика → получает цену + характеристики → добавляет наценку + рассчитывает доставку → выдаёт результат клиенту. Менеджер участвует только в исключительных случаях.</w:t>
+      </w:r>
+    </w:p>
+    <w:p>
+      <w:pPr>
+        <w:pStyle w:val="Heading2"/>
+      </w:pPr>
+      <w:r>
+        <w:rPr>
+          <w:color w:val="1F3864"/>
+        </w:rPr>
+        <w:t>17.1 Вариант 1 — Быстрый старт (1С-Битрикс + готовые модули)</w:t>
+      </w:r>
+    </w:p>
+    <w:p>
+      <w:r>
+        <w:rPr>
+          <w:b w:val="0"/>
+          <w:i w:val="0"/>
+          <w:sz w:val="22"/>
+        </w:rPr>
+        <w:t>Концепция: сайт на готовой CMS с минимальной кастомизацией. Интеграция с поставщиками — через ручную загрузку прайс-файлов менеджером.</w:t>
+      </w:r>
+    </w:p>
+    <w:p>
+      <w:pPr>
+        <w:pStyle w:val="Heading3"/>
+      </w:pPr>
+      <w:r>
+        <w:rPr>
+          <w:color w:val="1F3864"/>
+        </w:rPr>
+        <w:t>Технический стек</w:t>
+      </w:r>
+    </w:p>
+    <w:tbl>
+      <w:tblPr>
+        <w:tblStyle w:val="TableGrid"/>
+        <w:tblW w:type="auto" w:w="0"/>
+        <w:tblLook w:firstColumn="1" w:firstRow="1" w:lastColumn="0" w:lastRow="0" w:noHBand="0" w:noVBand="1" w:val="04A0"/>
+      </w:tblPr>
+      <w:tblGrid>
+        <w:gridCol w:w="4844"/>
+        <w:gridCol w:w="4844"/>
+      </w:tblGrid>
+      <w:tr>
+        <w:tc>
+          <w:tcPr>
+            <w:tcW w:type="dxa" w:w="2268"/>
+            <w:shd w:val="clear" w:color="auto" w:fill="1F3864"/>
+          </w:tcPr>
+          <w:p>
+            <w:pPr>
+              <w:jc w:val="center"/>
+            </w:pPr>
+            <w:r>
+              <w:rPr>
+                <w:b/>
+                <w:color w:val="FFFFFF"/>
+                <w:sz w:val="20"/>
+              </w:rPr>
+              <w:t>Слой</w:t>
+            </w:r>
+          </w:p>
+        </w:tc>
+        <w:tc>
+          <w:tcPr>
+            <w:tcW w:type="dxa" w:w="6520"/>
+            <w:shd w:val="clear" w:color="auto" w:fill="1F3864"/>
+          </w:tcPr>
+          <w:p>
+            <w:pPr>
+              <w:jc w:val="center"/>
+            </w:pPr>
+            <w:r>
+              <w:rPr>
+                <w:b/>
+                <w:color w:val="FFFFFF"/>
+                <w:sz w:val="20"/>
+              </w:rPr>
+              <w:t>Технология</w:t>
+            </w:r>
+          </w:p>
+        </w:tc>
+      </w:tr>
+      <w:tr>
+        <w:tc>
+          <w:tcPr>
+            <w:tcW w:type="dxa" w:w="2268"/>
+            <w:shd w:val="clear" w:color="auto" w:fill="EEF2F7"/>
+          </w:tcPr>
+          <w:p>
+            <w:r>
+              <w:rPr>
+                <w:sz w:val="20"/>
+              </w:rPr>
+              <w:t>Frontend</w:t>
+            </w:r>
+          </w:p>
+        </w:tc>
+        <w:tc>
+          <w:tcPr>
+            <w:tcW w:type="dxa" w:w="6520"/>
+            <w:shd w:val="clear" w:color="auto" w:fill="EEF2F7"/>
+          </w:tcPr>
+          <w:p>
+            <w:r>
+              <w:rPr>
+                <w:sz w:val="20"/>
+              </w:rPr>
+              <w:t>HTML5 + CSS3 + JavaScript (jQuery) + Битрикс-шаблоны</w:t>
+            </w:r>
+          </w:p>
+        </w:tc>
+      </w:tr>
+      <w:tr>
+        <w:tc>
+          <w:tcPr>
+            <w:tcW w:type="dxa" w:w="2268"/>
+            <w:shd w:val="clear" w:color="auto" w:fill="FFFFFF"/>
+          </w:tcPr>
+          <w:p>
+            <w:r>
+              <w:rPr>
+                <w:sz w:val="20"/>
+              </w:rPr>
+              <w:t>Backend</w:t>
+            </w:r>
+          </w:p>
+        </w:tc>
+        <w:tc>
+          <w:tcPr>
+            <w:tcW w:type="dxa" w:w="6520"/>
+            <w:shd w:val="clear" w:color="auto" w:fill="FFFFFF"/>
+          </w:tcPr>
+          <w:p>
+            <w:r>
+              <w:rPr>
+                <w:sz w:val="20"/>
+              </w:rPr>
+              <w:t>PHP 8.2 + 1С-Битрикс «Бизнес»</w:t>
+            </w:r>
+          </w:p>
+        </w:tc>
+      </w:tr>
+      <w:tr>
+        <w:tc>
+          <w:tcPr>
+            <w:tcW w:type="dxa" w:w="2268"/>
+            <w:shd w:val="clear" w:color="auto" w:fill="EEF2F7"/>
+          </w:tcPr>
+          <w:p>
+            <w:r>
+              <w:rPr>
+                <w:sz w:val="20"/>
+              </w:rPr>
+              <w:t>База данных</w:t>
+            </w:r>
+          </w:p>
+        </w:tc>
+        <w:tc>
+          <w:tcPr>
+            <w:tcW w:type="dxa" w:w="6520"/>
+            <w:shd w:val="clear" w:color="auto" w:fill="EEF2F7"/>
+          </w:tcPr>
+          <w:p>
+            <w:r>
+              <w:rPr>
+                <w:sz w:val="20"/>
+              </w:rPr>
+              <w:t>MySQL 8</w:t>
+            </w:r>
+          </w:p>
+        </w:tc>
+      </w:tr>
+      <w:tr>
+        <w:tc>
+          <w:tcPr>
+            <w:tcW w:type="dxa" w:w="2268"/>
+            <w:shd w:val="clear" w:color="auto" w:fill="FFFFFF"/>
+          </w:tcPr>
+          <w:p>
+            <w:r>
+              <w:rPr>
+                <w:sz w:val="20"/>
+              </w:rPr>
+              <w:t>Поиск</w:t>
+            </w:r>
+          </w:p>
+        </w:tc>
+        <w:tc>
+          <w:tcPr>
+            <w:tcW w:type="dxa" w:w="6520"/>
+            <w:shd w:val="clear" w:color="auto" w:fill="FFFFFF"/>
+          </w:tcPr>
+          <w:p>
+            <w:r>
+              <w:rPr>
+                <w:sz w:val="20"/>
+              </w:rPr>
+              <w:t>Битрикс Smart Filter</w:t>
+            </w:r>
+          </w:p>
+        </w:tc>
+      </w:tr>
+      <w:tr>
+        <w:tc>
+          <w:tcPr>
+            <w:tcW w:type="dxa" w:w="2268"/>
+            <w:shd w:val="clear" w:color="auto" w:fill="EEF2F7"/>
+          </w:tcPr>
+          <w:p>
+            <w:r>
+              <w:rPr>
+                <w:sz w:val="20"/>
+              </w:rPr>
+              <w:t>Кэш</w:t>
+            </w:r>
+          </w:p>
+        </w:tc>
+        <w:tc>
+          <w:tcPr>
+            <w:tcW w:type="dxa" w:w="6520"/>
+            <w:shd w:val="clear" w:color="auto" w:fill="EEF2F7"/>
+          </w:tcPr>
+          <w:p>
+            <w:r>
+              <w:rPr>
+                <w:sz w:val="20"/>
+              </w:rPr>
+              <w:t>Memcached</w:t>
+            </w:r>
+          </w:p>
+        </w:tc>
+      </w:tr>
+      <w:tr>
+        <w:tc>
+          <w:tcPr>
+            <w:tcW w:type="dxa" w:w="2268"/>
+            <w:shd w:val="clear" w:color="auto" w:fill="FFFFFF"/>
+          </w:tcPr>
+          <w:p>
+            <w:r>
+              <w:rPr>
+                <w:sz w:val="20"/>
+              </w:rPr>
+              <w:t>Хостинг</w:t>
+            </w:r>
+          </w:p>
+        </w:tc>
+        <w:tc>
+          <w:tcPr>
+            <w:tcW w:type="dxa" w:w="6520"/>
+            <w:shd w:val="clear" w:color="auto" w:fill="FFFFFF"/>
+          </w:tcPr>
+          <w:p>
+            <w:r>
+              <w:rPr>
+                <w:sz w:val="20"/>
+              </w:rPr>
+              <w:t>VPS 4 CPU / 8 GB RAM / SSD 100 GB</w:t>
+            </w:r>
+          </w:p>
+        </w:tc>
+      </w:tr>
+      <w:tr>
+        <w:tc>
+          <w:tcPr>
+            <w:tcW w:type="dxa" w:w="2268"/>
+            <w:shd w:val="clear" w:color="auto" w:fill="EEF2F7"/>
+          </w:tcPr>
+          <w:p>
+            <w:r>
+              <w:rPr>
+                <w:sz w:val="20"/>
+              </w:rPr>
+              <w:t>CDN / Защита</w:t>
+            </w:r>
+          </w:p>
+        </w:tc>
+        <w:tc>
+          <w:tcPr>
+            <w:tcW w:type="dxa" w:w="6520"/>
+            <w:shd w:val="clear" w:color="auto" w:fill="EEF2F7"/>
+          </w:tcPr>
+          <w:p>
+            <w:r>
+              <w:rPr>
+                <w:sz w:val="20"/>
+              </w:rPr>
+              <w:t>Cloudflare Free</w:t>
+            </w:r>
+          </w:p>
+        </w:tc>
+      </w:tr>
+    </w:tbl>
+    <w:p>
+      <w:pPr>
+        <w:pStyle w:val="Heading3"/>
+      </w:pPr>
+      <w:r>
+        <w:rPr>
+          <w:color w:val="1F3864"/>
+        </w:rPr>
+        <w:t>Функционал</w:t>
+      </w:r>
+    </w:p>
+    <w:tbl>
+      <w:tblPr>
+        <w:tblStyle w:val="TableGrid"/>
+        <w:tblW w:type="auto" w:w="0"/>
+        <w:tblLook w:firstColumn="1" w:firstRow="1" w:lastColumn="0" w:lastRow="0" w:noHBand="0" w:noVBand="1" w:val="04A0"/>
+      </w:tblPr>
+      <w:tblGrid>
+        <w:gridCol w:w="3230"/>
+        <w:gridCol w:w="3230"/>
+        <w:gridCol w:w="3230"/>
+      </w:tblGrid>
+      <w:tr>
+        <w:tc>
+          <w:tcPr>
+            <w:tcW w:type="dxa" w:w="3118"/>
+            <w:shd w:val="clear" w:color="auto" w:fill="1F3864"/>
+          </w:tcPr>
+          <w:p>
+            <w:pPr>
+              <w:jc w:val="center"/>
+            </w:pPr>
+            <w:r>
+              <w:rPr>
+                <w:b/>
+                <w:color w:val="FFFFFF"/>
+                <w:sz w:val="20"/>
+              </w:rPr>
+              <w:t>Функция</w:t>
+            </w:r>
+          </w:p>
+        </w:tc>
+        <w:tc>
+          <w:tcPr>
+            <w:tcW w:type="dxa" w:w="3685"/>
+            <w:shd w:val="clear" w:color="auto" w:fill="1F3864"/>
+          </w:tcPr>
+          <w:p>
+            <w:pPr>
+              <w:jc w:val="center"/>
+            </w:pPr>
+            <w:r>
+              <w:rPr>
+                <w:b/>
+                <w:color w:val="FFFFFF"/>
+                <w:sz w:val="20"/>
+              </w:rPr>
+              <w:t>Реализация</w:t>
+            </w:r>
+          </w:p>
+        </w:tc>
+        <w:tc>
+          <w:tcPr>
+            <w:tcW w:type="dxa" w:w="1417"/>
+            <w:shd w:val="clear" w:color="auto" w:fill="1F3864"/>
+          </w:tcPr>
+          <w:p>
+            <w:pPr>
+              <w:jc w:val="center"/>
+            </w:pPr>
+            <w:r>
+              <w:rPr>
+                <w:b/>
+                <w:color w:val="FFFFFF"/>
+                <w:sz w:val="20"/>
+              </w:rPr>
+              <w:t>Авто</w:t>
+            </w:r>
+          </w:p>
+        </w:tc>
+      </w:tr>
+      <w:tr>
+        <w:tc>
+          <w:tcPr>
+            <w:tcW w:type="dxa" w:w="3118"/>
+            <w:shd w:val="clear" w:color="auto" w:fill="EEF2F7"/>
+          </w:tcPr>
+          <w:p>
+            <w:r>
+              <w:rPr>
+                <w:sz w:val="20"/>
+              </w:rPr>
+              <w:t>Каталог (12 разделов)</w:t>
+            </w:r>
+          </w:p>
+        </w:tc>
+        <w:tc>
+          <w:tcPr>
+            <w:tcW w:type="dxa" w:w="3685"/>
+            <w:shd w:val="clear" w:color="auto" w:fill="EEF2F7"/>
+          </w:tcPr>
+          <w:p>
+            <w:r>
+              <w:rPr>
+                <w:sz w:val="20"/>
+              </w:rPr>
+              <w:t>Битрикс Инфоблоки</w:t>
+            </w:r>
+          </w:p>
+        </w:tc>
+        <w:tc>
+          <w:tcPr>
+            <w:tcW w:type="dxa" w:w="1417"/>
+            <w:shd w:val="clear" w:color="auto" w:fill="EEF2F7"/>
+          </w:tcPr>
+          <w:p>
+            <w:r>
+              <w:rPr>
+                <w:sz w:val="20"/>
+              </w:rPr>
+              <w:t>Да</w:t>
+            </w:r>
+          </w:p>
+        </w:tc>
+      </w:tr>
+      <w:tr>
+        <w:tc>
+          <w:tcPr>
+            <w:tcW w:type="dxa" w:w="3118"/>
+            <w:shd w:val="clear" w:color="auto" w:fill="FFFFFF"/>
+          </w:tcPr>
+          <w:p>
+            <w:r>
+              <w:rPr>
+                <w:sz w:val="20"/>
+              </w:rPr>
+              <w:t>Личный кабинет (базовый)</w:t>
+            </w:r>
+          </w:p>
+        </w:tc>
+        <w:tc>
+          <w:tcPr>
+            <w:tcW w:type="dxa" w:w="3685"/>
+            <w:shd w:val="clear" w:color="auto" w:fill="FFFFFF"/>
+          </w:tcPr>
+          <w:p>
+            <w:r>
+              <w:rPr>
+                <w:sz w:val="20"/>
+              </w:rPr>
+              <w:t>Битрикс ЛК</w:t>
+            </w:r>
+          </w:p>
+        </w:tc>
+        <w:tc>
+          <w:tcPr>
+            <w:tcW w:type="dxa" w:w="1417"/>
+            <w:shd w:val="clear" w:color="auto" w:fill="FFFFFF"/>
+          </w:tcPr>
+          <w:p>
+            <w:r>
+              <w:rPr>
+                <w:sz w:val="20"/>
+              </w:rPr>
+              <w:t>Да</w:t>
+            </w:r>
+          </w:p>
+        </w:tc>
+      </w:tr>
+      <w:tr>
+        <w:tc>
+          <w:tcPr>
+            <w:tcW w:type="dxa" w:w="3118"/>
+            <w:shd w:val="clear" w:color="auto" w:fill="EEF2F7"/>
+          </w:tcPr>
+          <w:p>
+            <w:r>
+              <w:rPr>
+                <w:sz w:val="20"/>
+              </w:rPr>
+              <w:t>Корзина и заказы</w:t>
+            </w:r>
+          </w:p>
+        </w:tc>
+        <w:tc>
+          <w:tcPr>
+            <w:tcW w:type="dxa" w:w="3685"/>
+            <w:shd w:val="clear" w:color="auto" w:fill="EEF2F7"/>
+          </w:tcPr>
+          <w:p>
+            <w:r>
+              <w:rPr>
+                <w:sz w:val="20"/>
+              </w:rPr>
+              <w:t>Битрикс Sale</w:t>
+            </w:r>
+          </w:p>
+        </w:tc>
+        <w:tc>
+          <w:tcPr>
+            <w:tcW w:type="dxa" w:w="1417"/>
+            <w:shd w:val="clear" w:color="auto" w:fill="EEF2F7"/>
+          </w:tcPr>
+          <w:p>
+            <w:r>
+              <w:rPr>
+                <w:sz w:val="20"/>
+              </w:rPr>
+              <w:t>Да</w:t>
+            </w:r>
+          </w:p>
+        </w:tc>
+      </w:tr>
+      <w:tr>
+        <w:tc>
+          <w:tcPr>
+            <w:tcW w:type="dxa" w:w="3118"/>
+            <w:shd w:val="clear" w:color="auto" w:fill="FFFFFF"/>
+          </w:tcPr>
+          <w:p>
+            <w:r>
+              <w:rPr>
+                <w:sz w:val="20"/>
+              </w:rPr>
+              <w:t>2 калькулятора (плитка + стены)</w:t>
+            </w:r>
+          </w:p>
+        </w:tc>
+        <w:tc>
+          <w:tcPr>
+            <w:tcW w:type="dxa" w:w="3685"/>
+            <w:shd w:val="clear" w:color="auto" w:fill="FFFFFF"/>
+          </w:tcPr>
+          <w:p>
+            <w:r>
+              <w:rPr>
+                <w:sz w:val="20"/>
+              </w:rPr>
+              <w:t>Кастомный модуль</w:t>
+            </w:r>
+          </w:p>
+        </w:tc>
+        <w:tc>
+          <w:tcPr>
+            <w:tcW w:type="dxa" w:w="1417"/>
+            <w:shd w:val="clear" w:color="auto" w:fill="FFFFFF"/>
+          </w:tcPr>
+          <w:p>
+            <w:r>
+              <w:rPr>
+                <w:sz w:val="20"/>
+              </w:rPr>
+              <w:t>Да</w:t>
+            </w:r>
+          </w:p>
+        </w:tc>
+      </w:tr>
+      <w:tr>
+        <w:tc>
+          <w:tcPr>
+            <w:tcW w:type="dxa" w:w="3118"/>
+            <w:shd w:val="clear" w:color="auto" w:fill="EEF2F7"/>
+          </w:tcPr>
+          <w:p>
+            <w:r>
+              <w:rPr>
+                <w:sz w:val="20"/>
+              </w:rPr>
+              <w:t>Онлайн-оплата</w:t>
+            </w:r>
+          </w:p>
+        </w:tc>
+        <w:tc>
+          <w:tcPr>
+            <w:tcW w:type="dxa" w:w="3685"/>
+            <w:shd w:val="clear" w:color="auto" w:fill="EEF2F7"/>
+          </w:tcPr>
+          <w:p>
+            <w:r>
+              <w:rPr>
+                <w:sz w:val="20"/>
+              </w:rPr>
+              <w:t>ЮKassa / Тinkoff</w:t>
+            </w:r>
+          </w:p>
+        </w:tc>
+        <w:tc>
+          <w:tcPr>
+            <w:tcW w:type="dxa" w:w="1417"/>
+            <w:shd w:val="clear" w:color="auto" w:fill="EEF2F7"/>
+          </w:tcPr>
+          <w:p>
+            <w:r>
+              <w:rPr>
+                <w:sz w:val="20"/>
+              </w:rPr>
+              <w:t>Да</w:t>
+            </w:r>
+          </w:p>
+        </w:tc>
+      </w:tr>
+      <w:tr>
+        <w:tc>
+          <w:tcPr>
+            <w:tcW w:type="dxa" w:w="3118"/>
+            <w:shd w:val="clear" w:color="auto" w:fill="FFFFFF"/>
+          </w:tcPr>
+          <w:p>
+            <w:r>
+              <w:rPr>
+                <w:sz w:val="20"/>
+              </w:rPr>
+              <w:t>Прайс-файлы поставщиков</w:t>
+            </w:r>
+          </w:p>
+        </w:tc>
+        <w:tc>
+          <w:tcPr>
+            <w:tcW w:type="dxa" w:w="3685"/>
+            <w:shd w:val="clear" w:color="auto" w:fill="FFFFFF"/>
+          </w:tcPr>
+          <w:p>
+            <w:r>
+              <w:rPr>
+                <w:sz w:val="20"/>
+              </w:rPr>
+              <w:t>Ручная загрузка Excel менеджером</w:t>
+            </w:r>
+          </w:p>
+        </w:tc>
+        <w:tc>
+          <w:tcPr>
+            <w:tcW w:type="dxa" w:w="1417"/>
+            <w:shd w:val="clear" w:color="auto" w:fill="FFFFFF"/>
+          </w:tcPr>
+          <w:p>
+            <w:r>
+              <w:rPr>
+                <w:sz w:val="20"/>
+              </w:rPr>
+              <w:t>Нет</w:t>
+            </w:r>
+          </w:p>
+        </w:tc>
+      </w:tr>
+      <w:tr>
+        <w:tc>
+          <w:tcPr>
+            <w:tcW w:type="dxa" w:w="3118"/>
+            <w:shd w:val="clear" w:color="auto" w:fill="EEF2F7"/>
+          </w:tcPr>
+          <w:p>
+            <w:r>
+              <w:rPr>
+                <w:sz w:val="20"/>
+              </w:rPr>
+              <w:t>Наценка</w:t>
+            </w:r>
+          </w:p>
+        </w:tc>
+        <w:tc>
+          <w:tcPr>
+            <w:tcW w:type="dxa" w:w="3685"/>
+            <w:shd w:val="clear" w:color="auto" w:fill="EEF2F7"/>
+          </w:tcPr>
+          <w:p>
+            <w:r>
+              <w:rPr>
+                <w:sz w:val="20"/>
+              </w:rPr>
+              <w:t>Процент в настройках CMS</w:t>
+            </w:r>
+          </w:p>
+        </w:tc>
+        <w:tc>
+          <w:tcPr>
+            <w:tcW w:type="dxa" w:w="1417"/>
+            <w:shd w:val="clear" w:color="auto" w:fill="EEF2F7"/>
+          </w:tcPr>
+          <w:p>
+            <w:r>
+              <w:rPr>
+                <w:sz w:val="20"/>
+              </w:rPr>
+              <w:t>Да</w:t>
+            </w:r>
+          </w:p>
+        </w:tc>
+      </w:tr>
+      <w:tr>
+        <w:tc>
+          <w:tcPr>
+            <w:tcW w:type="dxa" w:w="3118"/>
+            <w:shd w:val="clear" w:color="auto" w:fill="FFFFFF"/>
+          </w:tcPr>
+          <w:p>
+            <w:r>
+              <w:rPr>
+                <w:sz w:val="20"/>
+              </w:rPr>
+              <w:t>Доставка</w:t>
+            </w:r>
+          </w:p>
+        </w:tc>
+        <w:tc>
+          <w:tcPr>
+            <w:tcW w:type="dxa" w:w="3685"/>
+            <w:shd w:val="clear" w:color="auto" w:fill="FFFFFF"/>
+          </w:tcPr>
+          <w:p>
+            <w:r>
+              <w:rPr>
+                <w:sz w:val="20"/>
+              </w:rPr>
+              <w:t>Фиксированные зоны вручную</w:t>
+            </w:r>
+          </w:p>
+        </w:tc>
+        <w:tc>
+          <w:tcPr>
+            <w:tcW w:type="dxa" w:w="1417"/>
+            <w:shd w:val="clear" w:color="auto" w:fill="FFFFFF"/>
+          </w:tcPr>
+          <w:p>
+            <w:r>
+              <w:rPr>
+                <w:sz w:val="20"/>
+              </w:rPr>
+              <w:t>Частично</w:t>
+            </w:r>
+          </w:p>
+        </w:tc>
+      </w:tr>
+      <w:tr>
+        <w:tc>
+          <w:tcPr>
+            <w:tcW w:type="dxa" w:w="3118"/>
+            <w:shd w:val="clear" w:color="auto" w:fill="EEF2F7"/>
+          </w:tcPr>
+          <w:p>
+            <w:r>
+              <w:rPr>
+                <w:sz w:val="20"/>
+              </w:rPr>
+              <w:t>ИИ-агент</w:t>
+            </w:r>
+          </w:p>
+        </w:tc>
+        <w:tc>
+          <w:tcPr>
+            <w:tcW w:type="dxa" w:w="3685"/>
+            <w:shd w:val="clear" w:color="auto" w:fill="EEF2F7"/>
+          </w:tcPr>
+          <w:p>
+            <w:r>
+              <w:rPr>
+                <w:sz w:val="20"/>
+              </w:rPr>
+              <w:t>Salebot + GPT-4o (готовый)</w:t>
+            </w:r>
+          </w:p>
+        </w:tc>
+        <w:tc>
+          <w:tcPr>
+            <w:tcW w:type="dxa" w:w="1417"/>
+            <w:shd w:val="clear" w:color="auto" w:fill="EEF2F7"/>
+          </w:tcPr>
+          <w:p>
+            <w:r>
+              <w:rPr>
+                <w:sz w:val="20"/>
+              </w:rPr>
+              <w:t>Да</w:t>
+            </w:r>
+          </w:p>
+        </w:tc>
+      </w:tr>
+      <w:tr>
+        <w:tc>
+          <w:tcPr>
+            <w:tcW w:type="dxa" w:w="3118"/>
+            <w:shd w:val="clear" w:color="auto" w:fill="FFFFFF"/>
+          </w:tcPr>
+          <w:p>
+            <w:r>
+              <w:rPr>
+                <w:sz w:val="20"/>
+              </w:rPr>
+              <w:t>СБИС (базово)</w:t>
+            </w:r>
+          </w:p>
+        </w:tc>
+        <w:tc>
+          <w:tcPr>
+            <w:tcW w:type="dxa" w:w="3685"/>
+            <w:shd w:val="clear" w:color="auto" w:fill="FFFFFF"/>
+          </w:tcPr>
+          <w:p>
+            <w:r>
+              <w:rPr>
+                <w:sz w:val="20"/>
+              </w:rPr>
+              <w:t>Выгрузка заказов вручную</w:t>
+            </w:r>
+          </w:p>
+        </w:tc>
+        <w:tc>
+          <w:tcPr>
+            <w:tcW w:type="dxa" w:w="1417"/>
+            <w:shd w:val="clear" w:color="auto" w:fill="FFFFFF"/>
+          </w:tcPr>
+          <w:p>
+            <w:r>
+              <w:rPr>
+                <w:sz w:val="20"/>
+              </w:rPr>
+              <w:t>Нет</w:t>
+            </w:r>
+          </w:p>
+        </w:tc>
+      </w:tr>
+      <w:tr>
+        <w:tc>
+          <w:tcPr>
+            <w:tcW w:type="dxa" w:w="3118"/>
+            <w:shd w:val="clear" w:color="auto" w:fill="EEF2F7"/>
+          </w:tcPr>
+          <w:p>
+            <w:r>
+              <w:rPr>
+                <w:sz w:val="20"/>
+              </w:rPr>
+              <w:t>Кабинет поставщика</w:t>
+            </w:r>
+          </w:p>
+        </w:tc>
+        <w:tc>
+          <w:tcPr>
+            <w:tcW w:type="dxa" w:w="3685"/>
+            <w:shd w:val="clear" w:color="auto" w:fill="EEF2F7"/>
+          </w:tcPr>
+          <w:p>
+            <w:r>
+              <w:rPr>
+                <w:sz w:val="20"/>
+              </w:rPr>
+              <w:t>Отсутствует</w:t>
+            </w:r>
+          </w:p>
+        </w:tc>
+        <w:tc>
+          <w:tcPr>
+            <w:tcW w:type="dxa" w:w="1417"/>
+            <w:shd w:val="clear" w:color="auto" w:fill="EEF2F7"/>
+          </w:tcPr>
+          <w:p>
+            <w:r>
+              <w:rPr>
+                <w:sz w:val="20"/>
+              </w:rPr>
+              <w:t>—</w:t>
+            </w:r>
+          </w:p>
+        </w:tc>
+      </w:tr>
+      <w:tr>
+        <w:tc>
+          <w:tcPr>
+            <w:tcW w:type="dxa" w:w="3118"/>
+            <w:shd w:val="clear" w:color="auto" w:fill="FFFFFF"/>
+          </w:tcPr>
+          <w:p>
+            <w:r>
+              <w:rPr>
+                <w:sz w:val="20"/>
+              </w:rPr>
+              <w:t>API поставщиков</w:t>
+            </w:r>
+          </w:p>
+        </w:tc>
+        <w:tc>
+          <w:tcPr>
+            <w:tcW w:type="dxa" w:w="3685"/>
+            <w:shd w:val="clear" w:color="auto" w:fill="FFFFFF"/>
+          </w:tcPr>
+          <w:p>
+            <w:r>
+              <w:rPr>
+                <w:sz w:val="20"/>
+              </w:rPr>
+              <w:t>Отсутствует</w:t>
+            </w:r>
+          </w:p>
+        </w:tc>
+        <w:tc>
+          <w:tcPr>
+            <w:tcW w:type="dxa" w:w="1417"/>
+            <w:shd w:val="clear" w:color="auto" w:fill="FFFFFF"/>
+          </w:tcPr>
+          <w:p>
+            <w:r>
+              <w:rPr>
+                <w:sz w:val="20"/>
+              </w:rPr>
+              <w:t>—</w:t>
+            </w:r>
+          </w:p>
+        </w:tc>
+      </w:tr>
+      <w:tr>
+        <w:tc>
+          <w:tcPr>
+            <w:tcW w:type="dxa" w:w="3118"/>
+            <w:shd w:val="clear" w:color="auto" w:fill="EEF2F7"/>
+          </w:tcPr>
+          <w:p>
+            <w:r>
+              <w:rPr>
+                <w:sz w:val="20"/>
+              </w:rPr>
+              <w:t>Все калькуляторы</w:t>
+            </w:r>
+          </w:p>
+        </w:tc>
+        <w:tc>
+          <w:tcPr>
+            <w:tcW w:type="dxa" w:w="3685"/>
+            <w:shd w:val="clear" w:color="auto" w:fill="EEF2F7"/>
+          </w:tcPr>
+          <w:p>
+            <w:r>
+              <w:rPr>
+                <w:sz w:val="20"/>
+              </w:rPr>
+              <w:t>2 из 4</w:t>
+            </w:r>
+          </w:p>
+        </w:tc>
+        <w:tc>
+          <w:tcPr>
+            <w:tcW w:type="dxa" w:w="1417"/>
+            <w:shd w:val="clear" w:color="auto" w:fill="EEF2F7"/>
+          </w:tcPr>
+          <w:p>
+            <w:r>
+              <w:rPr>
+                <w:sz w:val="20"/>
+              </w:rPr>
+              <w:t>—</w:t>
+            </w:r>
+          </w:p>
+        </w:tc>
+      </w:tr>
+      <w:tr>
+        <w:tc>
+          <w:tcPr>
+            <w:tcW w:type="dxa" w:w="3118"/>
+            <w:shd w:val="clear" w:color="auto" w:fill="FFFFFF"/>
+          </w:tcPr>
+          <w:p>
+            <w:r>
+              <w:rPr>
+                <w:sz w:val="20"/>
+              </w:rPr>
+              <w:t>Мобильное приложение</w:t>
+            </w:r>
+          </w:p>
+        </w:tc>
+        <w:tc>
+          <w:tcPr>
+            <w:tcW w:type="dxa" w:w="3685"/>
+            <w:shd w:val="clear" w:color="auto" w:fill="FFFFFF"/>
+          </w:tcPr>
+          <w:p>
+            <w:r>
+              <w:rPr>
+                <w:sz w:val="20"/>
+              </w:rPr>
+              <w:t>Отсутствует</w:t>
+            </w:r>
+          </w:p>
+        </w:tc>
+        <w:tc>
+          <w:tcPr>
+            <w:tcW w:type="dxa" w:w="1417"/>
+            <w:shd w:val="clear" w:color="auto" w:fill="FFFFFF"/>
+          </w:tcPr>
+          <w:p>
+            <w:r>
+              <w:rPr>
+                <w:sz w:val="20"/>
+              </w:rPr>
+              <w:t>—</w:t>
+            </w:r>
+          </w:p>
+        </w:tc>
+      </w:tr>
+    </w:tbl>
+    <w:p>
+      <w:pPr>
+        <w:pStyle w:val="Heading3"/>
+      </w:pPr>
+      <w:r>
+        <w:rPr>
+          <w:color w:val="1F3864"/>
+        </w:rPr>
+        <w:t>Уровень автоматизации</w:t>
+      </w:r>
+    </w:p>
+    <w:tbl>
+      <w:tblPr>
+        <w:tblStyle w:val="TableGrid"/>
+        <w:tblW w:type="auto" w:w="0"/>
+        <w:tblLook w:firstColumn="1" w:firstRow="1" w:lastColumn="0" w:lastRow="0" w:noHBand="0" w:noVBand="1" w:val="04A0"/>
+      </w:tblPr>
+      <w:tblGrid>
+        <w:gridCol w:w="4844"/>
+        <w:gridCol w:w="4844"/>
+      </w:tblGrid>
+      <w:tr>
+        <w:tc>
+          <w:tcPr>
+            <w:tcW w:type="dxa" w:w="4535"/>
+            <w:shd w:val="clear" w:color="auto" w:fill="1F3864"/>
+          </w:tcPr>
+          <w:p>
+            <w:pPr>
+              <w:jc w:val="center"/>
+            </w:pPr>
+            <w:r>
+              <w:rPr>
+                <w:b/>
+                <w:color w:val="FFFFFF"/>
+                <w:sz w:val="20"/>
+              </w:rPr>
+              <w:t>Процесс</w:t>
+            </w:r>
+          </w:p>
+        </w:tc>
+        <w:tc>
+          <w:tcPr>
+            <w:tcW w:type="dxa" w:w="3685"/>
+            <w:shd w:val="clear" w:color="auto" w:fill="1F3864"/>
+          </w:tcPr>
+          <w:p>
+            <w:pPr>
+              <w:jc w:val="center"/>
+            </w:pPr>
+            <w:r>
+              <w:rPr>
+                <w:b/>
+                <w:color w:val="FFFFFF"/>
+                <w:sz w:val="20"/>
+              </w:rPr>
+              <w:t>Автоматизация</w:t>
+            </w:r>
+          </w:p>
+        </w:tc>
+      </w:tr>
+      <w:tr>
+        <w:tc>
+          <w:tcPr>
+            <w:tcW w:type="dxa" w:w="4535"/>
+            <w:shd w:val="clear" w:color="auto" w:fill="EEF2F7"/>
+          </w:tcPr>
+          <w:p>
+            <w:r>
+              <w:rPr>
+                <w:sz w:val="20"/>
+              </w:rPr>
+              <w:t>Заказ собственного товара</w:t>
+            </w:r>
+          </w:p>
+        </w:tc>
+        <w:tc>
+          <w:tcPr>
+            <w:tcW w:type="dxa" w:w="3685"/>
+            <w:shd w:val="clear" w:color="auto" w:fill="EEF2F7"/>
+          </w:tcPr>
+          <w:p>
+            <w:r>
+              <w:rPr>
+                <w:sz w:val="20"/>
+              </w:rPr>
+              <w:t>80%</w:t>
+            </w:r>
+          </w:p>
+        </w:tc>
+      </w:tr>
+      <w:tr>
+        <w:tc>
+          <w:tcPr>
+            <w:tcW w:type="dxa" w:w="4535"/>
+            <w:shd w:val="clear" w:color="auto" w:fill="FFFFFF"/>
+          </w:tcPr>
+          <w:p>
+            <w:r>
+              <w:rPr>
+                <w:sz w:val="20"/>
+              </w:rPr>
+              <w:t>Заказ товара поставщика</w:t>
+            </w:r>
+          </w:p>
+        </w:tc>
+        <w:tc>
+          <w:tcPr>
+            <w:tcW w:type="dxa" w:w="3685"/>
+            <w:shd w:val="clear" w:color="auto" w:fill="FFFFFF"/>
+          </w:tcPr>
+          <w:p>
+            <w:r>
+              <w:rPr>
+                <w:sz w:val="20"/>
+              </w:rPr>
+              <w:t>20% (менеджер вручную)</w:t>
+            </w:r>
+          </w:p>
+        </w:tc>
+      </w:tr>
+      <w:tr>
+        <w:tc>
+          <w:tcPr>
+            <w:tcW w:type="dxa" w:w="4535"/>
+            <w:shd w:val="clear" w:color="auto" w:fill="EEF2F7"/>
+          </w:tcPr>
+          <w:p>
+            <w:r>
+              <w:rPr>
+                <w:sz w:val="20"/>
+              </w:rPr>
+              <w:t>Уведомления клиенту</w:t>
+            </w:r>
+          </w:p>
+        </w:tc>
+        <w:tc>
+          <w:tcPr>
+            <w:tcW w:type="dxa" w:w="3685"/>
+            <w:shd w:val="clear" w:color="auto" w:fill="EEF2F7"/>
+          </w:tcPr>
+          <w:p>
+            <w:r>
+              <w:rPr>
+                <w:sz w:val="20"/>
+              </w:rPr>
+              <w:t>60%</w:t>
+            </w:r>
+          </w:p>
+        </w:tc>
+      </w:tr>
+      <w:tr>
+        <w:tc>
+          <w:tcPr>
+            <w:tcW w:type="dxa" w:w="4535"/>
+            <w:shd w:val="clear" w:color="auto" w:fill="FFFFFF"/>
+          </w:tcPr>
+          <w:p>
+            <w:r>
+              <w:rPr>
+                <w:sz w:val="20"/>
+              </w:rPr>
+              <w:t>Документооборот</w:t>
+            </w:r>
+          </w:p>
+        </w:tc>
+        <w:tc>
+          <w:tcPr>
+            <w:tcW w:type="dxa" w:w="3685"/>
+            <w:shd w:val="clear" w:color="auto" w:fill="FFFFFF"/>
+          </w:tcPr>
+          <w:p>
+            <w:r>
+              <w:rPr>
+                <w:sz w:val="20"/>
+              </w:rPr>
+              <w:t>30%</w:t>
+            </w:r>
+          </w:p>
+        </w:tc>
+      </w:tr>
+      <w:tr>
+        <w:tc>
+          <w:tcPr>
+            <w:tcW w:type="dxa" w:w="4535"/>
+            <w:shd w:val="clear" w:color="auto" w:fill="EEF2F7"/>
+          </w:tcPr>
+          <w:p>
+            <w:r>
+              <w:rPr>
+                <w:sz w:val="20"/>
+              </w:rPr>
+              <w:t>Итого по платформе</w:t>
+            </w:r>
+          </w:p>
+        </w:tc>
+        <w:tc>
+          <w:tcPr>
+            <w:tcW w:type="dxa" w:w="3685"/>
+            <w:shd w:val="clear" w:color="auto" w:fill="EEF2F7"/>
+          </w:tcPr>
+          <w:p>
+            <w:r>
+              <w:rPr>
+                <w:sz w:val="20"/>
+              </w:rPr>
+              <w:t>25–35%</w:t>
+            </w:r>
+          </w:p>
+        </w:tc>
+      </w:tr>
+    </w:tbl>
+    <w:p>
+      <w:pPr>
+        <w:pStyle w:val="Heading3"/>
+      </w:pPr>
+      <w:r>
+        <w:rPr>
+          <w:color w:val="1F3864"/>
+        </w:rPr>
+        <w:t>Команда</w:t>
+      </w:r>
+    </w:p>
+    <w:tbl>
+      <w:tblPr>
+        <w:tblStyle w:val="TableGrid"/>
+        <w:tblW w:type="auto" w:w="0"/>
+        <w:tblLook w:firstColumn="1" w:firstRow="1" w:lastColumn="0" w:lastRow="0" w:noHBand="0" w:noVBand="1" w:val="04A0"/>
+      </w:tblPr>
+      <w:tblGrid>
+        <w:gridCol w:w="3230"/>
+        <w:gridCol w:w="3230"/>
+        <w:gridCol w:w="3230"/>
+      </w:tblGrid>
+      <w:tr>
+        <w:tc>
+          <w:tcPr>
+            <w:tcW w:type="dxa" w:w="3402"/>
+            <w:shd w:val="clear" w:color="auto" w:fill="1F3864"/>
+          </w:tcPr>
+          <w:p>
+            <w:pPr>
+              <w:jc w:val="center"/>
+            </w:pPr>
+            <w:r>
+              <w:rPr>
+                <w:b/>
+                <w:color w:val="FFFFFF"/>
+                <w:sz w:val="20"/>
+              </w:rPr>
+              <w:t>Специалист</w:t>
+            </w:r>
+          </w:p>
+        </w:tc>
+        <w:tc>
+          <w:tcPr>
+            <w:tcW w:type="dxa" w:w="1134"/>
+            <w:shd w:val="clear" w:color="auto" w:fill="1F3864"/>
+          </w:tcPr>
+          <w:p>
+            <w:pPr>
+              <w:jc w:val="center"/>
+            </w:pPr>
+            <w:r>
+              <w:rPr>
+                <w:b/>
+                <w:color w:val="FFFFFF"/>
+                <w:sz w:val="20"/>
+              </w:rPr>
+              <w:t>Кол-во</w:t>
+            </w:r>
+          </w:p>
+        </w:tc>
+        <w:tc>
+          <w:tcPr>
+            <w:tcW w:type="dxa" w:w="3685"/>
+            <w:shd w:val="clear" w:color="auto" w:fill="1F3864"/>
+          </w:tcPr>
+          <w:p>
+            <w:pPr>
+              <w:jc w:val="center"/>
+            </w:pPr>
+            <w:r>
+              <w:rPr>
+                <w:b/>
+                <w:color w:val="FFFFFF"/>
+                <w:sz w:val="20"/>
+              </w:rPr>
+              <w:t>Роль</w:t>
+            </w:r>
+          </w:p>
+        </w:tc>
+      </w:tr>
+      <w:tr>
+        <w:tc>
+          <w:tcPr>
+            <w:tcW w:type="dxa" w:w="3402"/>
+            <w:shd w:val="clear" w:color="auto" w:fill="EEF2F7"/>
+          </w:tcPr>
+          <w:p>
+            <w:r>
+              <w:rPr>
+                <w:sz w:val="20"/>
+              </w:rPr>
+              <w:t>Битрикс-разработчик (Senior)</w:t>
+            </w:r>
+          </w:p>
+        </w:tc>
+        <w:tc>
+          <w:tcPr>
+            <w:tcW w:type="dxa" w:w="1134"/>
+            <w:shd w:val="clear" w:color="auto" w:fill="EEF2F7"/>
+          </w:tcPr>
+          <w:p>
+            <w:r>
+              <w:rPr>
+                <w:sz w:val="20"/>
+              </w:rPr>
+              <w:t>1</w:t>
+            </w:r>
+          </w:p>
+        </w:tc>
+        <w:tc>
+          <w:tcPr>
+            <w:tcW w:type="dxa" w:w="3685"/>
+            <w:shd w:val="clear" w:color="auto" w:fill="EEF2F7"/>
+          </w:tcPr>
+          <w:p>
+            <w:r>
+              <w:rPr>
+                <w:sz w:val="20"/>
+              </w:rPr>
+              <w:t>Backend + настройка CMS</w:t>
+            </w:r>
+          </w:p>
+        </w:tc>
+      </w:tr>
+      <w:tr>
+        <w:tc>
+          <w:tcPr>
+            <w:tcW w:type="dxa" w:w="3402"/>
+            <w:shd w:val="clear" w:color="auto" w:fill="FFFFFF"/>
+          </w:tcPr>
+          <w:p>
+            <w:r>
+              <w:rPr>
+                <w:sz w:val="20"/>
+              </w:rPr>
+              <w:t>Frontend-разработчик</w:t>
+            </w:r>
+          </w:p>
+        </w:tc>
+        <w:tc>
+          <w:tcPr>
+            <w:tcW w:type="dxa" w:w="1134"/>
+            <w:shd w:val="clear" w:color="auto" w:fill="FFFFFF"/>
+          </w:tcPr>
+          <w:p>
+            <w:r>
+              <w:rPr>
+                <w:sz w:val="20"/>
+              </w:rPr>
+              <w:t>1</w:t>
+            </w:r>
+          </w:p>
+        </w:tc>
+        <w:tc>
+          <w:tcPr>
+            <w:tcW w:type="dxa" w:w="3685"/>
+            <w:shd w:val="clear" w:color="auto" w:fill="FFFFFF"/>
+          </w:tcPr>
+          <w:p>
+            <w:r>
+              <w:rPr>
+                <w:sz w:val="20"/>
+              </w:rPr>
+              <w:t>Вёрстка, JS</w:t>
+            </w:r>
+          </w:p>
+        </w:tc>
+      </w:tr>
+      <w:tr>
+        <w:tc>
+          <w:tcPr>
+            <w:tcW w:type="dxa" w:w="3402"/>
+            <w:shd w:val="clear" w:color="auto" w:fill="EEF2F7"/>
+          </w:tcPr>
+          <w:p>
+            <w:r>
+              <w:rPr>
+                <w:sz w:val="20"/>
+              </w:rPr>
+              <w:t>UI/UX Дизайнер</w:t>
+            </w:r>
+          </w:p>
+        </w:tc>
+        <w:tc>
+          <w:tcPr>
+            <w:tcW w:type="dxa" w:w="1134"/>
+            <w:shd w:val="clear" w:color="auto" w:fill="EEF2F7"/>
+          </w:tcPr>
+          <w:p>
+            <w:r>
+              <w:rPr>
+                <w:sz w:val="20"/>
+              </w:rPr>
+              <w:t>1</w:t>
+            </w:r>
+          </w:p>
+        </w:tc>
+        <w:tc>
+          <w:tcPr>
+            <w:tcW w:type="dxa" w:w="3685"/>
+            <w:shd w:val="clear" w:color="auto" w:fill="EEF2F7"/>
+          </w:tcPr>
+          <w:p>
+            <w:r>
+              <w:rPr>
+                <w:sz w:val="20"/>
+              </w:rPr>
+              <w:t>Макеты</w:t>
+            </w:r>
+          </w:p>
+        </w:tc>
+      </w:tr>
+      <w:tr>
+        <w:tc>
+          <w:tcPr>
+            <w:tcW w:type="dxa" w:w="3402"/>
+            <w:shd w:val="clear" w:color="auto" w:fill="FFFFFF"/>
+          </w:tcPr>
+          <w:p>
+            <w:r>
+              <w:rPr>
+                <w:sz w:val="20"/>
+              </w:rPr>
+              <w:t>Проект-менеджер</w:t>
+            </w:r>
+          </w:p>
+        </w:tc>
+        <w:tc>
+          <w:tcPr>
+            <w:tcW w:type="dxa" w:w="1134"/>
+            <w:shd w:val="clear" w:color="auto" w:fill="FFFFFF"/>
+          </w:tcPr>
+          <w:p>
+            <w:r>
+              <w:rPr>
+                <w:sz w:val="20"/>
+              </w:rPr>
+              <w:t>0.5</w:t>
+            </w:r>
+          </w:p>
+        </w:tc>
+        <w:tc>
+          <w:tcPr>
+            <w:tcW w:type="dxa" w:w="3685"/>
+            <w:shd w:val="clear" w:color="auto" w:fill="FFFFFF"/>
+          </w:tcPr>
+          <w:p>
+            <w:r>
+              <w:rPr>
+                <w:sz w:val="20"/>
+              </w:rPr>
+              <w:t>Координация</w:t>
+            </w:r>
+          </w:p>
+        </w:tc>
+      </w:tr>
+    </w:tbl>
+    <w:p>
+      <w:pPr>
+        <w:pStyle w:val="Heading3"/>
+      </w:pPr>
+      <w:r>
+        <w:rPr>
+          <w:color w:val="1F3864"/>
+        </w:rPr>
+        <w:t>Сроки</w:t>
+      </w:r>
+    </w:p>
+    <w:tbl>
+      <w:tblPr>
+        <w:tblStyle w:val="TableGrid"/>
+        <w:tblW w:type="auto" w:w="0"/>
+        <w:tblLook w:firstColumn="1" w:firstRow="1" w:lastColumn="0" w:lastRow="0" w:noHBand="0" w:noVBand="1" w:val="04A0"/>
+      </w:tblPr>
+      <w:tblGrid>
+        <w:gridCol w:w="4844"/>
+        <w:gridCol w:w="4844"/>
+      </w:tblGrid>
+      <w:tr>
+        <w:tc>
+          <w:tcPr>
+            <w:tcW w:type="dxa" w:w="5102"/>
+            <w:shd w:val="clear" w:color="auto" w:fill="1F3864"/>
+          </w:tcPr>
+          <w:p>
+            <w:pPr>
+              <w:jc w:val="center"/>
+            </w:pPr>
+            <w:r>
+              <w:rPr>
+                <w:b/>
+                <w:color w:val="FFFFFF"/>
+                <w:sz w:val="20"/>
+              </w:rPr>
+              <w:t>Этап</w:t>
+            </w:r>
+          </w:p>
+        </w:tc>
+        <w:tc>
+          <w:tcPr>
+            <w:tcW w:type="dxa" w:w="3118"/>
+            <w:shd w:val="clear" w:color="auto" w:fill="1F3864"/>
+          </w:tcPr>
+          <w:p>
+            <w:pPr>
+              <w:jc w:val="center"/>
+            </w:pPr>
+            <w:r>
+              <w:rPr>
+                <w:b/>
+                <w:color w:val="FFFFFF"/>
+                <w:sz w:val="20"/>
+              </w:rPr>
+              <w:t>Срок</w:t>
+            </w:r>
+          </w:p>
+        </w:tc>
+      </w:tr>
+      <w:tr>
+        <w:tc>
+          <w:tcPr>
+            <w:tcW w:type="dxa" w:w="5102"/>
+            <w:shd w:val="clear" w:color="auto" w:fill="EEF2F7"/>
+          </w:tcPr>
+          <w:p>
+            <w:r>
+              <w:rPr>
+                <w:sz w:val="20"/>
+              </w:rPr>
+              <w:t>Дизайн (главная, каталог, ЛК, карточка)</w:t>
+            </w:r>
+          </w:p>
+        </w:tc>
+        <w:tc>
+          <w:tcPr>
+            <w:tcW w:type="dxa" w:w="3118"/>
+            <w:shd w:val="clear" w:color="auto" w:fill="EEF2F7"/>
+          </w:tcPr>
+          <w:p>
+            <w:r>
+              <w:rPr>
+                <w:sz w:val="20"/>
+              </w:rPr>
+              <w:t>Неделя 1–2</w:t>
+            </w:r>
+          </w:p>
+        </w:tc>
+      </w:tr>
+      <w:tr>
+        <w:tc>
+          <w:tcPr>
+            <w:tcW w:type="dxa" w:w="5102"/>
+            <w:shd w:val="clear" w:color="auto" w:fill="FFFFFF"/>
+          </w:tcPr>
+          <w:p>
+            <w:r>
+              <w:rPr>
+                <w:sz w:val="20"/>
+              </w:rPr>
+              <w:t>Верстка + базовая настройка Битрикс</w:t>
+            </w:r>
+          </w:p>
+        </w:tc>
+        <w:tc>
+          <w:tcPr>
+            <w:tcW w:type="dxa" w:w="3118"/>
+            <w:shd w:val="clear" w:color="auto" w:fill="FFFFFF"/>
+          </w:tcPr>
+          <w:p>
+            <w:r>
+              <w:rPr>
+                <w:sz w:val="20"/>
+              </w:rPr>
+              <w:t>Неделя 3–4</w:t>
+            </w:r>
+          </w:p>
+        </w:tc>
+      </w:tr>
+      <w:tr>
+        <w:tc>
+          <w:tcPr>
+            <w:tcW w:type="dxa" w:w="5102"/>
+            <w:shd w:val="clear" w:color="auto" w:fill="EEF2F7"/>
+          </w:tcPr>
+          <w:p>
+            <w:r>
+              <w:rPr>
+                <w:sz w:val="20"/>
+              </w:rPr>
+              <w:t>Каталог + фильтры + карточки товаров</w:t>
+            </w:r>
+          </w:p>
+        </w:tc>
+        <w:tc>
+          <w:tcPr>
+            <w:tcW w:type="dxa" w:w="3118"/>
+            <w:shd w:val="clear" w:color="auto" w:fill="EEF2F7"/>
+          </w:tcPr>
+          <w:p>
+            <w:r>
+              <w:rPr>
+                <w:sz w:val="20"/>
+              </w:rPr>
+              <w:t>Неделя 5–7</w:t>
+            </w:r>
+          </w:p>
+        </w:tc>
+      </w:tr>
+      <w:tr>
+        <w:tc>
+          <w:tcPr>
+            <w:tcW w:type="dxa" w:w="5102"/>
+            <w:shd w:val="clear" w:color="auto" w:fill="FFFFFF"/>
+          </w:tcPr>
+          <w:p>
+            <w:r>
+              <w:rPr>
+                <w:sz w:val="20"/>
+              </w:rPr>
+              <w:t>ЛК + корзина + оформление заказа</w:t>
+            </w:r>
+          </w:p>
+        </w:tc>
+        <w:tc>
+          <w:tcPr>
+            <w:tcW w:type="dxa" w:w="3118"/>
+            <w:shd w:val="clear" w:color="auto" w:fill="FFFFFF"/>
+          </w:tcPr>
+          <w:p>
+            <w:r>
+              <w:rPr>
+                <w:sz w:val="20"/>
+              </w:rPr>
+              <w:t>Неделя 8–9</w:t>
+            </w:r>
+          </w:p>
+        </w:tc>
+      </w:tr>
+      <w:tr>
+        <w:tc>
+          <w:tcPr>
+            <w:tcW w:type="dxa" w:w="5102"/>
+            <w:shd w:val="clear" w:color="auto" w:fill="EEF2F7"/>
+          </w:tcPr>
+          <w:p>
+            <w:r>
+              <w:rPr>
+                <w:sz w:val="20"/>
+              </w:rPr>
+              <w:t>Калькуляторы (2 шт.)</w:t>
+            </w:r>
+          </w:p>
+        </w:tc>
+        <w:tc>
+          <w:tcPr>
+            <w:tcW w:type="dxa" w:w="3118"/>
+            <w:shd w:val="clear" w:color="auto" w:fill="EEF2F7"/>
+          </w:tcPr>
+          <w:p>
+            <w:r>
+              <w:rPr>
+                <w:sz w:val="20"/>
+              </w:rPr>
+              <w:t>Неделя 10</w:t>
+            </w:r>
+          </w:p>
+        </w:tc>
+      </w:tr>
+      <w:tr>
+        <w:tc>
+          <w:tcPr>
+            <w:tcW w:type="dxa" w:w="5102"/>
+            <w:shd w:val="clear" w:color="auto" w:fill="FFFFFF"/>
+          </w:tcPr>
+          <w:p>
+            <w:r>
+              <w:rPr>
+                <w:sz w:val="20"/>
+              </w:rPr>
+              <w:t>Интеграции (оплата, Метрика, чат-бот)</w:t>
+            </w:r>
+          </w:p>
+        </w:tc>
+        <w:tc>
+          <w:tcPr>
+            <w:tcW w:type="dxa" w:w="3118"/>
+            <w:shd w:val="clear" w:color="auto" w:fill="FFFFFF"/>
+          </w:tcPr>
+          <w:p>
+            <w:r>
+              <w:rPr>
+                <w:sz w:val="20"/>
+              </w:rPr>
+              <w:t>Неделя 11</w:t>
+            </w:r>
+          </w:p>
+        </w:tc>
+      </w:tr>
+      <w:tr>
+        <w:tc>
+          <w:tcPr>
+            <w:tcW w:type="dxa" w:w="5102"/>
+            <w:shd w:val="clear" w:color="auto" w:fill="EEF2F7"/>
+          </w:tcPr>
+          <w:p>
+            <w:r>
+              <w:rPr>
+                <w:sz w:val="20"/>
+              </w:rPr>
+              <w:t>Тестирование + правки + запуск</w:t>
+            </w:r>
+          </w:p>
+        </w:tc>
+        <w:tc>
+          <w:tcPr>
+            <w:tcW w:type="dxa" w:w="3118"/>
+            <w:shd w:val="clear" w:color="auto" w:fill="EEF2F7"/>
+          </w:tcPr>
+          <w:p>
+            <w:r>
+              <w:rPr>
+                <w:sz w:val="20"/>
+              </w:rPr>
+              <w:t>Неделя 12</w:t>
+            </w:r>
+          </w:p>
+        </w:tc>
+      </w:tr>
+      <w:tr>
+        <w:tc>
+          <w:tcPr>
+            <w:tcW w:type="dxa" w:w="5102"/>
+            <w:shd w:val="clear" w:color="auto" w:fill="FFFFFF"/>
+          </w:tcPr>
+          <w:p>
+            <w:r>
+              <w:rPr>
+                <w:sz w:val="20"/>
+              </w:rPr>
+              <w:t>ИТОГО</w:t>
+            </w:r>
+          </w:p>
+        </w:tc>
+        <w:tc>
+          <w:tcPr>
+            <w:tcW w:type="dxa" w:w="3118"/>
+            <w:shd w:val="clear" w:color="auto" w:fill="FFFFFF"/>
+          </w:tcPr>
+          <w:p>
+            <w:r>
+              <w:rPr>
+                <w:sz w:val="20"/>
+              </w:rPr>
+              <w:t>3 месяца</w:t>
+            </w:r>
+          </w:p>
+        </w:tc>
+      </w:tr>
+    </w:tbl>
+    <w:p>
+      <w:pPr>
+        <w:pStyle w:val="Heading3"/>
+      </w:pPr>
+      <w:r>
+        <w:rPr>
+          <w:color w:val="1F3864"/>
+        </w:rPr>
+        <w:t>Затраты</w:t>
+      </w:r>
+    </w:p>
+    <w:tbl>
+      <w:tblPr>
+        <w:tblStyle w:val="TableGrid"/>
+        <w:tblW w:type="auto" w:w="0"/>
+        <w:tblLook w:firstColumn="1" w:firstRow="1" w:lastColumn="0" w:lastRow="0" w:noHBand="0" w:noVBand="1" w:val="04A0"/>
+      </w:tblPr>
+      <w:tblGrid>
+        <w:gridCol w:w="3230"/>
+        <w:gridCol w:w="3230"/>
+        <w:gridCol w:w="3230"/>
+      </w:tblGrid>
+      <w:tr>
+        <w:tc>
+          <w:tcPr>
+            <w:tcW w:type="dxa" w:w="3118"/>
+            <w:shd w:val="clear" w:color="auto" w:fill="1F3864"/>
+          </w:tcPr>
+          <w:p>
+            <w:pPr>
+              <w:jc w:val="center"/>
+            </w:pPr>
+            <w:r>
+              <w:rPr>
+                <w:b/>
+                <w:color w:val="FFFFFF"/>
+                <w:sz w:val="20"/>
+              </w:rPr>
+              <w:t>Статья</w:t>
+            </w:r>
+          </w:p>
+        </w:tc>
+        <w:tc>
+          <w:tcPr>
+            <w:tcW w:type="dxa" w:w="3118"/>
+            <w:shd w:val="clear" w:color="auto" w:fill="1F3864"/>
+          </w:tcPr>
+          <w:p>
+            <w:pPr>
+              <w:jc w:val="center"/>
+            </w:pPr>
+            <w:r>
+              <w:rPr>
+                <w:b/>
+                <w:color w:val="FFFFFF"/>
+                <w:sz w:val="20"/>
+              </w:rPr>
+              <w:t>Разово</w:t>
+            </w:r>
+          </w:p>
+        </w:tc>
+        <w:tc>
+          <w:tcPr>
+            <w:tcW w:type="dxa" w:w="1984"/>
+            <w:shd w:val="clear" w:color="auto" w:fill="1F3864"/>
+          </w:tcPr>
+          <w:p>
+            <w:pPr>
+              <w:jc w:val="center"/>
+            </w:pPr>
+            <w:r>
+              <w:rPr>
+                <w:b/>
+                <w:color w:val="FFFFFF"/>
+                <w:sz w:val="20"/>
+              </w:rPr>
+              <w:t>В месяц</w:t>
+            </w:r>
+          </w:p>
+        </w:tc>
+      </w:tr>
+      <w:tr>
+        <w:tc>
+          <w:tcPr>
+            <w:tcW w:type="dxa" w:w="3118"/>
+            <w:shd w:val="clear" w:color="auto" w:fill="EEF2F7"/>
+          </w:tcPr>
+          <w:p>
+            <w:r>
+              <w:rPr>
+                <w:sz w:val="20"/>
+              </w:rPr>
+              <w:t>Разработка</w:t>
+            </w:r>
+          </w:p>
+        </w:tc>
+        <w:tc>
+          <w:tcPr>
+            <w:tcW w:type="dxa" w:w="3118"/>
+            <w:shd w:val="clear" w:color="auto" w:fill="EEF2F7"/>
+          </w:tcPr>
+          <w:p>
+            <w:r>
+              <w:rPr>
+                <w:sz w:val="20"/>
+              </w:rPr>
+              <w:t>900 000 — 1 300 000 ₽</w:t>
+            </w:r>
+          </w:p>
+        </w:tc>
+        <w:tc>
+          <w:tcPr>
+            <w:tcW w:type="dxa" w:w="1984"/>
+            <w:shd w:val="clear" w:color="auto" w:fill="EEF2F7"/>
+          </w:tcPr>
+          <w:p>
+            <w:r>
+              <w:rPr>
+                <w:sz w:val="20"/>
+              </w:rPr>
+              <w:t>—</w:t>
+            </w:r>
+          </w:p>
+        </w:tc>
+      </w:tr>
+      <w:tr>
+        <w:tc>
+          <w:tcPr>
+            <w:tcW w:type="dxa" w:w="3118"/>
+            <w:shd w:val="clear" w:color="auto" w:fill="FFFFFF"/>
+          </w:tcPr>
+          <w:p>
+            <w:r>
+              <w:rPr>
+                <w:sz w:val="20"/>
+              </w:rPr>
+              <w:t>Дизайн</w:t>
+            </w:r>
+          </w:p>
+        </w:tc>
+        <w:tc>
+          <w:tcPr>
+            <w:tcW w:type="dxa" w:w="3118"/>
+            <w:shd w:val="clear" w:color="auto" w:fill="FFFFFF"/>
+          </w:tcPr>
+          <w:p>
+            <w:r>
+              <w:rPr>
+                <w:sz w:val="20"/>
+              </w:rPr>
+              <w:t>150 000 — 200 000 ₽</w:t>
+            </w:r>
+          </w:p>
+        </w:tc>
+        <w:tc>
+          <w:tcPr>
+            <w:tcW w:type="dxa" w:w="1984"/>
+            <w:shd w:val="clear" w:color="auto" w:fill="FFFFFF"/>
+          </w:tcPr>
+          <w:p>
+            <w:r>
+              <w:rPr>
+                <w:sz w:val="20"/>
+              </w:rPr>
+              <w:t>—</w:t>
+            </w:r>
+          </w:p>
+        </w:tc>
+      </w:tr>
+      <w:tr>
+        <w:tc>
+          <w:tcPr>
+            <w:tcW w:type="dxa" w:w="3118"/>
+            <w:shd w:val="clear" w:color="auto" w:fill="EEF2F7"/>
+          </w:tcPr>
+          <w:p>
+            <w:r>
+              <w:rPr>
+                <w:sz w:val="20"/>
+              </w:rPr>
+              <w:t>Лицензия Битрикс «Бизнес»</w:t>
+            </w:r>
+          </w:p>
+        </w:tc>
+        <w:tc>
+          <w:tcPr>
+            <w:tcW w:type="dxa" w:w="3118"/>
+            <w:shd w:val="clear" w:color="auto" w:fill="EEF2F7"/>
+          </w:tcPr>
+          <w:p>
+            <w:r>
+              <w:rPr>
+                <w:sz w:val="20"/>
+              </w:rPr>
+              <w:t>35 900 ₽/год</w:t>
+            </w:r>
+          </w:p>
+        </w:tc>
+        <w:tc>
+          <w:tcPr>
+            <w:tcW w:type="dxa" w:w="1984"/>
+            <w:shd w:val="clear" w:color="auto" w:fill="EEF2F7"/>
+          </w:tcPr>
+          <w:p>
+            <w:r>
+              <w:rPr>
+                <w:sz w:val="20"/>
+              </w:rPr>
+              <w:t>3 000 ₽</w:t>
+            </w:r>
+          </w:p>
+        </w:tc>
+      </w:tr>
+      <w:tr>
+        <w:tc>
+          <w:tcPr>
+            <w:tcW w:type="dxa" w:w="3118"/>
+            <w:shd w:val="clear" w:color="auto" w:fill="FFFFFF"/>
+          </w:tcPr>
+          <w:p>
+            <w:r>
+              <w:rPr>
+                <w:sz w:val="20"/>
+              </w:rPr>
+              <w:t>VPS хостинг</w:t>
+            </w:r>
+          </w:p>
+        </w:tc>
+        <w:tc>
+          <w:tcPr>
+            <w:tcW w:type="dxa" w:w="3118"/>
+            <w:shd w:val="clear" w:color="auto" w:fill="FFFFFF"/>
+          </w:tcPr>
+          <w:p>
+            <w:r>
+              <w:rPr>
+                <w:sz w:val="20"/>
+              </w:rPr>
+              <w:t>—</w:t>
+            </w:r>
+          </w:p>
+        </w:tc>
+        <w:tc>
+          <w:tcPr>
+            <w:tcW w:type="dxa" w:w="1984"/>
+            <w:shd w:val="clear" w:color="auto" w:fill="FFFFFF"/>
+          </w:tcPr>
+          <w:p>
+            <w:r>
+              <w:rPr>
+                <w:sz w:val="20"/>
+              </w:rPr>
+              <w:t>4 000 — 6 000 ₽</w:t>
+            </w:r>
+          </w:p>
+        </w:tc>
+      </w:tr>
+      <w:tr>
+        <w:tc>
+          <w:tcPr>
+            <w:tcW w:type="dxa" w:w="3118"/>
+            <w:shd w:val="clear" w:color="auto" w:fill="EEF2F7"/>
+          </w:tcPr>
+          <w:p>
+            <w:r>
+              <w:rPr>
+                <w:sz w:val="20"/>
+              </w:rPr>
+              <w:t>Salebot + GPT-4o (ИИ-агент)</w:t>
+            </w:r>
+          </w:p>
+        </w:tc>
+        <w:tc>
+          <w:tcPr>
+            <w:tcW w:type="dxa" w:w="3118"/>
+            <w:shd w:val="clear" w:color="auto" w:fill="EEF2F7"/>
+          </w:tcPr>
+          <w:p>
+            <w:r>
+              <w:rPr>
+                <w:sz w:val="20"/>
+              </w:rPr>
+              <w:t>—</w:t>
+            </w:r>
+          </w:p>
+        </w:tc>
+        <w:tc>
+          <w:tcPr>
+            <w:tcW w:type="dxa" w:w="1984"/>
+            <w:shd w:val="clear" w:color="auto" w:fill="EEF2F7"/>
+          </w:tcPr>
+          <w:p>
+            <w:r>
+              <w:rPr>
+                <w:sz w:val="20"/>
+              </w:rPr>
+              <w:t>8 000 — 23 000 ₽</w:t>
+            </w:r>
+          </w:p>
+        </w:tc>
+      </w:tr>
+      <w:tr>
+        <w:tc>
+          <w:tcPr>
+            <w:tcW w:type="dxa" w:w="3118"/>
+            <w:shd w:val="clear" w:color="auto" w:fill="FFFFFF"/>
+          </w:tcPr>
+          <w:p>
+            <w:r>
+              <w:rPr>
+                <w:sz w:val="20"/>
+              </w:rPr>
+              <w:t>Поддержка разработчика</w:t>
+            </w:r>
+          </w:p>
+        </w:tc>
+        <w:tc>
+          <w:tcPr>
+            <w:tcW w:type="dxa" w:w="3118"/>
+            <w:shd w:val="clear" w:color="auto" w:fill="FFFFFF"/>
+          </w:tcPr>
+          <w:p>
+            <w:r>
+              <w:rPr>
+                <w:sz w:val="20"/>
+              </w:rPr>
+              <w:t>—</w:t>
+            </w:r>
+          </w:p>
+        </w:tc>
+        <w:tc>
+          <w:tcPr>
+            <w:tcW w:type="dxa" w:w="1984"/>
+            <w:shd w:val="clear" w:color="auto" w:fill="FFFFFF"/>
+          </w:tcPr>
+          <w:p>
+            <w:r>
+              <w:rPr>
+                <w:sz w:val="20"/>
+              </w:rPr>
+              <w:t>20 000 — 40 000 ₽</w:t>
+            </w:r>
+          </w:p>
+        </w:tc>
+      </w:tr>
+      <w:tr>
+        <w:tc>
+          <w:tcPr>
+            <w:tcW w:type="dxa" w:w="3118"/>
+            <w:shd w:val="clear" w:color="auto" w:fill="EEF2F7"/>
+          </w:tcPr>
+          <w:p>
+            <w:r>
+              <w:rPr>
+                <w:sz w:val="20"/>
+              </w:rPr>
+              <w:t>ИТОГО</w:t>
+            </w:r>
+          </w:p>
+        </w:tc>
+        <w:tc>
+          <w:tcPr>
+            <w:tcW w:type="dxa" w:w="3118"/>
+            <w:shd w:val="clear" w:color="auto" w:fill="EEF2F7"/>
+          </w:tcPr>
+          <w:p>
+            <w:r>
+              <w:rPr>
+                <w:sz w:val="20"/>
+              </w:rPr>
+              <w:t>1 100 000 — 1 560 000 ₽</w:t>
+            </w:r>
+          </w:p>
+        </w:tc>
+        <w:tc>
+          <w:tcPr>
+            <w:tcW w:type="dxa" w:w="1984"/>
+            <w:shd w:val="clear" w:color="auto" w:fill="EEF2F7"/>
+          </w:tcPr>
+          <w:p>
+            <w:r>
+              <w:rPr>
+                <w:sz w:val="20"/>
+              </w:rPr>
+              <w:t>32 000 — 69 000 ₽</w:t>
+            </w:r>
+          </w:p>
+        </w:tc>
+      </w:tr>
+    </w:tbl>
+    <w:p>
+      <w:r>
+        <w:br w:type="page"/>
+      </w:r>
+    </w:p>
+    <w:p>
+      <w:pPr>
+        <w:pStyle w:val="Heading2"/>
+      </w:pPr>
+      <w:r>
+        <w:rPr>
+          <w:color w:val="1F3864"/>
+        </w:rPr>
+        <w:t>17.2 Вариант 2 — Оптимальный (Laravel + Vue.js, кастомная разработка)</w:t>
+      </w:r>
+    </w:p>
+    <w:p>
+      <w:r>
+        <w:rPr>
+          <w:b w:val="0"/>
+          <w:i w:val="0"/>
+          <w:sz w:val="22"/>
+        </w:rPr>
+        <w:t>Концепция: полностью кастомный сайт на современном стеке. Кабинет поставщика, автоматический импорт прайсов, API доставки, полноценный ИИ-агент на Claude с базой знаний компании. 70% заказов обрабатываются без участия менеджера.</w:t>
+      </w:r>
+    </w:p>
+    <w:p>
+      <w:pPr>
+        <w:pStyle w:val="Heading3"/>
+      </w:pPr>
+      <w:r>
+        <w:rPr>
+          <w:color w:val="1F3864"/>
+        </w:rPr>
+        <w:t>Технический стек</w:t>
+      </w:r>
+    </w:p>
+    <w:tbl>
+      <w:tblPr>
+        <w:tblStyle w:val="TableGrid"/>
+        <w:tblW w:type="auto" w:w="0"/>
+        <w:tblLook w:firstColumn="1" w:firstRow="1" w:lastColumn="0" w:lastRow="0" w:noHBand="0" w:noVBand="1" w:val="04A0"/>
+      </w:tblPr>
+      <w:tblGrid>
+        <w:gridCol w:w="4844"/>
+        <w:gridCol w:w="4844"/>
+      </w:tblGrid>
+      <w:tr>
+        <w:tc>
+          <w:tcPr>
+            <w:tcW w:type="dxa" w:w="2268"/>
+            <w:shd w:val="clear" w:color="auto" w:fill="1F3864"/>
+          </w:tcPr>
+          <w:p>
+            <w:pPr>
+              <w:jc w:val="center"/>
+            </w:pPr>
+            <w:r>
+              <w:rPr>
+                <w:b/>
+                <w:color w:val="FFFFFF"/>
+                <w:sz w:val="20"/>
+              </w:rPr>
+              <w:t>Слой</w:t>
+            </w:r>
+          </w:p>
+        </w:tc>
+        <w:tc>
+          <w:tcPr>
+            <w:tcW w:type="dxa" w:w="6520"/>
+            <w:shd w:val="clear" w:color="auto" w:fill="1F3864"/>
+          </w:tcPr>
+          <w:p>
+            <w:pPr>
+              <w:jc w:val="center"/>
+            </w:pPr>
+            <w:r>
+              <w:rPr>
+                <w:b/>
+                <w:color w:val="FFFFFF"/>
+                <w:sz w:val="20"/>
+              </w:rPr>
+              <w:t>Технология</w:t>
+            </w:r>
+          </w:p>
+        </w:tc>
+      </w:tr>
+      <w:tr>
+        <w:tc>
+          <w:tcPr>
+            <w:tcW w:type="dxa" w:w="2268"/>
+            <w:shd w:val="clear" w:color="auto" w:fill="EEF2F7"/>
+          </w:tcPr>
+          <w:p>
+            <w:r>
+              <w:rPr>
+                <w:sz w:val="20"/>
+              </w:rPr>
+              <w:t>Frontend</w:t>
+            </w:r>
+          </w:p>
+        </w:tc>
+        <w:tc>
+          <w:tcPr>
+            <w:tcW w:type="dxa" w:w="6520"/>
+            <w:shd w:val="clear" w:color="auto" w:fill="EEF2F7"/>
+          </w:tcPr>
+          <w:p>
+            <w:r>
+              <w:rPr>
+                <w:sz w:val="20"/>
+              </w:rPr>
+              <w:t>Vue.js 3 + Vite + TypeScript + Tailwind CSS</w:t>
+            </w:r>
+          </w:p>
+        </w:tc>
+      </w:tr>
+      <w:tr>
+        <w:tc>
+          <w:tcPr>
+            <w:tcW w:type="dxa" w:w="2268"/>
+            <w:shd w:val="clear" w:color="auto" w:fill="FFFFFF"/>
+          </w:tcPr>
+          <w:p>
+            <w:r>
+              <w:rPr>
+                <w:sz w:val="20"/>
+              </w:rPr>
+              <w:t>Backend</w:t>
+            </w:r>
+          </w:p>
+        </w:tc>
+        <w:tc>
+          <w:tcPr>
+            <w:tcW w:type="dxa" w:w="6520"/>
+            <w:shd w:val="clear" w:color="auto" w:fill="FFFFFF"/>
+          </w:tcPr>
+          <w:p>
+            <w:r>
+              <w:rPr>
+                <w:sz w:val="20"/>
+              </w:rPr>
+              <w:t>Laravel 11 (PHP 8.3) + REST API</w:t>
+            </w:r>
+          </w:p>
+        </w:tc>
+      </w:tr>
+      <w:tr>
+        <w:tc>
+          <w:tcPr>
+            <w:tcW w:type="dxa" w:w="2268"/>
+            <w:shd w:val="clear" w:color="auto" w:fill="EEF2F7"/>
+          </w:tcPr>
+          <w:p>
+            <w:r>
+              <w:rPr>
+                <w:sz w:val="20"/>
+              </w:rPr>
+              <w:t>База данных</w:t>
+            </w:r>
+          </w:p>
+        </w:tc>
+        <w:tc>
+          <w:tcPr>
+            <w:tcW w:type="dxa" w:w="6520"/>
+            <w:shd w:val="clear" w:color="auto" w:fill="EEF2F7"/>
+          </w:tcPr>
+          <w:p>
+            <w:r>
+              <w:rPr>
+                <w:sz w:val="20"/>
+              </w:rPr>
+              <w:t>PostgreSQL 16 + Redis (кэш + очереди)</w:t>
+            </w:r>
+          </w:p>
+        </w:tc>
+      </w:tr>
+      <w:tr>
+        <w:tc>
+          <w:tcPr>
+            <w:tcW w:type="dxa" w:w="2268"/>
+            <w:shd w:val="clear" w:color="auto" w:fill="FFFFFF"/>
+          </w:tcPr>
+          <w:p>
+            <w:r>
+              <w:rPr>
+                <w:sz w:val="20"/>
+              </w:rPr>
+              <w:t>Поиск</w:t>
+            </w:r>
+          </w:p>
+        </w:tc>
+        <w:tc>
+          <w:tcPr>
+            <w:tcW w:type="dxa" w:w="6520"/>
+            <w:shd w:val="clear" w:color="auto" w:fill="FFFFFF"/>
+          </w:tcPr>
+          <w:p>
+            <w:r>
+              <w:rPr>
+                <w:sz w:val="20"/>
+              </w:rPr>
+              <w:t>Elasticsearch 8 (умный поиск + фасетные фильтры)</w:t>
+            </w:r>
+          </w:p>
+        </w:tc>
+      </w:tr>
+      <w:tr>
+        <w:tc>
+          <w:tcPr>
+            <w:tcW w:type="dxa" w:w="2268"/>
+            <w:shd w:val="clear" w:color="auto" w:fill="EEF2F7"/>
+          </w:tcPr>
+          <w:p>
+            <w:r>
+              <w:rPr>
+                <w:sz w:val="20"/>
+              </w:rPr>
+              <w:t>Очереди задач</w:t>
+            </w:r>
+          </w:p>
+        </w:tc>
+        <w:tc>
+          <w:tcPr>
+            <w:tcW w:type="dxa" w:w="6520"/>
+            <w:shd w:val="clear" w:color="auto" w:fill="EEF2F7"/>
+          </w:tcPr>
+          <w:p>
+            <w:r>
+              <w:rPr>
+                <w:sz w:val="20"/>
+              </w:rPr>
+              <w:t>Laravel Queues + Redis</w:t>
+            </w:r>
+          </w:p>
+        </w:tc>
+      </w:tr>
+      <w:tr>
+        <w:tc>
+          <w:tcPr>
+            <w:tcW w:type="dxa" w:w="2268"/>
+            <w:shd w:val="clear" w:color="auto" w:fill="FFFFFF"/>
+          </w:tcPr>
+          <w:p>
+            <w:r>
+              <w:rPr>
+                <w:sz w:val="20"/>
+              </w:rPr>
+              <w:t>Хостинг</w:t>
+            </w:r>
+          </w:p>
+        </w:tc>
+        <w:tc>
+          <w:tcPr>
+            <w:tcW w:type="dxa" w:w="6520"/>
+            <w:shd w:val="clear" w:color="auto" w:fill="FFFFFF"/>
+          </w:tcPr>
+          <w:p>
+            <w:r>
+              <w:rPr>
+                <w:sz w:val="20"/>
+              </w:rPr>
+              <w:t>3 VPS: web + db + search (от 16 CPU / 32 GB RAM)</w:t>
+            </w:r>
+          </w:p>
+        </w:tc>
+      </w:tr>
+      <w:tr>
+        <w:tc>
+          <w:tcPr>
+            <w:tcW w:type="dxa" w:w="2268"/>
+            <w:shd w:val="clear" w:color="auto" w:fill="EEF2F7"/>
+          </w:tcPr>
+          <w:p>
+            <w:r>
+              <w:rPr>
+                <w:sz w:val="20"/>
+              </w:rPr>
+              <w:t>CDN / Защита</w:t>
+            </w:r>
+          </w:p>
+        </w:tc>
+        <w:tc>
+          <w:tcPr>
+            <w:tcW w:type="dxa" w:w="6520"/>
+            <w:shd w:val="clear" w:color="auto" w:fill="EEF2F7"/>
+          </w:tcPr>
+          <w:p>
+            <w:r>
+              <w:rPr>
+                <w:sz w:val="20"/>
+              </w:rPr>
+              <w:t>Cloudflare Pro</w:t>
+            </w:r>
+          </w:p>
+        </w:tc>
+      </w:tr>
+      <w:tr>
+        <w:tc>
+          <w:tcPr>
+            <w:tcW w:type="dxa" w:w="2268"/>
+            <w:shd w:val="clear" w:color="auto" w:fill="FFFFFF"/>
+          </w:tcPr>
+          <w:p>
+            <w:r>
+              <w:rPr>
+                <w:sz w:val="20"/>
+              </w:rPr>
+              <w:t>Деплой</w:t>
+            </w:r>
+          </w:p>
+        </w:tc>
+        <w:tc>
+          <w:tcPr>
+            <w:tcW w:type="dxa" w:w="6520"/>
+            <w:shd w:val="clear" w:color="auto" w:fill="FFFFFF"/>
+          </w:tcPr>
+          <w:p>
+            <w:r>
+              <w:rPr>
+                <w:sz w:val="20"/>
+              </w:rPr>
+              <w:t>Docker + CI/CD (GitHub Actions)</w:t>
+            </w:r>
+          </w:p>
+        </w:tc>
+      </w:tr>
+      <w:tr>
+        <w:tc>
+          <w:tcPr>
+            <w:tcW w:type="dxa" w:w="2268"/>
+            <w:shd w:val="clear" w:color="auto" w:fill="EEF2F7"/>
+          </w:tcPr>
+          <w:p>
+            <w:r>
+              <w:rPr>
+                <w:sz w:val="20"/>
+              </w:rPr>
+              <w:t>ИИ-агент</w:t>
+            </w:r>
+          </w:p>
+        </w:tc>
+        <w:tc>
+          <w:tcPr>
+            <w:tcW w:type="dxa" w:w="6520"/>
+            <w:shd w:val="clear" w:color="auto" w:fill="EEF2F7"/>
+          </w:tcPr>
+          <w:p>
+            <w:r>
+              <w:rPr>
+                <w:sz w:val="20"/>
+              </w:rPr>
+              <w:t>Claude API + RAG (база знаний компании)</w:t>
+            </w:r>
+          </w:p>
+        </w:tc>
+      </w:tr>
+    </w:tbl>
+    <w:p>
+      <w:pPr>
+        <w:pStyle w:val="Heading3"/>
+      </w:pPr>
+      <w:r>
+        <w:rPr>
+          <w:color w:val="1F3864"/>
+        </w:rPr>
+        <w:t>Схема работы заказа без менеджера</w:t>
+      </w:r>
+    </w:p>
+    <w:tbl>
+      <w:tblPr>
+        <w:tblStyle w:val="TableGrid"/>
+        <w:tblW w:type="auto" w:w="0"/>
+        <w:tblLook w:firstColumn="1" w:firstRow="1" w:lastColumn="0" w:lastRow="0" w:noHBand="0" w:noVBand="1" w:val="04A0"/>
+      </w:tblPr>
+      <w:tblGrid>
+        <w:gridCol w:w="3230"/>
+        <w:gridCol w:w="3230"/>
+        <w:gridCol w:w="3230"/>
+      </w:tblGrid>
+      <w:tr>
+        <w:tc>
+          <w:tcPr>
+            <w:tcW w:type="dxa" w:w="567"/>
+            <w:shd w:val="clear" w:color="auto" w:fill="1F3864"/>
+          </w:tcPr>
+          <w:p>
+            <w:pPr>
+              <w:jc w:val="center"/>
+            </w:pPr>
+            <w:r>
+              <w:rPr>
+                <w:b/>
+                <w:color w:val="FFFFFF"/>
+                <w:sz w:val="20"/>
+              </w:rPr>
+              <w:t>Шаг</w:t>
+            </w:r>
+          </w:p>
+        </w:tc>
+        <w:tc>
+          <w:tcPr>
+            <w:tcW w:type="dxa" w:w="4819"/>
+            <w:shd w:val="clear" w:color="auto" w:fill="1F3864"/>
+          </w:tcPr>
+          <w:p>
+            <w:pPr>
+              <w:jc w:val="center"/>
+            </w:pPr>
+            <w:r>
+              <w:rPr>
+                <w:b/>
+                <w:color w:val="FFFFFF"/>
+                <w:sz w:val="20"/>
+              </w:rPr>
+              <w:t>Действие</w:t>
+            </w:r>
+          </w:p>
+        </w:tc>
+        <w:tc>
+          <w:tcPr>
+            <w:tcW w:type="dxa" w:w="2268"/>
+            <w:shd w:val="clear" w:color="auto" w:fill="1F3864"/>
+          </w:tcPr>
+          <w:p>
+            <w:pPr>
+              <w:jc w:val="center"/>
+            </w:pPr>
+            <w:r>
+              <w:rPr>
+                <w:b/>
+                <w:color w:val="FFFFFF"/>
+                <w:sz w:val="20"/>
+              </w:rPr>
+              <w:t>Участие человека</w:t>
+            </w:r>
+          </w:p>
+        </w:tc>
+      </w:tr>
+      <w:tr>
+        <w:tc>
+          <w:tcPr>
+            <w:tcW w:type="dxa" w:w="567"/>
+            <w:shd w:val="clear" w:color="auto" w:fill="EEF2F7"/>
+          </w:tcPr>
+          <w:p>
+            <w:r>
+              <w:rPr>
+                <w:sz w:val="20"/>
+              </w:rPr>
+              <w:t>1</w:t>
+            </w:r>
+          </w:p>
+        </w:tc>
+        <w:tc>
+          <w:tcPr>
+            <w:tcW w:type="dxa" w:w="4819"/>
+            <w:shd w:val="clear" w:color="auto" w:fill="EEF2F7"/>
+          </w:tcPr>
+          <w:p>
+            <w:r>
+              <w:rPr>
+                <w:sz w:val="20"/>
+              </w:rPr>
+              <w:t>Клиент оформляет заказ на сайте</w:t>
+            </w:r>
+          </w:p>
+        </w:tc>
+        <w:tc>
+          <w:tcPr>
+            <w:tcW w:type="dxa" w:w="2268"/>
+            <w:shd w:val="clear" w:color="auto" w:fill="EEF2F7"/>
+          </w:tcPr>
+          <w:p>
+            <w:r>
+              <w:rPr>
+                <w:sz w:val="20"/>
+              </w:rPr>
+              <w:t>Клиент</w:t>
+            </w:r>
+          </w:p>
+        </w:tc>
+      </w:tr>
+      <w:tr>
+        <w:tc>
+          <w:tcPr>
+            <w:tcW w:type="dxa" w:w="567"/>
+            <w:shd w:val="clear" w:color="auto" w:fill="FFFFFF"/>
+          </w:tcPr>
+          <w:p>
+            <w:r>
+              <w:rPr>
+                <w:sz w:val="20"/>
+              </w:rPr>
+              <w:t>2</w:t>
+            </w:r>
+          </w:p>
+        </w:tc>
+        <w:tc>
+          <w:tcPr>
+            <w:tcW w:type="dxa" w:w="4819"/>
+            <w:shd w:val="clear" w:color="auto" w:fill="FFFFFF"/>
+          </w:tcPr>
+          <w:p>
+            <w:r>
+              <w:rPr>
+                <w:sz w:val="20"/>
+              </w:rPr>
+              <w:t>Система проверяет наличие: свой склад / прайс поставщика / API поставщика</w:t>
+            </w:r>
+          </w:p>
+        </w:tc>
+        <w:tc>
+          <w:tcPr>
+            <w:tcW w:type="dxa" w:w="2268"/>
+            <w:shd w:val="clear" w:color="auto" w:fill="FFFFFF"/>
+          </w:tcPr>
+          <w:p>
+            <w:r>
+              <w:rPr>
+                <w:sz w:val="20"/>
+              </w:rPr>
+              <w:t>Авто</w:t>
+            </w:r>
+          </w:p>
+        </w:tc>
+      </w:tr>
+      <w:tr>
+        <w:tc>
+          <w:tcPr>
+            <w:tcW w:type="dxa" w:w="567"/>
+            <w:shd w:val="clear" w:color="auto" w:fill="EEF2F7"/>
+          </w:tcPr>
+          <w:p>
+            <w:r>
+              <w:rPr>
+                <w:sz w:val="20"/>
+              </w:rPr>
+              <w:t>3</w:t>
+            </w:r>
+          </w:p>
+        </w:tc>
+        <w:tc>
+          <w:tcPr>
+            <w:tcW w:type="dxa" w:w="4819"/>
+            <w:shd w:val="clear" w:color="auto" w:fill="EEF2F7"/>
+          </w:tcPr>
+          <w:p>
+            <w:r>
+              <w:rPr>
+                <w:sz w:val="20"/>
+              </w:rPr>
+              <w:t>Если API поставщика — автоматически размещает заказ у поставщика</w:t>
+            </w:r>
+          </w:p>
+        </w:tc>
+        <w:tc>
+          <w:tcPr>
+            <w:tcW w:type="dxa" w:w="2268"/>
+            <w:shd w:val="clear" w:color="auto" w:fill="EEF2F7"/>
+          </w:tcPr>
+          <w:p>
+            <w:r>
+              <w:rPr>
+                <w:sz w:val="20"/>
+              </w:rPr>
+              <w:t>Авто</w:t>
+            </w:r>
+          </w:p>
+        </w:tc>
+      </w:tr>
+      <w:tr>
+        <w:tc>
+          <w:tcPr>
+            <w:tcW w:type="dxa" w:w="567"/>
+            <w:shd w:val="clear" w:color="auto" w:fill="FFFFFF"/>
+          </w:tcPr>
+          <w:p>
+            <w:r>
+              <w:rPr>
+                <w:sz w:val="20"/>
+              </w:rPr>
+              <w:t>4</w:t>
+            </w:r>
+          </w:p>
+        </w:tc>
+        <w:tc>
+          <w:tcPr>
+            <w:tcW w:type="dxa" w:w="4819"/>
+            <w:shd w:val="clear" w:color="auto" w:fill="FFFFFF"/>
+          </w:tcPr>
+          <w:p>
+            <w:r>
+              <w:rPr>
+                <w:sz w:val="20"/>
+              </w:rPr>
+              <w:t>Рассчитывает доставку через СДЭК API / Деловые Линии / свою</w:t>
+            </w:r>
+          </w:p>
+        </w:tc>
+        <w:tc>
+          <w:tcPr>
+            <w:tcW w:type="dxa" w:w="2268"/>
+            <w:shd w:val="clear" w:color="auto" w:fill="FFFFFF"/>
+          </w:tcPr>
+          <w:p>
+            <w:r>
+              <w:rPr>
+                <w:sz w:val="20"/>
+              </w:rPr>
+              <w:t>Авто</w:t>
+            </w:r>
+          </w:p>
+        </w:tc>
+      </w:tr>
+      <w:tr>
+        <w:tc>
+          <w:tcPr>
+            <w:tcW w:type="dxa" w:w="567"/>
+            <w:shd w:val="clear" w:color="auto" w:fill="EEF2F7"/>
+          </w:tcPr>
+          <w:p>
+            <w:r>
+              <w:rPr>
+                <w:sz w:val="20"/>
+              </w:rPr>
+              <w:t>5</w:t>
+            </w:r>
+          </w:p>
+        </w:tc>
+        <w:tc>
+          <w:tcPr>
+            <w:tcW w:type="dxa" w:w="4819"/>
+            <w:shd w:val="clear" w:color="auto" w:fill="EEF2F7"/>
+          </w:tcPr>
+          <w:p>
+            <w:r>
+              <w:rPr>
+                <w:sz w:val="20"/>
+              </w:rPr>
+              <w:t>Формирует счёт и документы через СБИС API</w:t>
+            </w:r>
+          </w:p>
+        </w:tc>
+        <w:tc>
+          <w:tcPr>
+            <w:tcW w:type="dxa" w:w="2268"/>
+            <w:shd w:val="clear" w:color="auto" w:fill="EEF2F7"/>
+          </w:tcPr>
+          <w:p>
+            <w:r>
+              <w:rPr>
+                <w:sz w:val="20"/>
+              </w:rPr>
+              <w:t>Авто</w:t>
+            </w:r>
+          </w:p>
+        </w:tc>
+      </w:tr>
+      <w:tr>
+        <w:tc>
+          <w:tcPr>
+            <w:tcW w:type="dxa" w:w="567"/>
+            <w:shd w:val="clear" w:color="auto" w:fill="FFFFFF"/>
+          </w:tcPr>
+          <w:p>
+            <w:r>
+              <w:rPr>
+                <w:sz w:val="20"/>
+              </w:rPr>
+              <w:t>6</w:t>
+            </w:r>
+          </w:p>
+        </w:tc>
+        <w:tc>
+          <w:tcPr>
+            <w:tcW w:type="dxa" w:w="4819"/>
+            <w:shd w:val="clear" w:color="auto" w:fill="FFFFFF"/>
+          </w:tcPr>
+          <w:p>
+            <w:r>
+              <w:rPr>
+                <w:sz w:val="20"/>
+              </w:rPr>
+              <w:t>Клиент получает подтверждение + счёт + сроки доставки</w:t>
+            </w:r>
+          </w:p>
+        </w:tc>
+        <w:tc>
+          <w:tcPr>
+            <w:tcW w:type="dxa" w:w="2268"/>
+            <w:shd w:val="clear" w:color="auto" w:fill="FFFFFF"/>
+          </w:tcPr>
+          <w:p>
+            <w:r>
+              <w:rPr>
+                <w:sz w:val="20"/>
+              </w:rPr>
+              <w:t>Авто</w:t>
+            </w:r>
+          </w:p>
+        </w:tc>
+      </w:tr>
+      <w:tr>
+        <w:tc>
+          <w:tcPr>
+            <w:tcW w:type="dxa" w:w="567"/>
+            <w:shd w:val="clear" w:color="auto" w:fill="EEF2F7"/>
+          </w:tcPr>
+          <w:p>
+            <w:r>
+              <w:rPr>
+                <w:sz w:val="20"/>
+              </w:rPr>
+              <w:t>7</w:t>
+            </w:r>
+          </w:p>
+        </w:tc>
+        <w:tc>
+          <w:tcPr>
+            <w:tcW w:type="dxa" w:w="4819"/>
+            <w:shd w:val="clear" w:color="auto" w:fill="EEF2F7"/>
+          </w:tcPr>
+          <w:p>
+            <w:r>
+              <w:rPr>
+                <w:sz w:val="20"/>
+              </w:rPr>
+              <w:t>Автоуведомления на каждом этапе (WhatsApp + Telegram + Email)</w:t>
+            </w:r>
+          </w:p>
+        </w:tc>
+        <w:tc>
+          <w:tcPr>
+            <w:tcW w:type="dxa" w:w="2268"/>
+            <w:shd w:val="clear" w:color="auto" w:fill="EEF2F7"/>
+          </w:tcPr>
+          <w:p>
+            <w:r>
+              <w:rPr>
+                <w:sz w:val="20"/>
+              </w:rPr>
+              <w:t>Авто</w:t>
+            </w:r>
+          </w:p>
+        </w:tc>
+      </w:tr>
+      <w:tr>
+        <w:tc>
+          <w:tcPr>
+            <w:tcW w:type="dxa" w:w="567"/>
+            <w:shd w:val="clear" w:color="auto" w:fill="FFFFFF"/>
+          </w:tcPr>
+          <w:p>
+            <w:r>
+              <w:rPr>
+                <w:sz w:val="20"/>
+              </w:rPr>
+              <w:t>8</w:t>
+            </w:r>
+          </w:p>
+        </w:tc>
+        <w:tc>
+          <w:tcPr>
+            <w:tcW w:type="dxa" w:w="4819"/>
+            <w:shd w:val="clear" w:color="auto" w:fill="FFFFFF"/>
+          </w:tcPr>
+          <w:p>
+            <w:r>
+              <w:rPr>
+                <w:sz w:val="20"/>
+              </w:rPr>
+              <w:t>Менеджер видит только исключения (нет в наличии, нестандарт)</w:t>
+            </w:r>
+          </w:p>
+        </w:tc>
+        <w:tc>
+          <w:tcPr>
+            <w:tcW w:type="dxa" w:w="2268"/>
+            <w:shd w:val="clear" w:color="auto" w:fill="FFFFFF"/>
+          </w:tcPr>
+          <w:p>
+            <w:r>
+              <w:rPr>
+                <w:sz w:val="20"/>
+              </w:rPr>
+              <w:t>Менеджер</w:t>
+            </w:r>
+          </w:p>
+        </w:tc>
+      </w:tr>
+    </w:tbl>
+    <w:p>
+      <w:pPr>
+        <w:pStyle w:val="Heading3"/>
+      </w:pPr>
+      <w:r>
+        <w:rPr>
+          <w:color w:val="1F3864"/>
+        </w:rPr>
+        <w:t>Функционал</w:t>
+      </w:r>
+    </w:p>
+    <w:tbl>
+      <w:tblPr>
+        <w:tblStyle w:val="TableGrid"/>
+        <w:tblW w:type="auto" w:w="0"/>
+        <w:tblLook w:firstColumn="1" w:firstRow="1" w:lastColumn="0" w:lastRow="0" w:noHBand="0" w:noVBand="1" w:val="04A0"/>
+      </w:tblPr>
+      <w:tblGrid>
+        <w:gridCol w:w="4844"/>
+        <w:gridCol w:w="4844"/>
+      </w:tblGrid>
+      <w:tr>
+        <w:tc>
+          <w:tcPr>
+            <w:tcW w:type="dxa" w:w="6236"/>
+            <w:shd w:val="clear" w:color="auto" w:fill="1F3864"/>
+          </w:tcPr>
+          <w:p>
+            <w:pPr>
+              <w:jc w:val="center"/>
+            </w:pPr>
+            <w:r>
+              <w:rPr>
+                <w:b/>
+                <w:color w:val="FFFFFF"/>
+                <w:sz w:val="20"/>
+              </w:rPr>
+              <w:t>Функция</w:t>
+            </w:r>
+          </w:p>
+        </w:tc>
+        <w:tc>
+          <w:tcPr>
+            <w:tcW w:type="dxa" w:w="1984"/>
+            <w:shd w:val="clear" w:color="auto" w:fill="1F3864"/>
+          </w:tcPr>
+          <w:p>
+            <w:pPr>
+              <w:jc w:val="center"/>
+            </w:pPr>
+            <w:r>
+              <w:rPr>
+                <w:b/>
+                <w:color w:val="FFFFFF"/>
+                <w:sz w:val="20"/>
+              </w:rPr>
+              <w:t>Авто</w:t>
+            </w:r>
+          </w:p>
+        </w:tc>
+      </w:tr>
+      <w:tr>
+        <w:tc>
+          <w:tcPr>
+            <w:tcW w:type="dxa" w:w="6236"/>
+            <w:shd w:val="clear" w:color="auto" w:fill="EEF2F7"/>
+          </w:tcPr>
+          <w:p>
+            <w:r>
+              <w:rPr>
+                <w:sz w:val="20"/>
+              </w:rPr>
+              <w:t>Каталог все 12 разделов + Elasticsearch поиск</w:t>
+            </w:r>
+          </w:p>
+        </w:tc>
+        <w:tc>
+          <w:tcPr>
+            <w:tcW w:type="dxa" w:w="1984"/>
+            <w:shd w:val="clear" w:color="auto" w:fill="EEF2F7"/>
+          </w:tcPr>
+          <w:p>
+            <w:r>
+              <w:rPr>
+                <w:sz w:val="20"/>
+              </w:rPr>
+              <w:t>Да</w:t>
+            </w:r>
+          </w:p>
+        </w:tc>
+      </w:tr>
+      <w:tr>
+        <w:tc>
+          <w:tcPr>
+            <w:tcW w:type="dxa" w:w="6236"/>
+            <w:shd w:val="clear" w:color="auto" w:fill="FFFFFF"/>
+          </w:tcPr>
+          <w:p>
+            <w:r>
+              <w:rPr>
+                <w:sz w:val="20"/>
+              </w:rPr>
+              <w:t>Полный ЛК (заказы, расчёты, объекты, документы, избранное)</w:t>
+            </w:r>
+          </w:p>
+        </w:tc>
+        <w:tc>
+          <w:tcPr>
+            <w:tcW w:type="dxa" w:w="1984"/>
+            <w:shd w:val="clear" w:color="auto" w:fill="FFFFFF"/>
+          </w:tcPr>
+          <w:p>
+            <w:r>
+              <w:rPr>
+                <w:sz w:val="20"/>
+              </w:rPr>
+              <w:t>Да</w:t>
+            </w:r>
+          </w:p>
+        </w:tc>
+      </w:tr>
+      <w:tr>
+        <w:tc>
+          <w:tcPr>
+            <w:tcW w:type="dxa" w:w="6236"/>
+            <w:shd w:val="clear" w:color="auto" w:fill="EEF2F7"/>
+          </w:tcPr>
+          <w:p>
+            <w:r>
+              <w:rPr>
+                <w:sz w:val="20"/>
+              </w:rPr>
+              <w:t>Все 4 калькулятора</w:t>
+            </w:r>
+          </w:p>
+        </w:tc>
+        <w:tc>
+          <w:tcPr>
+            <w:tcW w:type="dxa" w:w="1984"/>
+            <w:shd w:val="clear" w:color="auto" w:fill="EEF2F7"/>
+          </w:tcPr>
+          <w:p>
+            <w:r>
+              <w:rPr>
+                <w:sz w:val="20"/>
+              </w:rPr>
+              <w:t>Да</w:t>
+            </w:r>
+          </w:p>
+        </w:tc>
+      </w:tr>
+      <w:tr>
+        <w:tc>
+          <w:tcPr>
+            <w:tcW w:type="dxa" w:w="6236"/>
+            <w:shd w:val="clear" w:color="auto" w:fill="FFFFFF"/>
+          </w:tcPr>
+          <w:p>
+            <w:r>
+              <w:rPr>
+                <w:sz w:val="20"/>
+              </w:rPr>
+              <w:t>Раздел «Подобрать по виду работ» (18 страниц)</w:t>
+            </w:r>
+          </w:p>
+        </w:tc>
+        <w:tc>
+          <w:tcPr>
+            <w:tcW w:type="dxa" w:w="1984"/>
+            <w:shd w:val="clear" w:color="auto" w:fill="FFFFFF"/>
+          </w:tcPr>
+          <w:p>
+            <w:r>
+              <w:rPr>
+                <w:sz w:val="20"/>
+              </w:rPr>
+              <w:t>Да</w:t>
+            </w:r>
+          </w:p>
+        </w:tc>
+      </w:tr>
+      <w:tr>
+        <w:tc>
+          <w:tcPr>
+            <w:tcW w:type="dxa" w:w="6236"/>
+            <w:shd w:val="clear" w:color="auto" w:fill="EEF2F7"/>
+          </w:tcPr>
+          <w:p>
+            <w:r>
+              <w:rPr>
+                <w:sz w:val="20"/>
+              </w:rPr>
+              <w:t>Кабинет поставщика (управление товарами, ценами, наличием)</w:t>
+            </w:r>
+          </w:p>
+        </w:tc>
+        <w:tc>
+          <w:tcPr>
+            <w:tcW w:type="dxa" w:w="1984"/>
+            <w:shd w:val="clear" w:color="auto" w:fill="EEF2F7"/>
+          </w:tcPr>
+          <w:p>
+            <w:r>
+              <w:rPr>
+                <w:sz w:val="20"/>
+              </w:rPr>
+              <w:t>Да</w:t>
+            </w:r>
+          </w:p>
+        </w:tc>
+      </w:tr>
+      <w:tr>
+        <w:tc>
+          <w:tcPr>
+            <w:tcW w:type="dxa" w:w="6236"/>
+            <w:shd w:val="clear" w:color="auto" w:fill="FFFFFF"/>
+          </w:tcPr>
+          <w:p>
+            <w:r>
+              <w:rPr>
+                <w:sz w:val="20"/>
+              </w:rPr>
+              <w:t>Авто-импорт прайс-файлов Excel/XML (cron ежедневно)</w:t>
+            </w:r>
+          </w:p>
+        </w:tc>
+        <w:tc>
+          <w:tcPr>
+            <w:tcW w:type="dxa" w:w="1984"/>
+            <w:shd w:val="clear" w:color="auto" w:fill="FFFFFF"/>
+          </w:tcPr>
+          <w:p>
+            <w:r>
+              <w:rPr>
+                <w:sz w:val="20"/>
+              </w:rPr>
+              <w:t>Да</w:t>
+            </w:r>
+          </w:p>
+        </w:tc>
+      </w:tr>
+      <w:tr>
+        <w:tc>
+          <w:tcPr>
+            <w:tcW w:type="dxa" w:w="6236"/>
+            <w:shd w:val="clear" w:color="auto" w:fill="EEF2F7"/>
+          </w:tcPr>
+          <w:p>
+            <w:r>
+              <w:rPr>
+                <w:sz w:val="20"/>
+              </w:rPr>
+              <w:t>API расчёта доставки (СДЭК + Деловые Линии)</w:t>
+            </w:r>
+          </w:p>
+        </w:tc>
+        <w:tc>
+          <w:tcPr>
+            <w:tcW w:type="dxa" w:w="1984"/>
+            <w:shd w:val="clear" w:color="auto" w:fill="EEF2F7"/>
+          </w:tcPr>
+          <w:p>
+            <w:r>
+              <w:rPr>
+                <w:sz w:val="20"/>
+              </w:rPr>
+              <w:t>Да</w:t>
+            </w:r>
+          </w:p>
+        </w:tc>
+      </w:tr>
+      <w:tr>
+        <w:tc>
+          <w:tcPr>
+            <w:tcW w:type="dxa" w:w="6236"/>
+            <w:shd w:val="clear" w:color="auto" w:fill="FFFFFF"/>
+          </w:tcPr>
+          <w:p>
+            <w:r>
+              <w:rPr>
+                <w:sz w:val="20"/>
+              </w:rPr>
+              <w:t>RFQ-модуль (запрос котировки для крупных заказов)</w:t>
+            </w:r>
+          </w:p>
+        </w:tc>
+        <w:tc>
+          <w:tcPr>
+            <w:tcW w:type="dxa" w:w="1984"/>
+            <w:shd w:val="clear" w:color="auto" w:fill="FFFFFF"/>
+          </w:tcPr>
+          <w:p>
+            <w:r>
+              <w:rPr>
+                <w:sz w:val="20"/>
+              </w:rPr>
+              <w:t>Частично</w:t>
+            </w:r>
+          </w:p>
+        </w:tc>
+      </w:tr>
+      <w:tr>
+        <w:tc>
+          <w:tcPr>
+            <w:tcW w:type="dxa" w:w="6236"/>
+            <w:shd w:val="clear" w:color="auto" w:fill="EEF2F7"/>
+          </w:tcPr>
+          <w:p>
+            <w:r>
+              <w:rPr>
+                <w:sz w:val="20"/>
+              </w:rPr>
+              <w:t>ИИ-агент (Claude API + RAG база знаний)</w:t>
+            </w:r>
+          </w:p>
+        </w:tc>
+        <w:tc>
+          <w:tcPr>
+            <w:tcW w:type="dxa" w:w="1984"/>
+            <w:shd w:val="clear" w:color="auto" w:fill="EEF2F7"/>
+          </w:tcPr>
+          <w:p>
+            <w:r>
+              <w:rPr>
+                <w:sz w:val="20"/>
+              </w:rPr>
+              <w:t>Да</w:t>
+            </w:r>
+          </w:p>
+        </w:tc>
+      </w:tr>
+      <w:tr>
+        <w:tc>
+          <w:tcPr>
+            <w:tcW w:type="dxa" w:w="6236"/>
+            <w:shd w:val="clear" w:color="auto" w:fill="FFFFFF"/>
+          </w:tcPr>
+          <w:p>
+            <w:r>
+              <w:rPr>
+                <w:sz w:val="20"/>
+              </w:rPr>
+              <w:t>Telegram-бот (статусы заказов, уведомления)</w:t>
+            </w:r>
+          </w:p>
+        </w:tc>
+        <w:tc>
+          <w:tcPr>
+            <w:tcW w:type="dxa" w:w="1984"/>
+            <w:shd w:val="clear" w:color="auto" w:fill="FFFFFF"/>
+          </w:tcPr>
+          <w:p>
+            <w:r>
+              <w:rPr>
+                <w:sz w:val="20"/>
+              </w:rPr>
+              <w:t>Да</w:t>
+            </w:r>
+          </w:p>
+        </w:tc>
+      </w:tr>
+      <w:tr>
+        <w:tc>
+          <w:tcPr>
+            <w:tcW w:type="dxa" w:w="6236"/>
+            <w:shd w:val="clear" w:color="auto" w:fill="EEF2F7"/>
+          </w:tcPr>
+          <w:p>
+            <w:r>
+              <w:rPr>
+                <w:sz w:val="20"/>
+              </w:rPr>
+              <w:t>WhatsApp Business API (7 шаблонов)</w:t>
+            </w:r>
+          </w:p>
+        </w:tc>
+        <w:tc>
+          <w:tcPr>
+            <w:tcW w:type="dxa" w:w="1984"/>
+            <w:shd w:val="clear" w:color="auto" w:fill="EEF2F7"/>
+          </w:tcPr>
+          <w:p>
+            <w:r>
+              <w:rPr>
+                <w:sz w:val="20"/>
+              </w:rPr>
+              <w:t>Да</w:t>
+            </w:r>
+          </w:p>
+        </w:tc>
+      </w:tr>
+      <w:tr>
+        <w:tc>
+          <w:tcPr>
+            <w:tcW w:type="dxa" w:w="6236"/>
+            <w:shd w:val="clear" w:color="auto" w:fill="FFFFFF"/>
+          </w:tcPr>
+          <w:p>
+            <w:r>
+              <w:rPr>
+                <w:sz w:val="20"/>
+              </w:rPr>
+              <w:t>СБИС полная интеграция (заказы ↔ документы ↔ счета)</w:t>
+            </w:r>
+          </w:p>
+        </w:tc>
+        <w:tc>
+          <w:tcPr>
+            <w:tcW w:type="dxa" w:w="1984"/>
+            <w:shd w:val="clear" w:color="auto" w:fill="FFFFFF"/>
+          </w:tcPr>
+          <w:p>
+            <w:r>
+              <w:rPr>
+                <w:sz w:val="20"/>
+              </w:rPr>
+              <w:t>Да</w:t>
+            </w:r>
+          </w:p>
+        </w:tc>
+      </w:tr>
+      <w:tr>
+        <w:tc>
+          <w:tcPr>
+            <w:tcW w:type="dxa" w:w="6236"/>
+            <w:shd w:val="clear" w:color="auto" w:fill="EEF2F7"/>
+          </w:tcPr>
+          <w:p>
+            <w:r>
+              <w:rPr>
+                <w:sz w:val="20"/>
+              </w:rPr>
+              <w:t>Панель управления наценкой (по категории, поставщику, объёму)</w:t>
+            </w:r>
+          </w:p>
+        </w:tc>
+        <w:tc>
+          <w:tcPr>
+            <w:tcW w:type="dxa" w:w="1984"/>
+            <w:shd w:val="clear" w:color="auto" w:fill="EEF2F7"/>
+          </w:tcPr>
+          <w:p>
+            <w:r>
+              <w:rPr>
+                <w:sz w:val="20"/>
+              </w:rPr>
+              <w:t>Да</w:t>
+            </w:r>
+          </w:p>
+        </w:tc>
+      </w:tr>
+      <w:tr>
+        <w:tc>
+          <w:tcPr>
+            <w:tcW w:type="dxa" w:w="6236"/>
+            <w:shd w:val="clear" w:color="auto" w:fill="FFFFFF"/>
+          </w:tcPr>
+          <w:p>
+            <w:r>
+              <w:rPr>
+                <w:sz w:val="20"/>
+              </w:rPr>
+              <w:t>Защита (Cloudflare Pro + антипарсинг + защита контента)</w:t>
+            </w:r>
+          </w:p>
+        </w:tc>
+        <w:tc>
+          <w:tcPr>
+            <w:tcW w:type="dxa" w:w="1984"/>
+            <w:shd w:val="clear" w:color="auto" w:fill="FFFFFF"/>
+          </w:tcPr>
+          <w:p>
+            <w:r>
+              <w:rPr>
+                <w:sz w:val="20"/>
+              </w:rPr>
+              <w:t>Да</w:t>
+            </w:r>
+          </w:p>
+        </w:tc>
+      </w:tr>
+      <w:tr>
+        <w:tc>
+          <w:tcPr>
+            <w:tcW w:type="dxa" w:w="6236"/>
+            <w:shd w:val="clear" w:color="auto" w:fill="EEF2F7"/>
+          </w:tcPr>
+          <w:p>
+            <w:r>
+              <w:rPr>
+                <w:sz w:val="20"/>
+              </w:rPr>
+              <w:t>API интеграции с 1–2 крупными поставщиками</w:t>
+            </w:r>
+          </w:p>
+        </w:tc>
+        <w:tc>
+          <w:tcPr>
+            <w:tcW w:type="dxa" w:w="1984"/>
+            <w:shd w:val="clear" w:color="auto" w:fill="EEF2F7"/>
+          </w:tcPr>
+          <w:p>
+            <w:r>
+              <w:rPr>
+                <w:sz w:val="20"/>
+              </w:rPr>
+              <w:t>Да</w:t>
+            </w:r>
+          </w:p>
+        </w:tc>
+      </w:tr>
+      <w:tr>
+        <w:tc>
+          <w:tcPr>
+            <w:tcW w:type="dxa" w:w="6236"/>
+            <w:shd w:val="clear" w:color="auto" w:fill="FFFFFF"/>
+          </w:tcPr>
+          <w:p>
+            <w:r>
+              <w:rPr>
+                <w:sz w:val="20"/>
+              </w:rPr>
+              <w:t>Мобильное приложение</w:t>
+            </w:r>
+          </w:p>
+        </w:tc>
+        <w:tc>
+          <w:tcPr>
+            <w:tcW w:type="dxa" w:w="1984"/>
+            <w:shd w:val="clear" w:color="auto" w:fill="FFFFFF"/>
+          </w:tcPr>
+          <w:p>
+            <w:r>
+              <w:rPr>
+                <w:sz w:val="20"/>
+              </w:rPr>
+              <w:t>PWA (без апп-стора)</w:t>
+            </w:r>
+          </w:p>
+        </w:tc>
+      </w:tr>
+    </w:tbl>
+    <w:p>
+      <w:pPr>
+        <w:pStyle w:val="Heading3"/>
+      </w:pPr>
+      <w:r>
+        <w:rPr>
+          <w:color w:val="1F3864"/>
+        </w:rPr>
+        <w:t>Уровень автоматизации</w:t>
+      </w:r>
+    </w:p>
+    <w:tbl>
+      <w:tblPr>
+        <w:tblStyle w:val="TableGrid"/>
+        <w:tblW w:type="auto" w:w="0"/>
+        <w:tblLook w:firstColumn="1" w:firstRow="1" w:lastColumn="0" w:lastRow="0" w:noHBand="0" w:noVBand="1" w:val="04A0"/>
+      </w:tblPr>
+      <w:tblGrid>
+        <w:gridCol w:w="4844"/>
+        <w:gridCol w:w="4844"/>
+      </w:tblGrid>
+      <w:tr>
+        <w:tc>
+          <w:tcPr>
+            <w:tcW w:type="dxa" w:w="4535"/>
+            <w:shd w:val="clear" w:color="auto" w:fill="1F3864"/>
+          </w:tcPr>
+          <w:p>
+            <w:pPr>
+              <w:jc w:val="center"/>
+            </w:pPr>
+            <w:r>
+              <w:rPr>
+                <w:b/>
+                <w:color w:val="FFFFFF"/>
+                <w:sz w:val="20"/>
+              </w:rPr>
+              <w:t>Процесс</w:t>
+            </w:r>
+          </w:p>
+        </w:tc>
+        <w:tc>
+          <w:tcPr>
+            <w:tcW w:type="dxa" w:w="3685"/>
+            <w:shd w:val="clear" w:color="auto" w:fill="1F3864"/>
+          </w:tcPr>
+          <w:p>
+            <w:pPr>
+              <w:jc w:val="center"/>
+            </w:pPr>
+            <w:r>
+              <w:rPr>
+                <w:b/>
+                <w:color w:val="FFFFFF"/>
+                <w:sz w:val="20"/>
+              </w:rPr>
+              <w:t>Автоматизация</w:t>
+            </w:r>
+          </w:p>
+        </w:tc>
+      </w:tr>
+      <w:tr>
+        <w:tc>
+          <w:tcPr>
+            <w:tcW w:type="dxa" w:w="4535"/>
+            <w:shd w:val="clear" w:color="auto" w:fill="EEF2F7"/>
+          </w:tcPr>
+          <w:p>
+            <w:r>
+              <w:rPr>
+                <w:sz w:val="20"/>
+              </w:rPr>
+              <w:t>Заказ собственного товара</w:t>
+            </w:r>
+          </w:p>
+        </w:tc>
+        <w:tc>
+          <w:tcPr>
+            <w:tcW w:type="dxa" w:w="3685"/>
+            <w:shd w:val="clear" w:color="auto" w:fill="EEF2F7"/>
+          </w:tcPr>
+          <w:p>
+            <w:r>
+              <w:rPr>
+                <w:sz w:val="20"/>
+              </w:rPr>
+              <w:t>95%</w:t>
+            </w:r>
+          </w:p>
+        </w:tc>
+      </w:tr>
+      <w:tr>
+        <w:tc>
+          <w:tcPr>
+            <w:tcW w:type="dxa" w:w="4535"/>
+            <w:shd w:val="clear" w:color="auto" w:fill="FFFFFF"/>
+          </w:tcPr>
+          <w:p>
+            <w:r>
+              <w:rPr>
+                <w:sz w:val="20"/>
+              </w:rPr>
+              <w:t>Заказ товара поставщика (прайс-файл)</w:t>
+            </w:r>
+          </w:p>
+        </w:tc>
+        <w:tc>
+          <w:tcPr>
+            <w:tcW w:type="dxa" w:w="3685"/>
+            <w:shd w:val="clear" w:color="auto" w:fill="FFFFFF"/>
+          </w:tcPr>
+          <w:p>
+            <w:r>
+              <w:rPr>
+                <w:sz w:val="20"/>
+              </w:rPr>
+              <w:t>70%</w:t>
+            </w:r>
+          </w:p>
+        </w:tc>
+      </w:tr>
+      <w:tr>
+        <w:tc>
+          <w:tcPr>
+            <w:tcW w:type="dxa" w:w="4535"/>
+            <w:shd w:val="clear" w:color="auto" w:fill="EEF2F7"/>
+          </w:tcPr>
+          <w:p>
+            <w:r>
+              <w:rPr>
+                <w:sz w:val="20"/>
+              </w:rPr>
+              <w:t>Заказ по API поставщика</w:t>
+            </w:r>
+          </w:p>
+        </w:tc>
+        <w:tc>
+          <w:tcPr>
+            <w:tcW w:type="dxa" w:w="3685"/>
+            <w:shd w:val="clear" w:color="auto" w:fill="EEF2F7"/>
+          </w:tcPr>
+          <w:p>
+            <w:r>
+              <w:rPr>
+                <w:sz w:val="20"/>
+              </w:rPr>
+              <w:t>85%</w:t>
+            </w:r>
+          </w:p>
+        </w:tc>
+      </w:tr>
+      <w:tr>
+        <w:tc>
+          <w:tcPr>
+            <w:tcW w:type="dxa" w:w="4535"/>
+            <w:shd w:val="clear" w:color="auto" w:fill="FFFFFF"/>
+          </w:tcPr>
+          <w:p>
+            <w:r>
+              <w:rPr>
+                <w:sz w:val="20"/>
+              </w:rPr>
+              <w:t>Расчёт и оформление доставки</w:t>
+            </w:r>
+          </w:p>
+        </w:tc>
+        <w:tc>
+          <w:tcPr>
+            <w:tcW w:type="dxa" w:w="3685"/>
+            <w:shd w:val="clear" w:color="auto" w:fill="FFFFFF"/>
+          </w:tcPr>
+          <w:p>
+            <w:r>
+              <w:rPr>
+                <w:sz w:val="20"/>
+              </w:rPr>
+              <w:t>95%</w:t>
+            </w:r>
+          </w:p>
+        </w:tc>
+      </w:tr>
+      <w:tr>
+        <w:tc>
+          <w:tcPr>
+            <w:tcW w:type="dxa" w:w="4535"/>
+            <w:shd w:val="clear" w:color="auto" w:fill="EEF2F7"/>
+          </w:tcPr>
+          <w:p>
+            <w:r>
+              <w:rPr>
+                <w:sz w:val="20"/>
+              </w:rPr>
+              <w:t>Документооборот (СБИС)</w:t>
+            </w:r>
+          </w:p>
+        </w:tc>
+        <w:tc>
+          <w:tcPr>
+            <w:tcW w:type="dxa" w:w="3685"/>
+            <w:shd w:val="clear" w:color="auto" w:fill="EEF2F7"/>
+          </w:tcPr>
+          <w:p>
+            <w:r>
+              <w:rPr>
+                <w:sz w:val="20"/>
+              </w:rPr>
+              <w:t>80%</w:t>
+            </w:r>
+          </w:p>
+        </w:tc>
+      </w:tr>
+      <w:tr>
+        <w:tc>
+          <w:tcPr>
+            <w:tcW w:type="dxa" w:w="4535"/>
+            <w:shd w:val="clear" w:color="auto" w:fill="FFFFFF"/>
+          </w:tcPr>
+          <w:p>
+            <w:r>
+              <w:rPr>
+                <w:sz w:val="20"/>
+              </w:rPr>
+              <w:t>Уведомления клиенту</w:t>
+            </w:r>
+          </w:p>
+        </w:tc>
+        <w:tc>
+          <w:tcPr>
+            <w:tcW w:type="dxa" w:w="3685"/>
+            <w:shd w:val="clear" w:color="auto" w:fill="FFFFFF"/>
+          </w:tcPr>
+          <w:p>
+            <w:r>
+              <w:rPr>
+                <w:sz w:val="20"/>
+              </w:rPr>
+              <w:t>95%</w:t>
+            </w:r>
+          </w:p>
+        </w:tc>
+      </w:tr>
+      <w:tr>
+        <w:tc>
+          <w:tcPr>
+            <w:tcW w:type="dxa" w:w="4535"/>
+            <w:shd w:val="clear" w:color="auto" w:fill="EEF2F7"/>
+          </w:tcPr>
+          <w:p>
+            <w:r>
+              <w:rPr>
+                <w:sz w:val="20"/>
+              </w:rPr>
+              <w:t>RFQ (крупный заказ)</w:t>
+            </w:r>
+          </w:p>
+        </w:tc>
+        <w:tc>
+          <w:tcPr>
+            <w:tcW w:type="dxa" w:w="3685"/>
+            <w:shd w:val="clear" w:color="auto" w:fill="EEF2F7"/>
+          </w:tcPr>
+          <w:p>
+            <w:r>
+              <w:rPr>
+                <w:sz w:val="20"/>
+              </w:rPr>
+              <w:t>40% (нужен менеджер)</w:t>
+            </w:r>
+          </w:p>
+        </w:tc>
+      </w:tr>
+      <w:tr>
+        <w:tc>
+          <w:tcPr>
+            <w:tcW w:type="dxa" w:w="4535"/>
+            <w:shd w:val="clear" w:color="auto" w:fill="FFFFFF"/>
+          </w:tcPr>
+          <w:p>
+            <w:r>
+              <w:rPr>
+                <w:sz w:val="20"/>
+              </w:rPr>
+              <w:t>Итого по платформе</w:t>
+            </w:r>
+          </w:p>
+        </w:tc>
+        <w:tc>
+          <w:tcPr>
+            <w:tcW w:type="dxa" w:w="3685"/>
+            <w:shd w:val="clear" w:color="auto" w:fill="FFFFFF"/>
+          </w:tcPr>
+          <w:p>
+            <w:r>
+              <w:rPr>
+                <w:sz w:val="20"/>
+              </w:rPr>
+              <w:t>65–75%</w:t>
+            </w:r>
+          </w:p>
+        </w:tc>
+      </w:tr>
+    </w:tbl>
+    <w:p>
+      <w:pPr>
+        <w:pStyle w:val="Heading3"/>
+      </w:pPr>
+      <w:r>
+        <w:rPr>
+          <w:color w:val="1F3864"/>
+        </w:rPr>
+        <w:t>Команда</w:t>
+      </w:r>
+    </w:p>
+    <w:tbl>
+      <w:tblPr>
+        <w:tblStyle w:val="TableGrid"/>
+        <w:tblW w:type="auto" w:w="0"/>
+        <w:tblLook w:firstColumn="1" w:firstRow="1" w:lastColumn="0" w:lastRow="0" w:noHBand="0" w:noVBand="1" w:val="04A0"/>
+      </w:tblPr>
+      <w:tblGrid>
+        <w:gridCol w:w="3230"/>
+        <w:gridCol w:w="3230"/>
+        <w:gridCol w:w="3230"/>
+      </w:tblGrid>
+      <w:tr>
+        <w:tc>
+          <w:tcPr>
+            <w:tcW w:type="dxa" w:w="3118"/>
+            <w:shd w:val="clear" w:color="auto" w:fill="1F3864"/>
+          </w:tcPr>
+          <w:p>
+            <w:pPr>
+              <w:jc w:val="center"/>
+            </w:pPr>
+            <w:r>
+              <w:rPr>
+                <w:b/>
+                <w:color w:val="FFFFFF"/>
+                <w:sz w:val="20"/>
+              </w:rPr>
+              <w:t>Специалист</w:t>
+            </w:r>
+          </w:p>
+        </w:tc>
+        <w:tc>
+          <w:tcPr>
+            <w:tcW w:type="dxa" w:w="1134"/>
+            <w:shd w:val="clear" w:color="auto" w:fill="1F3864"/>
+          </w:tcPr>
+          <w:p>
+            <w:pPr>
+              <w:jc w:val="center"/>
+            </w:pPr>
+            <w:r>
+              <w:rPr>
+                <w:b/>
+                <w:color w:val="FFFFFF"/>
+                <w:sz w:val="20"/>
+              </w:rPr>
+              <w:t>Кол-во</w:t>
+            </w:r>
+          </w:p>
+        </w:tc>
+        <w:tc>
+          <w:tcPr>
+            <w:tcW w:type="dxa" w:w="3969"/>
+            <w:shd w:val="clear" w:color="auto" w:fill="1F3864"/>
+          </w:tcPr>
+          <w:p>
+            <w:pPr>
+              <w:jc w:val="center"/>
+            </w:pPr>
+            <w:r>
+              <w:rPr>
+                <w:b/>
+                <w:color w:val="FFFFFF"/>
+                <w:sz w:val="20"/>
+              </w:rPr>
+              <w:t>Роль</w:t>
+            </w:r>
+          </w:p>
+        </w:tc>
+      </w:tr>
+      <w:tr>
+        <w:tc>
+          <w:tcPr>
+            <w:tcW w:type="dxa" w:w="3118"/>
+            <w:shd w:val="clear" w:color="auto" w:fill="EEF2F7"/>
+          </w:tcPr>
+          <w:p>
+            <w:r>
+              <w:rPr>
+                <w:sz w:val="20"/>
+              </w:rPr>
+              <w:t>Senior Backend (Laravel)</w:t>
+            </w:r>
+          </w:p>
+        </w:tc>
+        <w:tc>
+          <w:tcPr>
+            <w:tcW w:type="dxa" w:w="1134"/>
+            <w:shd w:val="clear" w:color="auto" w:fill="EEF2F7"/>
+          </w:tcPr>
+          <w:p>
+            <w:r>
+              <w:rPr>
+                <w:sz w:val="20"/>
+              </w:rPr>
+              <w:t>1</w:t>
+            </w:r>
+          </w:p>
+        </w:tc>
+        <w:tc>
+          <w:tcPr>
+            <w:tcW w:type="dxa" w:w="3969"/>
+            <w:shd w:val="clear" w:color="auto" w:fill="EEF2F7"/>
+          </w:tcPr>
+          <w:p>
+            <w:r>
+              <w:rPr>
+                <w:sz w:val="20"/>
+              </w:rPr>
+              <w:t>Архитектура, API, интеграции</w:t>
+            </w:r>
+          </w:p>
+        </w:tc>
+      </w:tr>
+      <w:tr>
+        <w:tc>
+          <w:tcPr>
+            <w:tcW w:type="dxa" w:w="3118"/>
+            <w:shd w:val="clear" w:color="auto" w:fill="FFFFFF"/>
+          </w:tcPr>
+          <w:p>
+            <w:r>
+              <w:rPr>
+                <w:sz w:val="20"/>
+              </w:rPr>
+              <w:t>Middle Backend</w:t>
+            </w:r>
+          </w:p>
+        </w:tc>
+        <w:tc>
+          <w:tcPr>
+            <w:tcW w:type="dxa" w:w="1134"/>
+            <w:shd w:val="clear" w:color="auto" w:fill="FFFFFF"/>
+          </w:tcPr>
+          <w:p>
+            <w:r>
+              <w:rPr>
+                <w:sz w:val="20"/>
+              </w:rPr>
+              <w:t>1</w:t>
+            </w:r>
+          </w:p>
+        </w:tc>
+        <w:tc>
+          <w:tcPr>
+            <w:tcW w:type="dxa" w:w="3969"/>
+            <w:shd w:val="clear" w:color="auto" w:fill="FFFFFF"/>
+          </w:tcPr>
+          <w:p>
+            <w:r>
+              <w:rPr>
+                <w:sz w:val="20"/>
+              </w:rPr>
+              <w:t>Модули, импорт, очереди</w:t>
+            </w:r>
+          </w:p>
+        </w:tc>
+      </w:tr>
+      <w:tr>
+        <w:tc>
+          <w:tcPr>
+            <w:tcW w:type="dxa" w:w="3118"/>
+            <w:shd w:val="clear" w:color="auto" w:fill="EEF2F7"/>
+          </w:tcPr>
+          <w:p>
+            <w:r>
+              <w:rPr>
+                <w:sz w:val="20"/>
+              </w:rPr>
+              <w:t>Senior Frontend (Vue.js)</w:t>
+            </w:r>
+          </w:p>
+        </w:tc>
+        <w:tc>
+          <w:tcPr>
+            <w:tcW w:type="dxa" w:w="1134"/>
+            <w:shd w:val="clear" w:color="auto" w:fill="EEF2F7"/>
+          </w:tcPr>
+          <w:p>
+            <w:r>
+              <w:rPr>
+                <w:sz w:val="20"/>
+              </w:rPr>
+              <w:t>1</w:t>
+            </w:r>
+          </w:p>
+        </w:tc>
+        <w:tc>
+          <w:tcPr>
+            <w:tcW w:type="dxa" w:w="3969"/>
+            <w:shd w:val="clear" w:color="auto" w:fill="EEF2F7"/>
+          </w:tcPr>
+          <w:p>
+            <w:r>
+              <w:rPr>
+                <w:sz w:val="20"/>
+              </w:rPr>
+              <w:t>SPA, ЛК, каталог</w:t>
+            </w:r>
+          </w:p>
+        </w:tc>
+      </w:tr>
+      <w:tr>
+        <w:tc>
+          <w:tcPr>
+            <w:tcW w:type="dxa" w:w="3118"/>
+            <w:shd w:val="clear" w:color="auto" w:fill="FFFFFF"/>
+          </w:tcPr>
+          <w:p>
+            <w:r>
+              <w:rPr>
+                <w:sz w:val="20"/>
+              </w:rPr>
+              <w:t>UI/UX Дизайнер</w:t>
+            </w:r>
+          </w:p>
+        </w:tc>
+        <w:tc>
+          <w:tcPr>
+            <w:tcW w:type="dxa" w:w="1134"/>
+            <w:shd w:val="clear" w:color="auto" w:fill="FFFFFF"/>
+          </w:tcPr>
+          <w:p>
+            <w:r>
+              <w:rPr>
+                <w:sz w:val="20"/>
+              </w:rPr>
+              <w:t>1</w:t>
+            </w:r>
+          </w:p>
+        </w:tc>
+        <w:tc>
+          <w:tcPr>
+            <w:tcW w:type="dxa" w:w="3969"/>
+            <w:shd w:val="clear" w:color="auto" w:fill="FFFFFF"/>
+          </w:tcPr>
+          <w:p>
+            <w:r>
+              <w:rPr>
+                <w:sz w:val="20"/>
+              </w:rPr>
+              <w:t>Все макеты</w:t>
+            </w:r>
+          </w:p>
+        </w:tc>
+      </w:tr>
+      <w:tr>
+        <w:tc>
+          <w:tcPr>
+            <w:tcW w:type="dxa" w:w="3118"/>
+            <w:shd w:val="clear" w:color="auto" w:fill="EEF2F7"/>
+          </w:tcPr>
+          <w:p>
+            <w:r>
+              <w:rPr>
+                <w:sz w:val="20"/>
+              </w:rPr>
+              <w:t>AI-интегратор</w:t>
+            </w:r>
+          </w:p>
+        </w:tc>
+        <w:tc>
+          <w:tcPr>
+            <w:tcW w:type="dxa" w:w="1134"/>
+            <w:shd w:val="clear" w:color="auto" w:fill="EEF2F7"/>
+          </w:tcPr>
+          <w:p>
+            <w:r>
+              <w:rPr>
+                <w:sz w:val="20"/>
+              </w:rPr>
+              <w:t>0.5</w:t>
+            </w:r>
+          </w:p>
+        </w:tc>
+        <w:tc>
+          <w:tcPr>
+            <w:tcW w:type="dxa" w:w="3969"/>
+            <w:shd w:val="clear" w:color="auto" w:fill="EEF2F7"/>
+          </w:tcPr>
+          <w:p>
+            <w:r>
+              <w:rPr>
+                <w:sz w:val="20"/>
+              </w:rPr>
+              <w:t>Claude API + RAG</w:t>
+            </w:r>
+          </w:p>
+        </w:tc>
+      </w:tr>
+      <w:tr>
+        <w:tc>
+          <w:tcPr>
+            <w:tcW w:type="dxa" w:w="3118"/>
+            <w:shd w:val="clear" w:color="auto" w:fill="FFFFFF"/>
+          </w:tcPr>
+          <w:p>
+            <w:r>
+              <w:rPr>
+                <w:sz w:val="20"/>
+              </w:rPr>
+              <w:t>DevOps</w:t>
+            </w:r>
+          </w:p>
+        </w:tc>
+        <w:tc>
+          <w:tcPr>
+            <w:tcW w:type="dxa" w:w="1134"/>
+            <w:shd w:val="clear" w:color="auto" w:fill="FFFFFF"/>
+          </w:tcPr>
+          <w:p>
+            <w:r>
+              <w:rPr>
+                <w:sz w:val="20"/>
+              </w:rPr>
+              <w:t>0.5</w:t>
+            </w:r>
+          </w:p>
+        </w:tc>
+        <w:tc>
+          <w:tcPr>
+            <w:tcW w:type="dxa" w:w="3969"/>
+            <w:shd w:val="clear" w:color="auto" w:fill="FFFFFF"/>
+          </w:tcPr>
+          <w:p>
+            <w:r>
+              <w:rPr>
+                <w:sz w:val="20"/>
+              </w:rPr>
+              <w:t>Серверы, CI/CD</w:t>
+            </w:r>
+          </w:p>
+        </w:tc>
+      </w:tr>
+      <w:tr>
+        <w:tc>
+          <w:tcPr>
+            <w:tcW w:type="dxa" w:w="3118"/>
+            <w:shd w:val="clear" w:color="auto" w:fill="EEF2F7"/>
+          </w:tcPr>
+          <w:p>
+            <w:r>
+              <w:rPr>
+                <w:sz w:val="20"/>
+              </w:rPr>
+              <w:t>Проект-менеджер</w:t>
+            </w:r>
+          </w:p>
+        </w:tc>
+        <w:tc>
+          <w:tcPr>
+            <w:tcW w:type="dxa" w:w="1134"/>
+            <w:shd w:val="clear" w:color="auto" w:fill="EEF2F7"/>
+          </w:tcPr>
+          <w:p>
+            <w:r>
+              <w:rPr>
+                <w:sz w:val="20"/>
+              </w:rPr>
+              <w:t>1</w:t>
+            </w:r>
+          </w:p>
+        </w:tc>
+        <w:tc>
+          <w:tcPr>
+            <w:tcW w:type="dxa" w:w="3969"/>
+            <w:shd w:val="clear" w:color="auto" w:fill="EEF2F7"/>
+          </w:tcPr>
+          <w:p>
+            <w:r>
+              <w:rPr>
+                <w:sz w:val="20"/>
+              </w:rPr>
+              <w:t>Координация, ТЗ</w:t>
+            </w:r>
+          </w:p>
+        </w:tc>
+      </w:tr>
+    </w:tbl>
+    <w:p>
+      <w:pPr>
+        <w:pStyle w:val="Heading3"/>
+      </w:pPr>
+      <w:r>
+        <w:rPr>
+          <w:color w:val="1F3864"/>
+        </w:rPr>
+        <w:t>Сроки</w:t>
+      </w:r>
+    </w:p>
+    <w:tbl>
+      <w:tblPr>
+        <w:tblStyle w:val="TableGrid"/>
+        <w:tblW w:type="auto" w:w="0"/>
+        <w:tblLook w:firstColumn="1" w:firstRow="1" w:lastColumn="0" w:lastRow="0" w:noHBand="0" w:noVBand="1" w:val="04A0"/>
+      </w:tblPr>
+      <w:tblGrid>
+        <w:gridCol w:w="4844"/>
+        <w:gridCol w:w="4844"/>
+      </w:tblGrid>
+      <w:tr>
+        <w:tc>
+          <w:tcPr>
+            <w:tcW w:type="dxa" w:w="5102"/>
+            <w:shd w:val="clear" w:color="auto" w:fill="1F3864"/>
+          </w:tcPr>
+          <w:p>
+            <w:pPr>
+              <w:jc w:val="center"/>
+            </w:pPr>
+            <w:r>
+              <w:rPr>
+                <w:b/>
+                <w:color w:val="FFFFFF"/>
+                <w:sz w:val="20"/>
+              </w:rPr>
+              <w:t>Этап</w:t>
+            </w:r>
+          </w:p>
+        </w:tc>
+        <w:tc>
+          <w:tcPr>
+            <w:tcW w:type="dxa" w:w="3118"/>
+            <w:shd w:val="clear" w:color="auto" w:fill="1F3864"/>
+          </w:tcPr>
+          <w:p>
+            <w:pPr>
+              <w:jc w:val="center"/>
+            </w:pPr>
+            <w:r>
+              <w:rPr>
+                <w:b/>
+                <w:color w:val="FFFFFF"/>
+                <w:sz w:val="20"/>
+              </w:rPr>
+              <w:t>Срок</w:t>
+            </w:r>
+          </w:p>
+        </w:tc>
+      </w:tr>
+      <w:tr>
+        <w:tc>
+          <w:tcPr>
+            <w:tcW w:type="dxa" w:w="5102"/>
+            <w:shd w:val="clear" w:color="auto" w:fill="EEF2F7"/>
+          </w:tcPr>
+          <w:p>
+            <w:r>
+              <w:rPr>
+                <w:sz w:val="20"/>
+              </w:rPr>
+              <w:t>Дизайн-система + макеты всех страниц</w:t>
+            </w:r>
+          </w:p>
+        </w:tc>
+        <w:tc>
+          <w:tcPr>
+            <w:tcW w:type="dxa" w:w="3118"/>
+            <w:shd w:val="clear" w:color="auto" w:fill="EEF2F7"/>
+          </w:tcPr>
+          <w:p>
+            <w:r>
+              <w:rPr>
+                <w:sz w:val="20"/>
+              </w:rPr>
+              <w:t>Неделя 1–2</w:t>
+            </w:r>
+          </w:p>
+        </w:tc>
+      </w:tr>
+      <w:tr>
+        <w:tc>
+          <w:tcPr>
+            <w:tcW w:type="dxa" w:w="5102"/>
+            <w:shd w:val="clear" w:color="auto" w:fill="FFFFFF"/>
+          </w:tcPr>
+          <w:p>
+            <w:r>
+              <w:rPr>
+                <w:sz w:val="20"/>
+              </w:rPr>
+              <w:t>Архитектура БД + API структура</w:t>
+            </w:r>
+          </w:p>
+        </w:tc>
+        <w:tc>
+          <w:tcPr>
+            <w:tcW w:type="dxa" w:w="3118"/>
+            <w:shd w:val="clear" w:color="auto" w:fill="FFFFFF"/>
+          </w:tcPr>
+          <w:p>
+            <w:r>
+              <w:rPr>
+                <w:sz w:val="20"/>
+              </w:rPr>
+              <w:t>Неделя 3–4</w:t>
+            </w:r>
+          </w:p>
+        </w:tc>
+      </w:tr>
+      <w:tr>
+        <w:tc>
+          <w:tcPr>
+            <w:tcW w:type="dxa" w:w="5102"/>
+            <w:shd w:val="clear" w:color="auto" w:fill="EEF2F7"/>
+          </w:tcPr>
+          <w:p>
+            <w:r>
+              <w:rPr>
+                <w:sz w:val="20"/>
+              </w:rPr>
+              <w:t>Каталог + Elasticsearch + карточки</w:t>
+            </w:r>
+          </w:p>
+        </w:tc>
+        <w:tc>
+          <w:tcPr>
+            <w:tcW w:type="dxa" w:w="3118"/>
+            <w:shd w:val="clear" w:color="auto" w:fill="EEF2F7"/>
+          </w:tcPr>
+          <w:p>
+            <w:r>
+              <w:rPr>
+                <w:sz w:val="20"/>
+              </w:rPr>
+              <w:t>Неделя 5–7</w:t>
+            </w:r>
+          </w:p>
+        </w:tc>
+      </w:tr>
+      <w:tr>
+        <w:tc>
+          <w:tcPr>
+            <w:tcW w:type="dxa" w:w="5102"/>
+            <w:shd w:val="clear" w:color="auto" w:fill="FFFFFF"/>
+          </w:tcPr>
+          <w:p>
+            <w:r>
+              <w:rPr>
+                <w:sz w:val="20"/>
+              </w:rPr>
+              <w:t>Личный кабинет + менеджер объектов</w:t>
+            </w:r>
+          </w:p>
+        </w:tc>
+        <w:tc>
+          <w:tcPr>
+            <w:tcW w:type="dxa" w:w="3118"/>
+            <w:shd w:val="clear" w:color="auto" w:fill="FFFFFF"/>
+          </w:tcPr>
+          <w:p>
+            <w:r>
+              <w:rPr>
+                <w:sz w:val="20"/>
+              </w:rPr>
+              <w:t>Неделя 8–9</w:t>
+            </w:r>
+          </w:p>
+        </w:tc>
+      </w:tr>
+      <w:tr>
+        <w:tc>
+          <w:tcPr>
+            <w:tcW w:type="dxa" w:w="5102"/>
+            <w:shd w:val="clear" w:color="auto" w:fill="EEF2F7"/>
+          </w:tcPr>
+          <w:p>
+            <w:r>
+              <w:rPr>
+                <w:sz w:val="20"/>
+              </w:rPr>
+              <w:t>Кабинет поставщика + авто-импорт прайсов</w:t>
+            </w:r>
+          </w:p>
+        </w:tc>
+        <w:tc>
+          <w:tcPr>
+            <w:tcW w:type="dxa" w:w="3118"/>
+            <w:shd w:val="clear" w:color="auto" w:fill="EEF2F7"/>
+          </w:tcPr>
+          <w:p>
+            <w:r>
+              <w:rPr>
+                <w:sz w:val="20"/>
+              </w:rPr>
+              <w:t>Неделя 10–11</w:t>
+            </w:r>
+          </w:p>
+        </w:tc>
+      </w:tr>
+      <w:tr>
+        <w:tc>
+          <w:tcPr>
+            <w:tcW w:type="dxa" w:w="5102"/>
+            <w:shd w:val="clear" w:color="auto" w:fill="FFFFFF"/>
+          </w:tcPr>
+          <w:p>
+            <w:r>
+              <w:rPr>
+                <w:sz w:val="20"/>
+              </w:rPr>
+              <w:t>Корзина + оформление + оплата + доставка</w:t>
+            </w:r>
+          </w:p>
+        </w:tc>
+        <w:tc>
+          <w:tcPr>
+            <w:tcW w:type="dxa" w:w="3118"/>
+            <w:shd w:val="clear" w:color="auto" w:fill="FFFFFF"/>
+          </w:tcPr>
+          <w:p>
+            <w:r>
+              <w:rPr>
+                <w:sz w:val="20"/>
+              </w:rPr>
+              <w:t>Неделя 12–13</w:t>
+            </w:r>
+          </w:p>
+        </w:tc>
+      </w:tr>
+      <w:tr>
+        <w:tc>
+          <w:tcPr>
+            <w:tcW w:type="dxa" w:w="5102"/>
+            <w:shd w:val="clear" w:color="auto" w:fill="EEF2F7"/>
+          </w:tcPr>
+          <w:p>
+            <w:r>
+              <w:rPr>
+                <w:sz w:val="20"/>
+              </w:rPr>
+              <w:t>Все 4 калькулятора</w:t>
+            </w:r>
+          </w:p>
+        </w:tc>
+        <w:tc>
+          <w:tcPr>
+            <w:tcW w:type="dxa" w:w="3118"/>
+            <w:shd w:val="clear" w:color="auto" w:fill="EEF2F7"/>
+          </w:tcPr>
+          <w:p>
+            <w:r>
+              <w:rPr>
+                <w:sz w:val="20"/>
+              </w:rPr>
+              <w:t>Неделя 14</w:t>
+            </w:r>
+          </w:p>
+        </w:tc>
+      </w:tr>
+      <w:tr>
+        <w:tc>
+          <w:tcPr>
+            <w:tcW w:type="dxa" w:w="5102"/>
+            <w:shd w:val="clear" w:color="auto" w:fill="FFFFFF"/>
+          </w:tcPr>
+          <w:p>
+            <w:r>
+              <w:rPr>
+                <w:sz w:val="20"/>
+              </w:rPr>
+              <w:t>ИИ-агент (Claude + база знаний)</w:t>
+            </w:r>
+          </w:p>
+        </w:tc>
+        <w:tc>
+          <w:tcPr>
+            <w:tcW w:type="dxa" w:w="3118"/>
+            <w:shd w:val="clear" w:color="auto" w:fill="FFFFFF"/>
+          </w:tcPr>
+          <w:p>
+            <w:r>
+              <w:rPr>
+                <w:sz w:val="20"/>
+              </w:rPr>
+              <w:t>Неделя 15</w:t>
+            </w:r>
+          </w:p>
+        </w:tc>
+      </w:tr>
+      <w:tr>
+        <w:tc>
+          <w:tcPr>
+            <w:tcW w:type="dxa" w:w="5102"/>
+            <w:shd w:val="clear" w:color="auto" w:fill="EEF2F7"/>
+          </w:tcPr>
+          <w:p>
+            <w:r>
+              <w:rPr>
+                <w:sz w:val="20"/>
+              </w:rPr>
+              <w:t>Telegram-бот + WhatsApp Business API</w:t>
+            </w:r>
+          </w:p>
+        </w:tc>
+        <w:tc>
+          <w:tcPr>
+            <w:tcW w:type="dxa" w:w="3118"/>
+            <w:shd w:val="clear" w:color="auto" w:fill="EEF2F7"/>
+          </w:tcPr>
+          <w:p>
+            <w:r>
+              <w:rPr>
+                <w:sz w:val="20"/>
+              </w:rPr>
+              <w:t>Неделя 16</w:t>
+            </w:r>
+          </w:p>
+        </w:tc>
+      </w:tr>
+      <w:tr>
+        <w:tc>
+          <w:tcPr>
+            <w:tcW w:type="dxa" w:w="5102"/>
+            <w:shd w:val="clear" w:color="auto" w:fill="FFFFFF"/>
+          </w:tcPr>
+          <w:p>
+            <w:r>
+              <w:rPr>
+                <w:sz w:val="20"/>
+              </w:rPr>
+              <w:t>СБИС интеграция + документооборот</w:t>
+            </w:r>
+          </w:p>
+        </w:tc>
+        <w:tc>
+          <w:tcPr>
+            <w:tcW w:type="dxa" w:w="3118"/>
+            <w:shd w:val="clear" w:color="auto" w:fill="FFFFFF"/>
+          </w:tcPr>
+          <w:p>
+            <w:r>
+              <w:rPr>
+                <w:sz w:val="20"/>
+              </w:rPr>
+              <w:t>Неделя 17</w:t>
+            </w:r>
+          </w:p>
+        </w:tc>
+      </w:tr>
+      <w:tr>
+        <w:tc>
+          <w:tcPr>
+            <w:tcW w:type="dxa" w:w="5102"/>
+            <w:shd w:val="clear" w:color="auto" w:fill="EEF2F7"/>
+          </w:tcPr>
+          <w:p>
+            <w:r>
+              <w:rPr>
+                <w:sz w:val="20"/>
+              </w:rPr>
+              <w:t>Защита (Cloudflare Pro + антипарсинг)</w:t>
+            </w:r>
+          </w:p>
+        </w:tc>
+        <w:tc>
+          <w:tcPr>
+            <w:tcW w:type="dxa" w:w="3118"/>
+            <w:shd w:val="clear" w:color="auto" w:fill="EEF2F7"/>
+          </w:tcPr>
+          <w:p>
+            <w:r>
+              <w:rPr>
+                <w:sz w:val="20"/>
+              </w:rPr>
+              <w:t>Неделя 18</w:t>
+            </w:r>
+          </w:p>
+        </w:tc>
+      </w:tr>
+      <w:tr>
+        <w:tc>
+          <w:tcPr>
+            <w:tcW w:type="dxa" w:w="5102"/>
+            <w:shd w:val="clear" w:color="auto" w:fill="FFFFFF"/>
+          </w:tcPr>
+          <w:p>
+            <w:r>
+              <w:rPr>
+                <w:sz w:val="20"/>
+              </w:rPr>
+              <w:t>Нагрузочное тестирование + правки</w:t>
+            </w:r>
+          </w:p>
+        </w:tc>
+        <w:tc>
+          <w:tcPr>
+            <w:tcW w:type="dxa" w:w="3118"/>
+            <w:shd w:val="clear" w:color="auto" w:fill="FFFFFF"/>
+          </w:tcPr>
+          <w:p>
+            <w:r>
+              <w:rPr>
+                <w:sz w:val="20"/>
+              </w:rPr>
+              <w:t>Неделя 19</w:t>
+            </w:r>
+          </w:p>
+        </w:tc>
+      </w:tr>
+      <w:tr>
+        <w:tc>
+          <w:tcPr>
+            <w:tcW w:type="dxa" w:w="5102"/>
+            <w:shd w:val="clear" w:color="auto" w:fill="EEF2F7"/>
+          </w:tcPr>
+          <w:p>
+            <w:r>
+              <w:rPr>
+                <w:sz w:val="20"/>
+              </w:rPr>
+              <w:t>Запуск + мониторинг</w:t>
+            </w:r>
+          </w:p>
+        </w:tc>
+        <w:tc>
+          <w:tcPr>
+            <w:tcW w:type="dxa" w:w="3118"/>
+            <w:shd w:val="clear" w:color="auto" w:fill="EEF2F7"/>
+          </w:tcPr>
+          <w:p>
+            <w:r>
+              <w:rPr>
+                <w:sz w:val="20"/>
+              </w:rPr>
+              <w:t>Неделя 20</w:t>
+            </w:r>
+          </w:p>
+        </w:tc>
+      </w:tr>
+      <w:tr>
+        <w:tc>
+          <w:tcPr>
+            <w:tcW w:type="dxa" w:w="5102"/>
+            <w:shd w:val="clear" w:color="auto" w:fill="FFFFFF"/>
+          </w:tcPr>
+          <w:p>
+            <w:r>
+              <w:rPr>
+                <w:sz w:val="20"/>
+              </w:rPr>
+              <w:t>ИТОГО</w:t>
+            </w:r>
+          </w:p>
+        </w:tc>
+        <w:tc>
+          <w:tcPr>
+            <w:tcW w:type="dxa" w:w="3118"/>
+            <w:shd w:val="clear" w:color="auto" w:fill="FFFFFF"/>
+          </w:tcPr>
+          <w:p>
+            <w:r>
+              <w:rPr>
+                <w:sz w:val="20"/>
+              </w:rPr>
+              <w:t>5 месяцев</w:t>
+            </w:r>
+          </w:p>
+        </w:tc>
+      </w:tr>
+    </w:tbl>
+    <w:p>
+      <w:pPr>
+        <w:pStyle w:val="Heading3"/>
+      </w:pPr>
+      <w:r>
+        <w:rPr>
+          <w:color w:val="1F3864"/>
+        </w:rPr>
+        <w:t>Затраты</w:t>
+      </w:r>
+    </w:p>
+    <w:tbl>
+      <w:tblPr>
+        <w:tblStyle w:val="TableGrid"/>
+        <w:tblW w:type="auto" w:w="0"/>
+        <w:tblLook w:firstColumn="1" w:firstRow="1" w:lastColumn="0" w:lastRow="0" w:noHBand="0" w:noVBand="1" w:val="04A0"/>
+      </w:tblPr>
+      <w:tblGrid>
+        <w:gridCol w:w="3230"/>
+        <w:gridCol w:w="3230"/>
+        <w:gridCol w:w="3230"/>
+      </w:tblGrid>
+      <w:tr>
+        <w:tc>
+          <w:tcPr>
+            <w:tcW w:type="dxa" w:w="3118"/>
+            <w:shd w:val="clear" w:color="auto" w:fill="1F3864"/>
+          </w:tcPr>
+          <w:p>
+            <w:pPr>
+              <w:jc w:val="center"/>
+            </w:pPr>
+            <w:r>
+              <w:rPr>
+                <w:b/>
+                <w:color w:val="FFFFFF"/>
+                <w:sz w:val="20"/>
+              </w:rPr>
+              <w:t>Статья</w:t>
+            </w:r>
+          </w:p>
+        </w:tc>
+        <w:tc>
+          <w:tcPr>
+            <w:tcW w:type="dxa" w:w="3118"/>
+            <w:shd w:val="clear" w:color="auto" w:fill="1F3864"/>
+          </w:tcPr>
+          <w:p>
+            <w:pPr>
+              <w:jc w:val="center"/>
+            </w:pPr>
+            <w:r>
+              <w:rPr>
+                <w:b/>
+                <w:color w:val="FFFFFF"/>
+                <w:sz w:val="20"/>
+              </w:rPr>
+              <w:t>Разово</w:t>
+            </w:r>
+          </w:p>
+        </w:tc>
+        <w:tc>
+          <w:tcPr>
+            <w:tcW w:type="dxa" w:w="1984"/>
+            <w:shd w:val="clear" w:color="auto" w:fill="1F3864"/>
+          </w:tcPr>
+          <w:p>
+            <w:pPr>
+              <w:jc w:val="center"/>
+            </w:pPr>
+            <w:r>
+              <w:rPr>
+                <w:b/>
+                <w:color w:val="FFFFFF"/>
+                <w:sz w:val="20"/>
+              </w:rPr>
+              <w:t>В месяц</w:t>
+            </w:r>
+          </w:p>
+        </w:tc>
+      </w:tr>
+      <w:tr>
+        <w:tc>
+          <w:tcPr>
+            <w:tcW w:type="dxa" w:w="3118"/>
+            <w:shd w:val="clear" w:color="auto" w:fill="EEF2F7"/>
+          </w:tcPr>
+          <w:p>
+            <w:r>
+              <w:rPr>
+                <w:sz w:val="20"/>
+              </w:rPr>
+              <w:t>Backend разработка</w:t>
+            </w:r>
+          </w:p>
+        </w:tc>
+        <w:tc>
+          <w:tcPr>
+            <w:tcW w:type="dxa" w:w="3118"/>
+            <w:shd w:val="clear" w:color="auto" w:fill="EEF2F7"/>
+          </w:tcPr>
+          <w:p>
+            <w:r>
+              <w:rPr>
+                <w:sz w:val="20"/>
+              </w:rPr>
+              <w:t>1 400 000 — 2 000 000 ₽</w:t>
+            </w:r>
+          </w:p>
+        </w:tc>
+        <w:tc>
+          <w:tcPr>
+            <w:tcW w:type="dxa" w:w="1984"/>
+            <w:shd w:val="clear" w:color="auto" w:fill="EEF2F7"/>
+          </w:tcPr>
+          <w:p>
+            <w:r>
+              <w:rPr>
+                <w:sz w:val="20"/>
+              </w:rPr>
+              <w:t>—</w:t>
+            </w:r>
+          </w:p>
+        </w:tc>
+      </w:tr>
+      <w:tr>
+        <w:tc>
+          <w:tcPr>
+            <w:tcW w:type="dxa" w:w="3118"/>
+            <w:shd w:val="clear" w:color="auto" w:fill="FFFFFF"/>
+          </w:tcPr>
+          <w:p>
+            <w:r>
+              <w:rPr>
+                <w:sz w:val="20"/>
+              </w:rPr>
+              <w:t>Frontend разработка</w:t>
+            </w:r>
+          </w:p>
+        </w:tc>
+        <w:tc>
+          <w:tcPr>
+            <w:tcW w:type="dxa" w:w="3118"/>
+            <w:shd w:val="clear" w:color="auto" w:fill="FFFFFF"/>
+          </w:tcPr>
+          <w:p>
+            <w:r>
+              <w:rPr>
+                <w:sz w:val="20"/>
+              </w:rPr>
+              <w:t>800 000 — 1 200 000 ₽</w:t>
+            </w:r>
+          </w:p>
+        </w:tc>
+        <w:tc>
+          <w:tcPr>
+            <w:tcW w:type="dxa" w:w="1984"/>
+            <w:shd w:val="clear" w:color="auto" w:fill="FFFFFF"/>
+          </w:tcPr>
+          <w:p>
+            <w:r>
+              <w:rPr>
+                <w:sz w:val="20"/>
+              </w:rPr>
+              <w:t>—</w:t>
+            </w:r>
+          </w:p>
+        </w:tc>
+      </w:tr>
+      <w:tr>
+        <w:tc>
+          <w:tcPr>
+            <w:tcW w:type="dxa" w:w="3118"/>
+            <w:shd w:val="clear" w:color="auto" w:fill="EEF2F7"/>
+          </w:tcPr>
+          <w:p>
+            <w:r>
+              <w:rPr>
+                <w:sz w:val="20"/>
+              </w:rPr>
+              <w:t>Дизайн</w:t>
+            </w:r>
+          </w:p>
+        </w:tc>
+        <w:tc>
+          <w:tcPr>
+            <w:tcW w:type="dxa" w:w="3118"/>
+            <w:shd w:val="clear" w:color="auto" w:fill="EEF2F7"/>
+          </w:tcPr>
+          <w:p>
+            <w:r>
+              <w:rPr>
+                <w:sz w:val="20"/>
+              </w:rPr>
+              <w:t>350 000 — 500 000 ₽</w:t>
+            </w:r>
+          </w:p>
+        </w:tc>
+        <w:tc>
+          <w:tcPr>
+            <w:tcW w:type="dxa" w:w="1984"/>
+            <w:shd w:val="clear" w:color="auto" w:fill="EEF2F7"/>
+          </w:tcPr>
+          <w:p>
+            <w:r>
+              <w:rPr>
+                <w:sz w:val="20"/>
+              </w:rPr>
+              <w:t>—</w:t>
+            </w:r>
+          </w:p>
+        </w:tc>
+      </w:tr>
+      <w:tr>
+        <w:tc>
+          <w:tcPr>
+            <w:tcW w:type="dxa" w:w="3118"/>
+            <w:shd w:val="clear" w:color="auto" w:fill="FFFFFF"/>
+          </w:tcPr>
+          <w:p>
+            <w:r>
+              <w:rPr>
+                <w:sz w:val="20"/>
+              </w:rPr>
+              <w:t>ИИ-агент (Claude + RAG)</w:t>
+            </w:r>
+          </w:p>
+        </w:tc>
+        <w:tc>
+          <w:tcPr>
+            <w:tcW w:type="dxa" w:w="3118"/>
+            <w:shd w:val="clear" w:color="auto" w:fill="FFFFFF"/>
+          </w:tcPr>
+          <w:p>
+            <w:r>
+              <w:rPr>
+                <w:sz w:val="20"/>
+              </w:rPr>
+              <w:t>200 000 — 350 000 ₽</w:t>
+            </w:r>
+          </w:p>
+        </w:tc>
+        <w:tc>
+          <w:tcPr>
+            <w:tcW w:type="dxa" w:w="1984"/>
+            <w:shd w:val="clear" w:color="auto" w:fill="FFFFFF"/>
+          </w:tcPr>
+          <w:p>
+            <w:r>
+              <w:rPr>
+                <w:sz w:val="20"/>
+              </w:rPr>
+              <w:t>—</w:t>
+            </w:r>
+          </w:p>
+        </w:tc>
+      </w:tr>
+      <w:tr>
+        <w:tc>
+          <w:tcPr>
+            <w:tcW w:type="dxa" w:w="3118"/>
+            <w:shd w:val="clear" w:color="auto" w:fill="EEF2F7"/>
+          </w:tcPr>
+          <w:p>
+            <w:r>
+              <w:rPr>
+                <w:sz w:val="20"/>
+              </w:rPr>
+              <w:t>DevOps + инфраструктура</w:t>
+            </w:r>
+          </w:p>
+        </w:tc>
+        <w:tc>
+          <w:tcPr>
+            <w:tcW w:type="dxa" w:w="3118"/>
+            <w:shd w:val="clear" w:color="auto" w:fill="EEF2F7"/>
+          </w:tcPr>
+          <w:p>
+            <w:r>
+              <w:rPr>
+                <w:sz w:val="20"/>
+              </w:rPr>
+              <w:t>100 000 — 150 000 ₽</w:t>
+            </w:r>
+          </w:p>
+        </w:tc>
+        <w:tc>
+          <w:tcPr>
+            <w:tcW w:type="dxa" w:w="1984"/>
+            <w:shd w:val="clear" w:color="auto" w:fill="EEF2F7"/>
+          </w:tcPr>
+          <w:p>
+            <w:r>
+              <w:rPr>
+                <w:sz w:val="20"/>
+              </w:rPr>
+              <w:t>—</w:t>
+            </w:r>
+          </w:p>
+        </w:tc>
+      </w:tr>
+      <w:tr>
+        <w:tc>
+          <w:tcPr>
+            <w:tcW w:type="dxa" w:w="3118"/>
+            <w:shd w:val="clear" w:color="auto" w:fill="FFFFFF"/>
+          </w:tcPr>
+          <w:p>
+            <w:r>
+              <w:rPr>
+                <w:sz w:val="20"/>
+              </w:rPr>
+              <w:t>Интеграции (СДЭК, WhatsApp, СБИС)</w:t>
+            </w:r>
+          </w:p>
+        </w:tc>
+        <w:tc>
+          <w:tcPr>
+            <w:tcW w:type="dxa" w:w="3118"/>
+            <w:shd w:val="clear" w:color="auto" w:fill="FFFFFF"/>
+          </w:tcPr>
+          <w:p>
+            <w:r>
+              <w:rPr>
+                <w:sz w:val="20"/>
+              </w:rPr>
+              <w:t>150 000 — 250 000 ₽</w:t>
+            </w:r>
+          </w:p>
+        </w:tc>
+        <w:tc>
+          <w:tcPr>
+            <w:tcW w:type="dxa" w:w="1984"/>
+            <w:shd w:val="clear" w:color="auto" w:fill="FFFFFF"/>
+          </w:tcPr>
+          <w:p>
+            <w:r>
+              <w:rPr>
+                <w:sz w:val="20"/>
+              </w:rPr>
+              <w:t>—</w:t>
+            </w:r>
+          </w:p>
+        </w:tc>
+      </w:tr>
+      <w:tr>
+        <w:tc>
+          <w:tcPr>
+            <w:tcW w:type="dxa" w:w="3118"/>
+            <w:shd w:val="clear" w:color="auto" w:fill="EEF2F7"/>
+          </w:tcPr>
+          <w:p>
+            <w:r>
+              <w:rPr>
+                <w:sz w:val="20"/>
+              </w:rPr>
+              <w:t>Тестирование</w:t>
+            </w:r>
+          </w:p>
+        </w:tc>
+        <w:tc>
+          <w:tcPr>
+            <w:tcW w:type="dxa" w:w="3118"/>
+            <w:shd w:val="clear" w:color="auto" w:fill="EEF2F7"/>
+          </w:tcPr>
+          <w:p>
+            <w:r>
+              <w:rPr>
+                <w:sz w:val="20"/>
+              </w:rPr>
+              <w:t>100 000 — 150 000 ₽</w:t>
+            </w:r>
+          </w:p>
+        </w:tc>
+        <w:tc>
+          <w:tcPr>
+            <w:tcW w:type="dxa" w:w="1984"/>
+            <w:shd w:val="clear" w:color="auto" w:fill="EEF2F7"/>
+          </w:tcPr>
+          <w:p>
+            <w:r>
+              <w:rPr>
+                <w:sz w:val="20"/>
+              </w:rPr>
+              <w:t>—</w:t>
+            </w:r>
+          </w:p>
+        </w:tc>
+      </w:tr>
+      <w:tr>
+        <w:tc>
+          <w:tcPr>
+            <w:tcW w:type="dxa" w:w="3118"/>
+            <w:shd w:val="clear" w:color="auto" w:fill="FFFFFF"/>
+          </w:tcPr>
+          <w:p>
+            <w:r>
+              <w:rPr>
+                <w:sz w:val="20"/>
+              </w:rPr>
+              <w:t>3 × VPS (web + db + search)</w:t>
+            </w:r>
+          </w:p>
+        </w:tc>
+        <w:tc>
+          <w:tcPr>
+            <w:tcW w:type="dxa" w:w="3118"/>
+            <w:shd w:val="clear" w:color="auto" w:fill="FFFFFF"/>
+          </w:tcPr>
+          <w:p>
+            <w:r>
+              <w:rPr>
+                <w:sz w:val="20"/>
+              </w:rPr>
+              <w:t>—</w:t>
+            </w:r>
+          </w:p>
+        </w:tc>
+        <w:tc>
+          <w:tcPr>
+            <w:tcW w:type="dxa" w:w="1984"/>
+            <w:shd w:val="clear" w:color="auto" w:fill="FFFFFF"/>
+          </w:tcPr>
+          <w:p>
+            <w:r>
+              <w:rPr>
+                <w:sz w:val="20"/>
+              </w:rPr>
+              <w:t>15 000 — 25 000 ₽</w:t>
+            </w:r>
+          </w:p>
+        </w:tc>
+      </w:tr>
+      <w:tr>
+        <w:tc>
+          <w:tcPr>
+            <w:tcW w:type="dxa" w:w="3118"/>
+            <w:shd w:val="clear" w:color="auto" w:fill="EEF2F7"/>
+          </w:tcPr>
+          <w:p>
+            <w:r>
+              <w:rPr>
+                <w:sz w:val="20"/>
+              </w:rPr>
+              <w:t>Claude API (ИИ-агент)</w:t>
+            </w:r>
+          </w:p>
+        </w:tc>
+        <w:tc>
+          <w:tcPr>
+            <w:tcW w:type="dxa" w:w="3118"/>
+            <w:shd w:val="clear" w:color="auto" w:fill="EEF2F7"/>
+          </w:tcPr>
+          <w:p>
+            <w:r>
+              <w:rPr>
+                <w:sz w:val="20"/>
+              </w:rPr>
+              <w:t>—</w:t>
+            </w:r>
+          </w:p>
+        </w:tc>
+        <w:tc>
+          <w:tcPr>
+            <w:tcW w:type="dxa" w:w="1984"/>
+            <w:shd w:val="clear" w:color="auto" w:fill="EEF2F7"/>
+          </w:tcPr>
+          <w:p>
+            <w:r>
+              <w:rPr>
+                <w:sz w:val="20"/>
+              </w:rPr>
+              <w:t>10 000 — 30 000 ₽</w:t>
+            </w:r>
+          </w:p>
+        </w:tc>
+      </w:tr>
+      <w:tr>
+        <w:tc>
+          <w:tcPr>
+            <w:tcW w:type="dxa" w:w="3118"/>
+            <w:shd w:val="clear" w:color="auto" w:fill="FFFFFF"/>
+          </w:tcPr>
+          <w:p>
+            <w:r>
+              <w:rPr>
+                <w:sz w:val="20"/>
+              </w:rPr>
+              <w:t>WhatsApp Business API</w:t>
+            </w:r>
+          </w:p>
+        </w:tc>
+        <w:tc>
+          <w:tcPr>
+            <w:tcW w:type="dxa" w:w="3118"/>
+            <w:shd w:val="clear" w:color="auto" w:fill="FFFFFF"/>
+          </w:tcPr>
+          <w:p>
+            <w:r>
+              <w:rPr>
+                <w:sz w:val="20"/>
+              </w:rPr>
+              <w:t>—</w:t>
+            </w:r>
+          </w:p>
+        </w:tc>
+        <w:tc>
+          <w:tcPr>
+            <w:tcW w:type="dxa" w:w="1984"/>
+            <w:shd w:val="clear" w:color="auto" w:fill="FFFFFF"/>
+          </w:tcPr>
+          <w:p>
+            <w:r>
+              <w:rPr>
+                <w:sz w:val="20"/>
+              </w:rPr>
+              <w:t>5 000 — 15 000 ₽</w:t>
+            </w:r>
+          </w:p>
+        </w:tc>
+      </w:tr>
+      <w:tr>
+        <w:tc>
+          <w:tcPr>
+            <w:tcW w:type="dxa" w:w="3118"/>
+            <w:shd w:val="clear" w:color="auto" w:fill="EEF2F7"/>
+          </w:tcPr>
+          <w:p>
+            <w:r>
+              <w:rPr>
+                <w:sz w:val="20"/>
+              </w:rPr>
+              <w:t>Cloudflare Pro</w:t>
+            </w:r>
+          </w:p>
+        </w:tc>
+        <w:tc>
+          <w:tcPr>
+            <w:tcW w:type="dxa" w:w="3118"/>
+            <w:shd w:val="clear" w:color="auto" w:fill="EEF2F7"/>
+          </w:tcPr>
+          <w:p>
+            <w:r>
+              <w:rPr>
+                <w:sz w:val="20"/>
+              </w:rPr>
+              <w:t>—</w:t>
+            </w:r>
+          </w:p>
+        </w:tc>
+        <w:tc>
+          <w:tcPr>
+            <w:tcW w:type="dxa" w:w="1984"/>
+            <w:shd w:val="clear" w:color="auto" w:fill="EEF2F7"/>
+          </w:tcPr>
+          <w:p>
+            <w:r>
+              <w:rPr>
+                <w:sz w:val="20"/>
+              </w:rPr>
+              <w:t>2 500 ₽</w:t>
+            </w:r>
+          </w:p>
+        </w:tc>
+      </w:tr>
+      <w:tr>
+        <w:tc>
+          <w:tcPr>
+            <w:tcW w:type="dxa" w:w="3118"/>
+            <w:shd w:val="clear" w:color="auto" w:fill="FFFFFF"/>
+          </w:tcPr>
+          <w:p>
+            <w:r>
+              <w:rPr>
+                <w:sz w:val="20"/>
+              </w:rPr>
+              <w:t>Поддержка + развитие</w:t>
+            </w:r>
+          </w:p>
+        </w:tc>
+        <w:tc>
+          <w:tcPr>
+            <w:tcW w:type="dxa" w:w="3118"/>
+            <w:shd w:val="clear" w:color="auto" w:fill="FFFFFF"/>
+          </w:tcPr>
+          <w:p>
+            <w:r>
+              <w:rPr>
+                <w:sz w:val="20"/>
+              </w:rPr>
+              <w:t>—</w:t>
+            </w:r>
+          </w:p>
+        </w:tc>
+        <w:tc>
+          <w:tcPr>
+            <w:tcW w:type="dxa" w:w="1984"/>
+            <w:shd w:val="clear" w:color="auto" w:fill="FFFFFF"/>
+          </w:tcPr>
+          <w:p>
+            <w:r>
+              <w:rPr>
+                <w:sz w:val="20"/>
+              </w:rPr>
+              <w:t>60 000 — 100 000 ₽</w:t>
+            </w:r>
+          </w:p>
+        </w:tc>
+      </w:tr>
+      <w:tr>
+        <w:tc>
+          <w:tcPr>
+            <w:tcW w:type="dxa" w:w="3118"/>
+            <w:shd w:val="clear" w:color="auto" w:fill="EEF2F7"/>
+          </w:tcPr>
+          <w:p>
+            <w:r>
+              <w:rPr>
+                <w:sz w:val="20"/>
+              </w:rPr>
+              <w:t>ИТОГО</w:t>
+            </w:r>
+          </w:p>
+        </w:tc>
+        <w:tc>
+          <w:tcPr>
+            <w:tcW w:type="dxa" w:w="3118"/>
+            <w:shd w:val="clear" w:color="auto" w:fill="EEF2F7"/>
+          </w:tcPr>
+          <w:p>
+            <w:r>
+              <w:rPr>
+                <w:sz w:val="20"/>
+              </w:rPr>
+              <w:t>3 100 000 — 4 600 000 ₽</w:t>
+            </w:r>
+          </w:p>
+        </w:tc>
+        <w:tc>
+          <w:tcPr>
+            <w:tcW w:type="dxa" w:w="1984"/>
+            <w:shd w:val="clear" w:color="auto" w:fill="EEF2F7"/>
+          </w:tcPr>
+          <w:p>
+            <w:r>
+              <w:rPr>
+                <w:sz w:val="20"/>
+              </w:rPr>
+              <w:t>95 000 — 180 000 ₽</w:t>
+            </w:r>
+          </w:p>
+        </w:tc>
+      </w:tr>
+    </w:tbl>
+    <w:p>
+      <w:r>
+        <w:br w:type="page"/>
+      </w:r>
+    </w:p>
+    <w:p>
+      <w:pPr>
+        <w:pStyle w:val="Heading2"/>
+      </w:pPr>
+      <w:r>
+        <w:rPr>
+          <w:color w:val="1F3864"/>
+        </w:rPr>
+        <w:t>17.3 Вариант 3 — Максимальный (микросервисы + маркетплейс + мобайл)</w:t>
+      </w:r>
+    </w:p>
+    <w:p>
+      <w:r>
+        <w:rPr>
+          <w:b w:val="0"/>
+          <w:i w:val="0"/>
+          <w:sz w:val="22"/>
+        </w:rPr>
+        <w:t>Концепция: полноценная платформа-маркетплейс. Поставщики конкурируют за заказ в реальном времени. Заказы выполняются от начала до конца без участия менеджера (95%). Мобильное приложение для клиентов и прорабов. Голосовой ИИ-агент. Предиктивная аналитика.</w:t>
+      </w:r>
+    </w:p>
+    <w:p>
+      <w:pPr>
+        <w:pStyle w:val="Heading3"/>
+      </w:pPr>
+      <w:r>
+        <w:rPr>
+          <w:color w:val="1F3864"/>
+        </w:rPr>
+        <w:t>Технический стек</w:t>
+      </w:r>
+    </w:p>
+    <w:tbl>
+      <w:tblPr>
+        <w:tblStyle w:val="TableGrid"/>
+        <w:tblW w:type="auto" w:w="0"/>
+        <w:tblLook w:firstColumn="1" w:firstRow="1" w:lastColumn="0" w:lastRow="0" w:noHBand="0" w:noVBand="1" w:val="04A0"/>
+      </w:tblPr>
+      <w:tblGrid>
+        <w:gridCol w:w="4844"/>
+        <w:gridCol w:w="4844"/>
+      </w:tblGrid>
+      <w:tr>
+        <w:tc>
+          <w:tcPr>
+            <w:tcW w:type="dxa" w:w="2268"/>
+            <w:shd w:val="clear" w:color="auto" w:fill="1F3864"/>
+          </w:tcPr>
+          <w:p>
+            <w:pPr>
+              <w:jc w:val="center"/>
+            </w:pPr>
+            <w:r>
+              <w:rPr>
+                <w:b/>
+                <w:color w:val="FFFFFF"/>
+                <w:sz w:val="20"/>
+              </w:rPr>
+              <w:t>Слой</w:t>
+            </w:r>
+          </w:p>
+        </w:tc>
+        <w:tc>
+          <w:tcPr>
+            <w:tcW w:type="dxa" w:w="6520"/>
+            <w:shd w:val="clear" w:color="auto" w:fill="1F3864"/>
+          </w:tcPr>
+          <w:p>
+            <w:pPr>
+              <w:jc w:val="center"/>
+            </w:pPr>
+            <w:r>
+              <w:rPr>
+                <w:b/>
+                <w:color w:val="FFFFFF"/>
+                <w:sz w:val="20"/>
+              </w:rPr>
+              <w:t>Технология</w:t>
+            </w:r>
+          </w:p>
+        </w:tc>
+      </w:tr>
+      <w:tr>
+        <w:tc>
+          <w:tcPr>
+            <w:tcW w:type="dxa" w:w="2268"/>
+            <w:shd w:val="clear" w:color="auto" w:fill="EEF2F7"/>
+          </w:tcPr>
+          <w:p>
+            <w:r>
+              <w:rPr>
+                <w:sz w:val="20"/>
+              </w:rPr>
+              <w:t>Frontend</w:t>
+            </w:r>
+          </w:p>
+        </w:tc>
+        <w:tc>
+          <w:tcPr>
+            <w:tcW w:type="dxa" w:w="6520"/>
+            <w:shd w:val="clear" w:color="auto" w:fill="EEF2F7"/>
+          </w:tcPr>
+          <w:p>
+            <w:r>
+              <w:rPr>
+                <w:sz w:val="20"/>
+              </w:rPr>
+              <w:t>Next.js 14 (SSR/SSG) + TypeScript + Tailwind CSS</w:t>
+            </w:r>
+          </w:p>
+        </w:tc>
+      </w:tr>
+      <w:tr>
+        <w:tc>
+          <w:tcPr>
+            <w:tcW w:type="dxa" w:w="2268"/>
+            <w:shd w:val="clear" w:color="auto" w:fill="FFFFFF"/>
+          </w:tcPr>
+          <w:p>
+            <w:r>
+              <w:rPr>
+                <w:sz w:val="20"/>
+              </w:rPr>
+              <w:t>Mobile</w:t>
+            </w:r>
+          </w:p>
+        </w:tc>
+        <w:tc>
+          <w:tcPr>
+            <w:tcW w:type="dxa" w:w="6520"/>
+            <w:shd w:val="clear" w:color="auto" w:fill="FFFFFF"/>
+          </w:tcPr>
+          <w:p>
+            <w:r>
+              <w:rPr>
+                <w:sz w:val="20"/>
+              </w:rPr>
+              <w:t>React Native (iOS + Android)</w:t>
+            </w:r>
+          </w:p>
+        </w:tc>
+      </w:tr>
+      <w:tr>
+        <w:tc>
+          <w:tcPr>
+            <w:tcW w:type="dxa" w:w="2268"/>
+            <w:shd w:val="clear" w:color="auto" w:fill="EEF2F7"/>
+          </w:tcPr>
+          <w:p>
+            <w:r>
+              <w:rPr>
+                <w:sz w:val="20"/>
+              </w:rPr>
+              <w:t>API Gateway</w:t>
+            </w:r>
+          </w:p>
+        </w:tc>
+        <w:tc>
+          <w:tcPr>
+            <w:tcW w:type="dxa" w:w="6520"/>
+            <w:shd w:val="clear" w:color="auto" w:fill="EEF2F7"/>
+          </w:tcPr>
+          <w:p>
+            <w:r>
+              <w:rPr>
+                <w:sz w:val="20"/>
+              </w:rPr>
+              <w:t>Nginx + Kong</w:t>
+            </w:r>
+          </w:p>
+        </w:tc>
+      </w:tr>
+      <w:tr>
+        <w:tc>
+          <w:tcPr>
+            <w:tcW w:type="dxa" w:w="2268"/>
+            <w:shd w:val="clear" w:color="auto" w:fill="FFFFFF"/>
+          </w:tcPr>
+          <w:p>
+            <w:r>
+              <w:rPr>
+                <w:sz w:val="20"/>
+              </w:rPr>
+              <w:t>Микросервисы</w:t>
+            </w:r>
+          </w:p>
+        </w:tc>
+        <w:tc>
+          <w:tcPr>
+            <w:tcW w:type="dxa" w:w="6520"/>
+            <w:shd w:val="clear" w:color="auto" w:fill="FFFFFF"/>
+          </w:tcPr>
+          <w:p>
+            <w:r>
+              <w:rPr>
+                <w:sz w:val="20"/>
+              </w:rPr>
+              <w:t>Node.js (Express) + Python (FastAPI)</w:t>
+            </w:r>
+          </w:p>
+        </w:tc>
+      </w:tr>
+      <w:tr>
+        <w:tc>
+          <w:tcPr>
+            <w:tcW w:type="dxa" w:w="2268"/>
+            <w:shd w:val="clear" w:color="auto" w:fill="EEF2F7"/>
+          </w:tcPr>
+          <w:p>
+            <w:r>
+              <w:rPr>
+                <w:sz w:val="20"/>
+              </w:rPr>
+              <w:t>catalog-service</w:t>
+            </w:r>
+          </w:p>
+        </w:tc>
+        <w:tc>
+          <w:tcPr>
+            <w:tcW w:type="dxa" w:w="6520"/>
+            <w:shd w:val="clear" w:color="auto" w:fill="EEF2F7"/>
+          </w:tcPr>
+          <w:p>
+            <w:r>
+              <w:rPr>
+                <w:sz w:val="20"/>
+              </w:rPr>
+              <w:t>Каталог, поиск, фильтры</w:t>
+            </w:r>
+          </w:p>
+        </w:tc>
+      </w:tr>
+      <w:tr>
+        <w:tc>
+          <w:tcPr>
+            <w:tcW w:type="dxa" w:w="2268"/>
+            <w:shd w:val="clear" w:color="auto" w:fill="FFFFFF"/>
+          </w:tcPr>
+          <w:p>
+            <w:r>
+              <w:rPr>
+                <w:sz w:val="20"/>
+              </w:rPr>
+              <w:t>order-service</w:t>
+            </w:r>
+          </w:p>
+        </w:tc>
+        <w:tc>
+          <w:tcPr>
+            <w:tcW w:type="dxa" w:w="6520"/>
+            <w:shd w:val="clear" w:color="auto" w:fill="FFFFFF"/>
+          </w:tcPr>
+          <w:p>
+            <w:r>
+              <w:rPr>
+                <w:sz w:val="20"/>
+              </w:rPr>
+              <w:t>Заказы, воронка, статусы</w:t>
+            </w:r>
+          </w:p>
+        </w:tc>
+      </w:tr>
+      <w:tr>
+        <w:tc>
+          <w:tcPr>
+            <w:tcW w:type="dxa" w:w="2268"/>
+            <w:shd w:val="clear" w:color="auto" w:fill="EEF2F7"/>
+          </w:tcPr>
+          <w:p>
+            <w:r>
+              <w:rPr>
+                <w:sz w:val="20"/>
+              </w:rPr>
+              <w:t>supplier-service</w:t>
+            </w:r>
+          </w:p>
+        </w:tc>
+        <w:tc>
+          <w:tcPr>
+            <w:tcW w:type="dxa" w:w="6520"/>
+            <w:shd w:val="clear" w:color="auto" w:fill="EEF2F7"/>
+          </w:tcPr>
+          <w:p>
+            <w:r>
+              <w:rPr>
+                <w:sz w:val="20"/>
+              </w:rPr>
+              <w:t>Поставщики, прайсы, API конкуренция</w:t>
+            </w:r>
+          </w:p>
+        </w:tc>
+      </w:tr>
+      <w:tr>
+        <w:tc>
+          <w:tcPr>
+            <w:tcW w:type="dxa" w:w="2268"/>
+            <w:shd w:val="clear" w:color="auto" w:fill="FFFFFF"/>
+          </w:tcPr>
+          <w:p>
+            <w:r>
+              <w:rPr>
+                <w:sz w:val="20"/>
+              </w:rPr>
+              <w:t>ai-service</w:t>
+            </w:r>
+          </w:p>
+        </w:tc>
+        <w:tc>
+          <w:tcPr>
+            <w:tcW w:type="dxa" w:w="6520"/>
+            <w:shd w:val="clear" w:color="auto" w:fill="FFFFFF"/>
+          </w:tcPr>
+          <w:p>
+            <w:r>
+              <w:rPr>
+                <w:sz w:val="20"/>
+              </w:rPr>
+              <w:t>ИИ-агент, рекомендации, голос</w:t>
+            </w:r>
+          </w:p>
+        </w:tc>
+      </w:tr>
+      <w:tr>
+        <w:tc>
+          <w:tcPr>
+            <w:tcW w:type="dxa" w:w="2268"/>
+            <w:shd w:val="clear" w:color="auto" w:fill="EEF2F7"/>
+          </w:tcPr>
+          <w:p>
+            <w:r>
+              <w:rPr>
+                <w:sz w:val="20"/>
+              </w:rPr>
+              <w:t>delivery-service</w:t>
+            </w:r>
+          </w:p>
+        </w:tc>
+        <w:tc>
+          <w:tcPr>
+            <w:tcW w:type="dxa" w:w="6520"/>
+            <w:shd w:val="clear" w:color="auto" w:fill="EEF2F7"/>
+          </w:tcPr>
+          <w:p>
+            <w:r>
+              <w:rPr>
+                <w:sz w:val="20"/>
+              </w:rPr>
+              <w:t>Расчёт доставки, трекинг</w:t>
+            </w:r>
+          </w:p>
+        </w:tc>
+      </w:tr>
+      <w:tr>
+        <w:tc>
+          <w:tcPr>
+            <w:tcW w:type="dxa" w:w="2268"/>
+            <w:shd w:val="clear" w:color="auto" w:fill="FFFFFF"/>
+          </w:tcPr>
+          <w:p>
+            <w:r>
+              <w:rPr>
+                <w:sz w:val="20"/>
+              </w:rPr>
+              <w:t>notification-service</w:t>
+            </w:r>
+          </w:p>
+        </w:tc>
+        <w:tc>
+          <w:tcPr>
+            <w:tcW w:type="dxa" w:w="6520"/>
+            <w:shd w:val="clear" w:color="auto" w:fill="FFFFFF"/>
+          </w:tcPr>
+          <w:p>
+            <w:r>
+              <w:rPr>
+                <w:sz w:val="20"/>
+              </w:rPr>
+              <w:t>Email, SMS, Push, WhatsApp, Telegram</w:t>
+            </w:r>
+          </w:p>
+        </w:tc>
+      </w:tr>
+      <w:tr>
+        <w:tc>
+          <w:tcPr>
+            <w:tcW w:type="dxa" w:w="2268"/>
+            <w:shd w:val="clear" w:color="auto" w:fill="EEF2F7"/>
+          </w:tcPr>
+          <w:p>
+            <w:r>
+              <w:rPr>
+                <w:sz w:val="20"/>
+              </w:rPr>
+              <w:t>analytics-service</w:t>
+            </w:r>
+          </w:p>
+        </w:tc>
+        <w:tc>
+          <w:tcPr>
+            <w:tcW w:type="dxa" w:w="6520"/>
+            <w:shd w:val="clear" w:color="auto" w:fill="EEF2F7"/>
+          </w:tcPr>
+          <w:p>
+            <w:r>
+              <w:rPr>
+                <w:sz w:val="20"/>
+              </w:rPr>
+              <w:t>BI аналитика, предиктив</w:t>
+            </w:r>
+          </w:p>
+        </w:tc>
+      </w:tr>
+      <w:tr>
+        <w:tc>
+          <w:tcPr>
+            <w:tcW w:type="dxa" w:w="2268"/>
+            <w:shd w:val="clear" w:color="auto" w:fill="FFFFFF"/>
+          </w:tcPr>
+          <w:p>
+            <w:r>
+              <w:rPr>
+                <w:sz w:val="20"/>
+              </w:rPr>
+              <w:t>База данных</w:t>
+            </w:r>
+          </w:p>
+        </w:tc>
+        <w:tc>
+          <w:tcPr>
+            <w:tcW w:type="dxa" w:w="6520"/>
+            <w:shd w:val="clear" w:color="auto" w:fill="FFFFFF"/>
+          </w:tcPr>
+          <w:p>
+            <w:r>
+              <w:rPr>
+                <w:sz w:val="20"/>
+              </w:rPr>
+              <w:t>PostgreSQL 16 + MongoDB + Redis + ClickHouse</w:t>
+            </w:r>
+          </w:p>
+        </w:tc>
+      </w:tr>
+      <w:tr>
+        <w:tc>
+          <w:tcPr>
+            <w:tcW w:type="dxa" w:w="2268"/>
+            <w:shd w:val="clear" w:color="auto" w:fill="EEF2F7"/>
+          </w:tcPr>
+          <w:p>
+            <w:r>
+              <w:rPr>
+                <w:sz w:val="20"/>
+              </w:rPr>
+              <w:t>Поиск</w:t>
+            </w:r>
+          </w:p>
+        </w:tc>
+        <w:tc>
+          <w:tcPr>
+            <w:tcW w:type="dxa" w:w="6520"/>
+            <w:shd w:val="clear" w:color="auto" w:fill="EEF2F7"/>
+          </w:tcPr>
+          <w:p>
+            <w:r>
+              <w:rPr>
+                <w:sz w:val="20"/>
+              </w:rPr>
+              <w:t>Elasticsearch 8</w:t>
+            </w:r>
+          </w:p>
+        </w:tc>
+      </w:tr>
+      <w:tr>
+        <w:tc>
+          <w:tcPr>
+            <w:tcW w:type="dxa" w:w="2268"/>
+            <w:shd w:val="clear" w:color="auto" w:fill="FFFFFF"/>
+          </w:tcPr>
+          <w:p>
+            <w:r>
+              <w:rPr>
+                <w:sz w:val="20"/>
+              </w:rPr>
+              <w:t>Очереди</w:t>
+            </w:r>
+          </w:p>
+        </w:tc>
+        <w:tc>
+          <w:tcPr>
+            <w:tcW w:type="dxa" w:w="6520"/>
+            <w:shd w:val="clear" w:color="auto" w:fill="FFFFFF"/>
+          </w:tcPr>
+          <w:p>
+            <w:r>
+              <w:rPr>
+                <w:sz w:val="20"/>
+              </w:rPr>
+              <w:t>Apache Kafka</w:t>
+            </w:r>
+          </w:p>
+        </w:tc>
+      </w:tr>
+      <w:tr>
+        <w:tc>
+          <w:tcPr>
+            <w:tcW w:type="dxa" w:w="2268"/>
+            <w:shd w:val="clear" w:color="auto" w:fill="EEF2F7"/>
+          </w:tcPr>
+          <w:p>
+            <w:r>
+              <w:rPr>
+                <w:sz w:val="20"/>
+              </w:rPr>
+              <w:t>Инфраструктура</w:t>
+            </w:r>
+          </w:p>
+        </w:tc>
+        <w:tc>
+          <w:tcPr>
+            <w:tcW w:type="dxa" w:w="6520"/>
+            <w:shd w:val="clear" w:color="auto" w:fill="EEF2F7"/>
+          </w:tcPr>
+          <w:p>
+            <w:r>
+              <w:rPr>
+                <w:sz w:val="20"/>
+              </w:rPr>
+              <w:t>Yandex Cloud (Kubernetes / k8s, auto-scaling)</w:t>
+            </w:r>
+          </w:p>
+        </w:tc>
+      </w:tr>
+      <w:tr>
+        <w:tc>
+          <w:tcPr>
+            <w:tcW w:type="dxa" w:w="2268"/>
+            <w:shd w:val="clear" w:color="auto" w:fill="FFFFFF"/>
+          </w:tcPr>
+          <w:p>
+            <w:r>
+              <w:rPr>
+                <w:sz w:val="20"/>
+              </w:rPr>
+              <w:t>ИИ</w:t>
+            </w:r>
+          </w:p>
+        </w:tc>
+        <w:tc>
+          <w:tcPr>
+            <w:tcW w:type="dxa" w:w="6520"/>
+            <w:shd w:val="clear" w:color="auto" w:fill="FFFFFF"/>
+          </w:tcPr>
+          <w:p>
+            <w:r>
+              <w:rPr>
+                <w:sz w:val="20"/>
+              </w:rPr>
+              <w:t>Claude API + LangChain + RAG + ElevenLabs (голос)</w:t>
+            </w:r>
+          </w:p>
+        </w:tc>
+      </w:tr>
+      <w:tr>
+        <w:tc>
+          <w:tcPr>
+            <w:tcW w:type="dxa" w:w="2268"/>
+            <w:shd w:val="clear" w:color="auto" w:fill="EEF2F7"/>
+          </w:tcPr>
+          <w:p>
+            <w:r>
+              <w:rPr>
+                <w:sz w:val="20"/>
+              </w:rPr>
+              <w:t>CDN / Защита</w:t>
+            </w:r>
+          </w:p>
+        </w:tc>
+        <w:tc>
+          <w:tcPr>
+            <w:tcW w:type="dxa" w:w="6520"/>
+            <w:shd w:val="clear" w:color="auto" w:fill="EEF2F7"/>
+          </w:tcPr>
+          <w:p>
+            <w:r>
+              <w:rPr>
+                <w:sz w:val="20"/>
+              </w:rPr>
+              <w:t>Cloudflare Enterprise</w:t>
+            </w:r>
+          </w:p>
+        </w:tc>
+      </w:tr>
+      <w:tr>
+        <w:tc>
+          <w:tcPr>
+            <w:tcW w:type="dxa" w:w="2268"/>
+            <w:shd w:val="clear" w:color="auto" w:fill="FFFFFF"/>
+          </w:tcPr>
+          <w:p>
+            <w:r>
+              <w:rPr>
+                <w:sz w:val="20"/>
+              </w:rPr>
+              <w:t>Мониторинг</w:t>
+            </w:r>
+          </w:p>
+        </w:tc>
+        <w:tc>
+          <w:tcPr>
+            <w:tcW w:type="dxa" w:w="6520"/>
+            <w:shd w:val="clear" w:color="auto" w:fill="FFFFFF"/>
+          </w:tcPr>
+          <w:p>
+            <w:r>
+              <w:rPr>
+                <w:sz w:val="20"/>
+              </w:rPr>
+              <w:t>Grafana + Prometheus + Sentry</w:t>
+            </w:r>
+          </w:p>
+        </w:tc>
+      </w:tr>
+    </w:tbl>
+    <w:p>
+      <w:pPr>
+        <w:pStyle w:val="Heading3"/>
+      </w:pPr>
+      <w:r>
+        <w:rPr>
+          <w:color w:val="1F3864"/>
+        </w:rPr>
+        <w:t>Схема маркетплейса поставщиков (полный автомат)</w:t>
+      </w:r>
+    </w:p>
+    <w:tbl>
+      <w:tblPr>
+        <w:tblStyle w:val="TableGrid"/>
+        <w:tblW w:type="auto" w:w="0"/>
+        <w:tblLook w:firstColumn="1" w:firstRow="1" w:lastColumn="0" w:lastRow="0" w:noHBand="0" w:noVBand="1" w:val="04A0"/>
+      </w:tblPr>
+      <w:tblGrid>
+        <w:gridCol w:w="3230"/>
+        <w:gridCol w:w="3230"/>
+        <w:gridCol w:w="3230"/>
+      </w:tblGrid>
+      <w:tr>
+        <w:tc>
+          <w:tcPr>
+            <w:tcW w:type="dxa" w:w="567"/>
+            <w:shd w:val="clear" w:color="auto" w:fill="1F3864"/>
+          </w:tcPr>
+          <w:p>
+            <w:pPr>
+              <w:jc w:val="center"/>
+            </w:pPr>
+            <w:r>
+              <w:rPr>
+                <w:b/>
+                <w:color w:val="FFFFFF"/>
+                <w:sz w:val="20"/>
+              </w:rPr>
+              <w:t>Шаг</w:t>
+            </w:r>
+          </w:p>
+        </w:tc>
+        <w:tc>
+          <w:tcPr>
+            <w:tcW w:type="dxa" w:w="5102"/>
+            <w:shd w:val="clear" w:color="auto" w:fill="1F3864"/>
+          </w:tcPr>
+          <w:p>
+            <w:pPr>
+              <w:jc w:val="center"/>
+            </w:pPr>
+            <w:r>
+              <w:rPr>
+                <w:b/>
+                <w:color w:val="FFFFFF"/>
+                <w:sz w:val="20"/>
+              </w:rPr>
+              <w:t>Действие</w:t>
+            </w:r>
+          </w:p>
+        </w:tc>
+        <w:tc>
+          <w:tcPr>
+            <w:tcW w:type="dxa" w:w="2551"/>
+            <w:shd w:val="clear" w:color="auto" w:fill="1F3864"/>
+          </w:tcPr>
+          <w:p>
+            <w:pPr>
+              <w:jc w:val="center"/>
+            </w:pPr>
+            <w:r>
+              <w:rPr>
+                <w:b/>
+                <w:color w:val="FFFFFF"/>
+                <w:sz w:val="20"/>
+              </w:rPr>
+              <w:t>Время</w:t>
+            </w:r>
+          </w:p>
+        </w:tc>
+      </w:tr>
+      <w:tr>
+        <w:tc>
+          <w:tcPr>
+            <w:tcW w:type="dxa" w:w="567"/>
+            <w:shd w:val="clear" w:color="auto" w:fill="EEF2F7"/>
+          </w:tcPr>
+          <w:p>
+            <w:r>
+              <w:rPr>
+                <w:sz w:val="20"/>
+              </w:rPr>
+              <w:t>1</w:t>
+            </w:r>
+          </w:p>
+        </w:tc>
+        <w:tc>
+          <w:tcPr>
+            <w:tcW w:type="dxa" w:w="5102"/>
+            <w:shd w:val="clear" w:color="auto" w:fill="EEF2F7"/>
+          </w:tcPr>
+          <w:p>
+            <w:r>
+              <w:rPr>
+                <w:sz w:val="20"/>
+              </w:rPr>
+              <w:t>Клиент оформляет заказ</w:t>
+            </w:r>
+          </w:p>
+        </w:tc>
+        <w:tc>
+          <w:tcPr>
+            <w:tcW w:type="dxa" w:w="2551"/>
+            <w:shd w:val="clear" w:color="auto" w:fill="EEF2F7"/>
+          </w:tcPr>
+          <w:p>
+            <w:r>
+              <w:rPr>
+                <w:sz w:val="20"/>
+              </w:rPr>
+              <w:t>—</w:t>
+            </w:r>
+          </w:p>
+        </w:tc>
+      </w:tr>
+      <w:tr>
+        <w:tc>
+          <w:tcPr>
+            <w:tcW w:type="dxa" w:w="567"/>
+            <w:shd w:val="clear" w:color="auto" w:fill="FFFFFF"/>
+          </w:tcPr>
+          <w:p>
+            <w:r>
+              <w:rPr>
+                <w:sz w:val="20"/>
+              </w:rPr>
+              <w:t>2</w:t>
+            </w:r>
+          </w:p>
+        </w:tc>
+        <w:tc>
+          <w:tcPr>
+            <w:tcW w:type="dxa" w:w="5102"/>
+            <w:shd w:val="clear" w:color="auto" w:fill="FFFFFF"/>
+          </w:tcPr>
+          <w:p>
+            <w:r>
+              <w:rPr>
+                <w:sz w:val="20"/>
+              </w:rPr>
+              <w:t>supplier-service делает параллельный запрос всем поставщикам (10+)</w:t>
+            </w:r>
+          </w:p>
+        </w:tc>
+        <w:tc>
+          <w:tcPr>
+            <w:tcW w:type="dxa" w:w="2551"/>
+            <w:shd w:val="clear" w:color="auto" w:fill="FFFFFF"/>
+          </w:tcPr>
+          <w:p>
+            <w:r>
+              <w:rPr>
+                <w:sz w:val="20"/>
+              </w:rPr>
+              <w:t>0–1 сек</w:t>
+            </w:r>
+          </w:p>
+        </w:tc>
+      </w:tr>
+      <w:tr>
+        <w:tc>
+          <w:tcPr>
+            <w:tcW w:type="dxa" w:w="567"/>
+            <w:shd w:val="clear" w:color="auto" w:fill="EEF2F7"/>
+          </w:tcPr>
+          <w:p>
+            <w:r>
+              <w:rPr>
+                <w:sz w:val="20"/>
+              </w:rPr>
+              <w:t>3</w:t>
+            </w:r>
+          </w:p>
+        </w:tc>
+        <w:tc>
+          <w:tcPr>
+            <w:tcW w:type="dxa" w:w="5102"/>
+            <w:shd w:val="clear" w:color="auto" w:fill="EEF2F7"/>
+          </w:tcPr>
+          <w:p>
+            <w:r>
+              <w:rPr>
+                <w:sz w:val="20"/>
+              </w:rPr>
+              <w:t>Поставщики отвечают: цена + срок + наличие</w:t>
+            </w:r>
+          </w:p>
+        </w:tc>
+        <w:tc>
+          <w:tcPr>
+            <w:tcW w:type="dxa" w:w="2551"/>
+            <w:shd w:val="clear" w:color="auto" w:fill="EEF2F7"/>
+          </w:tcPr>
+          <w:p>
+            <w:r>
+              <w:rPr>
+                <w:sz w:val="20"/>
+              </w:rPr>
+              <w:t>1–2 сек</w:t>
+            </w:r>
+          </w:p>
+        </w:tc>
+      </w:tr>
+      <w:tr>
+        <w:tc>
+          <w:tcPr>
+            <w:tcW w:type="dxa" w:w="567"/>
+            <w:shd w:val="clear" w:color="auto" w:fill="FFFFFF"/>
+          </w:tcPr>
+          <w:p>
+            <w:r>
+              <w:rPr>
+                <w:sz w:val="20"/>
+              </w:rPr>
+              <w:t>4</w:t>
+            </w:r>
+          </w:p>
+        </w:tc>
+        <w:tc>
+          <w:tcPr>
+            <w:tcW w:type="dxa" w:w="5102"/>
+            <w:shd w:val="clear" w:color="auto" w:fill="FFFFFF"/>
+          </w:tcPr>
+          <w:p>
+            <w:r>
+              <w:rPr>
+                <w:sz w:val="20"/>
+              </w:rPr>
+              <w:t>Алгоритм выбирает оптимального (цена + срок + рейтинг надёжности)</w:t>
+            </w:r>
+          </w:p>
+        </w:tc>
+        <w:tc>
+          <w:tcPr>
+            <w:tcW w:type="dxa" w:w="2551"/>
+            <w:shd w:val="clear" w:color="auto" w:fill="FFFFFF"/>
+          </w:tcPr>
+          <w:p>
+            <w:r>
+              <w:rPr>
+                <w:sz w:val="20"/>
+              </w:rPr>
+              <w:t>0.1 сек</w:t>
+            </w:r>
+          </w:p>
+        </w:tc>
+      </w:tr>
+      <w:tr>
+        <w:tc>
+          <w:tcPr>
+            <w:tcW w:type="dxa" w:w="567"/>
+            <w:shd w:val="clear" w:color="auto" w:fill="EEF2F7"/>
+          </w:tcPr>
+          <w:p>
+            <w:r>
+              <w:rPr>
+                <w:sz w:val="20"/>
+              </w:rPr>
+              <w:t>5</w:t>
+            </w:r>
+          </w:p>
+        </w:tc>
+        <w:tc>
+          <w:tcPr>
+            <w:tcW w:type="dxa" w:w="5102"/>
+            <w:shd w:val="clear" w:color="auto" w:fill="EEF2F7"/>
+          </w:tcPr>
+          <w:p>
+            <w:r>
+              <w:rPr>
+                <w:sz w:val="20"/>
+              </w:rPr>
+              <w:t>Автоматически размещает заказ у победителя через EDI / 1С API</w:t>
+            </w:r>
+          </w:p>
+        </w:tc>
+        <w:tc>
+          <w:tcPr>
+            <w:tcW w:type="dxa" w:w="2551"/>
+            <w:shd w:val="clear" w:color="auto" w:fill="EEF2F7"/>
+          </w:tcPr>
+          <w:p>
+            <w:r>
+              <w:rPr>
+                <w:sz w:val="20"/>
+              </w:rPr>
+              <w:t>1–3 сек</w:t>
+            </w:r>
+          </w:p>
+        </w:tc>
+      </w:tr>
+      <w:tr>
+        <w:tc>
+          <w:tcPr>
+            <w:tcW w:type="dxa" w:w="567"/>
+            <w:shd w:val="clear" w:color="auto" w:fill="FFFFFF"/>
+          </w:tcPr>
+          <w:p>
+            <w:r>
+              <w:rPr>
+                <w:sz w:val="20"/>
+              </w:rPr>
+              <w:t>6</w:t>
+            </w:r>
+          </w:p>
+        </w:tc>
+        <w:tc>
+          <w:tcPr>
+            <w:tcW w:type="dxa" w:w="5102"/>
+            <w:shd w:val="clear" w:color="auto" w:fill="FFFFFF"/>
+          </w:tcPr>
+          <w:p>
+            <w:r>
+              <w:rPr>
+                <w:sz w:val="20"/>
+              </w:rPr>
+              <w:t>delivery-service рассчитывает маршрут и стоимость доставки</w:t>
+            </w:r>
+          </w:p>
+        </w:tc>
+        <w:tc>
+          <w:tcPr>
+            <w:tcW w:type="dxa" w:w="2551"/>
+            <w:shd w:val="clear" w:color="auto" w:fill="FFFFFF"/>
+          </w:tcPr>
+          <w:p>
+            <w:r>
+              <w:rPr>
+                <w:sz w:val="20"/>
+              </w:rPr>
+              <w:t>1–2 сек</w:t>
+            </w:r>
+          </w:p>
+        </w:tc>
+      </w:tr>
+      <w:tr>
+        <w:tc>
+          <w:tcPr>
+            <w:tcW w:type="dxa" w:w="567"/>
+            <w:shd w:val="clear" w:color="auto" w:fill="EEF2F7"/>
+          </w:tcPr>
+          <w:p>
+            <w:r>
+              <w:rPr>
+                <w:sz w:val="20"/>
+              </w:rPr>
+              <w:t>7</w:t>
+            </w:r>
+          </w:p>
+        </w:tc>
+        <w:tc>
+          <w:tcPr>
+            <w:tcW w:type="dxa" w:w="5102"/>
+            <w:shd w:val="clear" w:color="auto" w:fill="EEF2F7"/>
+          </w:tcPr>
+          <w:p>
+            <w:r>
+              <w:rPr>
+                <w:sz w:val="20"/>
+              </w:rPr>
+              <w:t>СБИС генерирует счёт, УПД, акт автоматически</w:t>
+            </w:r>
+          </w:p>
+        </w:tc>
+        <w:tc>
+          <w:tcPr>
+            <w:tcW w:type="dxa" w:w="2551"/>
+            <w:shd w:val="clear" w:color="auto" w:fill="EEF2F7"/>
+          </w:tcPr>
+          <w:p>
+            <w:r>
+              <w:rPr>
+                <w:sz w:val="20"/>
+              </w:rPr>
+              <w:t>2–5 сек</w:t>
+            </w:r>
+          </w:p>
+        </w:tc>
+      </w:tr>
+      <w:tr>
+        <w:tc>
+          <w:tcPr>
+            <w:tcW w:type="dxa" w:w="567"/>
+            <w:shd w:val="clear" w:color="auto" w:fill="FFFFFF"/>
+          </w:tcPr>
+          <w:p>
+            <w:r>
+              <w:rPr>
+                <w:sz w:val="20"/>
+              </w:rPr>
+              <w:t>8</w:t>
+            </w:r>
+          </w:p>
+        </w:tc>
+        <w:tc>
+          <w:tcPr>
+            <w:tcW w:type="dxa" w:w="5102"/>
+            <w:shd w:val="clear" w:color="auto" w:fill="FFFFFF"/>
+          </w:tcPr>
+          <w:p>
+            <w:r>
+              <w:rPr>
+                <w:sz w:val="20"/>
+              </w:rPr>
+              <w:t>Клиент получает итог: цена + срок + документы</w:t>
+            </w:r>
+          </w:p>
+        </w:tc>
+        <w:tc>
+          <w:tcPr>
+            <w:tcW w:type="dxa" w:w="2551"/>
+            <w:shd w:val="clear" w:color="auto" w:fill="FFFFFF"/>
+          </w:tcPr>
+          <w:p>
+            <w:r>
+              <w:rPr>
+                <w:sz w:val="20"/>
+              </w:rPr>
+              <w:t>До 10 сек</w:t>
+            </w:r>
+          </w:p>
+        </w:tc>
+      </w:tr>
+      <w:tr>
+        <w:tc>
+          <w:tcPr>
+            <w:tcW w:type="dxa" w:w="567"/>
+            <w:shd w:val="clear" w:color="auto" w:fill="EEF2F7"/>
+          </w:tcPr>
+          <w:p>
+            <w:r>
+              <w:rPr>
+                <w:sz w:val="20"/>
+              </w:rPr>
+              <w:t>9</w:t>
+            </w:r>
+          </w:p>
+        </w:tc>
+        <w:tc>
+          <w:tcPr>
+            <w:tcW w:type="dxa" w:w="5102"/>
+            <w:shd w:val="clear" w:color="auto" w:fill="EEF2F7"/>
+          </w:tcPr>
+          <w:p>
+            <w:r>
+              <w:rPr>
+                <w:sz w:val="20"/>
+              </w:rPr>
+              <w:t>Трекинг доставки в реальном времени в ЛК и мобайл-приложении</w:t>
+            </w:r>
+          </w:p>
+        </w:tc>
+        <w:tc>
+          <w:tcPr>
+            <w:tcW w:type="dxa" w:w="2551"/>
+            <w:shd w:val="clear" w:color="auto" w:fill="EEF2F7"/>
+          </w:tcPr>
+          <w:p>
+            <w:r>
+              <w:rPr>
+                <w:sz w:val="20"/>
+              </w:rPr>
+              <w:t>Авто</w:t>
+            </w:r>
+          </w:p>
+        </w:tc>
+      </w:tr>
+      <w:tr>
+        <w:tc>
+          <w:tcPr>
+            <w:tcW w:type="dxa" w:w="567"/>
+            <w:shd w:val="clear" w:color="auto" w:fill="FFFFFF"/>
+          </w:tcPr>
+          <w:p>
+            <w:r>
+              <w:rPr>
+                <w:sz w:val="20"/>
+              </w:rPr>
+              <w:t>10</w:t>
+            </w:r>
+          </w:p>
+        </w:tc>
+        <w:tc>
+          <w:tcPr>
+            <w:tcW w:type="dxa" w:w="5102"/>
+            <w:shd w:val="clear" w:color="auto" w:fill="FFFFFF"/>
+          </w:tcPr>
+          <w:p>
+            <w:r>
+              <w:rPr>
+                <w:sz w:val="20"/>
+              </w:rPr>
+              <w:t>Менеджер участвует только при исключениях</w:t>
+            </w:r>
+          </w:p>
+        </w:tc>
+        <w:tc>
+          <w:tcPr>
+            <w:tcW w:type="dxa" w:w="2551"/>
+            <w:shd w:val="clear" w:color="auto" w:fill="FFFFFF"/>
+          </w:tcPr>
+          <w:p>
+            <w:r>
+              <w:rPr>
+                <w:sz w:val="20"/>
+              </w:rPr>
+              <w:t>По необходимости</w:t>
+            </w:r>
+          </w:p>
+        </w:tc>
+      </w:tr>
+    </w:tbl>
+    <w:p>
+      <w:pPr>
+        <w:pStyle w:val="Heading3"/>
+      </w:pPr>
+      <w:r>
+        <w:rPr>
+          <w:color w:val="1F3864"/>
+        </w:rPr>
+        <w:t>Уровень автоматизации</w:t>
+      </w:r>
+    </w:p>
+    <w:tbl>
+      <w:tblPr>
+        <w:tblStyle w:val="TableGrid"/>
+        <w:tblW w:type="auto" w:w="0"/>
+        <w:tblLook w:firstColumn="1" w:firstRow="1" w:lastColumn="0" w:lastRow="0" w:noHBand="0" w:noVBand="1" w:val="04A0"/>
+      </w:tblPr>
+      <w:tblGrid>
+        <w:gridCol w:w="4844"/>
+        <w:gridCol w:w="4844"/>
+      </w:tblGrid>
+      <w:tr>
+        <w:tc>
+          <w:tcPr>
+            <w:tcW w:type="dxa" w:w="3402"/>
+            <w:shd w:val="clear" w:color="auto" w:fill="1F3864"/>
+          </w:tcPr>
+          <w:p>
+            <w:pPr>
+              <w:jc w:val="center"/>
+            </w:pPr>
+            <w:r>
+              <w:rPr>
+                <w:b/>
+                <w:color w:val="FFFFFF"/>
+                <w:sz w:val="20"/>
+              </w:rPr>
+              <w:t>Процесс</w:t>
+            </w:r>
+          </w:p>
+        </w:tc>
+        <w:tc>
+          <w:tcPr>
+            <w:tcW w:type="dxa" w:w="4819"/>
+            <w:shd w:val="clear" w:color="auto" w:fill="1F3864"/>
+          </w:tcPr>
+          <w:p>
+            <w:pPr>
+              <w:jc w:val="center"/>
+            </w:pPr>
+            <w:r>
+              <w:rPr>
+                <w:b/>
+                <w:color w:val="FFFFFF"/>
+                <w:sz w:val="20"/>
+              </w:rPr>
+              <w:t>Автоматизация</w:t>
+            </w:r>
+          </w:p>
+        </w:tc>
+      </w:tr>
+      <w:tr>
+        <w:tc>
+          <w:tcPr>
+            <w:tcW w:type="dxa" w:w="3402"/>
+            <w:shd w:val="clear" w:color="auto" w:fill="EEF2F7"/>
+          </w:tcPr>
+          <w:p>
+            <w:r>
+              <w:rPr>
+                <w:sz w:val="20"/>
+              </w:rPr>
+              <w:t>Заказ собственного товара</w:t>
+            </w:r>
+          </w:p>
+        </w:tc>
+        <w:tc>
+          <w:tcPr>
+            <w:tcW w:type="dxa" w:w="4819"/>
+            <w:shd w:val="clear" w:color="auto" w:fill="EEF2F7"/>
+          </w:tcPr>
+          <w:p>
+            <w:r>
+              <w:rPr>
+                <w:sz w:val="20"/>
+              </w:rPr>
+              <w:t>98%</w:t>
+            </w:r>
+          </w:p>
+        </w:tc>
+      </w:tr>
+      <w:tr>
+        <w:tc>
+          <w:tcPr>
+            <w:tcW w:type="dxa" w:w="3402"/>
+            <w:shd w:val="clear" w:color="auto" w:fill="FFFFFF"/>
+          </w:tcPr>
+          <w:p>
+            <w:r>
+              <w:rPr>
+                <w:sz w:val="20"/>
+              </w:rPr>
+              <w:t>Заказ по API поставщика</w:t>
+            </w:r>
+          </w:p>
+        </w:tc>
+        <w:tc>
+          <w:tcPr>
+            <w:tcW w:type="dxa" w:w="4819"/>
+            <w:shd w:val="clear" w:color="auto" w:fill="FFFFFF"/>
+          </w:tcPr>
+          <w:p>
+            <w:r>
+              <w:rPr>
+                <w:sz w:val="20"/>
+              </w:rPr>
+              <w:t>95%</w:t>
+            </w:r>
+          </w:p>
+        </w:tc>
+      </w:tr>
+      <w:tr>
+        <w:tc>
+          <w:tcPr>
+            <w:tcW w:type="dxa" w:w="3402"/>
+            <w:shd w:val="clear" w:color="auto" w:fill="EEF2F7"/>
+          </w:tcPr>
+          <w:p>
+            <w:r>
+              <w:rPr>
+                <w:sz w:val="20"/>
+              </w:rPr>
+              <w:t>Конкурентный отбор поставщика</w:t>
+            </w:r>
+          </w:p>
+        </w:tc>
+        <w:tc>
+          <w:tcPr>
+            <w:tcW w:type="dxa" w:w="4819"/>
+            <w:shd w:val="clear" w:color="auto" w:fill="EEF2F7"/>
+          </w:tcPr>
+          <w:p>
+            <w:r>
+              <w:rPr>
+                <w:sz w:val="20"/>
+              </w:rPr>
+              <w:t>100%</w:t>
+            </w:r>
+          </w:p>
+        </w:tc>
+      </w:tr>
+      <w:tr>
+        <w:tc>
+          <w:tcPr>
+            <w:tcW w:type="dxa" w:w="3402"/>
+            <w:shd w:val="clear" w:color="auto" w:fill="FFFFFF"/>
+          </w:tcPr>
+          <w:p>
+            <w:r>
+              <w:rPr>
+                <w:sz w:val="20"/>
+              </w:rPr>
+              <w:t>Расчёт и оформление доставки</w:t>
+            </w:r>
+          </w:p>
+        </w:tc>
+        <w:tc>
+          <w:tcPr>
+            <w:tcW w:type="dxa" w:w="4819"/>
+            <w:shd w:val="clear" w:color="auto" w:fill="FFFFFF"/>
+          </w:tcPr>
+          <w:p>
+            <w:r>
+              <w:rPr>
+                <w:sz w:val="20"/>
+              </w:rPr>
+              <w:t>98%</w:t>
+            </w:r>
+          </w:p>
+        </w:tc>
+      </w:tr>
+      <w:tr>
+        <w:tc>
+          <w:tcPr>
+            <w:tcW w:type="dxa" w:w="3402"/>
+            <w:shd w:val="clear" w:color="auto" w:fill="EEF2F7"/>
+          </w:tcPr>
+          <w:p>
+            <w:r>
+              <w:rPr>
+                <w:sz w:val="20"/>
+              </w:rPr>
+              <w:t>Документооборот (СБИС)</w:t>
+            </w:r>
+          </w:p>
+        </w:tc>
+        <w:tc>
+          <w:tcPr>
+            <w:tcW w:type="dxa" w:w="4819"/>
+            <w:shd w:val="clear" w:color="auto" w:fill="EEF2F7"/>
+          </w:tcPr>
+          <w:p>
+            <w:r>
+              <w:rPr>
+                <w:sz w:val="20"/>
+              </w:rPr>
+              <w:t>95%</w:t>
+            </w:r>
+          </w:p>
+        </w:tc>
+      </w:tr>
+      <w:tr>
+        <w:tc>
+          <w:tcPr>
+            <w:tcW w:type="dxa" w:w="3402"/>
+            <w:shd w:val="clear" w:color="auto" w:fill="FFFFFF"/>
+          </w:tcPr>
+          <w:p>
+            <w:r>
+              <w:rPr>
+                <w:sz w:val="20"/>
+              </w:rPr>
+              <w:t>Уведомления клиенту</w:t>
+            </w:r>
+          </w:p>
+        </w:tc>
+        <w:tc>
+          <w:tcPr>
+            <w:tcW w:type="dxa" w:w="4819"/>
+            <w:shd w:val="clear" w:color="auto" w:fill="FFFFFF"/>
+          </w:tcPr>
+          <w:p>
+            <w:r>
+              <w:rPr>
+                <w:sz w:val="20"/>
+              </w:rPr>
+              <w:t>99%</w:t>
+            </w:r>
+          </w:p>
+        </w:tc>
+      </w:tr>
+      <w:tr>
+        <w:tc>
+          <w:tcPr>
+            <w:tcW w:type="dxa" w:w="3402"/>
+            <w:shd w:val="clear" w:color="auto" w:fill="EEF2F7"/>
+          </w:tcPr>
+          <w:p>
+            <w:r>
+              <w:rPr>
+                <w:sz w:val="20"/>
+              </w:rPr>
+              <w:t>Работа с лидами (ИИ-агент)</w:t>
+            </w:r>
+          </w:p>
+        </w:tc>
+        <w:tc>
+          <w:tcPr>
+            <w:tcW w:type="dxa" w:w="4819"/>
+            <w:shd w:val="clear" w:color="auto" w:fill="EEF2F7"/>
+          </w:tcPr>
+          <w:p>
+            <w:r>
+              <w:rPr>
+                <w:sz w:val="20"/>
+              </w:rPr>
+              <w:t>85%</w:t>
+            </w:r>
+          </w:p>
+        </w:tc>
+      </w:tr>
+      <w:tr>
+        <w:tc>
+          <w:tcPr>
+            <w:tcW w:type="dxa" w:w="3402"/>
+            <w:shd w:val="clear" w:color="auto" w:fill="FFFFFF"/>
+          </w:tcPr>
+          <w:p>
+            <w:r>
+              <w:rPr>
+                <w:sz w:val="20"/>
+              </w:rPr>
+              <w:t>Менеджер нужен только для</w:t>
+            </w:r>
+          </w:p>
+        </w:tc>
+        <w:tc>
+          <w:tcPr>
+            <w:tcW w:type="dxa" w:w="4819"/>
+            <w:shd w:val="clear" w:color="auto" w:fill="FFFFFF"/>
+          </w:tcPr>
+          <w:p>
+            <w:r>
+              <w:rPr>
+                <w:sz w:val="20"/>
+              </w:rPr>
+              <w:t>Спорных ситуаций, крупных тендеров, нестандартных изделий</w:t>
+            </w:r>
+          </w:p>
+        </w:tc>
+      </w:tr>
+      <w:tr>
+        <w:tc>
+          <w:tcPr>
+            <w:tcW w:type="dxa" w:w="3402"/>
+            <w:shd w:val="clear" w:color="auto" w:fill="EEF2F7"/>
+          </w:tcPr>
+          <w:p>
+            <w:r>
+              <w:rPr>
+                <w:sz w:val="20"/>
+              </w:rPr>
+              <w:t>Итого по платформе</w:t>
+            </w:r>
+          </w:p>
+        </w:tc>
+        <w:tc>
+          <w:tcPr>
+            <w:tcW w:type="dxa" w:w="4819"/>
+            <w:shd w:val="clear" w:color="auto" w:fill="EEF2F7"/>
+          </w:tcPr>
+          <w:p>
+            <w:r>
+              <w:rPr>
+                <w:sz w:val="20"/>
+              </w:rPr>
+              <w:t>90–95%</w:t>
+            </w:r>
+          </w:p>
+        </w:tc>
+      </w:tr>
+    </w:tbl>
+    <w:p>
+      <w:pPr>
+        <w:pStyle w:val="Heading3"/>
+      </w:pPr>
+      <w:r>
+        <w:rPr>
+          <w:color w:val="1F3864"/>
+        </w:rPr>
+        <w:t>Команда</w:t>
+      </w:r>
+    </w:p>
+    <w:tbl>
+      <w:tblPr>
+        <w:tblStyle w:val="TableGrid"/>
+        <w:tblW w:type="auto" w:w="0"/>
+        <w:tblLook w:firstColumn="1" w:firstRow="1" w:lastColumn="0" w:lastRow="0" w:noHBand="0" w:noVBand="1" w:val="04A0"/>
+      </w:tblPr>
+      <w:tblGrid>
+        <w:gridCol w:w="3230"/>
+        <w:gridCol w:w="3230"/>
+        <w:gridCol w:w="3230"/>
+      </w:tblGrid>
+      <w:tr>
+        <w:tc>
+          <w:tcPr>
+            <w:tcW w:type="dxa" w:w="3118"/>
+            <w:shd w:val="clear" w:color="auto" w:fill="1F3864"/>
+          </w:tcPr>
+          <w:p>
+            <w:pPr>
+              <w:jc w:val="center"/>
+            </w:pPr>
+            <w:r>
+              <w:rPr>
+                <w:b/>
+                <w:color w:val="FFFFFF"/>
+                <w:sz w:val="20"/>
+              </w:rPr>
+              <w:t>Специалист</w:t>
+            </w:r>
+          </w:p>
+        </w:tc>
+        <w:tc>
+          <w:tcPr>
+            <w:tcW w:type="dxa" w:w="1134"/>
+            <w:shd w:val="clear" w:color="auto" w:fill="1F3864"/>
+          </w:tcPr>
+          <w:p>
+            <w:pPr>
+              <w:jc w:val="center"/>
+            </w:pPr>
+            <w:r>
+              <w:rPr>
+                <w:b/>
+                <w:color w:val="FFFFFF"/>
+                <w:sz w:val="20"/>
+              </w:rPr>
+              <w:t>Кол-во</w:t>
+            </w:r>
+          </w:p>
+        </w:tc>
+        <w:tc>
+          <w:tcPr>
+            <w:tcW w:type="dxa" w:w="3969"/>
+            <w:shd w:val="clear" w:color="auto" w:fill="1F3864"/>
+          </w:tcPr>
+          <w:p>
+            <w:pPr>
+              <w:jc w:val="center"/>
+            </w:pPr>
+            <w:r>
+              <w:rPr>
+                <w:b/>
+                <w:color w:val="FFFFFF"/>
+                <w:sz w:val="20"/>
+              </w:rPr>
+              <w:t>Роль</w:t>
+            </w:r>
+          </w:p>
+        </w:tc>
+      </w:tr>
+      <w:tr>
+        <w:tc>
+          <w:tcPr>
+            <w:tcW w:type="dxa" w:w="3118"/>
+            <w:shd w:val="clear" w:color="auto" w:fill="EEF2F7"/>
+          </w:tcPr>
+          <w:p>
+            <w:r>
+              <w:rPr>
+                <w:sz w:val="20"/>
+              </w:rPr>
+              <w:t>Senior Backend (архитектор)</w:t>
+            </w:r>
+          </w:p>
+        </w:tc>
+        <w:tc>
+          <w:tcPr>
+            <w:tcW w:type="dxa" w:w="1134"/>
+            <w:shd w:val="clear" w:color="auto" w:fill="EEF2F7"/>
+          </w:tcPr>
+          <w:p>
+            <w:r>
+              <w:rPr>
+                <w:sz w:val="20"/>
+              </w:rPr>
+              <w:t>1</w:t>
+            </w:r>
+          </w:p>
+        </w:tc>
+        <w:tc>
+          <w:tcPr>
+            <w:tcW w:type="dxa" w:w="3969"/>
+            <w:shd w:val="clear" w:color="auto" w:fill="EEF2F7"/>
+          </w:tcPr>
+          <w:p>
+            <w:r>
+              <w:rPr>
+                <w:sz w:val="20"/>
+              </w:rPr>
+              <w:t>Архитектура микросервисов, API Gateway</w:t>
+            </w:r>
+          </w:p>
+        </w:tc>
+      </w:tr>
+      <w:tr>
+        <w:tc>
+          <w:tcPr>
+            <w:tcW w:type="dxa" w:w="3118"/>
+            <w:shd w:val="clear" w:color="auto" w:fill="FFFFFF"/>
+          </w:tcPr>
+          <w:p>
+            <w:r>
+              <w:rPr>
+                <w:sz w:val="20"/>
+              </w:rPr>
+              <w:t>Senior Backend (Node.js)</w:t>
+            </w:r>
+          </w:p>
+        </w:tc>
+        <w:tc>
+          <w:tcPr>
+            <w:tcW w:type="dxa" w:w="1134"/>
+            <w:shd w:val="clear" w:color="auto" w:fill="FFFFFF"/>
+          </w:tcPr>
+          <w:p>
+            <w:r>
+              <w:rPr>
+                <w:sz w:val="20"/>
+              </w:rPr>
+              <w:t>1</w:t>
+            </w:r>
+          </w:p>
+        </w:tc>
+        <w:tc>
+          <w:tcPr>
+            <w:tcW w:type="dxa" w:w="3969"/>
+            <w:shd w:val="clear" w:color="auto" w:fill="FFFFFF"/>
+          </w:tcPr>
+          <w:p>
+            <w:r>
+              <w:rPr>
+                <w:sz w:val="20"/>
+              </w:rPr>
+              <w:t>Order, supplier, delivery сервисы</w:t>
+            </w:r>
+          </w:p>
+        </w:tc>
+      </w:tr>
+      <w:tr>
+        <w:tc>
+          <w:tcPr>
+            <w:tcW w:type="dxa" w:w="3118"/>
+            <w:shd w:val="clear" w:color="auto" w:fill="EEF2F7"/>
+          </w:tcPr>
+          <w:p>
+            <w:r>
+              <w:rPr>
+                <w:sz w:val="20"/>
+              </w:rPr>
+              <w:t>Middle Backend (Python)</w:t>
+            </w:r>
+          </w:p>
+        </w:tc>
+        <w:tc>
+          <w:tcPr>
+            <w:tcW w:type="dxa" w:w="1134"/>
+            <w:shd w:val="clear" w:color="auto" w:fill="EEF2F7"/>
+          </w:tcPr>
+          <w:p>
+            <w:r>
+              <w:rPr>
+                <w:sz w:val="20"/>
+              </w:rPr>
+              <w:t>1</w:t>
+            </w:r>
+          </w:p>
+        </w:tc>
+        <w:tc>
+          <w:tcPr>
+            <w:tcW w:type="dxa" w:w="3969"/>
+            <w:shd w:val="clear" w:color="auto" w:fill="EEF2F7"/>
+          </w:tcPr>
+          <w:p>
+            <w:r>
+              <w:rPr>
+                <w:sz w:val="20"/>
+              </w:rPr>
+              <w:t>AI-service, analytics, ML</w:t>
+            </w:r>
+          </w:p>
+        </w:tc>
+      </w:tr>
+      <w:tr>
+        <w:tc>
+          <w:tcPr>
+            <w:tcW w:type="dxa" w:w="3118"/>
+            <w:shd w:val="clear" w:color="auto" w:fill="FFFFFF"/>
+          </w:tcPr>
+          <w:p>
+            <w:r>
+              <w:rPr>
+                <w:sz w:val="20"/>
+              </w:rPr>
+              <w:t>Senior Frontend (Next.js)</w:t>
+            </w:r>
+          </w:p>
+        </w:tc>
+        <w:tc>
+          <w:tcPr>
+            <w:tcW w:type="dxa" w:w="1134"/>
+            <w:shd w:val="clear" w:color="auto" w:fill="FFFFFF"/>
+          </w:tcPr>
+          <w:p>
+            <w:r>
+              <w:rPr>
+                <w:sz w:val="20"/>
+              </w:rPr>
+              <w:t>1</w:t>
+            </w:r>
+          </w:p>
+        </w:tc>
+        <w:tc>
+          <w:tcPr>
+            <w:tcW w:type="dxa" w:w="3969"/>
+            <w:shd w:val="clear" w:color="auto" w:fill="FFFFFF"/>
+          </w:tcPr>
+          <w:p>
+            <w:r>
+              <w:rPr>
+                <w:sz w:val="20"/>
+              </w:rPr>
+              <w:t>Web-приложение (SSR/SSG)</w:t>
+            </w:r>
+          </w:p>
+        </w:tc>
+      </w:tr>
+      <w:tr>
+        <w:tc>
+          <w:tcPr>
+            <w:tcW w:type="dxa" w:w="3118"/>
+            <w:shd w:val="clear" w:color="auto" w:fill="EEF2F7"/>
+          </w:tcPr>
+          <w:p>
+            <w:r>
+              <w:rPr>
+                <w:sz w:val="20"/>
+              </w:rPr>
+              <w:t>Mobile Developer (React Native)</w:t>
+            </w:r>
+          </w:p>
+        </w:tc>
+        <w:tc>
+          <w:tcPr>
+            <w:tcW w:type="dxa" w:w="1134"/>
+            <w:shd w:val="clear" w:color="auto" w:fill="EEF2F7"/>
+          </w:tcPr>
+          <w:p>
+            <w:r>
+              <w:rPr>
+                <w:sz w:val="20"/>
+              </w:rPr>
+              <w:t>1</w:t>
+            </w:r>
+          </w:p>
+        </w:tc>
+        <w:tc>
+          <w:tcPr>
+            <w:tcW w:type="dxa" w:w="3969"/>
+            <w:shd w:val="clear" w:color="auto" w:fill="EEF2F7"/>
+          </w:tcPr>
+          <w:p>
+            <w:r>
+              <w:rPr>
+                <w:sz w:val="20"/>
+              </w:rPr>
+              <w:t>iOS + Android приложение</w:t>
+            </w:r>
+          </w:p>
+        </w:tc>
+      </w:tr>
+      <w:tr>
+        <w:tc>
+          <w:tcPr>
+            <w:tcW w:type="dxa" w:w="3118"/>
+            <w:shd w:val="clear" w:color="auto" w:fill="FFFFFF"/>
+          </w:tcPr>
+          <w:p>
+            <w:r>
+              <w:rPr>
+                <w:sz w:val="20"/>
+              </w:rPr>
+              <w:t>AI/ML Engineer</w:t>
+            </w:r>
+          </w:p>
+        </w:tc>
+        <w:tc>
+          <w:tcPr>
+            <w:tcW w:type="dxa" w:w="1134"/>
+            <w:shd w:val="clear" w:color="auto" w:fill="FFFFFF"/>
+          </w:tcPr>
+          <w:p>
+            <w:r>
+              <w:rPr>
+                <w:sz w:val="20"/>
+              </w:rPr>
+              <w:t>1</w:t>
+            </w:r>
+          </w:p>
+        </w:tc>
+        <w:tc>
+          <w:tcPr>
+            <w:tcW w:type="dxa" w:w="3969"/>
+            <w:shd w:val="clear" w:color="auto" w:fill="FFFFFF"/>
+          </w:tcPr>
+          <w:p>
+            <w:r>
+              <w:rPr>
+                <w:sz w:val="20"/>
+              </w:rPr>
+              <w:t>ИИ-агент, рекомендации, голосовой агент</w:t>
+            </w:r>
+          </w:p>
+        </w:tc>
+      </w:tr>
+      <w:tr>
+        <w:tc>
+          <w:tcPr>
+            <w:tcW w:type="dxa" w:w="3118"/>
+            <w:shd w:val="clear" w:color="auto" w:fill="EEF2F7"/>
+          </w:tcPr>
+          <w:p>
+            <w:r>
+              <w:rPr>
+                <w:sz w:val="20"/>
+              </w:rPr>
+              <w:t>Senior UI/UX Дизайнер</w:t>
+            </w:r>
+          </w:p>
+        </w:tc>
+        <w:tc>
+          <w:tcPr>
+            <w:tcW w:type="dxa" w:w="1134"/>
+            <w:shd w:val="clear" w:color="auto" w:fill="EEF2F7"/>
+          </w:tcPr>
+          <w:p>
+            <w:r>
+              <w:rPr>
+                <w:sz w:val="20"/>
+              </w:rPr>
+              <w:t>1</w:t>
+            </w:r>
+          </w:p>
+        </w:tc>
+        <w:tc>
+          <w:tcPr>
+            <w:tcW w:type="dxa" w:w="3969"/>
+            <w:shd w:val="clear" w:color="auto" w:fill="EEF2F7"/>
+          </w:tcPr>
+          <w:p>
+            <w:r>
+              <w:rPr>
+                <w:sz w:val="20"/>
+              </w:rPr>
+              <w:t>Веб + мобайл дизайн-система</w:t>
+            </w:r>
+          </w:p>
+        </w:tc>
+      </w:tr>
+      <w:tr>
+        <w:tc>
+          <w:tcPr>
+            <w:tcW w:type="dxa" w:w="3118"/>
+            <w:shd w:val="clear" w:color="auto" w:fill="FFFFFF"/>
+          </w:tcPr>
+          <w:p>
+            <w:r>
+              <w:rPr>
+                <w:sz w:val="20"/>
+              </w:rPr>
+              <w:t>DevOps / Cloud Engineer</w:t>
+            </w:r>
+          </w:p>
+        </w:tc>
+        <w:tc>
+          <w:tcPr>
+            <w:tcW w:type="dxa" w:w="1134"/>
+            <w:shd w:val="clear" w:color="auto" w:fill="FFFFFF"/>
+          </w:tcPr>
+          <w:p>
+            <w:r>
+              <w:rPr>
+                <w:sz w:val="20"/>
+              </w:rPr>
+              <w:t>1</w:t>
+            </w:r>
+          </w:p>
+        </w:tc>
+        <w:tc>
+          <w:tcPr>
+            <w:tcW w:type="dxa" w:w="3969"/>
+            <w:shd w:val="clear" w:color="auto" w:fill="FFFFFF"/>
+          </w:tcPr>
+          <w:p>
+            <w:r>
+              <w:rPr>
+                <w:sz w:val="20"/>
+              </w:rPr>
+              <w:t>Kubernetes, CI/CD, мониторинг</w:t>
+            </w:r>
+          </w:p>
+        </w:tc>
+      </w:tr>
+      <w:tr>
+        <w:tc>
+          <w:tcPr>
+            <w:tcW w:type="dxa" w:w="3118"/>
+            <w:shd w:val="clear" w:color="auto" w:fill="EEF2F7"/>
+          </w:tcPr>
+          <w:p>
+            <w:r>
+              <w:rPr>
+                <w:sz w:val="20"/>
+              </w:rPr>
+              <w:t>QA Engineer</w:t>
+            </w:r>
+          </w:p>
+        </w:tc>
+        <w:tc>
+          <w:tcPr>
+            <w:tcW w:type="dxa" w:w="1134"/>
+            <w:shd w:val="clear" w:color="auto" w:fill="EEF2F7"/>
+          </w:tcPr>
+          <w:p>
+            <w:r>
+              <w:rPr>
+                <w:sz w:val="20"/>
+              </w:rPr>
+              <w:t>1</w:t>
+            </w:r>
+          </w:p>
+        </w:tc>
+        <w:tc>
+          <w:tcPr>
+            <w:tcW w:type="dxa" w:w="3969"/>
+            <w:shd w:val="clear" w:color="auto" w:fill="EEF2F7"/>
+          </w:tcPr>
+          <w:p>
+            <w:r>
+              <w:rPr>
+                <w:sz w:val="20"/>
+              </w:rPr>
+              <w:t>Тестирование всех сервисов</w:t>
+            </w:r>
+          </w:p>
+        </w:tc>
+      </w:tr>
+      <w:tr>
+        <w:tc>
+          <w:tcPr>
+            <w:tcW w:type="dxa" w:w="3118"/>
+            <w:shd w:val="clear" w:color="auto" w:fill="FFFFFF"/>
+          </w:tcPr>
+          <w:p>
+            <w:r>
+              <w:rPr>
+                <w:sz w:val="20"/>
+              </w:rPr>
+              <w:t>Проект-менеджер</w:t>
+            </w:r>
+          </w:p>
+        </w:tc>
+        <w:tc>
+          <w:tcPr>
+            <w:tcW w:type="dxa" w:w="1134"/>
+            <w:shd w:val="clear" w:color="auto" w:fill="FFFFFF"/>
+          </w:tcPr>
+          <w:p>
+            <w:r>
+              <w:rPr>
+                <w:sz w:val="20"/>
+              </w:rPr>
+              <w:t>1</w:t>
+            </w:r>
+          </w:p>
+        </w:tc>
+        <w:tc>
+          <w:tcPr>
+            <w:tcW w:type="dxa" w:w="3969"/>
+            <w:shd w:val="clear" w:color="auto" w:fill="FFFFFF"/>
+          </w:tcPr>
+          <w:p>
+            <w:r>
+              <w:rPr>
+                <w:sz w:val="20"/>
+              </w:rPr>
+              <w:t>Координация, документация</w:t>
+            </w:r>
+          </w:p>
+        </w:tc>
+      </w:tr>
+    </w:tbl>
+    <w:p>
+      <w:pPr>
+        <w:pStyle w:val="Heading3"/>
+      </w:pPr>
+      <w:r>
+        <w:rPr>
+          <w:color w:val="1F3864"/>
+        </w:rPr>
+        <w:t>Сроки</w:t>
+      </w:r>
+    </w:p>
+    <w:tbl>
+      <w:tblPr>
+        <w:tblStyle w:val="TableGrid"/>
+        <w:tblW w:type="auto" w:w="0"/>
+        <w:tblLook w:firstColumn="1" w:firstRow="1" w:lastColumn="0" w:lastRow="0" w:noHBand="0" w:noVBand="1" w:val="04A0"/>
+      </w:tblPr>
+      <w:tblGrid>
+        <w:gridCol w:w="4844"/>
+        <w:gridCol w:w="4844"/>
+      </w:tblGrid>
+      <w:tr>
+        <w:tc>
+          <w:tcPr>
+            <w:tcW w:type="dxa" w:w="5102"/>
+            <w:shd w:val="clear" w:color="auto" w:fill="1F3864"/>
+          </w:tcPr>
+          <w:p>
+            <w:pPr>
+              <w:jc w:val="center"/>
+            </w:pPr>
+            <w:r>
+              <w:rPr>
+                <w:b/>
+                <w:color w:val="FFFFFF"/>
+                <w:sz w:val="20"/>
+              </w:rPr>
+              <w:t>Этап</w:t>
+            </w:r>
+          </w:p>
+        </w:tc>
+        <w:tc>
+          <w:tcPr>
+            <w:tcW w:type="dxa" w:w="3118"/>
+            <w:shd w:val="clear" w:color="auto" w:fill="1F3864"/>
+          </w:tcPr>
+          <w:p>
+            <w:pPr>
+              <w:jc w:val="center"/>
+            </w:pPr>
+            <w:r>
+              <w:rPr>
+                <w:b/>
+                <w:color w:val="FFFFFF"/>
+                <w:sz w:val="20"/>
+              </w:rPr>
+              <w:t>Срок</w:t>
+            </w:r>
+          </w:p>
+        </w:tc>
+      </w:tr>
+      <w:tr>
+        <w:tc>
+          <w:tcPr>
+            <w:tcW w:type="dxa" w:w="5102"/>
+            <w:shd w:val="clear" w:color="auto" w:fill="EEF2F7"/>
+          </w:tcPr>
+          <w:p>
+            <w:r>
+              <w:rPr>
+                <w:sz w:val="20"/>
+              </w:rPr>
+              <w:t>Архитектура + дизайн-система + макеты (веб + мобайл)</w:t>
+            </w:r>
+          </w:p>
+        </w:tc>
+        <w:tc>
+          <w:tcPr>
+            <w:tcW w:type="dxa" w:w="3118"/>
+            <w:shd w:val="clear" w:color="auto" w:fill="EEF2F7"/>
+          </w:tcPr>
+          <w:p>
+            <w:r>
+              <w:rPr>
+                <w:sz w:val="20"/>
+              </w:rPr>
+              <w:t>Неделя 1–3</w:t>
+            </w:r>
+          </w:p>
+        </w:tc>
+      </w:tr>
+      <w:tr>
+        <w:tc>
+          <w:tcPr>
+            <w:tcW w:type="dxa" w:w="5102"/>
+            <w:shd w:val="clear" w:color="auto" w:fill="FFFFFF"/>
+          </w:tcPr>
+          <w:p>
+            <w:r>
+              <w:rPr>
+                <w:sz w:val="20"/>
+              </w:rPr>
+              <w:t>Инфраструктура Kubernetes + API Gateway + БД + Kafka</w:t>
+            </w:r>
+          </w:p>
+        </w:tc>
+        <w:tc>
+          <w:tcPr>
+            <w:tcW w:type="dxa" w:w="3118"/>
+            <w:shd w:val="clear" w:color="auto" w:fill="FFFFFF"/>
+          </w:tcPr>
+          <w:p>
+            <w:r>
+              <w:rPr>
+                <w:sz w:val="20"/>
+              </w:rPr>
+              <w:t>Неделя 4–6</w:t>
+            </w:r>
+          </w:p>
+        </w:tc>
+      </w:tr>
+      <w:tr>
+        <w:tc>
+          <w:tcPr>
+            <w:tcW w:type="dxa" w:w="5102"/>
+            <w:shd w:val="clear" w:color="auto" w:fill="EEF2F7"/>
+          </w:tcPr>
+          <w:p>
+            <w:r>
+              <w:rPr>
+                <w:sz w:val="20"/>
+              </w:rPr>
+              <w:t>Каталог + Elasticsearch + карточки товаров</w:t>
+            </w:r>
+          </w:p>
+        </w:tc>
+        <w:tc>
+          <w:tcPr>
+            <w:tcW w:type="dxa" w:w="3118"/>
+            <w:shd w:val="clear" w:color="auto" w:fill="EEF2F7"/>
+          </w:tcPr>
+          <w:p>
+            <w:r>
+              <w:rPr>
+                <w:sz w:val="20"/>
+              </w:rPr>
+              <w:t>Неделя 7–10</w:t>
+            </w:r>
+          </w:p>
+        </w:tc>
+      </w:tr>
+      <w:tr>
+        <w:tc>
+          <w:tcPr>
+            <w:tcW w:type="dxa" w:w="5102"/>
+            <w:shd w:val="clear" w:color="auto" w:fill="FFFFFF"/>
+          </w:tcPr>
+          <w:p>
+            <w:r>
+              <w:rPr>
+                <w:sz w:val="20"/>
+              </w:rPr>
+              <w:t>ЛК + менеджер объектов + кабинет поставщика</w:t>
+            </w:r>
+          </w:p>
+        </w:tc>
+        <w:tc>
+          <w:tcPr>
+            <w:tcW w:type="dxa" w:w="3118"/>
+            <w:shd w:val="clear" w:color="auto" w:fill="FFFFFF"/>
+          </w:tcPr>
+          <w:p>
+            <w:r>
+              <w:rPr>
+                <w:sz w:val="20"/>
+              </w:rPr>
+              <w:t>Неделя 11–13</w:t>
+            </w:r>
+          </w:p>
+        </w:tc>
+      </w:tr>
+      <w:tr>
+        <w:tc>
+          <w:tcPr>
+            <w:tcW w:type="dxa" w:w="5102"/>
+            <w:shd w:val="clear" w:color="auto" w:fill="EEF2F7"/>
+          </w:tcPr>
+          <w:p>
+            <w:r>
+              <w:rPr>
+                <w:sz w:val="20"/>
+              </w:rPr>
+              <w:t>Маркетплейс поставщиков + конкурентный отбор цен</w:t>
+            </w:r>
+          </w:p>
+        </w:tc>
+        <w:tc>
+          <w:tcPr>
+            <w:tcW w:type="dxa" w:w="3118"/>
+            <w:shd w:val="clear" w:color="auto" w:fill="EEF2F7"/>
+          </w:tcPr>
+          <w:p>
+            <w:r>
+              <w:rPr>
+                <w:sz w:val="20"/>
+              </w:rPr>
+              <w:t>Неделя 14–16</w:t>
+            </w:r>
+          </w:p>
+        </w:tc>
+      </w:tr>
+      <w:tr>
+        <w:tc>
+          <w:tcPr>
+            <w:tcW w:type="dxa" w:w="5102"/>
+            <w:shd w:val="clear" w:color="auto" w:fill="FFFFFF"/>
+          </w:tcPr>
+          <w:p>
+            <w:r>
+              <w:rPr>
+                <w:sz w:val="20"/>
+              </w:rPr>
+              <w:t>Все калькуляторы + раздел «По виду работ»</w:t>
+            </w:r>
+          </w:p>
+        </w:tc>
+        <w:tc>
+          <w:tcPr>
+            <w:tcW w:type="dxa" w:w="3118"/>
+            <w:shd w:val="clear" w:color="auto" w:fill="FFFFFF"/>
+          </w:tcPr>
+          <w:p>
+            <w:r>
+              <w:rPr>
+                <w:sz w:val="20"/>
+              </w:rPr>
+              <w:t>Неделя 17–18</w:t>
+            </w:r>
+          </w:p>
+        </w:tc>
+      </w:tr>
+      <w:tr>
+        <w:tc>
+          <w:tcPr>
+            <w:tcW w:type="dxa" w:w="5102"/>
+            <w:shd w:val="clear" w:color="auto" w:fill="EEF2F7"/>
+          </w:tcPr>
+          <w:p>
+            <w:r>
+              <w:rPr>
+                <w:sz w:val="20"/>
+              </w:rPr>
+              <w:t>Мобильное приложение (базовый функционал)</w:t>
+            </w:r>
+          </w:p>
+        </w:tc>
+        <w:tc>
+          <w:tcPr>
+            <w:tcW w:type="dxa" w:w="3118"/>
+            <w:shd w:val="clear" w:color="auto" w:fill="EEF2F7"/>
+          </w:tcPr>
+          <w:p>
+            <w:r>
+              <w:rPr>
+                <w:sz w:val="20"/>
+              </w:rPr>
+              <w:t>Неделя 19–20</w:t>
+            </w:r>
+          </w:p>
+        </w:tc>
+      </w:tr>
+      <w:tr>
+        <w:tc>
+          <w:tcPr>
+            <w:tcW w:type="dxa" w:w="5102"/>
+            <w:shd w:val="clear" w:color="auto" w:fill="FFFFFF"/>
+          </w:tcPr>
+          <w:p>
+            <w:r>
+              <w:rPr>
+                <w:sz w:val="20"/>
+              </w:rPr>
+              <w:t>ИИ-агент (Claude + RAG + голосовой через ElevenLabs)</w:t>
+            </w:r>
+          </w:p>
+        </w:tc>
+        <w:tc>
+          <w:tcPr>
+            <w:tcW w:type="dxa" w:w="3118"/>
+            <w:shd w:val="clear" w:color="auto" w:fill="FFFFFF"/>
+          </w:tcPr>
+          <w:p>
+            <w:r>
+              <w:rPr>
+                <w:sz w:val="20"/>
+              </w:rPr>
+              <w:t>Неделя 21–22</w:t>
+            </w:r>
+          </w:p>
+        </w:tc>
+      </w:tr>
+      <w:tr>
+        <w:tc>
+          <w:tcPr>
+            <w:tcW w:type="dxa" w:w="5102"/>
+            <w:shd w:val="clear" w:color="auto" w:fill="EEF2F7"/>
+          </w:tcPr>
+          <w:p>
+            <w:r>
+              <w:rPr>
+                <w:sz w:val="20"/>
+              </w:rPr>
+              <w:t>Авто-размещение заказов у поставщиков (EDI)</w:t>
+            </w:r>
+          </w:p>
+        </w:tc>
+        <w:tc>
+          <w:tcPr>
+            <w:tcW w:type="dxa" w:w="3118"/>
+            <w:shd w:val="clear" w:color="auto" w:fill="EEF2F7"/>
+          </w:tcPr>
+          <w:p>
+            <w:r>
+              <w:rPr>
+                <w:sz w:val="20"/>
+              </w:rPr>
+              <w:t>Неделя 23–24</w:t>
+            </w:r>
+          </w:p>
+        </w:tc>
+      </w:tr>
+      <w:tr>
+        <w:tc>
+          <w:tcPr>
+            <w:tcW w:type="dxa" w:w="5102"/>
+            <w:shd w:val="clear" w:color="auto" w:fill="FFFFFF"/>
+          </w:tcPr>
+          <w:p>
+            <w:r>
+              <w:rPr>
+                <w:sz w:val="20"/>
+              </w:rPr>
+              <w:t>СБИС + авто-документооборот + программа лояльности</w:t>
+            </w:r>
+          </w:p>
+        </w:tc>
+        <w:tc>
+          <w:tcPr>
+            <w:tcW w:type="dxa" w:w="3118"/>
+            <w:shd w:val="clear" w:color="auto" w:fill="FFFFFF"/>
+          </w:tcPr>
+          <w:p>
+            <w:r>
+              <w:rPr>
+                <w:sz w:val="20"/>
+              </w:rPr>
+              <w:t>Неделя 25–26</w:t>
+            </w:r>
+          </w:p>
+        </w:tc>
+      </w:tr>
+      <w:tr>
+        <w:tc>
+          <w:tcPr>
+            <w:tcW w:type="dxa" w:w="5102"/>
+            <w:shd w:val="clear" w:color="auto" w:fill="EEF2F7"/>
+          </w:tcPr>
+          <w:p>
+            <w:r>
+              <w:rPr>
+                <w:sz w:val="20"/>
+              </w:rPr>
+              <w:t>Нагрузочное тестирование + безопасность + пентест</w:t>
+            </w:r>
+          </w:p>
+        </w:tc>
+        <w:tc>
+          <w:tcPr>
+            <w:tcW w:type="dxa" w:w="3118"/>
+            <w:shd w:val="clear" w:color="auto" w:fill="EEF2F7"/>
+          </w:tcPr>
+          <w:p>
+            <w:r>
+              <w:rPr>
+                <w:sz w:val="20"/>
+              </w:rPr>
+              <w:t>Неделя 27–28</w:t>
+            </w:r>
+          </w:p>
+        </w:tc>
+      </w:tr>
+      <w:tr>
+        <w:tc>
+          <w:tcPr>
+            <w:tcW w:type="dxa" w:w="5102"/>
+            <w:shd w:val="clear" w:color="auto" w:fill="FFFFFF"/>
+          </w:tcPr>
+          <w:p>
+            <w:r>
+              <w:rPr>
+                <w:sz w:val="20"/>
+              </w:rPr>
+              <w:t>Мягкий запуск (beta) + сбор обратной связи</w:t>
+            </w:r>
+          </w:p>
+        </w:tc>
+        <w:tc>
+          <w:tcPr>
+            <w:tcW w:type="dxa" w:w="3118"/>
+            <w:shd w:val="clear" w:color="auto" w:fill="FFFFFF"/>
+          </w:tcPr>
+          <w:p>
+            <w:r>
+              <w:rPr>
+                <w:sz w:val="20"/>
+              </w:rPr>
+              <w:t>Неделя 29–30</w:t>
+            </w:r>
+          </w:p>
+        </w:tc>
+      </w:tr>
+      <w:tr>
+        <w:tc>
+          <w:tcPr>
+            <w:tcW w:type="dxa" w:w="5102"/>
+            <w:shd w:val="clear" w:color="auto" w:fill="EEF2F7"/>
+          </w:tcPr>
+          <w:p>
+            <w:r>
+              <w:rPr>
+                <w:sz w:val="20"/>
+              </w:rPr>
+              <w:t>Доработки по итогам beta + полный запуск</w:t>
+            </w:r>
+          </w:p>
+        </w:tc>
+        <w:tc>
+          <w:tcPr>
+            <w:tcW w:type="dxa" w:w="3118"/>
+            <w:shd w:val="clear" w:color="auto" w:fill="EEF2F7"/>
+          </w:tcPr>
+          <w:p>
+            <w:r>
+              <w:rPr>
+                <w:sz w:val="20"/>
+              </w:rPr>
+              <w:t>Неделя 31–32</w:t>
+            </w:r>
+          </w:p>
+        </w:tc>
+      </w:tr>
+      <w:tr>
+        <w:tc>
+          <w:tcPr>
+            <w:tcW w:type="dxa" w:w="5102"/>
+            <w:shd w:val="clear" w:color="auto" w:fill="FFFFFF"/>
+          </w:tcPr>
+          <w:p>
+            <w:r>
+              <w:rPr>
+                <w:sz w:val="20"/>
+              </w:rPr>
+              <w:t>ИТОГО</w:t>
+            </w:r>
+          </w:p>
+        </w:tc>
+        <w:tc>
+          <w:tcPr>
+            <w:tcW w:type="dxa" w:w="3118"/>
+            <w:shd w:val="clear" w:color="auto" w:fill="FFFFFF"/>
+          </w:tcPr>
+          <w:p>
+            <w:r>
+              <w:rPr>
+                <w:sz w:val="20"/>
+              </w:rPr>
+              <w:t>8 месяцев</w:t>
+            </w:r>
+          </w:p>
+        </w:tc>
+      </w:tr>
+    </w:tbl>
+    <w:p>
+      <w:pPr>
+        <w:pStyle w:val="Heading3"/>
+      </w:pPr>
+      <w:r>
+        <w:rPr>
+          <w:color w:val="1F3864"/>
+        </w:rPr>
+        <w:t>Затраты</w:t>
+      </w:r>
+    </w:p>
+    <w:tbl>
+      <w:tblPr>
+        <w:tblStyle w:val="TableGrid"/>
+        <w:tblW w:type="auto" w:w="0"/>
+        <w:tblLook w:firstColumn="1" w:firstRow="1" w:lastColumn="0" w:lastRow="0" w:noHBand="0" w:noVBand="1" w:val="04A0"/>
+      </w:tblPr>
+      <w:tblGrid>
+        <w:gridCol w:w="3230"/>
+        <w:gridCol w:w="3230"/>
+        <w:gridCol w:w="3230"/>
+      </w:tblGrid>
+      <w:tr>
+        <w:tc>
+          <w:tcPr>
+            <w:tcW w:type="dxa" w:w="3118"/>
+            <w:shd w:val="clear" w:color="auto" w:fill="1F3864"/>
+          </w:tcPr>
+          <w:p>
+            <w:pPr>
+              <w:jc w:val="center"/>
+            </w:pPr>
+            <w:r>
+              <w:rPr>
+                <w:b/>
+                <w:color w:val="FFFFFF"/>
+                <w:sz w:val="20"/>
+              </w:rPr>
+              <w:t>Статья</w:t>
+            </w:r>
+          </w:p>
+        </w:tc>
+        <w:tc>
+          <w:tcPr>
+            <w:tcW w:type="dxa" w:w="3118"/>
+            <w:shd w:val="clear" w:color="auto" w:fill="1F3864"/>
+          </w:tcPr>
+          <w:p>
+            <w:pPr>
+              <w:jc w:val="center"/>
+            </w:pPr>
+            <w:r>
+              <w:rPr>
+                <w:b/>
+                <w:color w:val="FFFFFF"/>
+                <w:sz w:val="20"/>
+              </w:rPr>
+              <w:t>Разово</w:t>
+            </w:r>
+          </w:p>
+        </w:tc>
+        <w:tc>
+          <w:tcPr>
+            <w:tcW w:type="dxa" w:w="1984"/>
+            <w:shd w:val="clear" w:color="auto" w:fill="1F3864"/>
+          </w:tcPr>
+          <w:p>
+            <w:pPr>
+              <w:jc w:val="center"/>
+            </w:pPr>
+            <w:r>
+              <w:rPr>
+                <w:b/>
+                <w:color w:val="FFFFFF"/>
+                <w:sz w:val="20"/>
+              </w:rPr>
+              <w:t>В месяц</w:t>
+            </w:r>
+          </w:p>
+        </w:tc>
+      </w:tr>
+      <w:tr>
+        <w:tc>
+          <w:tcPr>
+            <w:tcW w:type="dxa" w:w="3118"/>
+            <w:shd w:val="clear" w:color="auto" w:fill="EEF2F7"/>
+          </w:tcPr>
+          <w:p>
+            <w:r>
+              <w:rPr>
+                <w:sz w:val="20"/>
+              </w:rPr>
+              <w:t>Backend (микросервисы)</w:t>
+            </w:r>
+          </w:p>
+        </w:tc>
+        <w:tc>
+          <w:tcPr>
+            <w:tcW w:type="dxa" w:w="3118"/>
+            <w:shd w:val="clear" w:color="auto" w:fill="EEF2F7"/>
+          </w:tcPr>
+          <w:p>
+            <w:r>
+              <w:rPr>
+                <w:sz w:val="20"/>
+              </w:rPr>
+              <w:t>4 000 000 — 6 000 000 ₽</w:t>
+            </w:r>
+          </w:p>
+        </w:tc>
+        <w:tc>
+          <w:tcPr>
+            <w:tcW w:type="dxa" w:w="1984"/>
+            <w:shd w:val="clear" w:color="auto" w:fill="EEF2F7"/>
+          </w:tcPr>
+          <w:p>
+            <w:r>
+              <w:rPr>
+                <w:sz w:val="20"/>
+              </w:rPr>
+              <w:t>—</w:t>
+            </w:r>
+          </w:p>
+        </w:tc>
+      </w:tr>
+      <w:tr>
+        <w:tc>
+          <w:tcPr>
+            <w:tcW w:type="dxa" w:w="3118"/>
+            <w:shd w:val="clear" w:color="auto" w:fill="FFFFFF"/>
+          </w:tcPr>
+          <w:p>
+            <w:r>
+              <w:rPr>
+                <w:sz w:val="20"/>
+              </w:rPr>
+              <w:t>Frontend (Next.js)</w:t>
+            </w:r>
+          </w:p>
+        </w:tc>
+        <w:tc>
+          <w:tcPr>
+            <w:tcW w:type="dxa" w:w="3118"/>
+            <w:shd w:val="clear" w:color="auto" w:fill="FFFFFF"/>
+          </w:tcPr>
+          <w:p>
+            <w:r>
+              <w:rPr>
+                <w:sz w:val="20"/>
+              </w:rPr>
+              <w:t>1 200 000 — 1 800 000 ₽</w:t>
+            </w:r>
+          </w:p>
+        </w:tc>
+        <w:tc>
+          <w:tcPr>
+            <w:tcW w:type="dxa" w:w="1984"/>
+            <w:shd w:val="clear" w:color="auto" w:fill="FFFFFF"/>
+          </w:tcPr>
+          <w:p>
+            <w:r>
+              <w:rPr>
+                <w:sz w:val="20"/>
+              </w:rPr>
+              <w:t>—</w:t>
+            </w:r>
+          </w:p>
+        </w:tc>
+      </w:tr>
+      <w:tr>
+        <w:tc>
+          <w:tcPr>
+            <w:tcW w:type="dxa" w:w="3118"/>
+            <w:shd w:val="clear" w:color="auto" w:fill="EEF2F7"/>
+          </w:tcPr>
+          <w:p>
+            <w:r>
+              <w:rPr>
+                <w:sz w:val="20"/>
+              </w:rPr>
+              <w:t>Мобильное приложение iOS + Android</w:t>
+            </w:r>
+          </w:p>
+        </w:tc>
+        <w:tc>
+          <w:tcPr>
+            <w:tcW w:type="dxa" w:w="3118"/>
+            <w:shd w:val="clear" w:color="auto" w:fill="EEF2F7"/>
+          </w:tcPr>
+          <w:p>
+            <w:r>
+              <w:rPr>
+                <w:sz w:val="20"/>
+              </w:rPr>
+              <w:t>1 500 000 — 2 500 000 ₽</w:t>
+            </w:r>
+          </w:p>
+        </w:tc>
+        <w:tc>
+          <w:tcPr>
+            <w:tcW w:type="dxa" w:w="1984"/>
+            <w:shd w:val="clear" w:color="auto" w:fill="EEF2F7"/>
+          </w:tcPr>
+          <w:p>
+            <w:r>
+              <w:rPr>
+                <w:sz w:val="20"/>
+              </w:rPr>
+              <w:t>—</w:t>
+            </w:r>
+          </w:p>
+        </w:tc>
+      </w:tr>
+      <w:tr>
+        <w:tc>
+          <w:tcPr>
+            <w:tcW w:type="dxa" w:w="3118"/>
+            <w:shd w:val="clear" w:color="auto" w:fill="FFFFFF"/>
+          </w:tcPr>
+          <w:p>
+            <w:r>
+              <w:rPr>
+                <w:sz w:val="20"/>
+              </w:rPr>
+              <w:t>ИИ-агент + голос + ML</w:t>
+            </w:r>
+          </w:p>
+        </w:tc>
+        <w:tc>
+          <w:tcPr>
+            <w:tcW w:type="dxa" w:w="3118"/>
+            <w:shd w:val="clear" w:color="auto" w:fill="FFFFFF"/>
+          </w:tcPr>
+          <w:p>
+            <w:r>
+              <w:rPr>
+                <w:sz w:val="20"/>
+              </w:rPr>
+              <w:t>800 000 — 1 200 000 ₽</w:t>
+            </w:r>
+          </w:p>
+        </w:tc>
+        <w:tc>
+          <w:tcPr>
+            <w:tcW w:type="dxa" w:w="1984"/>
+            <w:shd w:val="clear" w:color="auto" w:fill="FFFFFF"/>
+          </w:tcPr>
+          <w:p>
+            <w:r>
+              <w:rPr>
+                <w:sz w:val="20"/>
+              </w:rPr>
+              <w:t>—</w:t>
+            </w:r>
+          </w:p>
+        </w:tc>
+      </w:tr>
+      <w:tr>
+        <w:tc>
+          <w:tcPr>
+            <w:tcW w:type="dxa" w:w="3118"/>
+            <w:shd w:val="clear" w:color="auto" w:fill="EEF2F7"/>
+          </w:tcPr>
+          <w:p>
+            <w:r>
+              <w:rPr>
+                <w:sz w:val="20"/>
+              </w:rPr>
+              <w:t>Дизайн (веб + мобайл)</w:t>
+            </w:r>
+          </w:p>
+        </w:tc>
+        <w:tc>
+          <w:tcPr>
+            <w:tcW w:type="dxa" w:w="3118"/>
+            <w:shd w:val="clear" w:color="auto" w:fill="EEF2F7"/>
+          </w:tcPr>
+          <w:p>
+            <w:r>
+              <w:rPr>
+                <w:sz w:val="20"/>
+              </w:rPr>
+              <w:t>600 000 — 900 000 ₽</w:t>
+            </w:r>
+          </w:p>
+        </w:tc>
+        <w:tc>
+          <w:tcPr>
+            <w:tcW w:type="dxa" w:w="1984"/>
+            <w:shd w:val="clear" w:color="auto" w:fill="EEF2F7"/>
+          </w:tcPr>
+          <w:p>
+            <w:r>
+              <w:rPr>
+                <w:sz w:val="20"/>
+              </w:rPr>
+              <w:t>—</w:t>
+            </w:r>
+          </w:p>
+        </w:tc>
+      </w:tr>
+      <w:tr>
+        <w:tc>
+          <w:tcPr>
+            <w:tcW w:type="dxa" w:w="3118"/>
+            <w:shd w:val="clear" w:color="auto" w:fill="FFFFFF"/>
+          </w:tcPr>
+          <w:p>
+            <w:r>
+              <w:rPr>
+                <w:sz w:val="20"/>
+              </w:rPr>
+              <w:t>DevOps + инфраструктура</w:t>
+            </w:r>
+          </w:p>
+        </w:tc>
+        <w:tc>
+          <w:tcPr>
+            <w:tcW w:type="dxa" w:w="3118"/>
+            <w:shd w:val="clear" w:color="auto" w:fill="FFFFFF"/>
+          </w:tcPr>
+          <w:p>
+            <w:r>
+              <w:rPr>
+                <w:sz w:val="20"/>
+              </w:rPr>
+              <w:t>400 000 — 600 000 ₽</w:t>
+            </w:r>
+          </w:p>
+        </w:tc>
+        <w:tc>
+          <w:tcPr>
+            <w:tcW w:type="dxa" w:w="1984"/>
+            <w:shd w:val="clear" w:color="auto" w:fill="FFFFFF"/>
+          </w:tcPr>
+          <w:p>
+            <w:r>
+              <w:rPr>
+                <w:sz w:val="20"/>
+              </w:rPr>
+              <w:t>—</w:t>
+            </w:r>
+          </w:p>
+        </w:tc>
+      </w:tr>
+      <w:tr>
+        <w:tc>
+          <w:tcPr>
+            <w:tcW w:type="dxa" w:w="3118"/>
+            <w:shd w:val="clear" w:color="auto" w:fill="EEF2F7"/>
+          </w:tcPr>
+          <w:p>
+            <w:r>
+              <w:rPr>
+                <w:sz w:val="20"/>
+              </w:rPr>
+              <w:t>Интеграции (10+ поставщиков, СБИС)</w:t>
+            </w:r>
+          </w:p>
+        </w:tc>
+        <w:tc>
+          <w:tcPr>
+            <w:tcW w:type="dxa" w:w="3118"/>
+            <w:shd w:val="clear" w:color="auto" w:fill="EEF2F7"/>
+          </w:tcPr>
+          <w:p>
+            <w:r>
+              <w:rPr>
+                <w:sz w:val="20"/>
+              </w:rPr>
+              <w:t>600 000 — 1 000 000 ₽</w:t>
+            </w:r>
+          </w:p>
+        </w:tc>
+        <w:tc>
+          <w:tcPr>
+            <w:tcW w:type="dxa" w:w="1984"/>
+            <w:shd w:val="clear" w:color="auto" w:fill="EEF2F7"/>
+          </w:tcPr>
+          <w:p>
+            <w:r>
+              <w:rPr>
+                <w:sz w:val="20"/>
+              </w:rPr>
+              <w:t>—</w:t>
+            </w:r>
+          </w:p>
+        </w:tc>
+      </w:tr>
+      <w:tr>
+        <w:tc>
+          <w:tcPr>
+            <w:tcW w:type="dxa" w:w="3118"/>
+            <w:shd w:val="clear" w:color="auto" w:fill="FFFFFF"/>
+          </w:tcPr>
+          <w:p>
+            <w:r>
+              <w:rPr>
+                <w:sz w:val="20"/>
+              </w:rPr>
+              <w:t>QA тестирование</w:t>
+            </w:r>
+          </w:p>
+        </w:tc>
+        <w:tc>
+          <w:tcPr>
+            <w:tcW w:type="dxa" w:w="3118"/>
+            <w:shd w:val="clear" w:color="auto" w:fill="FFFFFF"/>
+          </w:tcPr>
+          <w:p>
+            <w:r>
+              <w:rPr>
+                <w:sz w:val="20"/>
+              </w:rPr>
+              <w:t>300 000 — 500 000 ₽</w:t>
+            </w:r>
+          </w:p>
+        </w:tc>
+        <w:tc>
+          <w:tcPr>
+            <w:tcW w:type="dxa" w:w="1984"/>
+            <w:shd w:val="clear" w:color="auto" w:fill="FFFFFF"/>
+          </w:tcPr>
+          <w:p>
+            <w:r>
+              <w:rPr>
+                <w:sz w:val="20"/>
+              </w:rPr>
+              <w:t>—</w:t>
+            </w:r>
+          </w:p>
+        </w:tc>
+      </w:tr>
+      <w:tr>
+        <w:tc>
+          <w:tcPr>
+            <w:tcW w:type="dxa" w:w="3118"/>
+            <w:shd w:val="clear" w:color="auto" w:fill="EEF2F7"/>
+          </w:tcPr>
+          <w:p>
+            <w:r>
+              <w:rPr>
+                <w:sz w:val="20"/>
+              </w:rPr>
+              <w:t>Yandex Cloud (Kubernetes)</w:t>
+            </w:r>
+          </w:p>
+        </w:tc>
+        <w:tc>
+          <w:tcPr>
+            <w:tcW w:type="dxa" w:w="3118"/>
+            <w:shd w:val="clear" w:color="auto" w:fill="EEF2F7"/>
+          </w:tcPr>
+          <w:p>
+            <w:r>
+              <w:rPr>
+                <w:sz w:val="20"/>
+              </w:rPr>
+              <w:t>—</w:t>
+            </w:r>
+          </w:p>
+        </w:tc>
+        <w:tc>
+          <w:tcPr>
+            <w:tcW w:type="dxa" w:w="1984"/>
+            <w:shd w:val="clear" w:color="auto" w:fill="EEF2F7"/>
+          </w:tcPr>
+          <w:p>
+            <w:r>
+              <w:rPr>
+                <w:sz w:val="20"/>
+              </w:rPr>
+              <w:t>50 000 — 100 000 ₽</w:t>
+            </w:r>
+          </w:p>
+        </w:tc>
+      </w:tr>
+      <w:tr>
+        <w:tc>
+          <w:tcPr>
+            <w:tcW w:type="dxa" w:w="3118"/>
+            <w:shd w:val="clear" w:color="auto" w:fill="FFFFFF"/>
+          </w:tcPr>
+          <w:p>
+            <w:r>
+              <w:rPr>
+                <w:sz w:val="20"/>
+              </w:rPr>
+              <w:t>Claude API + ElevenLabs</w:t>
+            </w:r>
+          </w:p>
+        </w:tc>
+        <w:tc>
+          <w:tcPr>
+            <w:tcW w:type="dxa" w:w="3118"/>
+            <w:shd w:val="clear" w:color="auto" w:fill="FFFFFF"/>
+          </w:tcPr>
+          <w:p>
+            <w:r>
+              <w:rPr>
+                <w:sz w:val="20"/>
+              </w:rPr>
+              <w:t>—</w:t>
+            </w:r>
+          </w:p>
+        </w:tc>
+        <w:tc>
+          <w:tcPr>
+            <w:tcW w:type="dxa" w:w="1984"/>
+            <w:shd w:val="clear" w:color="auto" w:fill="FFFFFF"/>
+          </w:tcPr>
+          <w:p>
+            <w:r>
+              <w:rPr>
+                <w:sz w:val="20"/>
+              </w:rPr>
+              <w:t>25 000 — 60 000 ₽</w:t>
+            </w:r>
+          </w:p>
+        </w:tc>
+      </w:tr>
+      <w:tr>
+        <w:tc>
+          <w:tcPr>
+            <w:tcW w:type="dxa" w:w="3118"/>
+            <w:shd w:val="clear" w:color="auto" w:fill="EEF2F7"/>
+          </w:tcPr>
+          <w:p>
+            <w:r>
+              <w:rPr>
+                <w:sz w:val="20"/>
+              </w:rPr>
+              <w:t>WhatsApp Business API</w:t>
+            </w:r>
+          </w:p>
+        </w:tc>
+        <w:tc>
+          <w:tcPr>
+            <w:tcW w:type="dxa" w:w="3118"/>
+            <w:shd w:val="clear" w:color="auto" w:fill="EEF2F7"/>
+          </w:tcPr>
+          <w:p>
+            <w:r>
+              <w:rPr>
+                <w:sz w:val="20"/>
+              </w:rPr>
+              <w:t>—</w:t>
+            </w:r>
+          </w:p>
+        </w:tc>
+        <w:tc>
+          <w:tcPr>
+            <w:tcW w:type="dxa" w:w="1984"/>
+            <w:shd w:val="clear" w:color="auto" w:fill="EEF2F7"/>
+          </w:tcPr>
+          <w:p>
+            <w:r>
+              <w:rPr>
+                <w:sz w:val="20"/>
+              </w:rPr>
+              <w:t>10 000 — 20 000 ₽</w:t>
+            </w:r>
+          </w:p>
+        </w:tc>
+      </w:tr>
+      <w:tr>
+        <w:tc>
+          <w:tcPr>
+            <w:tcW w:type="dxa" w:w="3118"/>
+            <w:shd w:val="clear" w:color="auto" w:fill="FFFFFF"/>
+          </w:tcPr>
+          <w:p>
+            <w:r>
+              <w:rPr>
+                <w:sz w:val="20"/>
+              </w:rPr>
+              <w:t>Cloudflare Enterprise</w:t>
+            </w:r>
+          </w:p>
+        </w:tc>
+        <w:tc>
+          <w:tcPr>
+            <w:tcW w:type="dxa" w:w="3118"/>
+            <w:shd w:val="clear" w:color="auto" w:fill="FFFFFF"/>
+          </w:tcPr>
+          <w:p>
+            <w:r>
+              <w:rPr>
+                <w:sz w:val="20"/>
+              </w:rPr>
+              <w:t>—</w:t>
+            </w:r>
+          </w:p>
+        </w:tc>
+        <w:tc>
+          <w:tcPr>
+            <w:tcW w:type="dxa" w:w="1984"/>
+            <w:shd w:val="clear" w:color="auto" w:fill="FFFFFF"/>
+          </w:tcPr>
+          <w:p>
+            <w:r>
+              <w:rPr>
+                <w:sz w:val="20"/>
+              </w:rPr>
+              <w:t>15 000 ₽</w:t>
+            </w:r>
+          </w:p>
+        </w:tc>
+      </w:tr>
+      <w:tr>
+        <w:tc>
+          <w:tcPr>
+            <w:tcW w:type="dxa" w:w="3118"/>
+            <w:shd w:val="clear" w:color="auto" w:fill="EEF2F7"/>
+          </w:tcPr>
+          <w:p>
+            <w:r>
+              <w:rPr>
+                <w:sz w:val="20"/>
+              </w:rPr>
+              <w:t>Мониторинг (Grafana Cloud)</w:t>
+            </w:r>
+          </w:p>
+        </w:tc>
+        <w:tc>
+          <w:tcPr>
+            <w:tcW w:type="dxa" w:w="3118"/>
+            <w:shd w:val="clear" w:color="auto" w:fill="EEF2F7"/>
+          </w:tcPr>
+          <w:p>
+            <w:r>
+              <w:rPr>
+                <w:sz w:val="20"/>
+              </w:rPr>
+              <w:t>—</w:t>
+            </w:r>
+          </w:p>
+        </w:tc>
+        <w:tc>
+          <w:tcPr>
+            <w:tcW w:type="dxa" w:w="1984"/>
+            <w:shd w:val="clear" w:color="auto" w:fill="EEF2F7"/>
+          </w:tcPr>
+          <w:p>
+            <w:r>
+              <w:rPr>
+                <w:sz w:val="20"/>
+              </w:rPr>
+              <w:t>5 000 — 10 000 ₽</w:t>
+            </w:r>
+          </w:p>
+        </w:tc>
+      </w:tr>
+      <w:tr>
+        <w:tc>
+          <w:tcPr>
+            <w:tcW w:type="dxa" w:w="3118"/>
+            <w:shd w:val="clear" w:color="auto" w:fill="FFFFFF"/>
+          </w:tcPr>
+          <w:p>
+            <w:r>
+              <w:rPr>
+                <w:sz w:val="20"/>
+              </w:rPr>
+              <w:t>Поддержка + развитие (2 разраб.)</w:t>
+            </w:r>
+          </w:p>
+        </w:tc>
+        <w:tc>
+          <w:tcPr>
+            <w:tcW w:type="dxa" w:w="3118"/>
+            <w:shd w:val="clear" w:color="auto" w:fill="FFFFFF"/>
+          </w:tcPr>
+          <w:p>
+            <w:r>
+              <w:rPr>
+                <w:sz w:val="20"/>
+              </w:rPr>
+              <w:t>—</w:t>
+            </w:r>
+          </w:p>
+        </w:tc>
+        <w:tc>
+          <w:tcPr>
+            <w:tcW w:type="dxa" w:w="1984"/>
+            <w:shd w:val="clear" w:color="auto" w:fill="FFFFFF"/>
+          </w:tcPr>
+          <w:p>
+            <w:r>
+              <w:rPr>
+                <w:sz w:val="20"/>
+              </w:rPr>
+              <w:t>200 000 — 350 000 ₽</w:t>
+            </w:r>
+          </w:p>
+        </w:tc>
+      </w:tr>
+      <w:tr>
+        <w:tc>
+          <w:tcPr>
+            <w:tcW w:type="dxa" w:w="3118"/>
+            <w:shd w:val="clear" w:color="auto" w:fill="EEF2F7"/>
+          </w:tcPr>
+          <w:p>
+            <w:r>
+              <w:rPr>
+                <w:sz w:val="20"/>
+              </w:rPr>
+              <w:t>ИТОГО</w:t>
+            </w:r>
+          </w:p>
+        </w:tc>
+        <w:tc>
+          <w:tcPr>
+            <w:tcW w:type="dxa" w:w="3118"/>
+            <w:shd w:val="clear" w:color="auto" w:fill="EEF2F7"/>
+          </w:tcPr>
+          <w:p>
+            <w:r>
+              <w:rPr>
+                <w:sz w:val="20"/>
+              </w:rPr>
+              <w:t>9 400 000 — 14 500 000 ₽</w:t>
+            </w:r>
+          </w:p>
+        </w:tc>
+        <w:tc>
+          <w:tcPr>
+            <w:tcW w:type="dxa" w:w="1984"/>
+            <w:shd w:val="clear" w:color="auto" w:fill="EEF2F7"/>
+          </w:tcPr>
+          <w:p>
+            <w:r>
+              <w:rPr>
+                <w:sz w:val="20"/>
+              </w:rPr>
+              <w:t>305 000 — 555 000 ₽</w:t>
+            </w:r>
+          </w:p>
+        </w:tc>
+      </w:tr>
+    </w:tbl>
+    <w:p>
+      <w:r>
+        <w:br w:type="page"/>
+      </w:r>
+    </w:p>
+    <w:p>
+      <w:pPr>
+        <w:pStyle w:val="Heading2"/>
+      </w:pPr>
+      <w:r>
+        <w:rPr>
+          <w:color w:val="1F3864"/>
+        </w:rPr>
+        <w:t>17.4 Сравнительная таблица вариантов</w:t>
+      </w:r>
+    </w:p>
+    <w:tbl>
+      <w:tblPr>
+        <w:tblStyle w:val="TableGrid"/>
+        <w:tblW w:type="auto" w:w="0"/>
+        <w:tblLook w:firstColumn="1" w:firstRow="1" w:lastColumn="0" w:lastRow="0" w:noHBand="0" w:noVBand="1" w:val="04A0"/>
+      </w:tblPr>
+      <w:tblGrid>
+        <w:gridCol w:w="2422"/>
+        <w:gridCol w:w="2422"/>
+        <w:gridCol w:w="2422"/>
+        <w:gridCol w:w="2422"/>
+      </w:tblGrid>
+      <w:tr>
+        <w:tc>
+          <w:tcPr>
+            <w:tcW w:type="dxa" w:w="2551"/>
+            <w:shd w:val="clear" w:color="auto" w:fill="1F3864"/>
+          </w:tcPr>
+          <w:p>
+            <w:pPr>
+              <w:jc w:val="center"/>
+            </w:pPr>
+            <w:r>
+              <w:rPr>
+                <w:b/>
+                <w:color w:val="FFFFFF"/>
+                <w:sz w:val="20"/>
+              </w:rPr>
+              <w:t>Параметр</w:t>
+            </w:r>
+          </w:p>
+        </w:tc>
+        <w:tc>
+          <w:tcPr>
+            <w:tcW w:type="dxa" w:w="1984"/>
+            <w:shd w:val="clear" w:color="auto" w:fill="1F3864"/>
+          </w:tcPr>
+          <w:p>
+            <w:pPr>
+              <w:jc w:val="center"/>
+            </w:pPr>
+            <w:r>
+              <w:rPr>
+                <w:b/>
+                <w:color w:val="FFFFFF"/>
+                <w:sz w:val="20"/>
+              </w:rPr>
+              <w:t>Вариант 1</w:t>
+              <w:br/>
+              <w:t>Быстрый старт</w:t>
+            </w:r>
+          </w:p>
+        </w:tc>
+        <w:tc>
+          <w:tcPr>
+            <w:tcW w:type="dxa" w:w="1984"/>
+            <w:shd w:val="clear" w:color="auto" w:fill="1F3864"/>
+          </w:tcPr>
+          <w:p>
+            <w:pPr>
+              <w:jc w:val="center"/>
+            </w:pPr>
+            <w:r>
+              <w:rPr>
+                <w:b/>
+                <w:color w:val="FFFFFF"/>
+                <w:sz w:val="20"/>
+              </w:rPr>
+              <w:t>Вариант 2</w:t>
+              <w:br/>
+              <w:t>Оптимальный</w:t>
+            </w:r>
+          </w:p>
+        </w:tc>
+        <w:tc>
+          <w:tcPr>
+            <w:tcW w:type="dxa" w:w="1701"/>
+            <w:shd w:val="clear" w:color="auto" w:fill="1F3864"/>
+          </w:tcPr>
+          <w:p>
+            <w:pPr>
+              <w:jc w:val="center"/>
+            </w:pPr>
+            <w:r>
+              <w:rPr>
+                <w:b/>
+                <w:color w:val="FFFFFF"/>
+                <w:sz w:val="20"/>
+              </w:rPr>
+              <w:t>Вариант 3</w:t>
+              <w:br/>
+              <w:t>Максимальный</w:t>
+            </w:r>
+          </w:p>
+        </w:tc>
+      </w:tr>
+      <w:tr>
+        <w:tc>
+          <w:tcPr>
+            <w:tcW w:type="dxa" w:w="2551"/>
+            <w:shd w:val="clear" w:color="auto" w:fill="EEF2F7"/>
+          </w:tcPr>
+          <w:p>
+            <w:r>
+              <w:rPr>
+                <w:sz w:val="20"/>
+              </w:rPr>
+              <w:t>Срок разработки</w:t>
+            </w:r>
+          </w:p>
+        </w:tc>
+        <w:tc>
+          <w:tcPr>
+            <w:tcW w:type="dxa" w:w="1984"/>
+            <w:shd w:val="clear" w:color="auto" w:fill="EEF2F7"/>
+          </w:tcPr>
+          <w:p>
+            <w:r>
+              <w:rPr>
+                <w:sz w:val="20"/>
+              </w:rPr>
+              <w:t>3 месяца</w:t>
+            </w:r>
+          </w:p>
+        </w:tc>
+        <w:tc>
+          <w:tcPr>
+            <w:tcW w:type="dxa" w:w="1984"/>
+            <w:shd w:val="clear" w:color="auto" w:fill="EEF2F7"/>
+          </w:tcPr>
+          <w:p>
+            <w:r>
+              <w:rPr>
+                <w:sz w:val="20"/>
+              </w:rPr>
+              <w:t>5 месяцев</w:t>
+            </w:r>
+          </w:p>
+        </w:tc>
+        <w:tc>
+          <w:tcPr>
+            <w:tcW w:type="dxa" w:w="1701"/>
+            <w:shd w:val="clear" w:color="auto" w:fill="EEF2F7"/>
+          </w:tcPr>
+          <w:p>
+            <w:r>
+              <w:rPr>
+                <w:sz w:val="20"/>
+              </w:rPr>
+              <w:t>8 месяцев</w:t>
+            </w:r>
+          </w:p>
+        </w:tc>
+      </w:tr>
+      <w:tr>
+        <w:tc>
+          <w:tcPr>
+            <w:tcW w:type="dxa" w:w="2551"/>
+            <w:shd w:val="clear" w:color="auto" w:fill="FFFFFF"/>
+          </w:tcPr>
+          <w:p>
+            <w:r>
+              <w:rPr>
+                <w:sz w:val="20"/>
+              </w:rPr>
+              <w:t>Стоимость разработки</w:t>
+            </w:r>
+          </w:p>
+        </w:tc>
+        <w:tc>
+          <w:tcPr>
+            <w:tcW w:type="dxa" w:w="1984"/>
+            <w:shd w:val="clear" w:color="auto" w:fill="FFFFFF"/>
+          </w:tcPr>
+          <w:p>
+            <w:r>
+              <w:rPr>
+                <w:sz w:val="20"/>
+              </w:rPr>
+              <w:t>1,1 — 1,6 млн ₽</w:t>
+            </w:r>
+          </w:p>
+        </w:tc>
+        <w:tc>
+          <w:tcPr>
+            <w:tcW w:type="dxa" w:w="1984"/>
+            <w:shd w:val="clear" w:color="auto" w:fill="FFFFFF"/>
+          </w:tcPr>
+          <w:p>
+            <w:r>
+              <w:rPr>
+                <w:sz w:val="20"/>
+              </w:rPr>
+              <w:t>3,1 — 4,6 млн ₽</w:t>
+            </w:r>
+          </w:p>
+        </w:tc>
+        <w:tc>
+          <w:tcPr>
+            <w:tcW w:type="dxa" w:w="1701"/>
+            <w:shd w:val="clear" w:color="auto" w:fill="FFFFFF"/>
+          </w:tcPr>
+          <w:p>
+            <w:r>
+              <w:rPr>
+                <w:sz w:val="20"/>
+              </w:rPr>
+              <w:t>9,4 — 14,5 млн ₽</w:t>
+            </w:r>
+          </w:p>
+        </w:tc>
+      </w:tr>
+      <w:tr>
+        <w:tc>
+          <w:tcPr>
+            <w:tcW w:type="dxa" w:w="2551"/>
+            <w:shd w:val="clear" w:color="auto" w:fill="EEF2F7"/>
+          </w:tcPr>
+          <w:p>
+            <w:r>
+              <w:rPr>
+                <w:sz w:val="20"/>
+              </w:rPr>
+              <w:t>Стоимость в месяц</w:t>
+            </w:r>
+          </w:p>
+        </w:tc>
+        <w:tc>
+          <w:tcPr>
+            <w:tcW w:type="dxa" w:w="1984"/>
+            <w:shd w:val="clear" w:color="auto" w:fill="EEF2F7"/>
+          </w:tcPr>
+          <w:p>
+            <w:r>
+              <w:rPr>
+                <w:sz w:val="20"/>
+              </w:rPr>
+              <w:t>32 — 69 тыс. ₽</w:t>
+            </w:r>
+          </w:p>
+        </w:tc>
+        <w:tc>
+          <w:tcPr>
+            <w:tcW w:type="dxa" w:w="1984"/>
+            <w:shd w:val="clear" w:color="auto" w:fill="EEF2F7"/>
+          </w:tcPr>
+          <w:p>
+            <w:r>
+              <w:rPr>
+                <w:sz w:val="20"/>
+              </w:rPr>
+              <w:t>95 — 180 тыс. ₽</w:t>
+            </w:r>
+          </w:p>
+        </w:tc>
+        <w:tc>
+          <w:tcPr>
+            <w:tcW w:type="dxa" w:w="1701"/>
+            <w:shd w:val="clear" w:color="auto" w:fill="EEF2F7"/>
+          </w:tcPr>
+          <w:p>
+            <w:r>
+              <w:rPr>
+                <w:sz w:val="20"/>
+              </w:rPr>
+              <w:t>305 — 555 тыс. ₽</w:t>
+            </w:r>
+          </w:p>
+        </w:tc>
+      </w:tr>
+      <w:tr>
+        <w:tc>
+          <w:tcPr>
+            <w:tcW w:type="dxa" w:w="2551"/>
+            <w:shd w:val="clear" w:color="auto" w:fill="FFFFFF"/>
+          </w:tcPr>
+          <w:p>
+            <w:r>
+              <w:rPr>
+                <w:sz w:val="20"/>
+              </w:rPr>
+              <w:t>Автоматизация (без менеджера)</w:t>
+            </w:r>
+          </w:p>
+        </w:tc>
+        <w:tc>
+          <w:tcPr>
+            <w:tcW w:type="dxa" w:w="1984"/>
+            <w:shd w:val="clear" w:color="auto" w:fill="FFFFFF"/>
+          </w:tcPr>
+          <w:p>
+            <w:r>
+              <w:rPr>
+                <w:sz w:val="20"/>
+              </w:rPr>
+              <w:t>25–35%</w:t>
+            </w:r>
+          </w:p>
+        </w:tc>
+        <w:tc>
+          <w:tcPr>
+            <w:tcW w:type="dxa" w:w="1984"/>
+            <w:shd w:val="clear" w:color="auto" w:fill="FFFFFF"/>
+          </w:tcPr>
+          <w:p>
+            <w:r>
+              <w:rPr>
+                <w:sz w:val="20"/>
+              </w:rPr>
+              <w:t>65–75%</w:t>
+            </w:r>
+          </w:p>
+        </w:tc>
+        <w:tc>
+          <w:tcPr>
+            <w:tcW w:type="dxa" w:w="1701"/>
+            <w:shd w:val="clear" w:color="auto" w:fill="FFFFFF"/>
+          </w:tcPr>
+          <w:p>
+            <w:r>
+              <w:rPr>
+                <w:sz w:val="20"/>
+              </w:rPr>
+              <w:t>90–95%</w:t>
+            </w:r>
+          </w:p>
+        </w:tc>
+      </w:tr>
+      <w:tr>
+        <w:tc>
+          <w:tcPr>
+            <w:tcW w:type="dxa" w:w="2551"/>
+            <w:shd w:val="clear" w:color="auto" w:fill="EEF2F7"/>
+          </w:tcPr>
+          <w:p>
+            <w:r>
+              <w:rPr>
+                <w:sz w:val="20"/>
+              </w:rPr>
+              <w:t>Кабинет поставщика</w:t>
+            </w:r>
+          </w:p>
+        </w:tc>
+        <w:tc>
+          <w:tcPr>
+            <w:tcW w:type="dxa" w:w="1984"/>
+            <w:shd w:val="clear" w:color="auto" w:fill="EEF2F7"/>
+          </w:tcPr>
+          <w:p>
+            <w:r>
+              <w:rPr>
+                <w:sz w:val="20"/>
+              </w:rPr>
+              <w:t>Нет</w:t>
+            </w:r>
+          </w:p>
+        </w:tc>
+        <w:tc>
+          <w:tcPr>
+            <w:tcW w:type="dxa" w:w="1984"/>
+            <w:shd w:val="clear" w:color="auto" w:fill="EEF2F7"/>
+          </w:tcPr>
+          <w:p>
+            <w:r>
+              <w:rPr>
+                <w:sz w:val="20"/>
+              </w:rPr>
+              <w:t>Да</w:t>
+            </w:r>
+          </w:p>
+        </w:tc>
+        <w:tc>
+          <w:tcPr>
+            <w:tcW w:type="dxa" w:w="1701"/>
+            <w:shd w:val="clear" w:color="auto" w:fill="EEF2F7"/>
+          </w:tcPr>
+          <w:p>
+            <w:r>
+              <w:rPr>
+                <w:sz w:val="20"/>
+              </w:rPr>
+              <w:t>Да</w:t>
+            </w:r>
+          </w:p>
+        </w:tc>
+      </w:tr>
+      <w:tr>
+        <w:tc>
+          <w:tcPr>
+            <w:tcW w:type="dxa" w:w="2551"/>
+            <w:shd w:val="clear" w:color="auto" w:fill="FFFFFF"/>
+          </w:tcPr>
+          <w:p>
+            <w:r>
+              <w:rPr>
+                <w:sz w:val="20"/>
+              </w:rPr>
+              <w:t>API поставщиков</w:t>
+            </w:r>
+          </w:p>
+        </w:tc>
+        <w:tc>
+          <w:tcPr>
+            <w:tcW w:type="dxa" w:w="1984"/>
+            <w:shd w:val="clear" w:color="auto" w:fill="FFFFFF"/>
+          </w:tcPr>
+          <w:p>
+            <w:r>
+              <w:rPr>
+                <w:sz w:val="20"/>
+              </w:rPr>
+              <w:t>Нет</w:t>
+            </w:r>
+          </w:p>
+        </w:tc>
+        <w:tc>
+          <w:tcPr>
+            <w:tcW w:type="dxa" w:w="1984"/>
+            <w:shd w:val="clear" w:color="auto" w:fill="FFFFFF"/>
+          </w:tcPr>
+          <w:p>
+            <w:r>
+              <w:rPr>
+                <w:sz w:val="20"/>
+              </w:rPr>
+              <w:t>1–2</w:t>
+            </w:r>
+          </w:p>
+        </w:tc>
+        <w:tc>
+          <w:tcPr>
+            <w:tcW w:type="dxa" w:w="1701"/>
+            <w:shd w:val="clear" w:color="auto" w:fill="FFFFFF"/>
+          </w:tcPr>
+          <w:p>
+            <w:r>
+              <w:rPr>
+                <w:sz w:val="20"/>
+              </w:rPr>
+              <w:t>10+</w:t>
+            </w:r>
+          </w:p>
+        </w:tc>
+      </w:tr>
+      <w:tr>
+        <w:tc>
+          <w:tcPr>
+            <w:tcW w:type="dxa" w:w="2551"/>
+            <w:shd w:val="clear" w:color="auto" w:fill="EEF2F7"/>
+          </w:tcPr>
+          <w:p>
+            <w:r>
+              <w:rPr>
+                <w:sz w:val="20"/>
+              </w:rPr>
+              <w:t>Маркетплейс (конкуренция цен)</w:t>
+            </w:r>
+          </w:p>
+        </w:tc>
+        <w:tc>
+          <w:tcPr>
+            <w:tcW w:type="dxa" w:w="1984"/>
+            <w:shd w:val="clear" w:color="auto" w:fill="EEF2F7"/>
+          </w:tcPr>
+          <w:p>
+            <w:r>
+              <w:rPr>
+                <w:sz w:val="20"/>
+              </w:rPr>
+              <w:t>Нет</w:t>
+            </w:r>
+          </w:p>
+        </w:tc>
+        <w:tc>
+          <w:tcPr>
+            <w:tcW w:type="dxa" w:w="1984"/>
+            <w:shd w:val="clear" w:color="auto" w:fill="EEF2F7"/>
+          </w:tcPr>
+          <w:p>
+            <w:r>
+              <w:rPr>
+                <w:sz w:val="20"/>
+              </w:rPr>
+              <w:t>Нет</w:t>
+            </w:r>
+          </w:p>
+        </w:tc>
+        <w:tc>
+          <w:tcPr>
+            <w:tcW w:type="dxa" w:w="1701"/>
+            <w:shd w:val="clear" w:color="auto" w:fill="EEF2F7"/>
+          </w:tcPr>
+          <w:p>
+            <w:r>
+              <w:rPr>
+                <w:sz w:val="20"/>
+              </w:rPr>
+              <w:t>Да</w:t>
+            </w:r>
+          </w:p>
+        </w:tc>
+      </w:tr>
+      <w:tr>
+        <w:tc>
+          <w:tcPr>
+            <w:tcW w:type="dxa" w:w="2551"/>
+            <w:shd w:val="clear" w:color="auto" w:fill="FFFFFF"/>
+          </w:tcPr>
+          <w:p>
+            <w:r>
+              <w:rPr>
+                <w:sz w:val="20"/>
+              </w:rPr>
+              <w:t>ИИ-агент</w:t>
+            </w:r>
+          </w:p>
+        </w:tc>
+        <w:tc>
+          <w:tcPr>
+            <w:tcW w:type="dxa" w:w="1984"/>
+            <w:shd w:val="clear" w:color="auto" w:fill="FFFFFF"/>
+          </w:tcPr>
+          <w:p>
+            <w:r>
+              <w:rPr>
+                <w:sz w:val="20"/>
+              </w:rPr>
+              <w:t>Базовый (Salebot)</w:t>
+            </w:r>
+          </w:p>
+        </w:tc>
+        <w:tc>
+          <w:tcPr>
+            <w:tcW w:type="dxa" w:w="1984"/>
+            <w:shd w:val="clear" w:color="auto" w:fill="FFFFFF"/>
+          </w:tcPr>
+          <w:p>
+            <w:r>
+              <w:rPr>
+                <w:sz w:val="20"/>
+              </w:rPr>
+              <w:t>Полный (Claude+RAG)</w:t>
+            </w:r>
+          </w:p>
+        </w:tc>
+        <w:tc>
+          <w:tcPr>
+            <w:tcW w:type="dxa" w:w="1701"/>
+            <w:shd w:val="clear" w:color="auto" w:fill="FFFFFF"/>
+          </w:tcPr>
+          <w:p>
+            <w:r>
+              <w:rPr>
+                <w:sz w:val="20"/>
+              </w:rPr>
+              <w:t>Голосовой (Claude+ElevenLabs)</w:t>
+            </w:r>
+          </w:p>
+        </w:tc>
+      </w:tr>
+      <w:tr>
+        <w:tc>
+          <w:tcPr>
+            <w:tcW w:type="dxa" w:w="2551"/>
+            <w:shd w:val="clear" w:color="auto" w:fill="EEF2F7"/>
+          </w:tcPr>
+          <w:p>
+            <w:r>
+              <w:rPr>
+                <w:sz w:val="20"/>
+              </w:rPr>
+              <w:t>Мобильное приложение</w:t>
+            </w:r>
+          </w:p>
+        </w:tc>
+        <w:tc>
+          <w:tcPr>
+            <w:tcW w:type="dxa" w:w="1984"/>
+            <w:shd w:val="clear" w:color="auto" w:fill="EEF2F7"/>
+          </w:tcPr>
+          <w:p>
+            <w:r>
+              <w:rPr>
+                <w:sz w:val="20"/>
+              </w:rPr>
+              <w:t>Нет</w:t>
+            </w:r>
+          </w:p>
+        </w:tc>
+        <w:tc>
+          <w:tcPr>
+            <w:tcW w:type="dxa" w:w="1984"/>
+            <w:shd w:val="clear" w:color="auto" w:fill="EEF2F7"/>
+          </w:tcPr>
+          <w:p>
+            <w:r>
+              <w:rPr>
+                <w:sz w:val="20"/>
+              </w:rPr>
+              <w:t>PWA</w:t>
+            </w:r>
+          </w:p>
+        </w:tc>
+        <w:tc>
+          <w:tcPr>
+            <w:tcW w:type="dxa" w:w="1701"/>
+            <w:shd w:val="clear" w:color="auto" w:fill="EEF2F7"/>
+          </w:tcPr>
+          <w:p>
+            <w:r>
+              <w:rPr>
+                <w:sz w:val="20"/>
+              </w:rPr>
+              <w:t>iOS + Android</w:t>
+            </w:r>
+          </w:p>
+        </w:tc>
+      </w:tr>
+      <w:tr>
+        <w:tc>
+          <w:tcPr>
+            <w:tcW w:type="dxa" w:w="2551"/>
+            <w:shd w:val="clear" w:color="auto" w:fill="FFFFFF"/>
+          </w:tcPr>
+          <w:p>
+            <w:r>
+              <w:rPr>
+                <w:sz w:val="20"/>
+              </w:rPr>
+              <w:t>Масштабируемость</w:t>
+            </w:r>
+          </w:p>
+        </w:tc>
+        <w:tc>
+          <w:tcPr>
+            <w:tcW w:type="dxa" w:w="1984"/>
+            <w:shd w:val="clear" w:color="auto" w:fill="FFFFFF"/>
+          </w:tcPr>
+          <w:p>
+            <w:r>
+              <w:rPr>
+                <w:sz w:val="20"/>
+              </w:rPr>
+              <w:t>Низкая</w:t>
+            </w:r>
+          </w:p>
+        </w:tc>
+        <w:tc>
+          <w:tcPr>
+            <w:tcW w:type="dxa" w:w="1984"/>
+            <w:shd w:val="clear" w:color="auto" w:fill="FFFFFF"/>
+          </w:tcPr>
+          <w:p>
+            <w:r>
+              <w:rPr>
+                <w:sz w:val="20"/>
+              </w:rPr>
+              <w:t>Средняя</w:t>
+            </w:r>
+          </w:p>
+        </w:tc>
+        <w:tc>
+          <w:tcPr>
+            <w:tcW w:type="dxa" w:w="1701"/>
+            <w:shd w:val="clear" w:color="auto" w:fill="FFFFFF"/>
+          </w:tcPr>
+          <w:p>
+            <w:r>
+              <w:rPr>
+                <w:sz w:val="20"/>
+              </w:rPr>
+              <w:t>Высокая (k8s)</w:t>
+            </w:r>
+          </w:p>
+        </w:tc>
+      </w:tr>
+      <w:tr>
+        <w:tc>
+          <w:tcPr>
+            <w:tcW w:type="dxa" w:w="2551"/>
+            <w:shd w:val="clear" w:color="auto" w:fill="EEF2F7"/>
+          </w:tcPr>
+          <w:p>
+            <w:r>
+              <w:rPr>
+                <w:sz w:val="20"/>
+              </w:rPr>
+              <w:t>Надёжность без человека</w:t>
+            </w:r>
+          </w:p>
+        </w:tc>
+        <w:tc>
+          <w:tcPr>
+            <w:tcW w:type="dxa" w:w="1984"/>
+            <w:shd w:val="clear" w:color="auto" w:fill="EEF2F7"/>
+          </w:tcPr>
+          <w:p>
+            <w:r>
+              <w:rPr>
+                <w:sz w:val="20"/>
+              </w:rPr>
+              <w:t>Низкая</w:t>
+            </w:r>
+          </w:p>
+        </w:tc>
+        <w:tc>
+          <w:tcPr>
+            <w:tcW w:type="dxa" w:w="1984"/>
+            <w:shd w:val="clear" w:color="auto" w:fill="EEF2F7"/>
+          </w:tcPr>
+          <w:p>
+            <w:r>
+              <w:rPr>
+                <w:sz w:val="20"/>
+              </w:rPr>
+              <w:t>Высокая</w:t>
+            </w:r>
+          </w:p>
+        </w:tc>
+        <w:tc>
+          <w:tcPr>
+            <w:tcW w:type="dxa" w:w="1701"/>
+            <w:shd w:val="clear" w:color="auto" w:fill="EEF2F7"/>
+          </w:tcPr>
+          <w:p>
+            <w:r>
+              <w:rPr>
+                <w:sz w:val="20"/>
+              </w:rPr>
+              <w:t>Максимальная</w:t>
+            </w:r>
+          </w:p>
+        </w:tc>
+      </w:tr>
+      <w:tr>
+        <w:tc>
+          <w:tcPr>
+            <w:tcW w:type="dxa" w:w="2551"/>
+            <w:shd w:val="clear" w:color="auto" w:fill="FFFFFF"/>
+          </w:tcPr>
+          <w:p>
+            <w:r>
+              <w:rPr>
+                <w:sz w:val="20"/>
+              </w:rPr>
+              <w:t>Размер команды</w:t>
+            </w:r>
+          </w:p>
+        </w:tc>
+        <w:tc>
+          <w:tcPr>
+            <w:tcW w:type="dxa" w:w="1984"/>
+            <w:shd w:val="clear" w:color="auto" w:fill="FFFFFF"/>
+          </w:tcPr>
+          <w:p>
+            <w:r>
+              <w:rPr>
+                <w:sz w:val="20"/>
+              </w:rPr>
+              <w:t>3–4 человека</w:t>
+            </w:r>
+          </w:p>
+        </w:tc>
+        <w:tc>
+          <w:tcPr>
+            <w:tcW w:type="dxa" w:w="1984"/>
+            <w:shd w:val="clear" w:color="auto" w:fill="FFFFFF"/>
+          </w:tcPr>
+          <w:p>
+            <w:r>
+              <w:rPr>
+                <w:sz w:val="20"/>
+              </w:rPr>
+              <w:t>6–7 человек</w:t>
+            </w:r>
+          </w:p>
+        </w:tc>
+        <w:tc>
+          <w:tcPr>
+            <w:tcW w:type="dxa" w:w="1701"/>
+            <w:shd w:val="clear" w:color="auto" w:fill="FFFFFF"/>
+          </w:tcPr>
+          <w:p>
+            <w:r>
+              <w:rPr>
+                <w:sz w:val="20"/>
+              </w:rPr>
+              <w:t>10 человек</w:t>
+            </w:r>
+          </w:p>
+        </w:tc>
+      </w:tr>
+      <w:tr>
+        <w:tc>
+          <w:tcPr>
+            <w:tcW w:type="dxa" w:w="2551"/>
+            <w:shd w:val="clear" w:color="auto" w:fill="EEF2F7"/>
+          </w:tcPr>
+          <w:p>
+            <w:r>
+              <w:rPr>
+                <w:sz w:val="20"/>
+              </w:rPr>
+              <w:t>Окупаемость инвестиций</w:t>
+            </w:r>
+          </w:p>
+        </w:tc>
+        <w:tc>
+          <w:tcPr>
+            <w:tcW w:type="dxa" w:w="1984"/>
+            <w:shd w:val="clear" w:color="auto" w:fill="EEF2F7"/>
+          </w:tcPr>
+          <w:p>
+            <w:r>
+              <w:rPr>
+                <w:sz w:val="20"/>
+              </w:rPr>
+              <w:t>6–12 месяцев</w:t>
+            </w:r>
+          </w:p>
+        </w:tc>
+        <w:tc>
+          <w:tcPr>
+            <w:tcW w:type="dxa" w:w="1984"/>
+            <w:shd w:val="clear" w:color="auto" w:fill="EEF2F7"/>
+          </w:tcPr>
+          <w:p>
+            <w:r>
+              <w:rPr>
+                <w:sz w:val="20"/>
+              </w:rPr>
+              <w:t>12–18 месяцев</w:t>
+            </w:r>
+          </w:p>
+        </w:tc>
+        <w:tc>
+          <w:tcPr>
+            <w:tcW w:type="dxa" w:w="1701"/>
+            <w:shd w:val="clear" w:color="auto" w:fill="EEF2F7"/>
+          </w:tcPr>
+          <w:p>
+            <w:r>
+              <w:rPr>
+                <w:sz w:val="20"/>
+              </w:rPr>
+              <w:t>24–36 месяцев</w:t>
+            </w:r>
+          </w:p>
+        </w:tc>
+      </w:tr>
+    </w:tbl>
+    <w:p>
+      <w:pPr>
+        <w:pStyle w:val="Heading2"/>
+      </w:pPr>
+      <w:r>
+        <w:rPr>
+          <w:color w:val="1F3864"/>
+        </w:rPr>
+        <w:t>17.5 Рекомендация</w:t>
+      </w:r>
+    </w:p>
+    <w:p>
+      <w:r>
+        <w:rPr>
+          <w:b/>
+          <w:i w:val="0"/>
+          <w:sz w:val="22"/>
+        </w:rPr>
+        <w:t>Рекомендуется Вариант 2 с поэтапным развитием до Варианта 3:</w:t>
+      </w:r>
+    </w:p>
+    <w:tbl>
+      <w:tblPr>
+        <w:tblStyle w:val="TableGrid"/>
+        <w:tblW w:type="auto" w:w="0"/>
+        <w:tblLook w:firstColumn="1" w:firstRow="1" w:lastColumn="0" w:lastRow="0" w:noHBand="0" w:noVBand="1" w:val="04A0"/>
+      </w:tblPr>
+      <w:tblGrid>
+        <w:gridCol w:w="3230"/>
+        <w:gridCol w:w="3230"/>
+        <w:gridCol w:w="3230"/>
+      </w:tblGrid>
+      <w:tr>
+        <w:tc>
+          <w:tcPr>
+            <w:tcW w:type="dxa" w:w="1984"/>
+            <w:shd w:val="clear" w:color="auto" w:fill="1F3864"/>
+          </w:tcPr>
+          <w:p>
+            <w:pPr>
+              <w:jc w:val="center"/>
+            </w:pPr>
+            <w:r>
+              <w:rPr>
+                <w:b/>
+                <w:color w:val="FFFFFF"/>
+                <w:sz w:val="20"/>
+              </w:rPr>
+              <w:t>Период</w:t>
+            </w:r>
+          </w:p>
+        </w:tc>
+        <w:tc>
+          <w:tcPr>
+            <w:tcW w:type="dxa" w:w="3118"/>
+            <w:shd w:val="clear" w:color="auto" w:fill="1F3864"/>
+          </w:tcPr>
+          <w:p>
+            <w:pPr>
+              <w:jc w:val="center"/>
+            </w:pPr>
+            <w:r>
+              <w:rPr>
+                <w:b/>
+                <w:color w:val="FFFFFF"/>
+                <w:sz w:val="20"/>
+              </w:rPr>
+              <w:t>Действие</w:t>
+            </w:r>
+          </w:p>
+        </w:tc>
+        <w:tc>
+          <w:tcPr>
+            <w:tcW w:type="dxa" w:w="3118"/>
+            <w:shd w:val="clear" w:color="auto" w:fill="1F3864"/>
+          </w:tcPr>
+          <w:p>
+            <w:pPr>
+              <w:jc w:val="center"/>
+            </w:pPr>
+            <w:r>
+              <w:rPr>
+                <w:b/>
+                <w:color w:val="FFFFFF"/>
+                <w:sz w:val="20"/>
+              </w:rPr>
+              <w:t>Результат</w:t>
+            </w:r>
+          </w:p>
+        </w:tc>
+      </w:tr>
+      <w:tr>
+        <w:tc>
+          <w:tcPr>
+            <w:tcW w:type="dxa" w:w="1984"/>
+            <w:shd w:val="clear" w:color="auto" w:fill="EEF2F7"/>
+          </w:tcPr>
+          <w:p>
+            <w:r>
+              <w:rPr>
+                <w:sz w:val="20"/>
+              </w:rPr>
+              <w:t>Год 1 (месяц 1–5)</w:t>
+            </w:r>
+          </w:p>
+        </w:tc>
+        <w:tc>
+          <w:tcPr>
+            <w:tcW w:type="dxa" w:w="3118"/>
+            <w:shd w:val="clear" w:color="auto" w:fill="EEF2F7"/>
+          </w:tcPr>
+          <w:p>
+            <w:r>
+              <w:rPr>
+                <w:sz w:val="20"/>
+              </w:rPr>
+              <w:t>Реализация Варианта 2</w:t>
+            </w:r>
+          </w:p>
+        </w:tc>
+        <w:tc>
+          <w:tcPr>
+            <w:tcW w:type="dxa" w:w="3118"/>
+            <w:shd w:val="clear" w:color="auto" w:fill="EEF2F7"/>
+          </w:tcPr>
+          <w:p>
+            <w:r>
+              <w:rPr>
+                <w:sz w:val="20"/>
+              </w:rPr>
+              <w:t>Запуск, первые продажи, проверка гипотез</w:t>
+            </w:r>
+          </w:p>
+        </w:tc>
+      </w:tr>
+      <w:tr>
+        <w:tc>
+          <w:tcPr>
+            <w:tcW w:type="dxa" w:w="1984"/>
+            <w:shd w:val="clear" w:color="auto" w:fill="FFFFFF"/>
+          </w:tcPr>
+          <w:p>
+            <w:r>
+              <w:rPr>
+                <w:sz w:val="20"/>
+              </w:rPr>
+              <w:t>Год 1 (месяц 6–12)</w:t>
+            </w:r>
+          </w:p>
+        </w:tc>
+        <w:tc>
+          <w:tcPr>
+            <w:tcW w:type="dxa" w:w="3118"/>
+            <w:shd w:val="clear" w:color="auto" w:fill="FFFFFF"/>
+          </w:tcPr>
+          <w:p>
+            <w:r>
+              <w:rPr>
+                <w:sz w:val="20"/>
+              </w:rPr>
+              <w:t>Сбор данных, оптимизация</w:t>
+            </w:r>
+          </w:p>
+        </w:tc>
+        <w:tc>
+          <w:tcPr>
+            <w:tcW w:type="dxa" w:w="3118"/>
+            <w:shd w:val="clear" w:color="auto" w:fill="FFFFFF"/>
+          </w:tcPr>
+          <w:p>
+            <w:r>
+              <w:rPr>
+                <w:sz w:val="20"/>
+              </w:rPr>
+              <w:t>Окупаемость, формирование базы поставщиков</w:t>
+            </w:r>
+          </w:p>
+        </w:tc>
+      </w:tr>
+      <w:tr>
+        <w:tc>
+          <w:tcPr>
+            <w:tcW w:type="dxa" w:w="1984"/>
+            <w:shd w:val="clear" w:color="auto" w:fill="EEF2F7"/>
+          </w:tcPr>
+          <w:p>
+            <w:r>
+              <w:rPr>
+                <w:sz w:val="20"/>
+              </w:rPr>
+              <w:t>Год 2 (месяц 1–6)</w:t>
+            </w:r>
+          </w:p>
+        </w:tc>
+        <w:tc>
+          <w:tcPr>
+            <w:tcW w:type="dxa" w:w="3118"/>
+            <w:shd w:val="clear" w:color="auto" w:fill="EEF2F7"/>
+          </w:tcPr>
+          <w:p>
+            <w:r>
+              <w:rPr>
+                <w:sz w:val="20"/>
+              </w:rPr>
+              <w:t>Добавить мобильное приложение</w:t>
+            </w:r>
+          </w:p>
+        </w:tc>
+        <w:tc>
+          <w:tcPr>
+            <w:tcW w:type="dxa" w:w="3118"/>
+            <w:shd w:val="clear" w:color="auto" w:fill="EEF2F7"/>
+          </w:tcPr>
+          <w:p>
+            <w:r>
+              <w:rPr>
+                <w:sz w:val="20"/>
+              </w:rPr>
+              <w:t>Охват аудитории прорабов на стройке</w:t>
+            </w:r>
+          </w:p>
+        </w:tc>
+      </w:tr>
+      <w:tr>
+        <w:tc>
+          <w:tcPr>
+            <w:tcW w:type="dxa" w:w="1984"/>
+            <w:shd w:val="clear" w:color="auto" w:fill="FFFFFF"/>
+          </w:tcPr>
+          <w:p>
+            <w:r>
+              <w:rPr>
+                <w:sz w:val="20"/>
+              </w:rPr>
+              <w:t>Год 2 (месяц 7–12)</w:t>
+            </w:r>
+          </w:p>
+        </w:tc>
+        <w:tc>
+          <w:tcPr>
+            <w:tcW w:type="dxa" w:w="3118"/>
+            <w:shd w:val="clear" w:color="auto" w:fill="FFFFFF"/>
+          </w:tcPr>
+          <w:p>
+            <w:r>
+              <w:rPr>
+                <w:sz w:val="20"/>
+              </w:rPr>
+              <w:t>Маркетплейс поставщиков</w:t>
+            </w:r>
+          </w:p>
+        </w:tc>
+        <w:tc>
+          <w:tcPr>
+            <w:tcW w:type="dxa" w:w="3118"/>
+            <w:shd w:val="clear" w:color="auto" w:fill="FFFFFF"/>
+          </w:tcPr>
+          <w:p>
+            <w:r>
+              <w:rPr>
+                <w:sz w:val="20"/>
+              </w:rPr>
+              <w:t>Автоматизация закупок, снижение цен</w:t>
+            </w:r>
+          </w:p>
+        </w:tc>
+      </w:tr>
+      <w:tr>
+        <w:tc>
+          <w:tcPr>
+            <w:tcW w:type="dxa" w:w="1984"/>
+            <w:shd w:val="clear" w:color="auto" w:fill="EEF2F7"/>
+          </w:tcPr>
+          <w:p>
+            <w:r>
+              <w:rPr>
+                <w:sz w:val="20"/>
+              </w:rPr>
+              <w:t>Год 3</w:t>
+            </w:r>
+          </w:p>
+        </w:tc>
+        <w:tc>
+          <w:tcPr>
+            <w:tcW w:type="dxa" w:w="3118"/>
+            <w:shd w:val="clear" w:color="auto" w:fill="EEF2F7"/>
+          </w:tcPr>
+          <w:p>
+            <w:r>
+              <w:rPr>
+                <w:sz w:val="20"/>
+              </w:rPr>
+              <w:t>Голосовой агент, полная автоматизация</w:t>
+            </w:r>
+          </w:p>
+        </w:tc>
+        <w:tc>
+          <w:tcPr>
+            <w:tcW w:type="dxa" w:w="3118"/>
+            <w:shd w:val="clear" w:color="auto" w:fill="EEF2F7"/>
+          </w:tcPr>
+          <w:p>
+            <w:r>
+              <w:rPr>
+                <w:sz w:val="20"/>
+              </w:rPr>
+              <w:t>Платформа работает без менеджеров</w:t>
+            </w:r>
+          </w:p>
+        </w:tc>
+      </w:tr>
+    </w:tbl>
+    <w:p>
+      <w:r>
+        <w:rPr>
+          <w:b w:val="0"/>
+          <w:i w:val="0"/>
+          <w:sz w:val="22"/>
+        </w:rPr>
+        <w:t>Такой подход позволяет: не замораживать 14 млн ₽ на 8 месяцев; запуститься через 5 месяцев и начать зарабатывать; развивать платформу на реальных данных, а не на гипотезах; каждый следующий этап финансировать из прибыли.</w:t>
+      </w:r>
+    </w:p>
     <w:p>
       <w:r>
         <w:br w:type="page"/>
